--- a/Templates/ingevulde documentatie/J2P3_CrashNDash_Verbetervoorstel01.docx
+++ b/Templates/ingevulde documentatie/J2P3_CrashNDash_Verbetervoorstel01.docx
@@ -355,7 +355,7 @@
       <w:sdtContent>
         <w:p>
           <w:pPr>
-            <w:pStyle w:val="TOCHeading"/>
+            <w:pStyle w:val="Kopvaninhoudsopgave"/>
           </w:pPr>
           <w:r>
             <w:t>Inhoud</w:t>
@@ -363,7 +363,7 @@
         </w:p>
         <w:p>
           <w:pPr>
-            <w:pStyle w:val="TOC1"/>
+            <w:pStyle w:val="Inhopg1"/>
             <w:rPr>
               <w:rFonts w:eastAsiaTheme="minorEastAsia"/>
               <w:noProof/>
@@ -443,7 +443,7 @@
         </w:p>
         <w:p>
           <w:pPr>
-            <w:pStyle w:val="TOC1"/>
+            <w:pStyle w:val="Inhopg1"/>
             <w:rPr>
               <w:rFonts w:eastAsiaTheme="minorEastAsia"/>
               <w:noProof/>
@@ -514,7 +514,7 @@
         </w:p>
         <w:p>
           <w:pPr>
-            <w:pStyle w:val="TOC2"/>
+            <w:pStyle w:val="Inhopg2"/>
             <w:tabs>
               <w:tab w:val="right" w:leader="dot" w:pos="9062"/>
             </w:tabs>
@@ -588,7 +588,7 @@
         </w:p>
         <w:p>
           <w:pPr>
-            <w:pStyle w:val="TOC2"/>
+            <w:pStyle w:val="Inhopg2"/>
             <w:tabs>
               <w:tab w:val="right" w:leader="dot" w:pos="9062"/>
             </w:tabs>
@@ -662,7 +662,7 @@
         </w:p>
         <w:p>
           <w:pPr>
-            <w:pStyle w:val="TOC2"/>
+            <w:pStyle w:val="Inhopg2"/>
             <w:tabs>
               <w:tab w:val="right" w:leader="dot" w:pos="9062"/>
             </w:tabs>
@@ -736,7 +736,7 @@
         </w:p>
         <w:p>
           <w:pPr>
-            <w:pStyle w:val="TOC2"/>
+            <w:pStyle w:val="Inhopg2"/>
             <w:tabs>
               <w:tab w:val="right" w:leader="dot" w:pos="9062"/>
             </w:tabs>
@@ -810,7 +810,7 @@
         </w:p>
         <w:p>
           <w:pPr>
-            <w:pStyle w:val="TOC2"/>
+            <w:pStyle w:val="Inhopg2"/>
             <w:tabs>
               <w:tab w:val="right" w:leader="dot" w:pos="9062"/>
             </w:tabs>
@@ -884,7 +884,7 @@
         </w:p>
         <w:p>
           <w:pPr>
-            <w:pStyle w:val="TOC2"/>
+            <w:pStyle w:val="Inhopg2"/>
             <w:tabs>
               <w:tab w:val="right" w:leader="dot" w:pos="9062"/>
             </w:tabs>
@@ -958,7 +958,7 @@
         </w:p>
         <w:p>
           <w:pPr>
-            <w:pStyle w:val="TOC1"/>
+            <w:pStyle w:val="Inhopg1"/>
             <w:rPr>
               <w:rFonts w:eastAsiaTheme="minorEastAsia"/>
               <w:noProof/>
@@ -1029,7 +1029,7 @@
         </w:p>
         <w:p>
           <w:pPr>
-            <w:pStyle w:val="TOC2"/>
+            <w:pStyle w:val="Inhopg2"/>
             <w:tabs>
               <w:tab w:val="right" w:leader="dot" w:pos="9062"/>
             </w:tabs>
@@ -1103,7 +1103,7 @@
         </w:p>
         <w:p>
           <w:pPr>
-            <w:pStyle w:val="TOC2"/>
+            <w:pStyle w:val="Inhopg2"/>
             <w:tabs>
               <w:tab w:val="right" w:leader="dot" w:pos="9062"/>
             </w:tabs>
@@ -1177,7 +1177,7 @@
         </w:p>
         <w:p>
           <w:pPr>
-            <w:pStyle w:val="TOC2"/>
+            <w:pStyle w:val="Inhopg2"/>
             <w:tabs>
               <w:tab w:val="right" w:leader="dot" w:pos="9062"/>
             </w:tabs>
@@ -1251,7 +1251,7 @@
         </w:p>
         <w:p>
           <w:pPr>
-            <w:pStyle w:val="TOC2"/>
+            <w:pStyle w:val="Inhopg2"/>
             <w:tabs>
               <w:tab w:val="right" w:leader="dot" w:pos="9062"/>
             </w:tabs>
@@ -1325,7 +1325,7 @@
         </w:p>
         <w:p>
           <w:pPr>
-            <w:pStyle w:val="TOC2"/>
+            <w:pStyle w:val="Inhopg2"/>
             <w:tabs>
               <w:tab w:val="right" w:leader="dot" w:pos="9062"/>
             </w:tabs>
@@ -1399,7 +1399,7 @@
         </w:p>
         <w:p>
           <w:pPr>
-            <w:pStyle w:val="TOC2"/>
+            <w:pStyle w:val="Inhopg2"/>
             <w:tabs>
               <w:tab w:val="right" w:leader="dot" w:pos="9062"/>
             </w:tabs>
@@ -1473,7 +1473,7 @@
         </w:p>
         <w:p>
           <w:pPr>
-            <w:pStyle w:val="TOC1"/>
+            <w:pStyle w:val="Inhopg1"/>
             <w:rPr>
               <w:rFonts w:eastAsiaTheme="minorEastAsia"/>
               <w:noProof/>
@@ -1544,7 +1544,7 @@
         </w:p>
         <w:p>
           <w:pPr>
-            <w:pStyle w:val="TOC2"/>
+            <w:pStyle w:val="Inhopg2"/>
             <w:tabs>
               <w:tab w:val="right" w:leader="dot" w:pos="9062"/>
             </w:tabs>
@@ -1618,7 +1618,7 @@
         </w:p>
         <w:p>
           <w:pPr>
-            <w:pStyle w:val="TOC2"/>
+            <w:pStyle w:val="Inhopg2"/>
             <w:tabs>
               <w:tab w:val="right" w:leader="dot" w:pos="9062"/>
             </w:tabs>
@@ -1692,7 +1692,7 @@
         </w:p>
         <w:p>
           <w:pPr>
-            <w:pStyle w:val="TOC2"/>
+            <w:pStyle w:val="Inhopg2"/>
             <w:tabs>
               <w:tab w:val="right" w:leader="dot" w:pos="9062"/>
             </w:tabs>
@@ -1766,7 +1766,7 @@
         </w:p>
         <w:p>
           <w:pPr>
-            <w:pStyle w:val="TOC2"/>
+            <w:pStyle w:val="Inhopg2"/>
             <w:tabs>
               <w:tab w:val="right" w:leader="dot" w:pos="9062"/>
             </w:tabs>
@@ -1840,7 +1840,7 @@
         </w:p>
         <w:p>
           <w:pPr>
-            <w:pStyle w:val="TOC2"/>
+            <w:pStyle w:val="Inhopg2"/>
             <w:tabs>
               <w:tab w:val="right" w:leader="dot" w:pos="9062"/>
             </w:tabs>
@@ -1914,7 +1914,7 @@
         </w:p>
         <w:p>
           <w:pPr>
-            <w:pStyle w:val="TOC2"/>
+            <w:pStyle w:val="Inhopg2"/>
             <w:tabs>
               <w:tab w:val="right" w:leader="dot" w:pos="9062"/>
             </w:tabs>
@@ -1988,7 +1988,7 @@
         </w:p>
         <w:p>
           <w:pPr>
-            <w:pStyle w:val="TOC1"/>
+            <w:pStyle w:val="Inhopg1"/>
             <w:rPr>
               <w:rFonts w:eastAsiaTheme="minorEastAsia"/>
               <w:noProof/>
@@ -2059,7 +2059,7 @@
         </w:p>
         <w:p>
           <w:pPr>
-            <w:pStyle w:val="TOC2"/>
+            <w:pStyle w:val="Inhopg2"/>
             <w:tabs>
               <w:tab w:val="right" w:leader="dot" w:pos="9062"/>
             </w:tabs>
@@ -2133,7 +2133,7 @@
         </w:p>
         <w:p>
           <w:pPr>
-            <w:pStyle w:val="TOC2"/>
+            <w:pStyle w:val="Inhopg2"/>
             <w:tabs>
               <w:tab w:val="right" w:leader="dot" w:pos="9062"/>
             </w:tabs>
@@ -2207,7 +2207,7 @@
         </w:p>
         <w:p>
           <w:pPr>
-            <w:pStyle w:val="TOC2"/>
+            <w:pStyle w:val="Inhopg2"/>
             <w:tabs>
               <w:tab w:val="right" w:leader="dot" w:pos="9062"/>
             </w:tabs>
@@ -2281,7 +2281,7 @@
         </w:p>
         <w:p>
           <w:pPr>
-            <w:pStyle w:val="TOC2"/>
+            <w:pStyle w:val="Inhopg2"/>
             <w:tabs>
               <w:tab w:val="right" w:leader="dot" w:pos="9062"/>
             </w:tabs>
@@ -2355,7 +2355,7 @@
         </w:p>
         <w:p>
           <w:pPr>
-            <w:pStyle w:val="TOC2"/>
+            <w:pStyle w:val="Inhopg2"/>
             <w:tabs>
               <w:tab w:val="right" w:leader="dot" w:pos="9062"/>
             </w:tabs>
@@ -2429,7 +2429,7 @@
         </w:p>
         <w:p>
           <w:pPr>
-            <w:pStyle w:val="TOC2"/>
+            <w:pStyle w:val="Inhopg2"/>
             <w:tabs>
               <w:tab w:val="right" w:leader="dot" w:pos="9062"/>
             </w:tabs>
@@ -2527,7 +2527,7 @@
     </w:p>
     <w:p>
       <w:pPr>
-        <w:pStyle w:val="Heading1"/>
+        <w:pStyle w:val="Kop1"/>
         <w:jc w:val="left"/>
       </w:pPr>
       <w:bookmarkStart w:id="0" w:name="_Toc183594785"/>
@@ -2685,7 +2685,7 @@
     </w:p>
     <w:p>
       <w:pPr>
-        <w:pStyle w:val="ListParagraph"/>
+        <w:pStyle w:val="Lijstalinea"/>
         <w:numPr>
           <w:ilvl w:val="0"/>
           <w:numId w:val="29"/>
@@ -2713,7 +2713,7 @@
     </w:p>
     <w:p>
       <w:pPr>
-        <w:pStyle w:val="ListParagraph"/>
+        <w:pStyle w:val="Lijstalinea"/>
         <w:numPr>
           <w:ilvl w:val="0"/>
           <w:numId w:val="29"/>
@@ -2748,7 +2748,7 @@
     </w:p>
     <w:p>
       <w:pPr>
-        <w:pStyle w:val="ListParagraph"/>
+        <w:pStyle w:val="Lijstalinea"/>
         <w:numPr>
           <w:ilvl w:val="0"/>
           <w:numId w:val="29"/>
@@ -2776,7 +2776,7 @@
     </w:p>
     <w:p>
       <w:pPr>
-        <w:pStyle w:val="ListParagraph"/>
+        <w:pStyle w:val="Lijstalinea"/>
         <w:numPr>
           <w:ilvl w:val="0"/>
           <w:numId w:val="29"/>
@@ -2804,7 +2804,7 @@
     </w:p>
     <w:p>
       <w:pPr>
-        <w:pStyle w:val="ListParagraph"/>
+        <w:pStyle w:val="Lijstalinea"/>
         <w:numPr>
           <w:ilvl w:val="0"/>
           <w:numId w:val="29"/>
@@ -2839,7 +2839,7 @@
     </w:p>
     <w:p>
       <w:pPr>
-        <w:pStyle w:val="ListParagraph"/>
+        <w:pStyle w:val="Lijstalinea"/>
         <w:numPr>
           <w:ilvl w:val="0"/>
           <w:numId w:val="29"/>
@@ -2867,7 +2867,7 @@
     </w:p>
     <w:p>
       <w:pPr>
-        <w:pStyle w:val="ListParagraph"/>
+        <w:pStyle w:val="Lijstalinea"/>
         <w:numPr>
           <w:ilvl w:val="1"/>
           <w:numId w:val="29"/>
@@ -2895,7 +2895,7 @@
     </w:p>
     <w:p>
       <w:pPr>
-        <w:pStyle w:val="ListParagraph"/>
+        <w:pStyle w:val="Lijstalinea"/>
         <w:numPr>
           <w:ilvl w:val="1"/>
           <w:numId w:val="29"/>
@@ -2944,7 +2944,7 @@
     </w:p>
     <w:p>
       <w:pPr>
-        <w:pStyle w:val="ListParagraph"/>
+        <w:pStyle w:val="Lijstalinea"/>
         <w:numPr>
           <w:ilvl w:val="1"/>
           <w:numId w:val="29"/>
@@ -3005,7 +3005,7 @@
     </w:p>
     <w:p>
       <w:pPr>
-        <w:pStyle w:val="Heading1"/>
+        <w:pStyle w:val="Kop1"/>
         <w:jc w:val="left"/>
       </w:pPr>
       <w:bookmarkStart w:id="1" w:name="_Toc183594786"/>
@@ -3017,7 +3017,7 @@
     </w:p>
     <w:p>
       <w:pPr>
-        <w:pStyle w:val="Heading2"/>
+        <w:pStyle w:val="Kop2"/>
         <w:rPr>
           <w:i/>
           <w:iCs/>
@@ -3059,7 +3059,7 @@
     </w:p>
     <w:p>
       <w:pPr>
-        <w:pStyle w:val="Heading2"/>
+        <w:pStyle w:val="Kop2"/>
       </w:pPr>
       <w:bookmarkStart w:id="3" w:name="_Toc183594788"/>
       <w:r>
@@ -3083,7 +3083,7 @@
     </w:p>
     <w:p>
       <w:pPr>
-        <w:pStyle w:val="Heading2"/>
+        <w:pStyle w:val="Kop2"/>
       </w:pPr>
       <w:bookmarkStart w:id="4" w:name="_Toc183594789"/>
       <w:r>
@@ -3107,7 +3107,7 @@
     </w:p>
     <w:p>
       <w:pPr>
-        <w:pStyle w:val="Heading2"/>
+        <w:pStyle w:val="Kop2"/>
       </w:pPr>
       <w:bookmarkStart w:id="5" w:name="_Toc183594790"/>
       <w:r>
@@ -3131,7 +3131,7 @@
     </w:p>
     <w:p>
       <w:pPr>
-        <w:pStyle w:val="Heading2"/>
+        <w:pStyle w:val="Kop2"/>
       </w:pPr>
       <w:bookmarkStart w:id="6" w:name="_Toc183594791"/>
       <w:r>
@@ -3156,7 +3156,7 @@
     <w:p/>
     <w:p>
       <w:pPr>
-        <w:pStyle w:val="Heading2"/>
+        <w:pStyle w:val="Kop2"/>
       </w:pPr>
       <w:bookmarkStart w:id="7" w:name="_Toc183594792"/>
       <w:r>
@@ -3605,7 +3605,7 @@
           </w:tcPr>
           <w:p>
             <w:pPr>
-              <w:pStyle w:val="ListParagraph"/>
+              <w:pStyle w:val="Lijstalinea"/>
               <w:numPr>
                 <w:ilvl w:val="0"/>
                 <w:numId w:val="31"/>
@@ -3626,7 +3626,7 @@
           </w:p>
           <w:p>
             <w:pPr>
-              <w:pStyle w:val="ListParagraph"/>
+              <w:pStyle w:val="Lijstalinea"/>
               <w:numPr>
                 <w:ilvl w:val="0"/>
                 <w:numId w:val="31"/>
@@ -3647,7 +3647,7 @@
           </w:p>
           <w:p>
             <w:pPr>
-              <w:pStyle w:val="ListParagraph"/>
+              <w:pStyle w:val="Lijstalinea"/>
               <w:numPr>
                 <w:ilvl w:val="0"/>
                 <w:numId w:val="31"/>
@@ -3668,7 +3668,7 @@
           </w:p>
           <w:p>
             <w:pPr>
-              <w:pStyle w:val="ListParagraph"/>
+              <w:pStyle w:val="Lijstalinea"/>
               <w:numPr>
                 <w:ilvl w:val="0"/>
                 <w:numId w:val="31"/>
@@ -4127,7 +4127,7 @@
           </w:tcPr>
           <w:p>
             <w:pPr>
-              <w:pStyle w:val="ListParagraph"/>
+              <w:pStyle w:val="Lijstalinea"/>
               <w:numPr>
                 <w:ilvl w:val="0"/>
                 <w:numId w:val="31"/>
@@ -4148,7 +4148,7 @@
           </w:p>
           <w:p>
             <w:pPr>
-              <w:pStyle w:val="ListParagraph"/>
+              <w:pStyle w:val="Lijstalinea"/>
               <w:numPr>
                 <w:ilvl w:val="0"/>
                 <w:numId w:val="31"/>
@@ -4169,7 +4169,7 @@
           </w:p>
           <w:p>
             <w:pPr>
-              <w:pStyle w:val="ListParagraph"/>
+              <w:pStyle w:val="Lijstalinea"/>
               <w:numPr>
                 <w:ilvl w:val="0"/>
                 <w:numId w:val="31"/>
@@ -4190,7 +4190,7 @@
           </w:p>
           <w:p>
             <w:pPr>
-              <w:pStyle w:val="ListParagraph"/>
+              <w:pStyle w:val="Lijstalinea"/>
               <w:numPr>
                 <w:ilvl w:val="0"/>
                 <w:numId w:val="31"/>
@@ -4220,7 +4220,7 @@
     </w:p>
     <w:p>
       <w:pPr>
-        <w:pStyle w:val="Heading1"/>
+        <w:pStyle w:val="Kop1"/>
         <w:jc w:val="left"/>
       </w:pPr>
       <w:bookmarkStart w:id="8" w:name="_Toc183594793"/>
@@ -4232,7 +4232,7 @@
     </w:p>
     <w:p>
       <w:pPr>
-        <w:pStyle w:val="Heading2"/>
+        <w:pStyle w:val="Kop2"/>
         <w:rPr>
           <w:i/>
           <w:iCs/>
@@ -4271,7 +4271,7 @@
     </w:p>
     <w:p>
       <w:pPr>
-        <w:pStyle w:val="Heading2"/>
+        <w:pStyle w:val="Kop2"/>
       </w:pPr>
       <w:bookmarkStart w:id="10" w:name="_Toc183594795"/>
       <w:r>
@@ -4369,7 +4369,7 @@
     </w:p>
     <w:p>
       <w:pPr>
-        <w:pStyle w:val="Heading2"/>
+        <w:pStyle w:val="Kop2"/>
       </w:pPr>
       <w:bookmarkStart w:id="11" w:name="_Toc183594796"/>
       <w:r>
@@ -4398,7 +4398,7 @@
     </w:p>
     <w:p>
       <w:pPr>
-        <w:pStyle w:val="Heading2"/>
+        <w:pStyle w:val="Kop2"/>
       </w:pPr>
       <w:bookmarkStart w:id="12" w:name="_Toc183594797"/>
       <w:r>
@@ -4416,7 +4416,7 @@
     </w:p>
     <w:p>
       <w:pPr>
-        <w:pStyle w:val="ListParagraph"/>
+        <w:pStyle w:val="Lijstalinea"/>
         <w:rPr>
           <w:rFonts w:cstheme="minorHAnsi"/>
         </w:rPr>
@@ -4474,7 +4474,7 @@
     </w:p>
     <w:p>
       <w:pPr>
-        <w:pStyle w:val="NoSpacing"/>
+        <w:pStyle w:val="Geenafstand"/>
         <w:spacing w:before="120" w:after="120"/>
         <w:ind w:firstLine="708"/>
         <w:rPr>
@@ -4501,7 +4501,7 @@
     </w:p>
     <w:p>
       <w:pPr>
-        <w:pStyle w:val="NoSpacing"/>
+        <w:pStyle w:val="Geenafstand"/>
         <w:spacing w:before="120" w:after="120"/>
         <w:ind w:firstLine="708"/>
         <w:rPr>
@@ -4529,7 +4529,7 @@
     </w:p>
     <w:p>
       <w:pPr>
-        <w:pStyle w:val="Heading2"/>
+        <w:pStyle w:val="Kop2"/>
       </w:pPr>
       <w:bookmarkStart w:id="13" w:name="_Toc183594798"/>
       <w:r>
@@ -5075,7 +5075,7 @@
           </w:tcPr>
           <w:p>
             <w:pPr>
-              <w:pStyle w:val="ListParagraph"/>
+              <w:pStyle w:val="Lijstalinea"/>
               <w:numPr>
                 <w:ilvl w:val="0"/>
                 <w:numId w:val="31"/>
@@ -5096,7 +5096,7 @@
           </w:p>
           <w:p>
             <w:pPr>
-              <w:pStyle w:val="ListParagraph"/>
+              <w:pStyle w:val="Lijstalinea"/>
               <w:spacing w:before="240" w:line="240" w:lineRule="auto"/>
               <w:rPr>
                 <w:rFonts w:ascii="Calibri" w:eastAsia="Times New Roman" w:hAnsi="Calibri" w:cs="Calibri"/>
@@ -5557,7 +5557,7 @@
           </w:tcPr>
           <w:p>
             <w:pPr>
-              <w:pStyle w:val="ListParagraph"/>
+              <w:pStyle w:val="Lijstalinea"/>
               <w:numPr>
                 <w:ilvl w:val="0"/>
                 <w:numId w:val="31"/>
@@ -5578,7 +5578,7 @@
           </w:p>
           <w:p>
             <w:pPr>
-              <w:pStyle w:val="ListParagraph"/>
+              <w:pStyle w:val="Lijstalinea"/>
               <w:numPr>
                 <w:ilvl w:val="0"/>
                 <w:numId w:val="31"/>
@@ -5599,7 +5599,7 @@
           </w:p>
           <w:p>
             <w:pPr>
-              <w:pStyle w:val="ListParagraph"/>
+              <w:pStyle w:val="Lijstalinea"/>
               <w:numPr>
                 <w:ilvl w:val="0"/>
                 <w:numId w:val="31"/>
@@ -5620,7 +5620,7 @@
           </w:p>
           <w:p>
             <w:pPr>
-              <w:pStyle w:val="ListParagraph"/>
+              <w:pStyle w:val="Lijstalinea"/>
               <w:numPr>
                 <w:ilvl w:val="0"/>
                 <w:numId w:val="31"/>
@@ -5641,7 +5641,7 @@
           </w:p>
           <w:p>
             <w:pPr>
-              <w:pStyle w:val="ListParagraph"/>
+              <w:pStyle w:val="Lijstalinea"/>
               <w:numPr>
                 <w:ilvl w:val="0"/>
                 <w:numId w:val="31"/>
@@ -6167,7 +6167,7 @@
           </w:tcPr>
           <w:p>
             <w:pPr>
-              <w:pStyle w:val="ListParagraph"/>
+              <w:pStyle w:val="Lijstalinea"/>
               <w:numPr>
                 <w:ilvl w:val="0"/>
                 <w:numId w:val="31"/>
@@ -6188,7 +6188,7 @@
           </w:p>
           <w:p>
             <w:pPr>
-              <w:pStyle w:val="ListParagraph"/>
+              <w:pStyle w:val="Lijstalinea"/>
               <w:numPr>
                 <w:ilvl w:val="0"/>
                 <w:numId w:val="31"/>
@@ -6233,7 +6233,7 @@
     </w:p>
     <w:p>
       <w:pPr>
-        <w:pStyle w:val="Heading1"/>
+        <w:pStyle w:val="Kop1"/>
         <w:jc w:val="left"/>
       </w:pPr>
       <w:bookmarkStart w:id="17" w:name="_Toc183594800"/>
@@ -6245,7 +6245,7 @@
     </w:p>
     <w:p>
       <w:pPr>
-        <w:pStyle w:val="Heading2"/>
+        <w:pStyle w:val="Kop2"/>
         <w:rPr>
           <w:i/>
           <w:iCs/>
@@ -6284,7 +6284,7 @@
     </w:p>
     <w:p>
       <w:pPr>
-        <w:pStyle w:val="Heading2"/>
+        <w:pStyle w:val="Kop2"/>
       </w:pPr>
       <w:bookmarkStart w:id="19" w:name="_Toc183594802"/>
       <w:r>
@@ -6475,7 +6475,7 @@
     <w:p/>
     <w:p>
       <w:pPr>
-        <w:pStyle w:val="Heading2"/>
+        <w:pStyle w:val="Kop2"/>
       </w:pPr>
       <w:bookmarkStart w:id="20" w:name="_Toc183594803"/>
       <w:r>
@@ -6494,7 +6494,7 @@
     </w:p>
     <w:p>
       <w:pPr>
-        <w:pStyle w:val="Heading2"/>
+        <w:pStyle w:val="Kop2"/>
       </w:pPr>
       <w:bookmarkStart w:id="21" w:name="_Toc183594804"/>
       <w:r>
@@ -6539,7 +6539,7 @@
     </w:p>
     <w:p>
       <w:pPr>
-        <w:pStyle w:val="Heading2"/>
+        <w:pStyle w:val="Kop2"/>
       </w:pPr>
       <w:bookmarkStart w:id="22" w:name="_Toc183594805"/>
       <w:r>
@@ -6675,7 +6675,7 @@
     <w:p/>
     <w:p>
       <w:pPr>
-        <w:pStyle w:val="Heading2"/>
+        <w:pStyle w:val="Kop2"/>
       </w:pPr>
       <w:bookmarkStart w:id="23" w:name="_Toc183594806"/>
       <w:r>
@@ -7161,7 +7161,7 @@
           </w:tcPr>
           <w:p>
             <w:pPr>
-              <w:pStyle w:val="ListParagraph"/>
+              <w:pStyle w:val="Lijstalinea"/>
               <w:numPr>
                 <w:ilvl w:val="0"/>
                 <w:numId w:val="31"/>
@@ -7203,7 +7203,7 @@
           </w:p>
           <w:p>
             <w:pPr>
-              <w:pStyle w:val="ListParagraph"/>
+              <w:pStyle w:val="Lijstalinea"/>
               <w:numPr>
                 <w:ilvl w:val="0"/>
                 <w:numId w:val="31"/>
@@ -7697,7 +7697,7 @@
           </w:tcPr>
           <w:p>
             <w:pPr>
-              <w:pStyle w:val="ListParagraph"/>
+              <w:pStyle w:val="Lijstalinea"/>
               <w:numPr>
                 <w:ilvl w:val="0"/>
                 <w:numId w:val="31"/>
@@ -7718,7 +7718,7 @@
           </w:p>
           <w:p>
             <w:pPr>
-              <w:pStyle w:val="ListParagraph"/>
+              <w:pStyle w:val="Lijstalinea"/>
               <w:numPr>
                 <w:ilvl w:val="0"/>
                 <w:numId w:val="31"/>
@@ -8195,7 +8195,7 @@
           </w:tcPr>
           <w:p>
             <w:pPr>
-              <w:pStyle w:val="ListParagraph"/>
+              <w:pStyle w:val="Lijstalinea"/>
               <w:numPr>
                 <w:ilvl w:val="0"/>
                 <w:numId w:val="31"/>
@@ -8232,7 +8232,7 @@
     <w:p/>
     <w:p>
       <w:pPr>
-        <w:pStyle w:val="Heading1"/>
+        <w:pStyle w:val="Kop1"/>
         <w:jc w:val="left"/>
       </w:pPr>
       <w:bookmarkStart w:id="24" w:name="_Toc183594807"/>
@@ -8243,7 +8243,7 @@
     </w:p>
     <w:p>
       <w:pPr>
-        <w:pStyle w:val="Heading2"/>
+        <w:pStyle w:val="Kop2"/>
         <w:rPr>
           <w:i/>
           <w:iCs/>
@@ -8265,11 +8265,29 @@
       </w:pPr>
       <w:r>
         <w:rPr>
-          <w:i/>
-          <w:iCs/>
           <w:color w:val="000000" w:themeColor="text1"/>
         </w:rPr>
-        <w:t>…</w:t>
+        <w:t>De eerste helft van sprint 4 ging heel goed alleen het draad oppakken na de vakantie was moeilijk.</w:t>
+      </w:r>
+      <w:r>
+        <w:rPr>
+          <w:color w:val="000000" w:themeColor="text1"/>
+        </w:rPr>
+        <w:br/>
+        <w:t>hierdoor waren we niet productief bezig de 2</w:t>
+      </w:r>
+      <w:r>
+        <w:rPr>
+          <w:color w:val="000000" w:themeColor="text1"/>
+          <w:vertAlign w:val="superscript"/>
+        </w:rPr>
+        <w:t>de</w:t>
+      </w:r>
+      <w:r>
+        <w:rPr>
+          <w:color w:val="000000" w:themeColor="text1"/>
+        </w:rPr>
+        <w:t xml:space="preserve"> helft waardoor tijdens het testen veel dingen uit elkaar vielen en we het moesten opschuiven. Ook waren sommige dingen niet goed getest wat wel beter hadden gekund.</w:t>
       </w:r>
       <w:r>
         <w:rPr>
@@ -8282,7 +8300,7 @@
     </w:p>
     <w:p>
       <w:pPr>
-        <w:pStyle w:val="Heading2"/>
+        <w:pStyle w:val="Kop2"/>
       </w:pPr>
       <w:bookmarkStart w:id="26" w:name="_Toc183594809"/>
       <w:r>
@@ -8291,26 +8309,72 @@
       <w:bookmarkEnd w:id="26"/>
     </w:p>
     <w:p>
-      <w:r>
-        <w:t>…</w:t>
+      <w:pPr>
+        <w:pStyle w:val="Kop2"/>
+      </w:pPr>
+      <w:r>
+        <w:drawing>
+          <wp:inline distT="0" distB="0" distL="0" distR="0" wp14:anchorId="0E9B5529" wp14:editId="4F71A8EF">
+            <wp:extent cx="5760720" cy="4948555"/>
+            <wp:effectExtent l="0" t="0" r="0" b="4445"/>
+            <wp:docPr id="294330144" name="Afbeelding 1" descr="Afbeelding met schermopname, tekst, software, Multimediasoftware&#10;&#10;Door AI gegenereerde inhoud is mogelijk onjuist."/>
+            <wp:cNvGraphicFramePr>
+              <a:graphicFrameLocks xmlns:a="http://schemas.openxmlformats.org/drawingml/2006/main" noChangeAspect="1"/>
+            </wp:cNvGraphicFramePr>
+            <a:graphic xmlns:a="http://schemas.openxmlformats.org/drawingml/2006/main">
+              <a:graphicData uri="http://schemas.openxmlformats.org/drawingml/2006/picture">
+                <pic:pic xmlns:pic="http://schemas.openxmlformats.org/drawingml/2006/picture">
+                  <pic:nvPicPr>
+                    <pic:cNvPr id="294330144" name="Afbeelding 1" descr="Afbeelding met schermopname, tekst, software, Multimediasoftware&#10;&#10;Door AI gegenereerde inhoud is mogelijk onjuist."/>
+                    <pic:cNvPicPr/>
+                  </pic:nvPicPr>
+                  <pic:blipFill>
+                    <a:blip r:embed="rId18">
+                      <a:extLst>
+                        <a:ext uri="{28A0092B-C50C-407E-A947-70E740481C1C}">
+                          <a14:useLocalDpi xmlns:a14="http://schemas.microsoft.com/office/drawing/2010/main" val="0"/>
+                        </a:ext>
+                      </a:extLst>
+                    </a:blip>
+                    <a:stretch>
+                      <a:fillRect/>
+                    </a:stretch>
+                  </pic:blipFill>
+                  <pic:spPr>
+                    <a:xfrm>
+                      <a:off x="0" y="0"/>
+                      <a:ext cx="5760720" cy="4948555"/>
+                    </a:xfrm>
+                    <a:prstGeom prst="rect">
+                      <a:avLst/>
+                    </a:prstGeom>
+                  </pic:spPr>
+                </pic:pic>
+              </a:graphicData>
+            </a:graphic>
+          </wp:inline>
+        </w:drawing>
       </w:r>
       <w:r>
         <w:br/>
       </w:r>
     </w:p>
+    <w:p/>
+    <w:p/>
     <w:p>
       <w:pPr>
-        <w:pStyle w:val="Heading2"/>
+        <w:pStyle w:val="Kop2"/>
       </w:pPr>
       <w:bookmarkStart w:id="27" w:name="_Toc183594810"/>
       <w:r>
+        <w:lastRenderedPageBreak/>
         <w:t>3. Organiseren en uitvoeren van de test(en)</w:t>
       </w:r>
       <w:bookmarkEnd w:id="27"/>
     </w:p>
     <w:p>
       <w:r>
-        <w:t>…</w:t>
+        <w:t>Het uitvoeren van de testen zoals net gezegd ging niet zoals verwacht en moest daardoor opgeschoven worden naar een andere dag. Hierdoor was de planning omgegooid en door andere omstandigheden missen we eigenlijk een week waar we bezig konden gaan met andere taken in ons project.</w:t>
       </w:r>
       <w:r>
         <w:br/>
@@ -8318,7 +8382,7 @@
     </w:p>
     <w:p>
       <w:pPr>
-        <w:pStyle w:val="Heading2"/>
+        <w:pStyle w:val="Kop2"/>
       </w:pPr>
       <w:bookmarkStart w:id="28" w:name="_Toc183594811"/>
       <w:r>
@@ -8328,7 +8392,11 @@
     </w:p>
     <w:p>
       <w:r>
-        <w:t>…</w:t>
+        <w:t>De testers waren gemiddeld tevreden over het spel.</w:t>
+      </w:r>
+      <w:r>
+        <w:br/>
+        <w:t xml:space="preserve">Er was wel feedback over de mine auto’s die te groot waren waardoor ze te moeilijk waren om te ontwijken. Ook was er vraag naar een health bar zodat spelers konden zien hoeveel health ze op dat moment hadden. De testers waren ook nog achter een bug gekomen waar een onzichtbare collider op de map stond. Wij gaan onderzoeken hoe deze bug voorkomt en wat we eraan kunnen doen om het te fixen. </w:t>
       </w:r>
       <w:r>
         <w:br/>
@@ -8336,7 +8404,7 @@
     </w:p>
     <w:p>
       <w:pPr>
-        <w:pStyle w:val="Heading2"/>
+        <w:pStyle w:val="Kop2"/>
       </w:pPr>
       <w:bookmarkStart w:id="29" w:name="_Toc183594812"/>
       <w:r>
@@ -8346,17 +8414,130 @@
     </w:p>
     <w:p>
       <w:r>
-        <w:t>…</w:t>
+        <w:rPr>
+          <w:b/>
+          <w:bCs/>
+        </w:rPr>
+        <w:t>Jorick</w:t>
+      </w:r>
+      <w:r>
+        <w:t>:</w:t>
+      </w:r>
+      <w:r>
+        <w:br/>
+        <w:t xml:space="preserve">Deze sprint heb ik veel zelf bezig geweest met mijn eigen functie (debuffs) dus heb niet al teveel samengewerkt met het groepje. Voor de delen die we samen hadden gedaan vond ik dat het wel redelijk goed ging. Ik had bijvoorbeeld na de ramp van het eerste keer testen samen met Jeroen even gekeken naar wat er mis ging en ook toen samen een van de bugs weggewerkt. </w:t>
+      </w:r>
+    </w:p>
+    <w:p>
+      <w:pPr>
+        <w:rPr>
+          <w:b/>
+          <w:bCs/>
+        </w:rPr>
+      </w:pPr>
+      <w:r>
+        <w:rPr>
+          <w:b/>
+          <w:bCs/>
+        </w:rPr>
+        <w:t>Jeroen:</w:t>
+      </w:r>
+    </w:p>
+    <w:p>
+      <w:r>
+        <w:t>Ik vond dat ik teveel werd afgeleid omdat ik geen duidelijke planning meer voor mezelf had door een tekort aan taken.</w:t>
+      </w:r>
+    </w:p>
+    <w:p>
+      <w:r>
+        <w:rPr>
+          <w:b/>
+          <w:bCs/>
+        </w:rPr>
+        <w:t>Thom:</w:t>
+      </w:r>
+    </w:p>
+    <w:p>
+      <w:r>
+        <w:t xml:space="preserve">Deze sprint was wat onoverzichtelijker voor mij, dit kwam doordat de sprint </w:t>
+      </w:r>
+      <w:r>
+        <w:t>halverwege</w:t>
+      </w:r>
+      <w:r>
+        <w:t xml:space="preserve"> werd onderbroken door vakantie.</w:t>
+      </w:r>
+      <w:r>
+        <w:br/>
+        <w:t>daarnaast was het oppakken de werkzaamheden niet al te makkelijk doordat er steeds uren uitvielen waar wij op hadden gerekend dat die doorgingen. hierdoor kon ik mij niet helemaal goed focussen op de prioriteiten en was het overzicht een beetje kwijt.</w:t>
+      </w:r>
+      <w:r>
+        <w:br/>
+        <w:t xml:space="preserve">los van dit ben ik deze sprint verder gegaan met de </w:t>
+      </w:r>
+      <w:r>
+        <w:t>obstakels</w:t>
+      </w:r>
+      <w:r>
+        <w:t xml:space="preserve"> en bugfixes daarvan, ook heb ik een begin gemaakt aan de map selection screen, maar deze moet anders worden opgebouwd worden.</w:t>
+      </w:r>
+    </w:p>
+    <w:p>
+      <w:pPr>
+        <w:rPr>
+          <w:b/>
+          <w:bCs/>
+        </w:rPr>
+      </w:pPr>
+      <w:r>
+        <w:rPr>
+          <w:b/>
+          <w:bCs/>
+        </w:rPr>
+        <w:t>Gido:</w:t>
+      </w:r>
+    </w:p>
+    <w:p>
+      <w:r>
+        <w:t xml:space="preserve">ik ben wel tevreden met de vooruitgang dat we deze sprint hebben gemaakt, met de movement rework, obstakels, debuffs en leaderboard. ookal hadden we meer af kunnen krijgen deze sprint als we eerder het draad op hadden gepakt na de </w:t>
+      </w:r>
+      <w:r>
+        <w:t>vakantie</w:t>
+      </w:r>
+      <w:r>
+        <w:t xml:space="preserve">. ik </w:t>
+      </w:r>
+      <w:r>
+        <w:t>vond</w:t>
+      </w:r>
+      <w:r>
+        <w:t xml:space="preserve"> dat ik harder had kunnen doorwerken aan de presentatie zodat ik die ook optijd kon ge</w:t>
+      </w:r>
+      <w:r>
+        <w:t>v</w:t>
+      </w:r>
+      <w:r>
+        <w:t>en aan het einde van de sprint</w:t>
+      </w:r>
+      <w:r>
+        <w:t>.</w:t>
       </w:r>
     </w:p>
     <w:p/>
     <w:p>
       <w:pPr>
-        <w:pStyle w:val="Heading2"/>
+        <w:pStyle w:val="Kop2"/>
       </w:pPr>
       <w:bookmarkStart w:id="30" w:name="_Toc183594813"/>
       <w:r>
-        <w:t>6. Nieuwe user stories op basis van het verbetervoorstel</w:t>
+        <w:lastRenderedPageBreak/>
+        <w:t xml:space="preserve">6. Nieuwe user </w:t>
+      </w:r>
+      <w:r>
+        <w:t>story’s</w:t>
+      </w:r>
+      <w:r>
+        <w:t xml:space="preserve"> op basis van het verbetervoorstel</w:t>
       </w:r>
       <w:bookmarkEnd w:id="30"/>
     </w:p>
@@ -8430,6 +8611,13 @@
                 <w:color w:val="000000"/>
               </w:rPr>
             </w:pPr>
+            <w:r>
+              <w:rPr>
+                <w:rFonts w:ascii="Calibri" w:eastAsia="Times New Roman" w:hAnsi="Calibri" w:cs="Calibri"/>
+                <w:color w:val="000000"/>
+              </w:rPr>
+              <w:t>Thom Hermelink</w:t>
+            </w:r>
           </w:p>
         </w:tc>
       </w:tr>
@@ -8503,7 +8691,7 @@
                 <w:rFonts w:ascii="Calibri" w:eastAsia="Times New Roman" w:hAnsi="Calibri" w:cs="Calibri"/>
                 <w:color w:val="000000"/>
               </w:rPr>
-              <w:t>…</w:t>
+              <w:t>28. Onzichtbare collider bug</w:t>
             </w:r>
           </w:p>
         </w:tc>
@@ -8586,7 +8774,56 @@
                 <w:rFonts w:ascii="Calibri" w:eastAsia="Times New Roman" w:hAnsi="Calibri" w:cs="Calibri"/>
                 <w:color w:val="000000"/>
               </w:rPr>
-              <w:t>Als … wil ik … zodat …</w:t>
+              <w:t xml:space="preserve">Als </w:t>
+            </w:r>
+            <w:r>
+              <w:rPr>
+                <w:rFonts w:ascii="Calibri" w:eastAsia="Times New Roman" w:hAnsi="Calibri" w:cs="Calibri"/>
+                <w:color w:val="000000"/>
+              </w:rPr>
+              <w:t>speler</w:t>
+            </w:r>
+            <w:r>
+              <w:rPr>
+                <w:rFonts w:ascii="Calibri" w:eastAsia="Times New Roman" w:hAnsi="Calibri" w:cs="Calibri"/>
+                <w:color w:val="000000"/>
+              </w:rPr>
+              <w:t xml:space="preserve"> wil ik </w:t>
+            </w:r>
+            <w:r>
+              <w:rPr>
+                <w:rFonts w:ascii="Calibri" w:eastAsia="Times New Roman" w:hAnsi="Calibri" w:cs="Calibri"/>
+                <w:color w:val="000000"/>
+              </w:rPr>
+              <w:t>geen onzichtbare colliders op de map</w:t>
+            </w:r>
+            <w:r>
+              <w:rPr>
+                <w:rFonts w:ascii="Calibri" w:eastAsia="Times New Roman" w:hAnsi="Calibri" w:cs="Calibri"/>
+                <w:color w:val="000000"/>
+              </w:rPr>
+              <w:t xml:space="preserve"> zodat</w:t>
+            </w:r>
+            <w:r>
+              <w:rPr>
+                <w:rFonts w:ascii="Calibri" w:eastAsia="Times New Roman" w:hAnsi="Calibri" w:cs="Calibri"/>
+                <w:color w:val="000000"/>
+              </w:rPr>
+              <w:t xml:space="preserve"> ik</w:t>
+            </w:r>
+            <w:r>
+              <w:rPr>
+                <w:rFonts w:ascii="Calibri" w:eastAsia="Times New Roman" w:hAnsi="Calibri" w:cs="Calibri"/>
+                <w:color w:val="000000"/>
+              </w:rPr>
+              <w:t xml:space="preserve"> </w:t>
+            </w:r>
+            <w:r>
+              <w:rPr>
+                <w:rFonts w:ascii="Calibri" w:eastAsia="Times New Roman" w:hAnsi="Calibri" w:cs="Calibri"/>
+                <w:color w:val="000000"/>
+              </w:rPr>
+              <w:t xml:space="preserve">zonder onbedoelde obstakels door de map heen kan rijden. </w:t>
             </w:r>
           </w:p>
         </w:tc>
@@ -8657,7 +8894,7 @@
                 <w:rFonts w:ascii="Calibri" w:eastAsia="Times New Roman" w:hAnsi="Calibri" w:cs="Calibri"/>
                 <w:color w:val="000000"/>
               </w:rPr>
-              <w:t>1-5</w:t>
+              <w:t>5</w:t>
             </w:r>
           </w:p>
         </w:tc>
@@ -8723,7 +8960,7 @@
                 <w:rFonts w:ascii="Calibri" w:eastAsia="Times New Roman" w:hAnsi="Calibri" w:cs="Calibri"/>
                 <w:color w:val="000000"/>
               </w:rPr>
-              <w:t>0,0.5,1,2,3,5,8,13,20</w:t>
+              <w:t>3</w:t>
             </w:r>
           </w:p>
         </w:tc>
@@ -8795,7 +9032,7 @@
           </w:tcPr>
           <w:p>
             <w:pPr>
-              <w:pStyle w:val="ListParagraph"/>
+              <w:pStyle w:val="Lijstalinea"/>
               <w:numPr>
                 <w:ilvl w:val="0"/>
                 <w:numId w:val="31"/>
@@ -8811,71 +9048,18 @@
                 <w:rFonts w:ascii="Calibri" w:eastAsia="Times New Roman" w:hAnsi="Calibri" w:cs="Calibri"/>
                 <w:color w:val="000000"/>
               </w:rPr>
-              <w:t>Criteria 1…</w:t>
-            </w:r>
-          </w:p>
-          <w:p>
-            <w:pPr>
-              <w:pStyle w:val="ListParagraph"/>
-              <w:numPr>
-                <w:ilvl w:val="0"/>
-                <w:numId w:val="31"/>
-              </w:numPr>
+              <w:t>Er komen geen onzichtbare colliders op de map tevoorschijn</w:t>
+            </w:r>
+          </w:p>
+          <w:p>
+            <w:pPr>
+              <w:pStyle w:val="Lijstalinea"/>
               <w:spacing w:before="240" w:line="240" w:lineRule="auto"/>
               <w:rPr>
                 <w:rFonts w:ascii="Calibri" w:eastAsia="Times New Roman" w:hAnsi="Calibri" w:cs="Calibri"/>
                 <w:color w:val="000000"/>
               </w:rPr>
             </w:pPr>
-            <w:r>
-              <w:rPr>
-                <w:rFonts w:ascii="Calibri" w:eastAsia="Times New Roman" w:hAnsi="Calibri" w:cs="Calibri"/>
-                <w:color w:val="000000"/>
-              </w:rPr>
-              <w:t>Criteria 2…</w:t>
-            </w:r>
-          </w:p>
-          <w:p>
-            <w:pPr>
-              <w:pStyle w:val="ListParagraph"/>
-              <w:numPr>
-                <w:ilvl w:val="0"/>
-                <w:numId w:val="31"/>
-              </w:numPr>
-              <w:spacing w:before="240" w:line="240" w:lineRule="auto"/>
-              <w:rPr>
-                <w:rFonts w:ascii="Calibri" w:eastAsia="Times New Roman" w:hAnsi="Calibri" w:cs="Calibri"/>
-                <w:color w:val="000000"/>
-              </w:rPr>
-            </w:pPr>
-            <w:r>
-              <w:rPr>
-                <w:rFonts w:ascii="Calibri" w:eastAsia="Times New Roman" w:hAnsi="Calibri" w:cs="Calibri"/>
-                <w:color w:val="000000"/>
-              </w:rPr>
-              <w:t>Criteria 3…</w:t>
-            </w:r>
-          </w:p>
-          <w:p>
-            <w:pPr>
-              <w:pStyle w:val="ListParagraph"/>
-              <w:numPr>
-                <w:ilvl w:val="0"/>
-                <w:numId w:val="31"/>
-              </w:numPr>
-              <w:spacing w:before="240" w:line="240" w:lineRule="auto"/>
-              <w:rPr>
-                <w:rFonts w:ascii="Calibri" w:eastAsia="Times New Roman" w:hAnsi="Calibri" w:cs="Calibri"/>
-                <w:color w:val="000000"/>
-              </w:rPr>
-            </w:pPr>
-            <w:r>
-              <w:rPr>
-                <w:rFonts w:ascii="Calibri" w:eastAsia="Times New Roman" w:hAnsi="Calibri" w:cs="Calibri"/>
-                <w:color w:val="000000"/>
-              </w:rPr>
-              <w:t>Etc.</w:t>
-            </w:r>
           </w:p>
         </w:tc>
       </w:tr>
@@ -8913,7 +9097,6 @@
                 <w:bCs/>
                 <w:color w:val="000000"/>
               </w:rPr>
-              <w:lastRenderedPageBreak/>
               <w:t>Naam student:</w:t>
             </w:r>
           </w:p>
@@ -8939,6 +9122,13 @@
                 <w:color w:val="000000"/>
               </w:rPr>
             </w:pPr>
+            <w:r>
+              <w:rPr>
+                <w:rFonts w:ascii="Calibri" w:eastAsia="Times New Roman" w:hAnsi="Calibri" w:cs="Calibri"/>
+                <w:color w:val="000000"/>
+              </w:rPr>
+              <w:t>Thom Hermelink</w:t>
+            </w:r>
           </w:p>
         </w:tc>
       </w:tr>
@@ -9012,7 +9202,7 @@
                 <w:rFonts w:ascii="Calibri" w:eastAsia="Times New Roman" w:hAnsi="Calibri" w:cs="Calibri"/>
                 <w:color w:val="000000"/>
               </w:rPr>
-              <w:t>…</w:t>
+              <w:t>29. Shotgun goede richting op schieten</w:t>
             </w:r>
           </w:p>
         </w:tc>
@@ -9095,7 +9285,42 @@
                 <w:rFonts w:ascii="Calibri" w:eastAsia="Times New Roman" w:hAnsi="Calibri" w:cs="Calibri"/>
                 <w:color w:val="000000"/>
               </w:rPr>
-              <w:t>Als … wil ik … zodat …</w:t>
+              <w:t xml:space="preserve">Als </w:t>
+            </w:r>
+            <w:r>
+              <w:rPr>
+                <w:rFonts w:ascii="Calibri" w:eastAsia="Times New Roman" w:hAnsi="Calibri" w:cs="Calibri"/>
+                <w:color w:val="000000"/>
+              </w:rPr>
+              <w:t>speler</w:t>
+            </w:r>
+            <w:r>
+              <w:rPr>
+                <w:rFonts w:ascii="Calibri" w:eastAsia="Times New Roman" w:hAnsi="Calibri" w:cs="Calibri"/>
+                <w:color w:val="000000"/>
+              </w:rPr>
+              <w:t xml:space="preserve"> wil ik </w:t>
+            </w:r>
+            <w:r>
+              <w:rPr>
+                <w:rFonts w:ascii="Calibri" w:eastAsia="Times New Roman" w:hAnsi="Calibri" w:cs="Calibri"/>
+                <w:color w:val="000000"/>
+              </w:rPr>
+              <w:t>dat de shotgun obstakel de goede kant op schiet</w:t>
+            </w:r>
+            <w:r>
+              <w:rPr>
+                <w:rFonts w:ascii="Calibri" w:eastAsia="Times New Roman" w:hAnsi="Calibri" w:cs="Calibri"/>
+                <w:color w:val="000000"/>
+              </w:rPr>
+              <w:t xml:space="preserve"> zodat </w:t>
+            </w:r>
+            <w:r>
+              <w:rPr>
+                <w:rFonts w:ascii="Calibri" w:eastAsia="Times New Roman" w:hAnsi="Calibri" w:cs="Calibri"/>
+                <w:color w:val="000000"/>
+              </w:rPr>
+              <w:t>ik niet geraakt word door kogels die niet daar horen te zitten.</w:t>
             </w:r>
           </w:p>
         </w:tc>
@@ -9166,7 +9391,7 @@
                 <w:rFonts w:ascii="Calibri" w:eastAsia="Times New Roman" w:hAnsi="Calibri" w:cs="Calibri"/>
                 <w:color w:val="000000"/>
               </w:rPr>
-              <w:t>1-5</w:t>
+              <w:t>3</w:t>
             </w:r>
           </w:p>
         </w:tc>
@@ -9232,7 +9457,7 @@
                 <w:rFonts w:ascii="Calibri" w:eastAsia="Times New Roman" w:hAnsi="Calibri" w:cs="Calibri"/>
                 <w:color w:val="000000"/>
               </w:rPr>
-              <w:t>0,0.5,1,2,3,5,8,13,20</w:t>
+              <w:t>3</w:t>
             </w:r>
           </w:p>
         </w:tc>
@@ -9304,7 +9529,7 @@
           </w:tcPr>
           <w:p>
             <w:pPr>
-              <w:pStyle w:val="ListParagraph"/>
+              <w:pStyle w:val="Lijstalinea"/>
               <w:numPr>
                 <w:ilvl w:val="0"/>
                 <w:numId w:val="31"/>
@@ -9320,12 +9545,477 @@
                 <w:rFonts w:ascii="Calibri" w:eastAsia="Times New Roman" w:hAnsi="Calibri" w:cs="Calibri"/>
                 <w:color w:val="000000"/>
               </w:rPr>
-              <w:t>Criteria 1…</w:t>
-            </w:r>
-          </w:p>
-          <w:p>
-            <w:pPr>
-              <w:pStyle w:val="ListParagraph"/>
+              <w:t>Alle shotgun pellets schieten dezelfde kant op (met spread)</w:t>
+            </w:r>
+          </w:p>
+          <w:p>
+            <w:pPr>
+              <w:pStyle w:val="Lijstalinea"/>
+              <w:spacing w:before="240" w:line="240" w:lineRule="auto"/>
+              <w:rPr>
+                <w:rFonts w:ascii="Calibri" w:eastAsia="Times New Roman" w:hAnsi="Calibri" w:cs="Calibri"/>
+                <w:color w:val="000000"/>
+              </w:rPr>
+            </w:pPr>
+          </w:p>
+        </w:tc>
+      </w:tr>
+    </w:tbl>
+    <w:p/>
+    <w:p/>
+    <w:tbl>
+      <w:tblPr>
+        <w:tblW w:w="9662" w:type="dxa"/>
+        <w:tblInd w:w="-113" w:type="dxa"/>
+        <w:tblLook w:val="04A0" w:firstRow="1" w:lastRow="0" w:firstColumn="1" w:lastColumn="0" w:noHBand="0" w:noVBand="1"/>
+      </w:tblPr>
+      <w:tblGrid>
+        <w:gridCol w:w="113"/>
+        <w:gridCol w:w="1980"/>
+        <w:gridCol w:w="2551"/>
+        <w:gridCol w:w="1985"/>
+        <w:gridCol w:w="524"/>
+        <w:gridCol w:w="1985"/>
+        <w:gridCol w:w="524"/>
+      </w:tblGrid>
+      <w:tr>
+        <w:trPr>
+          <w:gridBefore w:val="1"/>
+          <w:gridAfter w:val="1"/>
+          <w:wBefore w:w="113" w:type="dxa"/>
+          <w:wAfter w:w="524" w:type="dxa"/>
+          <w:trHeight w:val="567"/>
+        </w:trPr>
+        <w:tc>
+          <w:tcPr>
+            <w:tcW w:w="1980" w:type="dxa"/>
+            <w:tcBorders>
+              <w:top w:val="single" w:sz="4" w:space="0" w:color="auto"/>
+              <w:left w:val="single" w:sz="4" w:space="0" w:color="auto"/>
+              <w:bottom w:val="single" w:sz="4" w:space="0" w:color="auto"/>
+              <w:right w:val="single" w:sz="4" w:space="0" w:color="auto"/>
+            </w:tcBorders>
+            <w:shd w:val="clear" w:color="auto" w:fill="BFBFBF" w:themeFill="background1" w:themeFillShade="BF"/>
+            <w:noWrap/>
+            <w:vAlign w:val="center"/>
+          </w:tcPr>
+          <w:p>
+            <w:pPr>
+              <w:spacing w:after="0" w:line="240" w:lineRule="auto"/>
+              <w:rPr>
+                <w:rFonts w:ascii="Calibri" w:eastAsia="Times New Roman" w:hAnsi="Calibri" w:cs="Calibri"/>
+                <w:b/>
+                <w:bCs/>
+                <w:color w:val="000000"/>
+              </w:rPr>
+            </w:pPr>
+            <w:r>
+              <w:rPr>
+                <w:rFonts w:ascii="Calibri" w:eastAsia="Times New Roman" w:hAnsi="Calibri" w:cs="Calibri"/>
+                <w:b/>
+                <w:bCs/>
+                <w:color w:val="000000"/>
+              </w:rPr>
+              <w:t>Naam student:</w:t>
+            </w:r>
+          </w:p>
+        </w:tc>
+        <w:tc>
+          <w:tcPr>
+            <w:tcW w:w="7045" w:type="dxa"/>
+            <w:gridSpan w:val="4"/>
+            <w:tcBorders>
+              <w:top w:val="single" w:sz="4" w:space="0" w:color="auto"/>
+              <w:left w:val="single" w:sz="4" w:space="0" w:color="auto"/>
+              <w:bottom w:val="single" w:sz="4" w:space="0" w:color="auto"/>
+              <w:right w:val="single" w:sz="4" w:space="0" w:color="auto"/>
+            </w:tcBorders>
+            <w:shd w:val="clear" w:color="auto" w:fill="auto"/>
+            <w:vAlign w:val="center"/>
+          </w:tcPr>
+          <w:p>
+            <w:pPr>
+              <w:spacing w:after="0" w:line="240" w:lineRule="auto"/>
+              <w:rPr>
+                <w:rFonts w:ascii="Calibri" w:eastAsia="Times New Roman" w:hAnsi="Calibri" w:cs="Calibri"/>
+                <w:color w:val="000000"/>
+              </w:rPr>
+            </w:pPr>
+            <w:r>
+              <w:rPr>
+                <w:rFonts w:ascii="Calibri" w:eastAsia="Times New Roman" w:hAnsi="Calibri" w:cs="Calibri"/>
+                <w:color w:val="000000"/>
+              </w:rPr>
+              <w:t>Jeroen Verboom</w:t>
+            </w:r>
+          </w:p>
+        </w:tc>
+      </w:tr>
+      <w:tr>
+        <w:trPr>
+          <w:gridBefore w:val="1"/>
+          <w:gridAfter w:val="1"/>
+          <w:wBefore w:w="113" w:type="dxa"/>
+          <w:wAfter w:w="524" w:type="dxa"/>
+          <w:trHeight w:val="567"/>
+        </w:trPr>
+        <w:tc>
+          <w:tcPr>
+            <w:tcW w:w="1980" w:type="dxa"/>
+            <w:tcBorders>
+              <w:top w:val="single" w:sz="4" w:space="0" w:color="auto"/>
+              <w:left w:val="single" w:sz="4" w:space="0" w:color="auto"/>
+              <w:bottom w:val="single" w:sz="4" w:space="0" w:color="auto"/>
+              <w:right w:val="single" w:sz="4" w:space="0" w:color="auto"/>
+            </w:tcBorders>
+            <w:shd w:val="clear" w:color="auto" w:fill="BFBFBF" w:themeFill="background1" w:themeFillShade="BF"/>
+            <w:noWrap/>
+            <w:vAlign w:val="center"/>
+            <w:hideMark/>
+          </w:tcPr>
+          <w:p>
+            <w:pPr>
+              <w:spacing w:after="0" w:line="240" w:lineRule="auto"/>
+              <w:rPr>
+                <w:rFonts w:ascii="Calibri" w:eastAsia="Times New Roman" w:hAnsi="Calibri" w:cs="Calibri"/>
+                <w:color w:val="000000"/>
+              </w:rPr>
+            </w:pPr>
+            <w:r>
+              <w:rPr>
+                <w:rFonts w:ascii="Calibri" w:eastAsia="Times New Roman" w:hAnsi="Calibri" w:cs="Calibri"/>
+                <w:b/>
+                <w:bCs/>
+                <w:color w:val="000000"/>
+              </w:rPr>
+              <w:t>Nummer &amp; Titel</w:t>
+            </w:r>
+            <w:r>
+              <w:rPr>
+                <w:rFonts w:ascii="Calibri" w:eastAsia="Times New Roman" w:hAnsi="Calibri" w:cs="Calibri"/>
+                <w:color w:val="000000"/>
+              </w:rPr>
+              <w:t>:</w:t>
+            </w:r>
+          </w:p>
+        </w:tc>
+        <w:tc>
+          <w:tcPr>
+            <w:tcW w:w="7045" w:type="dxa"/>
+            <w:gridSpan w:val="4"/>
+            <w:tcBorders>
+              <w:top w:val="single" w:sz="4" w:space="0" w:color="auto"/>
+              <w:left w:val="single" w:sz="4" w:space="0" w:color="auto"/>
+              <w:bottom w:val="single" w:sz="4" w:space="0" w:color="auto"/>
+              <w:right w:val="single" w:sz="4" w:space="0" w:color="auto"/>
+            </w:tcBorders>
+            <w:shd w:val="clear" w:color="auto" w:fill="auto"/>
+            <w:vAlign w:val="center"/>
+          </w:tcPr>
+          <w:p>
+            <w:pPr>
+              <w:spacing w:after="0" w:line="240" w:lineRule="auto"/>
+              <w:rPr>
+                <w:rFonts w:ascii="Calibri" w:eastAsia="Times New Roman" w:hAnsi="Calibri" w:cs="Calibri"/>
+                <w:color w:val="000000"/>
+              </w:rPr>
+            </w:pPr>
+            <w:r>
+              <w:rPr>
+                <w:rFonts w:ascii="Calibri" w:eastAsia="Times New Roman" w:hAnsi="Calibri" w:cs="Calibri"/>
+                <w:color w:val="000000"/>
+              </w:rPr>
+              <w:t>30. Shield powerup bug</w:t>
+            </w:r>
+          </w:p>
+        </w:tc>
+      </w:tr>
+      <w:tr>
+        <w:trPr>
+          <w:gridBefore w:val="1"/>
+          <w:gridAfter w:val="1"/>
+          <w:wBefore w:w="113" w:type="dxa"/>
+          <w:wAfter w:w="524" w:type="dxa"/>
+          <w:trHeight w:val="567"/>
+        </w:trPr>
+        <w:tc>
+          <w:tcPr>
+            <w:tcW w:w="9025" w:type="dxa"/>
+            <w:gridSpan w:val="5"/>
+            <w:tcBorders>
+              <w:top w:val="single" w:sz="4" w:space="0" w:color="auto"/>
+              <w:left w:val="single" w:sz="4" w:space="0" w:color="auto"/>
+              <w:bottom w:val="single" w:sz="4" w:space="0" w:color="auto"/>
+              <w:right w:val="single" w:sz="4" w:space="0" w:color="auto"/>
+            </w:tcBorders>
+            <w:shd w:val="clear" w:color="auto" w:fill="BFBFBF" w:themeFill="background1" w:themeFillShade="BF"/>
+            <w:noWrap/>
+            <w:vAlign w:val="center"/>
+            <w:hideMark/>
+          </w:tcPr>
+          <w:p>
+            <w:pPr>
+              <w:spacing w:after="0" w:line="240" w:lineRule="auto"/>
+              <w:rPr>
+                <w:rFonts w:ascii="Calibri" w:eastAsia="Times New Roman" w:hAnsi="Calibri" w:cs="Calibri"/>
+                <w:color w:val="000000"/>
+              </w:rPr>
+            </w:pPr>
+            <w:r>
+              <w:rPr>
+                <w:rFonts w:ascii="Calibri" w:eastAsia="Times New Roman" w:hAnsi="Calibri" w:cs="Calibri"/>
+                <w:b/>
+                <w:bCs/>
+                <w:color w:val="000000"/>
+              </w:rPr>
+              <w:t>Omschrijving</w:t>
+            </w:r>
+            <w:r>
+              <w:rPr>
+                <w:rFonts w:ascii="Calibri" w:eastAsia="Times New Roman" w:hAnsi="Calibri" w:cs="Calibri"/>
+                <w:color w:val="000000"/>
+              </w:rPr>
+              <w:t>:</w:t>
+            </w:r>
+          </w:p>
+        </w:tc>
+      </w:tr>
+      <w:tr>
+        <w:trPr>
+          <w:gridBefore w:val="1"/>
+          <w:gridAfter w:val="1"/>
+          <w:wBefore w:w="113" w:type="dxa"/>
+          <w:wAfter w:w="524" w:type="dxa"/>
+          <w:trHeight w:val="567"/>
+        </w:trPr>
+        <w:tc>
+          <w:tcPr>
+            <w:tcW w:w="9025" w:type="dxa"/>
+            <w:gridSpan w:val="5"/>
+            <w:tcBorders>
+              <w:top w:val="single" w:sz="4" w:space="0" w:color="auto"/>
+              <w:left w:val="single" w:sz="4" w:space="0" w:color="auto"/>
+              <w:bottom w:val="single" w:sz="4" w:space="0" w:color="auto"/>
+              <w:right w:val="single" w:sz="4" w:space="0" w:color="auto"/>
+            </w:tcBorders>
+            <w:shd w:val="clear" w:color="auto" w:fill="auto"/>
+            <w:noWrap/>
+            <w:vAlign w:val="center"/>
+            <w:hideMark/>
+          </w:tcPr>
+          <w:p>
+            <w:pPr>
+              <w:spacing w:after="0" w:line="240" w:lineRule="auto"/>
+              <w:rPr>
+                <w:rFonts w:ascii="Calibri" w:eastAsia="Times New Roman" w:hAnsi="Calibri" w:cs="Calibri"/>
+                <w:color w:val="000000"/>
+              </w:rPr>
+            </w:pPr>
+            <w:r>
+              <w:rPr>
+                <w:rFonts w:ascii="Calibri" w:eastAsia="Times New Roman" w:hAnsi="Calibri" w:cs="Calibri"/>
+                <w:color w:val="000000"/>
+              </w:rPr>
+              <w:t>Als speler wil ik dat de shield powerup goed werkt zodat ik beschermt kan zijn tegen obstakels.</w:t>
+            </w:r>
+          </w:p>
+        </w:tc>
+      </w:tr>
+      <w:tr>
+        <w:trPr>
+          <w:gridBefore w:val="1"/>
+          <w:wBefore w:w="113" w:type="dxa"/>
+          <w:trHeight w:val="567"/>
+        </w:trPr>
+        <w:tc>
+          <w:tcPr>
+            <w:tcW w:w="1980" w:type="dxa"/>
+            <w:tcBorders>
+              <w:top w:val="single" w:sz="4" w:space="0" w:color="auto"/>
+              <w:left w:val="single" w:sz="4" w:space="0" w:color="auto"/>
+              <w:bottom w:val="single" w:sz="4" w:space="0" w:color="auto"/>
+              <w:right w:val="single" w:sz="4" w:space="0" w:color="auto"/>
+            </w:tcBorders>
+            <w:shd w:val="clear" w:color="auto" w:fill="BFBFBF" w:themeFill="background1" w:themeFillShade="BF"/>
+            <w:noWrap/>
+            <w:vAlign w:val="center"/>
+            <w:hideMark/>
+          </w:tcPr>
+          <w:p>
+            <w:pPr>
+              <w:spacing w:after="0" w:line="240" w:lineRule="auto"/>
+              <w:rPr>
+                <w:rFonts w:ascii="Calibri" w:eastAsia="Times New Roman" w:hAnsi="Calibri" w:cs="Calibri"/>
+                <w:b/>
+                <w:bCs/>
+                <w:color w:val="000000"/>
+              </w:rPr>
+            </w:pPr>
+            <w:r>
+              <w:rPr>
+                <w:rFonts w:ascii="Calibri" w:eastAsia="Times New Roman" w:hAnsi="Calibri" w:cs="Calibri"/>
+                <w:b/>
+                <w:bCs/>
+                <w:color w:val="000000"/>
+              </w:rPr>
+              <w:t>Business Value:</w:t>
+            </w:r>
+          </w:p>
+        </w:tc>
+        <w:tc>
+          <w:tcPr>
+            <w:tcW w:w="2551" w:type="dxa"/>
+            <w:tcBorders>
+              <w:top w:val="nil"/>
+              <w:left w:val="nil"/>
+              <w:bottom w:val="single" w:sz="4" w:space="0" w:color="auto"/>
+              <w:right w:val="single" w:sz="4" w:space="0" w:color="auto"/>
+            </w:tcBorders>
+            <w:shd w:val="clear" w:color="auto" w:fill="auto"/>
+            <w:noWrap/>
+            <w:vAlign w:val="center"/>
+            <w:hideMark/>
+          </w:tcPr>
+          <w:p>
+            <w:pPr>
+              <w:spacing w:after="0" w:line="240" w:lineRule="auto"/>
+              <w:rPr>
+                <w:rFonts w:ascii="Calibri" w:eastAsia="Times New Roman" w:hAnsi="Calibri" w:cs="Calibri"/>
+                <w:color w:val="000000"/>
+              </w:rPr>
+            </w:pPr>
+            <w:r>
+              <w:rPr>
+                <w:rFonts w:ascii="Calibri" w:eastAsia="Times New Roman" w:hAnsi="Calibri" w:cs="Calibri"/>
+                <w:color w:val="000000"/>
+              </w:rPr>
+              <w:t>3</w:t>
+            </w:r>
+          </w:p>
+        </w:tc>
+        <w:tc>
+          <w:tcPr>
+            <w:tcW w:w="2509" w:type="dxa"/>
+            <w:gridSpan w:val="2"/>
+            <w:vAlign w:val="center"/>
+          </w:tcPr>
+          <w:p>
+            <w:pPr>
+              <w:rPr>
+                <w:rFonts w:ascii="Calibri" w:eastAsia="Times New Roman" w:hAnsi="Calibri" w:cs="Calibri"/>
+                <w:color w:val="000000"/>
+              </w:rPr>
+            </w:pPr>
+            <w:r>
+              <w:rPr>
+                <w:rFonts w:ascii="Calibri" w:eastAsia="Times New Roman" w:hAnsi="Calibri" w:cs="Calibri"/>
+                <w:b/>
+                <w:bCs/>
+                <w:color w:val="000000"/>
+              </w:rPr>
+              <w:t>Story Points:</w:t>
+            </w:r>
+          </w:p>
+        </w:tc>
+        <w:tc>
+          <w:tcPr>
+            <w:tcW w:w="2509" w:type="dxa"/>
+            <w:gridSpan w:val="2"/>
+            <w:vAlign w:val="center"/>
+          </w:tcPr>
+          <w:p>
+            <w:pPr>
+              <w:rPr>
+                <w:rFonts w:ascii="Calibri" w:eastAsia="Times New Roman" w:hAnsi="Calibri" w:cs="Calibri"/>
+                <w:color w:val="000000"/>
+              </w:rPr>
+            </w:pPr>
+            <w:r>
+              <w:rPr>
+                <w:rFonts w:ascii="Calibri" w:eastAsia="Times New Roman" w:hAnsi="Calibri" w:cs="Calibri"/>
+                <w:color w:val="000000"/>
+              </w:rPr>
+              <w:t>3</w:t>
+            </w:r>
+          </w:p>
+        </w:tc>
+      </w:tr>
+      <w:tr>
+        <w:trPr>
+          <w:gridBefore w:val="1"/>
+          <w:gridAfter w:val="1"/>
+          <w:wBefore w:w="113" w:type="dxa"/>
+          <w:wAfter w:w="524" w:type="dxa"/>
+          <w:trHeight w:val="567"/>
+        </w:trPr>
+        <w:tc>
+          <w:tcPr>
+            <w:tcW w:w="9025" w:type="dxa"/>
+            <w:gridSpan w:val="5"/>
+            <w:tcBorders>
+              <w:top w:val="single" w:sz="4" w:space="0" w:color="auto"/>
+              <w:left w:val="single" w:sz="4" w:space="0" w:color="auto"/>
+              <w:bottom w:val="single" w:sz="4" w:space="0" w:color="auto"/>
+              <w:right w:val="single" w:sz="4" w:space="0" w:color="auto"/>
+            </w:tcBorders>
+            <w:shd w:val="clear" w:color="auto" w:fill="BFBFBF" w:themeFill="background1" w:themeFillShade="BF"/>
+            <w:noWrap/>
+            <w:vAlign w:val="center"/>
+            <w:hideMark/>
+          </w:tcPr>
+          <w:p>
+            <w:pPr>
+              <w:spacing w:after="0" w:line="240" w:lineRule="auto"/>
+              <w:rPr>
+                <w:rFonts w:ascii="Calibri" w:eastAsia="Times New Roman" w:hAnsi="Calibri" w:cs="Calibri"/>
+                <w:color w:val="000000"/>
+              </w:rPr>
+            </w:pPr>
+            <w:r>
+              <w:rPr>
+                <w:rFonts w:ascii="Calibri" w:eastAsia="Times New Roman" w:hAnsi="Calibri" w:cs="Calibri"/>
+                <w:b/>
+                <w:bCs/>
+                <w:color w:val="000000"/>
+              </w:rPr>
+              <w:t>Acceptatiecriteria</w:t>
+            </w:r>
+            <w:r>
+              <w:rPr>
+                <w:rFonts w:ascii="Calibri" w:eastAsia="Times New Roman" w:hAnsi="Calibri" w:cs="Calibri"/>
+                <w:color w:val="000000"/>
+              </w:rPr>
+              <w:t>:</w:t>
+            </w:r>
+          </w:p>
+        </w:tc>
+      </w:tr>
+      <w:tr>
+        <w:trPr>
+          <w:gridBefore w:val="1"/>
+          <w:gridAfter w:val="1"/>
+          <w:wBefore w:w="113" w:type="dxa"/>
+          <w:wAfter w:w="524" w:type="dxa"/>
+          <w:trHeight w:val="567"/>
+        </w:trPr>
+        <w:tc>
+          <w:tcPr>
+            <w:tcW w:w="9025" w:type="dxa"/>
+            <w:gridSpan w:val="5"/>
+            <w:tcBorders>
+              <w:top w:val="single" w:sz="4" w:space="0" w:color="auto"/>
+              <w:left w:val="single" w:sz="4" w:space="0" w:color="auto"/>
+              <w:bottom w:val="single" w:sz="4" w:space="0" w:color="auto"/>
+              <w:right w:val="single" w:sz="4" w:space="0" w:color="auto"/>
+            </w:tcBorders>
+            <w:shd w:val="clear" w:color="auto" w:fill="auto"/>
+            <w:noWrap/>
+            <w:vAlign w:val="center"/>
+            <w:hideMark/>
+          </w:tcPr>
+          <w:p>
+            <w:pPr>
+              <w:pStyle w:val="Lijstalinea"/>
               <w:numPr>
                 <w:ilvl w:val="0"/>
                 <w:numId w:val="31"/>
@@ -9341,12 +10031,12 @@
                 <w:rFonts w:ascii="Calibri" w:eastAsia="Times New Roman" w:hAnsi="Calibri" w:cs="Calibri"/>
                 <w:color w:val="000000"/>
               </w:rPr>
-              <w:t>Criteria 2…</w:t>
-            </w:r>
-          </w:p>
-          <w:p>
-            <w:pPr>
-              <w:pStyle w:val="ListParagraph"/>
+              <w:t>Speler kan niet damage nemen terwijl hij een shield heeft</w:t>
+            </w:r>
+          </w:p>
+          <w:p>
+            <w:pPr>
+              <w:pStyle w:val="Lijstalinea"/>
               <w:numPr>
                 <w:ilvl w:val="0"/>
                 <w:numId w:val="31"/>
@@ -9362,12 +10052,462 @@
                 <w:rFonts w:ascii="Calibri" w:eastAsia="Times New Roman" w:hAnsi="Calibri" w:cs="Calibri"/>
                 <w:color w:val="000000"/>
               </w:rPr>
-              <w:t>Criteria 3…</w:t>
-            </w:r>
-          </w:p>
-          <w:p>
-            <w:pPr>
-              <w:pStyle w:val="ListParagraph"/>
+              <w:t>Speler krijgt I-frames wanneer zijn shield weggaat</w:t>
+            </w:r>
+          </w:p>
+        </w:tc>
+      </w:tr>
+      <w:tr>
+        <w:trPr>
+          <w:gridAfter w:val="1"/>
+          <w:wAfter w:w="524" w:type="dxa"/>
+          <w:trHeight w:val="567"/>
+        </w:trPr>
+        <w:tc>
+          <w:tcPr>
+            <w:tcW w:w="2093" w:type="dxa"/>
+            <w:gridSpan w:val="2"/>
+            <w:tcBorders>
+              <w:top w:val="single" w:sz="4" w:space="0" w:color="auto"/>
+              <w:left w:val="single" w:sz="4" w:space="0" w:color="auto"/>
+              <w:bottom w:val="single" w:sz="4" w:space="0" w:color="auto"/>
+              <w:right w:val="single" w:sz="4" w:space="0" w:color="auto"/>
+            </w:tcBorders>
+            <w:shd w:val="clear" w:color="auto" w:fill="BFBFBF" w:themeFill="background1" w:themeFillShade="BF"/>
+            <w:noWrap/>
+            <w:vAlign w:val="center"/>
+          </w:tcPr>
+          <w:p>
+            <w:pPr>
+              <w:spacing w:after="0" w:line="240" w:lineRule="auto"/>
+              <w:rPr>
+                <w:rFonts w:ascii="Calibri" w:eastAsia="Times New Roman" w:hAnsi="Calibri" w:cs="Calibri"/>
+                <w:b/>
+                <w:bCs/>
+                <w:color w:val="000000"/>
+              </w:rPr>
+            </w:pPr>
+            <w:r>
+              <w:rPr>
+                <w:rFonts w:ascii="Calibri" w:eastAsia="Times New Roman" w:hAnsi="Calibri" w:cs="Calibri"/>
+                <w:b/>
+                <w:bCs/>
+                <w:color w:val="000000"/>
+              </w:rPr>
+              <w:lastRenderedPageBreak/>
+              <w:t>Naam student:</w:t>
+            </w:r>
+          </w:p>
+        </w:tc>
+        <w:tc>
+          <w:tcPr>
+            <w:tcW w:w="7045" w:type="dxa"/>
+            <w:gridSpan w:val="4"/>
+            <w:tcBorders>
+              <w:top w:val="single" w:sz="4" w:space="0" w:color="auto"/>
+              <w:left w:val="single" w:sz="4" w:space="0" w:color="auto"/>
+              <w:bottom w:val="single" w:sz="4" w:space="0" w:color="auto"/>
+              <w:right w:val="single" w:sz="4" w:space="0" w:color="auto"/>
+            </w:tcBorders>
+            <w:shd w:val="clear" w:color="auto" w:fill="auto"/>
+            <w:vAlign w:val="center"/>
+          </w:tcPr>
+          <w:p>
+            <w:pPr>
+              <w:spacing w:after="0" w:line="240" w:lineRule="auto"/>
+              <w:rPr>
+                <w:rFonts w:ascii="Calibri" w:eastAsia="Times New Roman" w:hAnsi="Calibri" w:cs="Calibri"/>
+                <w:color w:val="000000"/>
+              </w:rPr>
+            </w:pPr>
+            <w:r>
+              <w:rPr>
+                <w:rFonts w:ascii="Calibri" w:eastAsia="Times New Roman" w:hAnsi="Calibri" w:cs="Calibri"/>
+                <w:color w:val="000000"/>
+              </w:rPr>
+              <w:t>Jeroen Verboom</w:t>
+            </w:r>
+          </w:p>
+        </w:tc>
+      </w:tr>
+      <w:tr>
+        <w:trPr>
+          <w:gridAfter w:val="1"/>
+          <w:wAfter w:w="524" w:type="dxa"/>
+          <w:trHeight w:val="567"/>
+        </w:trPr>
+        <w:tc>
+          <w:tcPr>
+            <w:tcW w:w="2093" w:type="dxa"/>
+            <w:gridSpan w:val="2"/>
+            <w:tcBorders>
+              <w:top w:val="single" w:sz="4" w:space="0" w:color="auto"/>
+              <w:left w:val="single" w:sz="4" w:space="0" w:color="auto"/>
+              <w:bottom w:val="single" w:sz="4" w:space="0" w:color="auto"/>
+              <w:right w:val="single" w:sz="4" w:space="0" w:color="auto"/>
+            </w:tcBorders>
+            <w:shd w:val="clear" w:color="auto" w:fill="BFBFBF" w:themeFill="background1" w:themeFillShade="BF"/>
+            <w:noWrap/>
+            <w:vAlign w:val="center"/>
+            <w:hideMark/>
+          </w:tcPr>
+          <w:p>
+            <w:pPr>
+              <w:spacing w:after="0" w:line="240" w:lineRule="auto"/>
+              <w:rPr>
+                <w:rFonts w:ascii="Calibri" w:eastAsia="Times New Roman" w:hAnsi="Calibri" w:cs="Calibri"/>
+                <w:color w:val="000000"/>
+              </w:rPr>
+            </w:pPr>
+            <w:r>
+              <w:rPr>
+                <w:rFonts w:ascii="Calibri" w:eastAsia="Times New Roman" w:hAnsi="Calibri" w:cs="Calibri"/>
+                <w:b/>
+                <w:bCs/>
+                <w:color w:val="000000"/>
+              </w:rPr>
+              <w:t>Nummer &amp; Titel</w:t>
+            </w:r>
+            <w:r>
+              <w:rPr>
+                <w:rFonts w:ascii="Calibri" w:eastAsia="Times New Roman" w:hAnsi="Calibri" w:cs="Calibri"/>
+                <w:color w:val="000000"/>
+              </w:rPr>
+              <w:t>:</w:t>
+            </w:r>
+          </w:p>
+        </w:tc>
+        <w:tc>
+          <w:tcPr>
+            <w:tcW w:w="7045" w:type="dxa"/>
+            <w:gridSpan w:val="4"/>
+            <w:tcBorders>
+              <w:top w:val="single" w:sz="4" w:space="0" w:color="auto"/>
+              <w:left w:val="single" w:sz="4" w:space="0" w:color="auto"/>
+              <w:bottom w:val="single" w:sz="4" w:space="0" w:color="auto"/>
+              <w:right w:val="single" w:sz="4" w:space="0" w:color="auto"/>
+            </w:tcBorders>
+            <w:shd w:val="clear" w:color="auto" w:fill="auto"/>
+            <w:vAlign w:val="center"/>
+          </w:tcPr>
+          <w:p>
+            <w:pPr>
+              <w:spacing w:after="0" w:line="240" w:lineRule="auto"/>
+              <w:rPr>
+                <w:rFonts w:ascii="Calibri" w:eastAsia="Times New Roman" w:hAnsi="Calibri" w:cs="Calibri"/>
+                <w:color w:val="000000"/>
+              </w:rPr>
+            </w:pPr>
+            <w:r>
+              <w:rPr>
+                <w:rFonts w:ascii="Calibri" w:eastAsia="Times New Roman" w:hAnsi="Calibri" w:cs="Calibri"/>
+                <w:color w:val="000000"/>
+              </w:rPr>
+              <w:t>31. Health zichtbaar op leaderboard</w:t>
+            </w:r>
+          </w:p>
+        </w:tc>
+      </w:tr>
+      <w:tr>
+        <w:trPr>
+          <w:gridAfter w:val="1"/>
+          <w:wAfter w:w="524" w:type="dxa"/>
+          <w:trHeight w:val="567"/>
+        </w:trPr>
+        <w:tc>
+          <w:tcPr>
+            <w:tcW w:w="9138" w:type="dxa"/>
+            <w:gridSpan w:val="6"/>
+            <w:tcBorders>
+              <w:top w:val="single" w:sz="4" w:space="0" w:color="auto"/>
+              <w:left w:val="single" w:sz="4" w:space="0" w:color="auto"/>
+              <w:bottom w:val="single" w:sz="4" w:space="0" w:color="auto"/>
+              <w:right w:val="single" w:sz="4" w:space="0" w:color="auto"/>
+            </w:tcBorders>
+            <w:shd w:val="clear" w:color="auto" w:fill="BFBFBF" w:themeFill="background1" w:themeFillShade="BF"/>
+            <w:noWrap/>
+            <w:vAlign w:val="center"/>
+            <w:hideMark/>
+          </w:tcPr>
+          <w:p>
+            <w:pPr>
+              <w:spacing w:after="0" w:line="240" w:lineRule="auto"/>
+              <w:rPr>
+                <w:rFonts w:ascii="Calibri" w:eastAsia="Times New Roman" w:hAnsi="Calibri" w:cs="Calibri"/>
+                <w:color w:val="000000"/>
+              </w:rPr>
+            </w:pPr>
+            <w:r>
+              <w:rPr>
+                <w:rFonts w:ascii="Calibri" w:eastAsia="Times New Roman" w:hAnsi="Calibri" w:cs="Calibri"/>
+                <w:b/>
+                <w:bCs/>
+                <w:color w:val="000000"/>
+              </w:rPr>
+              <w:t>Omschrijving</w:t>
+            </w:r>
+            <w:r>
+              <w:rPr>
+                <w:rFonts w:ascii="Calibri" w:eastAsia="Times New Roman" w:hAnsi="Calibri" w:cs="Calibri"/>
+                <w:color w:val="000000"/>
+              </w:rPr>
+              <w:t>:</w:t>
+            </w:r>
+          </w:p>
+        </w:tc>
+      </w:tr>
+      <w:tr>
+        <w:trPr>
+          <w:gridAfter w:val="1"/>
+          <w:wAfter w:w="524" w:type="dxa"/>
+          <w:trHeight w:val="567"/>
+        </w:trPr>
+        <w:tc>
+          <w:tcPr>
+            <w:tcW w:w="9138" w:type="dxa"/>
+            <w:gridSpan w:val="6"/>
+            <w:tcBorders>
+              <w:top w:val="single" w:sz="4" w:space="0" w:color="auto"/>
+              <w:left w:val="single" w:sz="4" w:space="0" w:color="auto"/>
+              <w:bottom w:val="single" w:sz="4" w:space="0" w:color="auto"/>
+              <w:right w:val="single" w:sz="4" w:space="0" w:color="auto"/>
+            </w:tcBorders>
+            <w:shd w:val="clear" w:color="auto" w:fill="auto"/>
+            <w:noWrap/>
+            <w:vAlign w:val="center"/>
+            <w:hideMark/>
+          </w:tcPr>
+          <w:p>
+            <w:pPr>
+              <w:spacing w:after="0" w:line="240" w:lineRule="auto"/>
+              <w:rPr>
+                <w:rFonts w:ascii="Calibri" w:eastAsia="Times New Roman" w:hAnsi="Calibri" w:cs="Calibri"/>
+                <w:color w:val="000000"/>
+              </w:rPr>
+            </w:pPr>
+            <w:r>
+              <w:rPr>
+                <w:rFonts w:ascii="Calibri" w:eastAsia="Times New Roman" w:hAnsi="Calibri" w:cs="Calibri"/>
+                <w:color w:val="000000"/>
+              </w:rPr>
+              <w:t>Als speler wil ik mijn health kunnen zien op het leaderboard zodat ik weet hoeveel damage ik nog kan nemen voordat mijn auto kapot is.</w:t>
+            </w:r>
+          </w:p>
+        </w:tc>
+      </w:tr>
+      <w:tr>
+        <w:trPr>
+          <w:gridAfter w:val="1"/>
+          <w:wAfter w:w="524" w:type="dxa"/>
+          <w:trHeight w:val="567"/>
+        </w:trPr>
+        <w:tc>
+          <w:tcPr>
+            <w:tcW w:w="2093" w:type="dxa"/>
+            <w:gridSpan w:val="2"/>
+            <w:tcBorders>
+              <w:top w:val="single" w:sz="4" w:space="0" w:color="auto"/>
+              <w:left w:val="single" w:sz="4" w:space="0" w:color="auto"/>
+              <w:bottom w:val="single" w:sz="4" w:space="0" w:color="auto"/>
+              <w:right w:val="single" w:sz="4" w:space="0" w:color="auto"/>
+            </w:tcBorders>
+            <w:shd w:val="clear" w:color="auto" w:fill="BFBFBF" w:themeFill="background1" w:themeFillShade="BF"/>
+            <w:noWrap/>
+            <w:vAlign w:val="center"/>
+            <w:hideMark/>
+          </w:tcPr>
+          <w:p>
+            <w:pPr>
+              <w:spacing w:after="0" w:line="240" w:lineRule="auto"/>
+              <w:rPr>
+                <w:rFonts w:ascii="Calibri" w:eastAsia="Times New Roman" w:hAnsi="Calibri" w:cs="Calibri"/>
+                <w:b/>
+                <w:bCs/>
+                <w:color w:val="000000"/>
+              </w:rPr>
+            </w:pPr>
+            <w:r>
+              <w:rPr>
+                <w:rFonts w:ascii="Calibri" w:eastAsia="Times New Roman" w:hAnsi="Calibri" w:cs="Calibri"/>
+                <w:b/>
+                <w:bCs/>
+                <w:color w:val="000000"/>
+              </w:rPr>
+              <w:t>Business Value:</w:t>
+            </w:r>
+          </w:p>
+        </w:tc>
+        <w:tc>
+          <w:tcPr>
+            <w:tcW w:w="2551" w:type="dxa"/>
+            <w:tcBorders>
+              <w:top w:val="nil"/>
+              <w:left w:val="nil"/>
+              <w:bottom w:val="single" w:sz="4" w:space="0" w:color="auto"/>
+              <w:right w:val="single" w:sz="4" w:space="0" w:color="auto"/>
+            </w:tcBorders>
+            <w:shd w:val="clear" w:color="auto" w:fill="auto"/>
+            <w:noWrap/>
+            <w:vAlign w:val="center"/>
+            <w:hideMark/>
+          </w:tcPr>
+          <w:p>
+            <w:pPr>
+              <w:spacing w:after="0" w:line="240" w:lineRule="auto"/>
+              <w:rPr>
+                <w:rFonts w:ascii="Calibri" w:eastAsia="Times New Roman" w:hAnsi="Calibri" w:cs="Calibri"/>
+                <w:color w:val="000000"/>
+              </w:rPr>
+            </w:pPr>
+            <w:r>
+              <w:rPr>
+                <w:rFonts w:ascii="Calibri" w:eastAsia="Times New Roman" w:hAnsi="Calibri" w:cs="Calibri"/>
+                <w:color w:val="000000"/>
+              </w:rPr>
+              <w:t>4</w:t>
+            </w:r>
+          </w:p>
+        </w:tc>
+        <w:tc>
+          <w:tcPr>
+            <w:tcW w:w="1985" w:type="dxa"/>
+            <w:tcBorders>
+              <w:top w:val="nil"/>
+              <w:left w:val="nil"/>
+              <w:bottom w:val="single" w:sz="4" w:space="0" w:color="auto"/>
+              <w:right w:val="single" w:sz="4" w:space="0" w:color="auto"/>
+            </w:tcBorders>
+            <w:shd w:val="clear" w:color="auto" w:fill="BFBFBF" w:themeFill="background1" w:themeFillShade="BF"/>
+            <w:noWrap/>
+            <w:vAlign w:val="center"/>
+            <w:hideMark/>
+          </w:tcPr>
+          <w:p>
+            <w:pPr>
+              <w:spacing w:after="0" w:line="240" w:lineRule="auto"/>
+              <w:rPr>
+                <w:rFonts w:ascii="Calibri" w:eastAsia="Times New Roman" w:hAnsi="Calibri" w:cs="Calibri"/>
+                <w:b/>
+                <w:bCs/>
+                <w:color w:val="000000"/>
+              </w:rPr>
+            </w:pPr>
+            <w:r>
+              <w:rPr>
+                <w:rFonts w:ascii="Calibri" w:eastAsia="Times New Roman" w:hAnsi="Calibri" w:cs="Calibri"/>
+                <w:b/>
+                <w:bCs/>
+                <w:color w:val="000000"/>
+              </w:rPr>
+              <w:t>Story Points:</w:t>
+            </w:r>
+          </w:p>
+        </w:tc>
+        <w:tc>
+          <w:tcPr>
+            <w:tcW w:w="2509" w:type="dxa"/>
+            <w:gridSpan w:val="2"/>
+            <w:tcBorders>
+              <w:top w:val="nil"/>
+              <w:left w:val="nil"/>
+              <w:bottom w:val="single" w:sz="4" w:space="0" w:color="auto"/>
+              <w:right w:val="single" w:sz="4" w:space="0" w:color="auto"/>
+            </w:tcBorders>
+            <w:shd w:val="clear" w:color="auto" w:fill="auto"/>
+            <w:noWrap/>
+            <w:vAlign w:val="center"/>
+            <w:hideMark/>
+          </w:tcPr>
+          <w:p>
+            <w:pPr>
+              <w:spacing w:after="0" w:line="240" w:lineRule="auto"/>
+              <w:rPr>
+                <w:rFonts w:ascii="Calibri" w:eastAsia="Times New Roman" w:hAnsi="Calibri" w:cs="Calibri"/>
+                <w:color w:val="000000"/>
+              </w:rPr>
+            </w:pPr>
+            <w:r>
+              <w:rPr>
+                <w:rFonts w:ascii="Calibri" w:eastAsia="Times New Roman" w:hAnsi="Calibri" w:cs="Calibri"/>
+                <w:color w:val="000000"/>
+              </w:rPr>
+              <w:t>3</w:t>
+            </w:r>
+          </w:p>
+        </w:tc>
+      </w:tr>
+      <w:tr>
+        <w:trPr>
+          <w:gridAfter w:val="1"/>
+          <w:wAfter w:w="524" w:type="dxa"/>
+          <w:trHeight w:val="567"/>
+        </w:trPr>
+        <w:tc>
+          <w:tcPr>
+            <w:tcW w:w="9138" w:type="dxa"/>
+            <w:gridSpan w:val="6"/>
+            <w:tcBorders>
+              <w:top w:val="single" w:sz="4" w:space="0" w:color="auto"/>
+              <w:left w:val="single" w:sz="4" w:space="0" w:color="auto"/>
+              <w:bottom w:val="single" w:sz="4" w:space="0" w:color="auto"/>
+              <w:right w:val="single" w:sz="4" w:space="0" w:color="auto"/>
+            </w:tcBorders>
+            <w:shd w:val="clear" w:color="auto" w:fill="BFBFBF" w:themeFill="background1" w:themeFillShade="BF"/>
+            <w:noWrap/>
+            <w:vAlign w:val="center"/>
+            <w:hideMark/>
+          </w:tcPr>
+          <w:p>
+            <w:pPr>
+              <w:spacing w:after="0" w:line="240" w:lineRule="auto"/>
+              <w:rPr>
+                <w:rFonts w:ascii="Calibri" w:eastAsia="Times New Roman" w:hAnsi="Calibri" w:cs="Calibri"/>
+                <w:color w:val="000000"/>
+              </w:rPr>
+            </w:pPr>
+            <w:r>
+              <w:rPr>
+                <w:rFonts w:ascii="Calibri" w:eastAsia="Times New Roman" w:hAnsi="Calibri" w:cs="Calibri"/>
+                <w:b/>
+                <w:bCs/>
+                <w:color w:val="000000"/>
+              </w:rPr>
+              <w:t>Acceptatiecriteria</w:t>
+            </w:r>
+            <w:r>
+              <w:rPr>
+                <w:rFonts w:ascii="Calibri" w:eastAsia="Times New Roman" w:hAnsi="Calibri" w:cs="Calibri"/>
+                <w:color w:val="000000"/>
+              </w:rPr>
+              <w:t>:</w:t>
+            </w:r>
+          </w:p>
+        </w:tc>
+      </w:tr>
+      <w:tr>
+        <w:trPr>
+          <w:gridAfter w:val="1"/>
+          <w:wAfter w:w="524" w:type="dxa"/>
+          <w:trHeight w:val="567"/>
+        </w:trPr>
+        <w:tc>
+          <w:tcPr>
+            <w:tcW w:w="9138" w:type="dxa"/>
+            <w:gridSpan w:val="6"/>
+            <w:tcBorders>
+              <w:top w:val="single" w:sz="4" w:space="0" w:color="auto"/>
+              <w:left w:val="single" w:sz="4" w:space="0" w:color="auto"/>
+              <w:bottom w:val="single" w:sz="4" w:space="0" w:color="auto"/>
+              <w:right w:val="single" w:sz="4" w:space="0" w:color="auto"/>
+            </w:tcBorders>
+            <w:shd w:val="clear" w:color="auto" w:fill="auto"/>
+            <w:noWrap/>
+            <w:vAlign w:val="center"/>
+            <w:hideMark/>
+          </w:tcPr>
+          <w:p>
+            <w:pPr>
+              <w:pStyle w:val="Lijstalinea"/>
               <w:numPr>
                 <w:ilvl w:val="0"/>
                 <w:numId w:val="31"/>
@@ -9383,7 +10523,996 @@
                 <w:rFonts w:ascii="Calibri" w:eastAsia="Times New Roman" w:hAnsi="Calibri" w:cs="Calibri"/>
                 <w:color w:val="000000"/>
               </w:rPr>
-              <w:t>Etc.</w:t>
+              <w:t>Speler huidige health word laten zien op het leaderboard.</w:t>
+            </w:r>
+          </w:p>
+        </w:tc>
+      </w:tr>
+      <w:tr>
+        <w:trPr>
+          <w:gridAfter w:val="1"/>
+          <w:wAfter w:w="524" w:type="dxa"/>
+          <w:trHeight w:val="567"/>
+        </w:trPr>
+        <w:tc>
+          <w:tcPr>
+            <w:tcW w:w="2093" w:type="dxa"/>
+            <w:gridSpan w:val="2"/>
+            <w:tcBorders>
+              <w:top w:val="single" w:sz="4" w:space="0" w:color="auto"/>
+              <w:left w:val="single" w:sz="4" w:space="0" w:color="auto"/>
+              <w:bottom w:val="single" w:sz="4" w:space="0" w:color="auto"/>
+              <w:right w:val="single" w:sz="4" w:space="0" w:color="auto"/>
+            </w:tcBorders>
+            <w:shd w:val="clear" w:color="auto" w:fill="BFBFBF" w:themeFill="background1" w:themeFillShade="BF"/>
+            <w:noWrap/>
+            <w:vAlign w:val="center"/>
+          </w:tcPr>
+          <w:p>
+            <w:pPr>
+              <w:spacing w:after="0" w:line="240" w:lineRule="auto"/>
+              <w:rPr>
+                <w:rFonts w:ascii="Calibri" w:eastAsia="Times New Roman" w:hAnsi="Calibri" w:cs="Calibri"/>
+                <w:b/>
+                <w:bCs/>
+                <w:color w:val="000000"/>
+              </w:rPr>
+            </w:pPr>
+            <w:r>
+              <w:rPr>
+                <w:rFonts w:ascii="Calibri" w:eastAsia="Times New Roman" w:hAnsi="Calibri" w:cs="Calibri"/>
+                <w:b/>
+                <w:bCs/>
+                <w:color w:val="000000"/>
+              </w:rPr>
+              <w:t>Naam student:</w:t>
+            </w:r>
+          </w:p>
+        </w:tc>
+        <w:tc>
+          <w:tcPr>
+            <w:tcW w:w="7045" w:type="dxa"/>
+            <w:gridSpan w:val="4"/>
+            <w:tcBorders>
+              <w:top w:val="single" w:sz="4" w:space="0" w:color="auto"/>
+              <w:left w:val="single" w:sz="4" w:space="0" w:color="auto"/>
+              <w:bottom w:val="single" w:sz="4" w:space="0" w:color="auto"/>
+              <w:right w:val="single" w:sz="4" w:space="0" w:color="auto"/>
+            </w:tcBorders>
+            <w:shd w:val="clear" w:color="auto" w:fill="auto"/>
+            <w:vAlign w:val="center"/>
+          </w:tcPr>
+          <w:p>
+            <w:pPr>
+              <w:spacing w:after="0" w:line="240" w:lineRule="auto"/>
+              <w:rPr>
+                <w:rFonts w:ascii="Calibri" w:eastAsia="Times New Roman" w:hAnsi="Calibri" w:cs="Calibri"/>
+                <w:color w:val="000000"/>
+              </w:rPr>
+            </w:pPr>
+            <w:r>
+              <w:rPr>
+                <w:rFonts w:ascii="Calibri" w:eastAsia="Times New Roman" w:hAnsi="Calibri" w:cs="Calibri"/>
+                <w:color w:val="000000"/>
+              </w:rPr>
+              <w:t>J</w:t>
+            </w:r>
+            <w:r>
+              <w:rPr>
+                <w:rFonts w:ascii="Calibri" w:eastAsia="Times New Roman" w:hAnsi="Calibri" w:cs="Calibri"/>
+                <w:color w:val="000000"/>
+              </w:rPr>
+              <w:t>orick Wassink</w:t>
+            </w:r>
+          </w:p>
+        </w:tc>
+      </w:tr>
+      <w:tr>
+        <w:trPr>
+          <w:gridAfter w:val="1"/>
+          <w:wAfter w:w="524" w:type="dxa"/>
+          <w:trHeight w:val="567"/>
+        </w:trPr>
+        <w:tc>
+          <w:tcPr>
+            <w:tcW w:w="2093" w:type="dxa"/>
+            <w:gridSpan w:val="2"/>
+            <w:tcBorders>
+              <w:top w:val="single" w:sz="4" w:space="0" w:color="auto"/>
+              <w:left w:val="single" w:sz="4" w:space="0" w:color="auto"/>
+              <w:bottom w:val="single" w:sz="4" w:space="0" w:color="auto"/>
+              <w:right w:val="single" w:sz="4" w:space="0" w:color="auto"/>
+            </w:tcBorders>
+            <w:shd w:val="clear" w:color="auto" w:fill="BFBFBF" w:themeFill="background1" w:themeFillShade="BF"/>
+            <w:noWrap/>
+            <w:vAlign w:val="center"/>
+            <w:hideMark/>
+          </w:tcPr>
+          <w:p>
+            <w:pPr>
+              <w:spacing w:after="0" w:line="240" w:lineRule="auto"/>
+              <w:rPr>
+                <w:rFonts w:ascii="Calibri" w:eastAsia="Times New Roman" w:hAnsi="Calibri" w:cs="Calibri"/>
+                <w:color w:val="000000"/>
+              </w:rPr>
+            </w:pPr>
+            <w:r>
+              <w:rPr>
+                <w:rFonts w:ascii="Calibri" w:eastAsia="Times New Roman" w:hAnsi="Calibri" w:cs="Calibri"/>
+                <w:b/>
+                <w:bCs/>
+                <w:color w:val="000000"/>
+              </w:rPr>
+              <w:t>Nummer &amp; Titel</w:t>
+            </w:r>
+            <w:r>
+              <w:rPr>
+                <w:rFonts w:ascii="Calibri" w:eastAsia="Times New Roman" w:hAnsi="Calibri" w:cs="Calibri"/>
+                <w:color w:val="000000"/>
+              </w:rPr>
+              <w:t>:</w:t>
+            </w:r>
+          </w:p>
+        </w:tc>
+        <w:tc>
+          <w:tcPr>
+            <w:tcW w:w="7045" w:type="dxa"/>
+            <w:gridSpan w:val="4"/>
+            <w:tcBorders>
+              <w:top w:val="single" w:sz="4" w:space="0" w:color="auto"/>
+              <w:left w:val="single" w:sz="4" w:space="0" w:color="auto"/>
+              <w:bottom w:val="single" w:sz="4" w:space="0" w:color="auto"/>
+              <w:right w:val="single" w:sz="4" w:space="0" w:color="auto"/>
+            </w:tcBorders>
+            <w:shd w:val="clear" w:color="auto" w:fill="auto"/>
+            <w:vAlign w:val="center"/>
+          </w:tcPr>
+          <w:p>
+            <w:pPr>
+              <w:spacing w:after="0" w:line="240" w:lineRule="auto"/>
+              <w:rPr>
+                <w:rFonts w:ascii="Calibri" w:eastAsia="Times New Roman" w:hAnsi="Calibri" w:cs="Calibri"/>
+                <w:color w:val="000000"/>
+              </w:rPr>
+            </w:pPr>
+            <w:r>
+              <w:rPr>
+                <w:rFonts w:ascii="Calibri" w:eastAsia="Times New Roman" w:hAnsi="Calibri" w:cs="Calibri"/>
+                <w:color w:val="000000"/>
+              </w:rPr>
+              <w:t>32. debuffs uitdelen volgens leaderboard</w:t>
+            </w:r>
+          </w:p>
+        </w:tc>
+      </w:tr>
+      <w:tr>
+        <w:trPr>
+          <w:gridAfter w:val="1"/>
+          <w:wAfter w:w="524" w:type="dxa"/>
+          <w:trHeight w:val="567"/>
+        </w:trPr>
+        <w:tc>
+          <w:tcPr>
+            <w:tcW w:w="9138" w:type="dxa"/>
+            <w:gridSpan w:val="6"/>
+            <w:tcBorders>
+              <w:top w:val="single" w:sz="4" w:space="0" w:color="auto"/>
+              <w:left w:val="single" w:sz="4" w:space="0" w:color="auto"/>
+              <w:bottom w:val="single" w:sz="4" w:space="0" w:color="auto"/>
+              <w:right w:val="single" w:sz="4" w:space="0" w:color="auto"/>
+            </w:tcBorders>
+            <w:shd w:val="clear" w:color="auto" w:fill="BFBFBF" w:themeFill="background1" w:themeFillShade="BF"/>
+            <w:noWrap/>
+            <w:vAlign w:val="center"/>
+            <w:hideMark/>
+          </w:tcPr>
+          <w:p>
+            <w:pPr>
+              <w:spacing w:after="0" w:line="240" w:lineRule="auto"/>
+              <w:rPr>
+                <w:rFonts w:ascii="Calibri" w:eastAsia="Times New Roman" w:hAnsi="Calibri" w:cs="Calibri"/>
+                <w:color w:val="000000"/>
+              </w:rPr>
+            </w:pPr>
+            <w:r>
+              <w:rPr>
+                <w:rFonts w:ascii="Calibri" w:eastAsia="Times New Roman" w:hAnsi="Calibri" w:cs="Calibri"/>
+                <w:b/>
+                <w:bCs/>
+                <w:color w:val="000000"/>
+              </w:rPr>
+              <w:t>Omschrijving</w:t>
+            </w:r>
+            <w:r>
+              <w:rPr>
+                <w:rFonts w:ascii="Calibri" w:eastAsia="Times New Roman" w:hAnsi="Calibri" w:cs="Calibri"/>
+                <w:color w:val="000000"/>
+              </w:rPr>
+              <w:t>:</w:t>
+            </w:r>
+          </w:p>
+        </w:tc>
+      </w:tr>
+      <w:tr>
+        <w:trPr>
+          <w:gridAfter w:val="1"/>
+          <w:wAfter w:w="524" w:type="dxa"/>
+          <w:trHeight w:val="567"/>
+        </w:trPr>
+        <w:tc>
+          <w:tcPr>
+            <w:tcW w:w="9138" w:type="dxa"/>
+            <w:gridSpan w:val="6"/>
+            <w:tcBorders>
+              <w:top w:val="single" w:sz="4" w:space="0" w:color="auto"/>
+              <w:left w:val="single" w:sz="4" w:space="0" w:color="auto"/>
+              <w:bottom w:val="single" w:sz="4" w:space="0" w:color="auto"/>
+              <w:right w:val="single" w:sz="4" w:space="0" w:color="auto"/>
+            </w:tcBorders>
+            <w:shd w:val="clear" w:color="auto" w:fill="auto"/>
+            <w:noWrap/>
+            <w:vAlign w:val="center"/>
+            <w:hideMark/>
+          </w:tcPr>
+          <w:p>
+            <w:pPr>
+              <w:spacing w:after="0" w:line="240" w:lineRule="auto"/>
+              <w:rPr>
+                <w:rFonts w:ascii="Calibri" w:eastAsia="Times New Roman" w:hAnsi="Calibri" w:cs="Calibri"/>
+                <w:color w:val="000000"/>
+              </w:rPr>
+            </w:pPr>
+            <w:r>
+              <w:rPr>
+                <w:rFonts w:ascii="Calibri" w:eastAsia="Times New Roman" w:hAnsi="Calibri" w:cs="Calibri"/>
+                <w:color w:val="000000"/>
+              </w:rPr>
+              <w:t>Als speler wil ik debuffs uitdelen aan de mensen die boven mij staan op het leaderboard zodat ik beter kan winnen tegen mijn medespelers.</w:t>
+            </w:r>
+          </w:p>
+        </w:tc>
+      </w:tr>
+      <w:tr>
+        <w:trPr>
+          <w:gridAfter w:val="1"/>
+          <w:wAfter w:w="524" w:type="dxa"/>
+          <w:trHeight w:val="567"/>
+        </w:trPr>
+        <w:tc>
+          <w:tcPr>
+            <w:tcW w:w="2093" w:type="dxa"/>
+            <w:gridSpan w:val="2"/>
+            <w:tcBorders>
+              <w:top w:val="single" w:sz="4" w:space="0" w:color="auto"/>
+              <w:left w:val="single" w:sz="4" w:space="0" w:color="auto"/>
+              <w:bottom w:val="single" w:sz="4" w:space="0" w:color="auto"/>
+              <w:right w:val="single" w:sz="4" w:space="0" w:color="auto"/>
+            </w:tcBorders>
+            <w:shd w:val="clear" w:color="auto" w:fill="BFBFBF" w:themeFill="background1" w:themeFillShade="BF"/>
+            <w:noWrap/>
+            <w:vAlign w:val="center"/>
+            <w:hideMark/>
+          </w:tcPr>
+          <w:p>
+            <w:pPr>
+              <w:spacing w:after="0" w:line="240" w:lineRule="auto"/>
+              <w:rPr>
+                <w:rFonts w:ascii="Calibri" w:eastAsia="Times New Roman" w:hAnsi="Calibri" w:cs="Calibri"/>
+                <w:b/>
+                <w:bCs/>
+                <w:color w:val="000000"/>
+              </w:rPr>
+            </w:pPr>
+            <w:r>
+              <w:rPr>
+                <w:rFonts w:ascii="Calibri" w:eastAsia="Times New Roman" w:hAnsi="Calibri" w:cs="Calibri"/>
+                <w:b/>
+                <w:bCs/>
+                <w:color w:val="000000"/>
+              </w:rPr>
+              <w:t>Business Value:</w:t>
+            </w:r>
+          </w:p>
+        </w:tc>
+        <w:tc>
+          <w:tcPr>
+            <w:tcW w:w="2551" w:type="dxa"/>
+            <w:tcBorders>
+              <w:top w:val="nil"/>
+              <w:left w:val="nil"/>
+              <w:bottom w:val="single" w:sz="4" w:space="0" w:color="auto"/>
+              <w:right w:val="single" w:sz="4" w:space="0" w:color="auto"/>
+            </w:tcBorders>
+            <w:shd w:val="clear" w:color="auto" w:fill="auto"/>
+            <w:noWrap/>
+            <w:vAlign w:val="center"/>
+            <w:hideMark/>
+          </w:tcPr>
+          <w:p>
+            <w:pPr>
+              <w:spacing w:after="0" w:line="240" w:lineRule="auto"/>
+              <w:rPr>
+                <w:rFonts w:ascii="Calibri" w:eastAsia="Times New Roman" w:hAnsi="Calibri" w:cs="Calibri"/>
+                <w:color w:val="000000"/>
+              </w:rPr>
+            </w:pPr>
+            <w:r>
+              <w:rPr>
+                <w:rFonts w:ascii="Calibri" w:eastAsia="Times New Roman" w:hAnsi="Calibri" w:cs="Calibri"/>
+                <w:color w:val="000000"/>
+              </w:rPr>
+              <w:t>5</w:t>
+            </w:r>
+          </w:p>
+        </w:tc>
+        <w:tc>
+          <w:tcPr>
+            <w:tcW w:w="1985" w:type="dxa"/>
+            <w:tcBorders>
+              <w:top w:val="nil"/>
+              <w:left w:val="nil"/>
+              <w:bottom w:val="single" w:sz="4" w:space="0" w:color="auto"/>
+              <w:right w:val="single" w:sz="4" w:space="0" w:color="auto"/>
+            </w:tcBorders>
+            <w:shd w:val="clear" w:color="auto" w:fill="BFBFBF" w:themeFill="background1" w:themeFillShade="BF"/>
+            <w:noWrap/>
+            <w:vAlign w:val="center"/>
+            <w:hideMark/>
+          </w:tcPr>
+          <w:p>
+            <w:pPr>
+              <w:spacing w:after="0" w:line="240" w:lineRule="auto"/>
+              <w:rPr>
+                <w:rFonts w:ascii="Calibri" w:eastAsia="Times New Roman" w:hAnsi="Calibri" w:cs="Calibri"/>
+                <w:b/>
+                <w:bCs/>
+                <w:color w:val="000000"/>
+              </w:rPr>
+            </w:pPr>
+            <w:r>
+              <w:rPr>
+                <w:rFonts w:ascii="Calibri" w:eastAsia="Times New Roman" w:hAnsi="Calibri" w:cs="Calibri"/>
+                <w:b/>
+                <w:bCs/>
+                <w:color w:val="000000"/>
+              </w:rPr>
+              <w:t>Story Points:</w:t>
+            </w:r>
+          </w:p>
+        </w:tc>
+        <w:tc>
+          <w:tcPr>
+            <w:tcW w:w="2509" w:type="dxa"/>
+            <w:gridSpan w:val="2"/>
+            <w:tcBorders>
+              <w:top w:val="nil"/>
+              <w:left w:val="nil"/>
+              <w:bottom w:val="single" w:sz="4" w:space="0" w:color="auto"/>
+              <w:right w:val="single" w:sz="4" w:space="0" w:color="auto"/>
+            </w:tcBorders>
+            <w:shd w:val="clear" w:color="auto" w:fill="auto"/>
+            <w:noWrap/>
+            <w:vAlign w:val="center"/>
+            <w:hideMark/>
+          </w:tcPr>
+          <w:p>
+            <w:pPr>
+              <w:spacing w:after="0" w:line="240" w:lineRule="auto"/>
+              <w:rPr>
+                <w:rFonts w:ascii="Calibri" w:eastAsia="Times New Roman" w:hAnsi="Calibri" w:cs="Calibri"/>
+                <w:color w:val="000000"/>
+              </w:rPr>
+            </w:pPr>
+            <w:r>
+              <w:rPr>
+                <w:rFonts w:ascii="Calibri" w:eastAsia="Times New Roman" w:hAnsi="Calibri" w:cs="Calibri"/>
+                <w:color w:val="000000"/>
+              </w:rPr>
+              <w:t>8</w:t>
+            </w:r>
+          </w:p>
+        </w:tc>
+      </w:tr>
+      <w:tr>
+        <w:trPr>
+          <w:gridAfter w:val="1"/>
+          <w:wAfter w:w="524" w:type="dxa"/>
+          <w:trHeight w:val="567"/>
+        </w:trPr>
+        <w:tc>
+          <w:tcPr>
+            <w:tcW w:w="9138" w:type="dxa"/>
+            <w:gridSpan w:val="6"/>
+            <w:tcBorders>
+              <w:top w:val="single" w:sz="4" w:space="0" w:color="auto"/>
+              <w:left w:val="single" w:sz="4" w:space="0" w:color="auto"/>
+              <w:bottom w:val="single" w:sz="4" w:space="0" w:color="auto"/>
+              <w:right w:val="single" w:sz="4" w:space="0" w:color="auto"/>
+            </w:tcBorders>
+            <w:shd w:val="clear" w:color="auto" w:fill="BFBFBF" w:themeFill="background1" w:themeFillShade="BF"/>
+            <w:noWrap/>
+            <w:vAlign w:val="center"/>
+            <w:hideMark/>
+          </w:tcPr>
+          <w:p>
+            <w:pPr>
+              <w:spacing w:after="0" w:line="240" w:lineRule="auto"/>
+              <w:rPr>
+                <w:rFonts w:ascii="Calibri" w:eastAsia="Times New Roman" w:hAnsi="Calibri" w:cs="Calibri"/>
+                <w:color w:val="000000"/>
+              </w:rPr>
+            </w:pPr>
+            <w:r>
+              <w:rPr>
+                <w:rFonts w:ascii="Calibri" w:eastAsia="Times New Roman" w:hAnsi="Calibri" w:cs="Calibri"/>
+                <w:b/>
+                <w:bCs/>
+                <w:color w:val="000000"/>
+              </w:rPr>
+              <w:t>Acceptatiecriteria</w:t>
+            </w:r>
+            <w:r>
+              <w:rPr>
+                <w:rFonts w:ascii="Calibri" w:eastAsia="Times New Roman" w:hAnsi="Calibri" w:cs="Calibri"/>
+                <w:color w:val="000000"/>
+              </w:rPr>
+              <w:t>:</w:t>
+            </w:r>
+          </w:p>
+        </w:tc>
+      </w:tr>
+      <w:tr>
+        <w:trPr>
+          <w:gridAfter w:val="1"/>
+          <w:wAfter w:w="524" w:type="dxa"/>
+          <w:trHeight w:val="567"/>
+        </w:trPr>
+        <w:tc>
+          <w:tcPr>
+            <w:tcW w:w="9138" w:type="dxa"/>
+            <w:gridSpan w:val="6"/>
+            <w:tcBorders>
+              <w:top w:val="single" w:sz="4" w:space="0" w:color="auto"/>
+              <w:left w:val="single" w:sz="4" w:space="0" w:color="auto"/>
+              <w:bottom w:val="single" w:sz="4" w:space="0" w:color="auto"/>
+              <w:right w:val="single" w:sz="4" w:space="0" w:color="auto"/>
+            </w:tcBorders>
+            <w:shd w:val="clear" w:color="auto" w:fill="auto"/>
+            <w:noWrap/>
+            <w:vAlign w:val="center"/>
+            <w:hideMark/>
+          </w:tcPr>
+          <w:p>
+            <w:pPr>
+              <w:pStyle w:val="Lijstalinea"/>
+              <w:numPr>
+                <w:ilvl w:val="0"/>
+                <w:numId w:val="31"/>
+              </w:numPr>
+              <w:spacing w:before="240" w:line="240" w:lineRule="auto"/>
+              <w:rPr>
+                <w:rFonts w:ascii="Calibri" w:eastAsia="Times New Roman" w:hAnsi="Calibri" w:cs="Calibri"/>
+                <w:color w:val="000000"/>
+              </w:rPr>
+            </w:pPr>
+            <w:r>
+              <w:rPr>
+                <w:rFonts w:ascii="Calibri" w:eastAsia="Times New Roman" w:hAnsi="Calibri" w:cs="Calibri"/>
+                <w:color w:val="000000"/>
+              </w:rPr>
+              <w:t>Speler huidige health word laten zien op het leaderboard.</w:t>
+            </w:r>
+          </w:p>
+        </w:tc>
+      </w:tr>
+      <w:tr>
+        <w:trPr>
+          <w:gridAfter w:val="1"/>
+          <w:wAfter w:w="524" w:type="dxa"/>
+          <w:trHeight w:val="567"/>
+        </w:trPr>
+        <w:tc>
+          <w:tcPr>
+            <w:tcW w:w="2093" w:type="dxa"/>
+            <w:gridSpan w:val="2"/>
+            <w:tcBorders>
+              <w:top w:val="single" w:sz="4" w:space="0" w:color="auto"/>
+              <w:left w:val="single" w:sz="4" w:space="0" w:color="auto"/>
+              <w:bottom w:val="single" w:sz="4" w:space="0" w:color="auto"/>
+              <w:right w:val="single" w:sz="4" w:space="0" w:color="auto"/>
+            </w:tcBorders>
+            <w:shd w:val="clear" w:color="auto" w:fill="BFBFBF" w:themeFill="background1" w:themeFillShade="BF"/>
+            <w:noWrap/>
+            <w:vAlign w:val="center"/>
+          </w:tcPr>
+          <w:p>
+            <w:pPr>
+              <w:spacing w:after="0" w:line="240" w:lineRule="auto"/>
+              <w:rPr>
+                <w:rFonts w:ascii="Calibri" w:eastAsia="Times New Roman" w:hAnsi="Calibri" w:cs="Calibri"/>
+                <w:b/>
+                <w:bCs/>
+                <w:color w:val="000000"/>
+              </w:rPr>
+            </w:pPr>
+            <w:r>
+              <w:rPr>
+                <w:rFonts w:ascii="Calibri" w:eastAsia="Times New Roman" w:hAnsi="Calibri" w:cs="Calibri"/>
+                <w:b/>
+                <w:bCs/>
+                <w:color w:val="000000"/>
+              </w:rPr>
+              <w:t>Naam student:</w:t>
+            </w:r>
+          </w:p>
+        </w:tc>
+        <w:tc>
+          <w:tcPr>
+            <w:tcW w:w="7045" w:type="dxa"/>
+            <w:gridSpan w:val="4"/>
+            <w:tcBorders>
+              <w:top w:val="single" w:sz="4" w:space="0" w:color="auto"/>
+              <w:left w:val="single" w:sz="4" w:space="0" w:color="auto"/>
+              <w:bottom w:val="single" w:sz="4" w:space="0" w:color="auto"/>
+              <w:right w:val="single" w:sz="4" w:space="0" w:color="auto"/>
+            </w:tcBorders>
+            <w:shd w:val="clear" w:color="auto" w:fill="auto"/>
+            <w:vAlign w:val="center"/>
+          </w:tcPr>
+          <w:p>
+            <w:pPr>
+              <w:spacing w:after="0" w:line="240" w:lineRule="auto"/>
+              <w:rPr>
+                <w:rFonts w:ascii="Calibri" w:eastAsia="Times New Roman" w:hAnsi="Calibri" w:cs="Calibri"/>
+                <w:color w:val="000000"/>
+              </w:rPr>
+            </w:pPr>
+            <w:r>
+              <w:rPr>
+                <w:rFonts w:ascii="Calibri" w:eastAsia="Times New Roman" w:hAnsi="Calibri" w:cs="Calibri"/>
+                <w:color w:val="000000"/>
+              </w:rPr>
+              <w:t>Thom Hermelink</w:t>
+            </w:r>
+          </w:p>
+        </w:tc>
+      </w:tr>
+      <w:tr>
+        <w:trPr>
+          <w:gridAfter w:val="1"/>
+          <w:wAfter w:w="524" w:type="dxa"/>
+          <w:trHeight w:val="567"/>
+        </w:trPr>
+        <w:tc>
+          <w:tcPr>
+            <w:tcW w:w="2093" w:type="dxa"/>
+            <w:gridSpan w:val="2"/>
+            <w:tcBorders>
+              <w:top w:val="single" w:sz="4" w:space="0" w:color="auto"/>
+              <w:left w:val="single" w:sz="4" w:space="0" w:color="auto"/>
+              <w:bottom w:val="single" w:sz="4" w:space="0" w:color="auto"/>
+              <w:right w:val="single" w:sz="4" w:space="0" w:color="auto"/>
+            </w:tcBorders>
+            <w:shd w:val="clear" w:color="auto" w:fill="BFBFBF" w:themeFill="background1" w:themeFillShade="BF"/>
+            <w:noWrap/>
+            <w:vAlign w:val="center"/>
+            <w:hideMark/>
+          </w:tcPr>
+          <w:p>
+            <w:pPr>
+              <w:spacing w:after="0" w:line="240" w:lineRule="auto"/>
+              <w:rPr>
+                <w:rFonts w:ascii="Calibri" w:eastAsia="Times New Roman" w:hAnsi="Calibri" w:cs="Calibri"/>
+                <w:color w:val="000000"/>
+              </w:rPr>
+            </w:pPr>
+            <w:r>
+              <w:rPr>
+                <w:rFonts w:ascii="Calibri" w:eastAsia="Times New Roman" w:hAnsi="Calibri" w:cs="Calibri"/>
+                <w:b/>
+                <w:bCs/>
+                <w:color w:val="000000"/>
+              </w:rPr>
+              <w:t>Nummer &amp; Titel</w:t>
+            </w:r>
+            <w:r>
+              <w:rPr>
+                <w:rFonts w:ascii="Calibri" w:eastAsia="Times New Roman" w:hAnsi="Calibri" w:cs="Calibri"/>
+                <w:color w:val="000000"/>
+              </w:rPr>
+              <w:t>:</w:t>
+            </w:r>
+          </w:p>
+        </w:tc>
+        <w:tc>
+          <w:tcPr>
+            <w:tcW w:w="7045" w:type="dxa"/>
+            <w:gridSpan w:val="4"/>
+            <w:tcBorders>
+              <w:top w:val="single" w:sz="4" w:space="0" w:color="auto"/>
+              <w:left w:val="single" w:sz="4" w:space="0" w:color="auto"/>
+              <w:bottom w:val="single" w:sz="4" w:space="0" w:color="auto"/>
+              <w:right w:val="single" w:sz="4" w:space="0" w:color="auto"/>
+            </w:tcBorders>
+            <w:shd w:val="clear" w:color="auto" w:fill="auto"/>
+            <w:vAlign w:val="center"/>
+          </w:tcPr>
+          <w:p>
+            <w:pPr>
+              <w:spacing w:after="0" w:line="240" w:lineRule="auto"/>
+              <w:rPr>
+                <w:rFonts w:ascii="Calibri" w:eastAsia="Times New Roman" w:hAnsi="Calibri" w:cs="Calibri"/>
+                <w:color w:val="000000"/>
+              </w:rPr>
+            </w:pPr>
+            <w:r>
+              <w:rPr>
+                <w:rFonts w:ascii="Calibri" w:eastAsia="Times New Roman" w:hAnsi="Calibri" w:cs="Calibri"/>
+                <w:color w:val="000000"/>
+              </w:rPr>
+              <w:t>3</w:t>
+            </w:r>
+            <w:r>
+              <w:rPr>
+                <w:rFonts w:ascii="Calibri" w:eastAsia="Times New Roman" w:hAnsi="Calibri" w:cs="Calibri"/>
+                <w:color w:val="000000"/>
+              </w:rPr>
+              <w:t>3</w:t>
+            </w:r>
+            <w:r>
+              <w:rPr>
+                <w:rFonts w:ascii="Calibri" w:eastAsia="Times New Roman" w:hAnsi="Calibri" w:cs="Calibri"/>
+                <w:color w:val="000000"/>
+              </w:rPr>
+              <w:t xml:space="preserve">. </w:t>
+            </w:r>
+            <w:r>
+              <w:rPr>
+                <w:rFonts w:ascii="Calibri" w:eastAsia="Times New Roman" w:hAnsi="Calibri" w:cs="Calibri"/>
+                <w:color w:val="000000"/>
+              </w:rPr>
+              <w:t xml:space="preserve">Turrets draaien </w:t>
+            </w:r>
+          </w:p>
+        </w:tc>
+      </w:tr>
+      <w:tr>
+        <w:trPr>
+          <w:gridAfter w:val="1"/>
+          <w:wAfter w:w="524" w:type="dxa"/>
+          <w:trHeight w:val="567"/>
+        </w:trPr>
+        <w:tc>
+          <w:tcPr>
+            <w:tcW w:w="9138" w:type="dxa"/>
+            <w:gridSpan w:val="6"/>
+            <w:tcBorders>
+              <w:top w:val="single" w:sz="4" w:space="0" w:color="auto"/>
+              <w:left w:val="single" w:sz="4" w:space="0" w:color="auto"/>
+              <w:bottom w:val="single" w:sz="4" w:space="0" w:color="auto"/>
+              <w:right w:val="single" w:sz="4" w:space="0" w:color="auto"/>
+            </w:tcBorders>
+            <w:shd w:val="clear" w:color="auto" w:fill="BFBFBF" w:themeFill="background1" w:themeFillShade="BF"/>
+            <w:noWrap/>
+            <w:vAlign w:val="center"/>
+            <w:hideMark/>
+          </w:tcPr>
+          <w:p>
+            <w:pPr>
+              <w:spacing w:after="0" w:line="240" w:lineRule="auto"/>
+              <w:rPr>
+                <w:rFonts w:ascii="Calibri" w:eastAsia="Times New Roman" w:hAnsi="Calibri" w:cs="Calibri"/>
+                <w:color w:val="000000"/>
+              </w:rPr>
+            </w:pPr>
+            <w:r>
+              <w:rPr>
+                <w:rFonts w:ascii="Calibri" w:eastAsia="Times New Roman" w:hAnsi="Calibri" w:cs="Calibri"/>
+                <w:b/>
+                <w:bCs/>
+                <w:color w:val="000000"/>
+              </w:rPr>
+              <w:t>Omschrijving</w:t>
+            </w:r>
+            <w:r>
+              <w:rPr>
+                <w:rFonts w:ascii="Calibri" w:eastAsia="Times New Roman" w:hAnsi="Calibri" w:cs="Calibri"/>
+                <w:color w:val="000000"/>
+              </w:rPr>
+              <w:t>:</w:t>
+            </w:r>
+          </w:p>
+        </w:tc>
+      </w:tr>
+      <w:tr>
+        <w:trPr>
+          <w:gridAfter w:val="1"/>
+          <w:wAfter w:w="524" w:type="dxa"/>
+          <w:trHeight w:val="567"/>
+        </w:trPr>
+        <w:tc>
+          <w:tcPr>
+            <w:tcW w:w="9138" w:type="dxa"/>
+            <w:gridSpan w:val="6"/>
+            <w:tcBorders>
+              <w:top w:val="single" w:sz="4" w:space="0" w:color="auto"/>
+              <w:left w:val="single" w:sz="4" w:space="0" w:color="auto"/>
+              <w:bottom w:val="single" w:sz="4" w:space="0" w:color="auto"/>
+              <w:right w:val="single" w:sz="4" w:space="0" w:color="auto"/>
+            </w:tcBorders>
+            <w:shd w:val="clear" w:color="auto" w:fill="auto"/>
+            <w:noWrap/>
+            <w:vAlign w:val="center"/>
+            <w:hideMark/>
+          </w:tcPr>
+          <w:p>
+            <w:pPr>
+              <w:spacing w:after="0" w:line="240" w:lineRule="auto"/>
+              <w:rPr>
+                <w:rFonts w:ascii="Calibri" w:eastAsia="Times New Roman" w:hAnsi="Calibri" w:cs="Calibri"/>
+                <w:color w:val="000000"/>
+              </w:rPr>
+            </w:pPr>
+            <w:r>
+              <w:rPr>
+                <w:rFonts w:ascii="Calibri" w:eastAsia="Times New Roman" w:hAnsi="Calibri" w:cs="Calibri"/>
+                <w:color w:val="000000"/>
+              </w:rPr>
+              <w:t>Als speler wil ik aan de hand van de rotatie van de turret kunnen zien waar die heen gaat schieten zodat ik weet waar hij naar kijkt.</w:t>
+            </w:r>
+          </w:p>
+        </w:tc>
+      </w:tr>
+      <w:tr>
+        <w:trPr>
+          <w:gridAfter w:val="1"/>
+          <w:wAfter w:w="524" w:type="dxa"/>
+          <w:trHeight w:val="567"/>
+        </w:trPr>
+        <w:tc>
+          <w:tcPr>
+            <w:tcW w:w="2093" w:type="dxa"/>
+            <w:gridSpan w:val="2"/>
+            <w:tcBorders>
+              <w:top w:val="single" w:sz="4" w:space="0" w:color="auto"/>
+              <w:left w:val="single" w:sz="4" w:space="0" w:color="auto"/>
+              <w:bottom w:val="single" w:sz="4" w:space="0" w:color="auto"/>
+              <w:right w:val="single" w:sz="4" w:space="0" w:color="auto"/>
+            </w:tcBorders>
+            <w:shd w:val="clear" w:color="auto" w:fill="BFBFBF" w:themeFill="background1" w:themeFillShade="BF"/>
+            <w:noWrap/>
+            <w:vAlign w:val="center"/>
+            <w:hideMark/>
+          </w:tcPr>
+          <w:p>
+            <w:pPr>
+              <w:spacing w:after="0" w:line="240" w:lineRule="auto"/>
+              <w:rPr>
+                <w:rFonts w:ascii="Calibri" w:eastAsia="Times New Roman" w:hAnsi="Calibri" w:cs="Calibri"/>
+                <w:b/>
+                <w:bCs/>
+                <w:color w:val="000000"/>
+              </w:rPr>
+            </w:pPr>
+            <w:r>
+              <w:rPr>
+                <w:rFonts w:ascii="Calibri" w:eastAsia="Times New Roman" w:hAnsi="Calibri" w:cs="Calibri"/>
+                <w:b/>
+                <w:bCs/>
+                <w:color w:val="000000"/>
+              </w:rPr>
+              <w:t>Business Value:</w:t>
+            </w:r>
+          </w:p>
+        </w:tc>
+        <w:tc>
+          <w:tcPr>
+            <w:tcW w:w="2551" w:type="dxa"/>
+            <w:tcBorders>
+              <w:top w:val="nil"/>
+              <w:left w:val="nil"/>
+              <w:bottom w:val="single" w:sz="4" w:space="0" w:color="auto"/>
+              <w:right w:val="single" w:sz="4" w:space="0" w:color="auto"/>
+            </w:tcBorders>
+            <w:shd w:val="clear" w:color="auto" w:fill="auto"/>
+            <w:noWrap/>
+            <w:vAlign w:val="center"/>
+            <w:hideMark/>
+          </w:tcPr>
+          <w:p>
+            <w:pPr>
+              <w:spacing w:after="0" w:line="240" w:lineRule="auto"/>
+              <w:rPr>
+                <w:rFonts w:ascii="Calibri" w:eastAsia="Times New Roman" w:hAnsi="Calibri" w:cs="Calibri"/>
+                <w:color w:val="000000"/>
+              </w:rPr>
+            </w:pPr>
+            <w:r>
+              <w:rPr>
+                <w:rFonts w:ascii="Calibri" w:eastAsia="Times New Roman" w:hAnsi="Calibri" w:cs="Calibri"/>
+                <w:color w:val="000000"/>
+              </w:rPr>
+              <w:t>5</w:t>
+            </w:r>
+          </w:p>
+        </w:tc>
+        <w:tc>
+          <w:tcPr>
+            <w:tcW w:w="1985" w:type="dxa"/>
+            <w:tcBorders>
+              <w:top w:val="nil"/>
+              <w:left w:val="nil"/>
+              <w:bottom w:val="single" w:sz="4" w:space="0" w:color="auto"/>
+              <w:right w:val="single" w:sz="4" w:space="0" w:color="auto"/>
+            </w:tcBorders>
+            <w:shd w:val="clear" w:color="auto" w:fill="BFBFBF" w:themeFill="background1" w:themeFillShade="BF"/>
+            <w:noWrap/>
+            <w:vAlign w:val="center"/>
+            <w:hideMark/>
+          </w:tcPr>
+          <w:p>
+            <w:pPr>
+              <w:spacing w:after="0" w:line="240" w:lineRule="auto"/>
+              <w:rPr>
+                <w:rFonts w:ascii="Calibri" w:eastAsia="Times New Roman" w:hAnsi="Calibri" w:cs="Calibri"/>
+                <w:b/>
+                <w:bCs/>
+                <w:color w:val="000000"/>
+              </w:rPr>
+            </w:pPr>
+            <w:r>
+              <w:rPr>
+                <w:rFonts w:ascii="Calibri" w:eastAsia="Times New Roman" w:hAnsi="Calibri" w:cs="Calibri"/>
+                <w:b/>
+                <w:bCs/>
+                <w:color w:val="000000"/>
+              </w:rPr>
+              <w:t>Story Points:</w:t>
+            </w:r>
+          </w:p>
+        </w:tc>
+        <w:tc>
+          <w:tcPr>
+            <w:tcW w:w="2509" w:type="dxa"/>
+            <w:gridSpan w:val="2"/>
+            <w:tcBorders>
+              <w:top w:val="nil"/>
+              <w:left w:val="nil"/>
+              <w:bottom w:val="single" w:sz="4" w:space="0" w:color="auto"/>
+              <w:right w:val="single" w:sz="4" w:space="0" w:color="auto"/>
+            </w:tcBorders>
+            <w:shd w:val="clear" w:color="auto" w:fill="auto"/>
+            <w:noWrap/>
+            <w:vAlign w:val="center"/>
+            <w:hideMark/>
+          </w:tcPr>
+          <w:p>
+            <w:pPr>
+              <w:spacing w:after="0" w:line="240" w:lineRule="auto"/>
+              <w:rPr>
+                <w:rFonts w:ascii="Calibri" w:eastAsia="Times New Roman" w:hAnsi="Calibri" w:cs="Calibri"/>
+                <w:color w:val="000000"/>
+              </w:rPr>
+            </w:pPr>
+            <w:r>
+              <w:rPr>
+                <w:rFonts w:ascii="Calibri" w:eastAsia="Times New Roman" w:hAnsi="Calibri" w:cs="Calibri"/>
+                <w:color w:val="000000"/>
+              </w:rPr>
+              <w:t>5</w:t>
+            </w:r>
+          </w:p>
+        </w:tc>
+      </w:tr>
+      <w:tr>
+        <w:trPr>
+          <w:gridAfter w:val="1"/>
+          <w:wAfter w:w="524" w:type="dxa"/>
+          <w:trHeight w:val="567"/>
+        </w:trPr>
+        <w:tc>
+          <w:tcPr>
+            <w:tcW w:w="9138" w:type="dxa"/>
+            <w:gridSpan w:val="6"/>
+            <w:tcBorders>
+              <w:top w:val="single" w:sz="4" w:space="0" w:color="auto"/>
+              <w:left w:val="single" w:sz="4" w:space="0" w:color="auto"/>
+              <w:bottom w:val="single" w:sz="4" w:space="0" w:color="auto"/>
+              <w:right w:val="single" w:sz="4" w:space="0" w:color="auto"/>
+            </w:tcBorders>
+            <w:shd w:val="clear" w:color="auto" w:fill="BFBFBF" w:themeFill="background1" w:themeFillShade="BF"/>
+            <w:noWrap/>
+            <w:vAlign w:val="center"/>
+            <w:hideMark/>
+          </w:tcPr>
+          <w:p>
+            <w:pPr>
+              <w:spacing w:after="0" w:line="240" w:lineRule="auto"/>
+              <w:rPr>
+                <w:rFonts w:ascii="Calibri" w:eastAsia="Times New Roman" w:hAnsi="Calibri" w:cs="Calibri"/>
+                <w:color w:val="000000"/>
+              </w:rPr>
+            </w:pPr>
+            <w:r>
+              <w:rPr>
+                <w:rFonts w:ascii="Calibri" w:eastAsia="Times New Roman" w:hAnsi="Calibri" w:cs="Calibri"/>
+                <w:b/>
+                <w:bCs/>
+                <w:color w:val="000000"/>
+              </w:rPr>
+              <w:t>Acceptatiecriteria</w:t>
+            </w:r>
+            <w:r>
+              <w:rPr>
+                <w:rFonts w:ascii="Calibri" w:eastAsia="Times New Roman" w:hAnsi="Calibri" w:cs="Calibri"/>
+                <w:color w:val="000000"/>
+              </w:rPr>
+              <w:t>:</w:t>
+            </w:r>
+          </w:p>
+        </w:tc>
+      </w:tr>
+      <w:tr>
+        <w:trPr>
+          <w:gridAfter w:val="1"/>
+          <w:wAfter w:w="524" w:type="dxa"/>
+          <w:trHeight w:val="567"/>
+        </w:trPr>
+        <w:tc>
+          <w:tcPr>
+            <w:tcW w:w="9138" w:type="dxa"/>
+            <w:gridSpan w:val="6"/>
+            <w:tcBorders>
+              <w:top w:val="single" w:sz="4" w:space="0" w:color="auto"/>
+              <w:left w:val="single" w:sz="4" w:space="0" w:color="auto"/>
+              <w:bottom w:val="single" w:sz="4" w:space="0" w:color="auto"/>
+              <w:right w:val="single" w:sz="4" w:space="0" w:color="auto"/>
+            </w:tcBorders>
+            <w:shd w:val="clear" w:color="auto" w:fill="auto"/>
+            <w:noWrap/>
+            <w:vAlign w:val="center"/>
+            <w:hideMark/>
+          </w:tcPr>
+          <w:p>
+            <w:pPr>
+              <w:pStyle w:val="Lijstalinea"/>
+              <w:numPr>
+                <w:ilvl w:val="0"/>
+                <w:numId w:val="31"/>
+              </w:numPr>
+              <w:spacing w:before="240" w:line="240" w:lineRule="auto"/>
+              <w:rPr>
+                <w:rFonts w:ascii="Calibri" w:eastAsia="Times New Roman" w:hAnsi="Calibri" w:cs="Calibri"/>
+                <w:color w:val="000000"/>
+              </w:rPr>
+            </w:pPr>
+            <w:r>
+              <w:rPr>
+                <w:rFonts w:ascii="Calibri" w:eastAsia="Times New Roman" w:hAnsi="Calibri" w:cs="Calibri"/>
+                <w:color w:val="000000"/>
+              </w:rPr>
+              <w:t>Turrets draaien richting waar ze mikken</w:t>
+            </w:r>
+          </w:p>
+          <w:p>
+            <w:pPr>
+              <w:pStyle w:val="Lijstalinea"/>
+              <w:numPr>
+                <w:ilvl w:val="0"/>
+                <w:numId w:val="31"/>
+              </w:numPr>
+              <w:spacing w:before="240" w:line="240" w:lineRule="auto"/>
+              <w:rPr>
+                <w:rFonts w:ascii="Calibri" w:eastAsia="Times New Roman" w:hAnsi="Calibri" w:cs="Calibri"/>
+                <w:color w:val="000000"/>
+              </w:rPr>
+            </w:pPr>
+            <w:r>
+              <w:rPr>
+                <w:rFonts w:ascii="Calibri" w:eastAsia="Times New Roman" w:hAnsi="Calibri" w:cs="Calibri"/>
+                <w:color w:val="000000"/>
+              </w:rPr>
+              <w:t>Thom breekt niet github</w:t>
             </w:r>
           </w:p>
         </w:tc>
@@ -9391,9 +11520,9 @@
     </w:tbl>
     <w:p/>
     <w:sectPr>
-      <w:footerReference w:type="default" r:id="rId18"/>
-      <w:headerReference w:type="first" r:id="rId19"/>
-      <w:footerReference w:type="first" r:id="rId20"/>
+      <w:footerReference w:type="default" r:id="rId19"/>
+      <w:headerReference w:type="first" r:id="rId20"/>
+      <w:footerReference w:type="first" r:id="rId21"/>
       <w:pgSz w:w="11906" w:h="16838"/>
       <w:pgMar w:top="1417" w:right="1417" w:bottom="1417" w:left="1417" w:header="708" w:footer="708" w:gutter="0"/>
       <w:cols w:space="708"/>
@@ -9748,7 +11877,7 @@
 <w:hdr xmlns:wpc="http://schemas.microsoft.com/office/word/2010/wordprocessingCanvas" xmlns:cx="http://schemas.microsoft.com/office/drawing/2014/chartex" xmlns:cx1="http://schemas.microsoft.com/office/drawing/2015/9/8/chartex" xmlns:cx2="http://schemas.microsoft.com/office/drawing/2015/10/21/chartex" xmlns:cx3="http://schemas.microsoft.com/office/drawing/2016/5/9/chartex" xmlns:cx4="http://schemas.microsoft.com/office/drawing/2016/5/10/chartex" xmlns:cx5="http://schemas.microsoft.com/office/drawing/2016/5/11/chartex" xmlns:cx6="http://schemas.microsoft.com/office/drawing/2016/5/12/chartex" xmlns:cx7="http://schemas.microsoft.com/office/drawing/2016/5/13/chartex" xmlns:cx8="http://schemas.microsoft.com/office/drawing/2016/5/14/chartex" xmlns:mc="http://schemas.openxmlformats.org/markup-compatibility/2006" xmlns:aink="http://schemas.microsoft.com/office/drawing/2016/ink" xmlns:am3d="http://schemas.microsoft.com/office/drawing/2017/model3d" xmlns:o="urn:schemas-microsoft-com:office:office" xmlns:oel="http://schemas.microsoft.com/office/2019/extlst" xmlns:r="http://schemas.openxmlformats.org/officeDocument/2006/relationships" xmlns:m="http://schemas.openxmlformats.org/officeDocument/2006/math" xmlns:v="urn:schemas-microsoft-com:vml" xmlns:wp14="http://schemas.microsoft.com/office/word/2010/wordprocessingDrawing" xmlns:wp="http://schemas.openxmlformats.org/drawingml/2006/wordprocessingDrawing" xmlns:w10="urn:schemas-microsoft-com:office:word" xmlns:w="http://schemas.openxmlformats.org/wordprocessingml/2006/main" xmlns:w14="http://schemas.microsoft.com/office/word/2010/wordml" xmlns:w15="http://schemas.microsoft.com/office/word/2012/wordml" xmlns:w16cex="http://schemas.microsoft.com/office/word/2018/wordml/cex" xmlns:w16cid="http://schemas.microsoft.com/office/word/2016/wordml/cid" xmlns:w16="http://schemas.microsoft.com/office/word/2018/wordml" xmlns:w16du="http://schemas.microsoft.com/office/word/2023/wordml/word16du" xmlns:w16sdtdh="http://schemas.microsoft.com/office/word/2020/wordml/sdtdatahash" xmlns:w16sdtfl="http://schemas.microsoft.com/office/word/2024/wordml/sdtformatlock" xmlns:w16se="http://schemas.microsoft.com/office/word/2015/wordml/symex" xmlns:wpg="http://schemas.microsoft.com/office/word/2010/wordprocessingGroup" xmlns:wpi="http://schemas.microsoft.com/office/word/2010/wordprocessingInk" xmlns:wne="http://schemas.microsoft.com/office/word/2006/wordml" xmlns:wps="http://schemas.microsoft.com/office/word/2010/wordprocessingShape" mc:Ignorable="w14 w15 w16se w16cid w16 w16cex w16sdtdh w16sdtfl w16du wp14">
   <w:p>
     <w:pPr>
-      <w:pStyle w:val="Header"/>
+      <w:pStyle w:val="Koptekst"/>
       <w:jc w:val="center"/>
     </w:pPr>
     <w:r>
@@ -9807,7 +11936,7 @@
   </w:p>
   <w:p>
     <w:pPr>
-      <w:pStyle w:val="Header"/>
+      <w:pStyle w:val="Koptekst"/>
     </w:pPr>
   </w:p>
 </w:hdr>
@@ -13236,16 +15365,16 @@
     <w:lsdException w:name="Unresolved Mention" w:semiHidden="1" w:unhideWhenUsed="1"/>
     <w:lsdException w:name="Smart Link" w:semiHidden="1" w:unhideWhenUsed="1"/>
   </w:latentStyles>
-  <w:style w:type="paragraph" w:default="1" w:styleId="Normal">
+  <w:style w:type="paragraph" w:default="1" w:styleId="Standaard">
     <w:name w:val="Normal"/>
     <w:qFormat/>
     <w:rsid w:val="00B44264"/>
   </w:style>
-  <w:style w:type="paragraph" w:styleId="Heading1">
+  <w:style w:type="paragraph" w:styleId="Kop1">
     <w:name w:val="heading 1"/>
-    <w:basedOn w:val="Normal"/>
-    <w:next w:val="Normal"/>
-    <w:link w:val="Heading1Char"/>
+    <w:basedOn w:val="Standaard"/>
+    <w:next w:val="Standaard"/>
+    <w:link w:val="Kop1Char"/>
     <w:uiPriority w:val="9"/>
     <w:qFormat/>
     <w:rsid w:val="00B44264"/>
@@ -13263,11 +15392,11 @@
       <w:szCs w:val="32"/>
     </w:rPr>
   </w:style>
-  <w:style w:type="paragraph" w:styleId="Heading2">
+  <w:style w:type="paragraph" w:styleId="Kop2">
     <w:name w:val="heading 2"/>
-    <w:basedOn w:val="Normal"/>
-    <w:next w:val="Normal"/>
-    <w:link w:val="Heading2Char"/>
+    <w:basedOn w:val="Standaard"/>
+    <w:next w:val="Standaard"/>
+    <w:link w:val="Kop2Char"/>
     <w:uiPriority w:val="9"/>
     <w:unhideWhenUsed/>
     <w:qFormat/>
@@ -13284,11 +15413,11 @@
       <w:sz w:val="32"/>
     </w:rPr>
   </w:style>
-  <w:style w:type="paragraph" w:styleId="Heading3">
+  <w:style w:type="paragraph" w:styleId="Kop3">
     <w:name w:val="heading 3"/>
-    <w:basedOn w:val="Normal"/>
-    <w:next w:val="Normal"/>
-    <w:link w:val="Heading3Char"/>
+    <w:basedOn w:val="Standaard"/>
+    <w:next w:val="Standaard"/>
+    <w:link w:val="Kop3Char"/>
     <w:uiPriority w:val="9"/>
     <w:unhideWhenUsed/>
     <w:qFormat/>
@@ -13308,11 +15437,11 @@
       <w:szCs w:val="24"/>
     </w:rPr>
   </w:style>
-  <w:style w:type="paragraph" w:styleId="Heading4">
+  <w:style w:type="paragraph" w:styleId="Kop4">
     <w:name w:val="heading 4"/>
-    <w:basedOn w:val="Normal"/>
-    <w:next w:val="Normal"/>
-    <w:link w:val="Heading4Char"/>
+    <w:basedOn w:val="Standaard"/>
+    <w:next w:val="Standaard"/>
+    <w:link w:val="Kop4Char"/>
     <w:uiPriority w:val="9"/>
     <w:semiHidden/>
     <w:unhideWhenUsed/>
@@ -13331,11 +15460,11 @@
       <w:color w:val="000000" w:themeColor="text1"/>
     </w:rPr>
   </w:style>
-  <w:style w:type="paragraph" w:styleId="Heading6">
+  <w:style w:type="paragraph" w:styleId="Kop6">
     <w:name w:val="heading 6"/>
-    <w:basedOn w:val="Normal"/>
-    <w:next w:val="Normal"/>
-    <w:link w:val="Heading6Char"/>
+    <w:basedOn w:val="Standaard"/>
+    <w:next w:val="Standaard"/>
+    <w:link w:val="Kop6Char"/>
     <w:uiPriority w:val="9"/>
     <w:semiHidden/>
     <w:unhideWhenUsed/>
@@ -13352,13 +15481,12 @@
       <w:color w:val="1F4D78" w:themeColor="accent1" w:themeShade="7F"/>
     </w:rPr>
   </w:style>
-  <w:style w:type="character" w:default="1" w:styleId="DefaultParagraphFont">
+  <w:style w:type="character" w:default="1" w:styleId="Standaardalinea-lettertype">
     <w:name w:val="Default Paragraph Font"/>
     <w:uiPriority w:val="1"/>
-    <w:semiHidden/>
     <w:unhideWhenUsed/>
   </w:style>
-  <w:style w:type="table" w:default="1" w:styleId="TableNormal">
+  <w:style w:type="table" w:default="1" w:styleId="Standaardtabel">
     <w:name w:val="Normal Table"/>
     <w:uiPriority w:val="99"/>
     <w:semiHidden/>
@@ -13373,16 +15501,16 @@
       </w:tblCellMar>
     </w:tblPr>
   </w:style>
-  <w:style w:type="numbering" w:default="1" w:styleId="NoList">
+  <w:style w:type="numbering" w:default="1" w:styleId="Geenlijst">
     <w:name w:val="No List"/>
     <w:uiPriority w:val="99"/>
     <w:semiHidden/>
     <w:unhideWhenUsed/>
   </w:style>
-  <w:style w:type="paragraph" w:styleId="Header">
+  <w:style w:type="paragraph" w:styleId="Koptekst">
     <w:name w:val="header"/>
-    <w:basedOn w:val="Normal"/>
-    <w:link w:val="HeaderChar"/>
+    <w:basedOn w:val="Standaard"/>
+    <w:link w:val="KoptekstChar"/>
     <w:uiPriority w:val="99"/>
     <w:unhideWhenUsed/>
     <w:rsid w:val="003D0CAD"/>
@@ -13394,17 +15522,17 @@
       <w:spacing w:after="0" w:line="240" w:lineRule="auto"/>
     </w:pPr>
   </w:style>
-  <w:style w:type="character" w:customStyle="1" w:styleId="HeaderChar">
-    <w:name w:val="Header Char"/>
-    <w:basedOn w:val="DefaultParagraphFont"/>
-    <w:link w:val="Header"/>
+  <w:style w:type="character" w:customStyle="1" w:styleId="KoptekstChar">
+    <w:name w:val="Koptekst Char"/>
+    <w:basedOn w:val="Standaardalinea-lettertype"/>
+    <w:link w:val="Koptekst"/>
     <w:uiPriority w:val="99"/>
     <w:rsid w:val="003D0CAD"/>
   </w:style>
-  <w:style w:type="paragraph" w:styleId="Footer">
+  <w:style w:type="paragraph" w:styleId="Voettekst">
     <w:name w:val="footer"/>
-    <w:basedOn w:val="Normal"/>
-    <w:link w:val="FooterChar"/>
+    <w:basedOn w:val="Standaard"/>
+    <w:link w:val="VoettekstChar"/>
     <w:uiPriority w:val="99"/>
     <w:unhideWhenUsed/>
     <w:rsid w:val="003D0CAD"/>
@@ -13416,16 +15544,16 @@
       <w:spacing w:after="0" w:line="240" w:lineRule="auto"/>
     </w:pPr>
   </w:style>
-  <w:style w:type="character" w:customStyle="1" w:styleId="FooterChar">
-    <w:name w:val="Footer Char"/>
-    <w:basedOn w:val="DefaultParagraphFont"/>
-    <w:link w:val="Footer"/>
+  <w:style w:type="character" w:customStyle="1" w:styleId="VoettekstChar">
+    <w:name w:val="Voettekst Char"/>
+    <w:basedOn w:val="Standaardalinea-lettertype"/>
+    <w:link w:val="Voettekst"/>
     <w:uiPriority w:val="99"/>
     <w:rsid w:val="003D0CAD"/>
   </w:style>
-  <w:style w:type="table" w:styleId="TableGrid">
+  <w:style w:type="table" w:styleId="Tabelraster">
     <w:name w:val="Table Grid"/>
-    <w:basedOn w:val="TableNormal"/>
+    <w:basedOn w:val="Standaardtabel"/>
     <w:uiPriority w:val="59"/>
     <w:rsid w:val="003D0CAD"/>
     <w:pPr>
@@ -13442,9 +15570,9 @@
       </w:tblBorders>
     </w:tblPr>
   </w:style>
-  <w:style w:type="paragraph" w:styleId="ListParagraph">
+  <w:style w:type="paragraph" w:styleId="Lijstalinea">
     <w:name w:val="List Paragraph"/>
-    <w:basedOn w:val="Normal"/>
+    <w:basedOn w:val="Standaard"/>
     <w:uiPriority w:val="34"/>
     <w:qFormat/>
     <w:rsid w:val="00716F2B"/>
@@ -13453,10 +15581,10 @@
       <w:contextualSpacing/>
     </w:pPr>
   </w:style>
-  <w:style w:type="character" w:customStyle="1" w:styleId="Heading1Char">
-    <w:name w:val="Heading 1 Char"/>
-    <w:basedOn w:val="DefaultParagraphFont"/>
-    <w:link w:val="Heading1"/>
+  <w:style w:type="character" w:customStyle="1" w:styleId="Kop1Char">
+    <w:name w:val="Kop 1 Char"/>
+    <w:basedOn w:val="Standaardalinea-lettertype"/>
+    <w:link w:val="Kop1"/>
     <w:uiPriority w:val="9"/>
     <w:rsid w:val="00B44264"/>
     <w:rPr>
@@ -13466,10 +15594,10 @@
       <w:szCs w:val="32"/>
     </w:rPr>
   </w:style>
-  <w:style w:type="character" w:customStyle="1" w:styleId="Heading2Char">
-    <w:name w:val="Heading 2 Char"/>
-    <w:basedOn w:val="DefaultParagraphFont"/>
-    <w:link w:val="Heading2"/>
+  <w:style w:type="character" w:customStyle="1" w:styleId="Kop2Char">
+    <w:name w:val="Kop 2 Char"/>
+    <w:basedOn w:val="Standaardalinea-lettertype"/>
+    <w:link w:val="Kop2"/>
     <w:uiPriority w:val="9"/>
     <w:rsid w:val="00AE7D59"/>
     <w:rPr>
@@ -13478,10 +15606,10 @@
       <w:sz w:val="32"/>
     </w:rPr>
   </w:style>
-  <w:style w:type="character" w:customStyle="1" w:styleId="Heading3Char">
-    <w:name w:val="Heading 3 Char"/>
-    <w:basedOn w:val="DefaultParagraphFont"/>
-    <w:link w:val="Heading3"/>
+  <w:style w:type="character" w:customStyle="1" w:styleId="Kop3Char">
+    <w:name w:val="Kop 3 Char"/>
+    <w:basedOn w:val="Standaardalinea-lettertype"/>
+    <w:link w:val="Kop3"/>
     <w:uiPriority w:val="9"/>
     <w:rsid w:val="00AE7D59"/>
     <w:rPr>
@@ -13493,10 +15621,10 @@
       <w:szCs w:val="24"/>
     </w:rPr>
   </w:style>
-  <w:style w:type="character" w:customStyle="1" w:styleId="Heading4Char">
-    <w:name w:val="Heading 4 Char"/>
-    <w:basedOn w:val="DefaultParagraphFont"/>
-    <w:link w:val="Heading4"/>
+  <w:style w:type="character" w:customStyle="1" w:styleId="Kop4Char">
+    <w:name w:val="Kop 4 Char"/>
+    <w:basedOn w:val="Standaardalinea-lettertype"/>
+    <w:link w:val="Kop4"/>
     <w:uiPriority w:val="9"/>
     <w:semiHidden/>
     <w:rsid w:val="00B44264"/>
@@ -13507,10 +15635,10 @@
       <w:color w:val="000000" w:themeColor="text1"/>
     </w:rPr>
   </w:style>
-  <w:style w:type="paragraph" w:styleId="BalloonText">
+  <w:style w:type="paragraph" w:styleId="Ballontekst">
     <w:name w:val="Balloon Text"/>
-    <w:basedOn w:val="Normal"/>
-    <w:link w:val="BalloonTextChar"/>
+    <w:basedOn w:val="Standaard"/>
+    <w:link w:val="BallontekstChar"/>
     <w:uiPriority w:val="99"/>
     <w:semiHidden/>
     <w:unhideWhenUsed/>
@@ -13524,10 +15652,10 @@
       <w:szCs w:val="16"/>
     </w:rPr>
   </w:style>
-  <w:style w:type="character" w:customStyle="1" w:styleId="BalloonTextChar">
-    <w:name w:val="Balloon Text Char"/>
-    <w:basedOn w:val="DefaultParagraphFont"/>
-    <w:link w:val="BalloonText"/>
+  <w:style w:type="character" w:customStyle="1" w:styleId="BallontekstChar">
+    <w:name w:val="Ballontekst Char"/>
+    <w:basedOn w:val="Standaardalinea-lettertype"/>
+    <w:link w:val="Ballontekst"/>
     <w:uiPriority w:val="99"/>
     <w:semiHidden/>
     <w:rsid w:val="00756DEF"/>
@@ -13537,10 +15665,10 @@
       <w:szCs w:val="16"/>
     </w:rPr>
   </w:style>
-  <w:style w:type="paragraph" w:styleId="TOCHeading">
+  <w:style w:type="paragraph" w:styleId="Kopvaninhoudsopgave">
     <w:name w:val="TOC Heading"/>
-    <w:basedOn w:val="Heading1"/>
-    <w:next w:val="Normal"/>
+    <w:basedOn w:val="Kop1"/>
+    <w:next w:val="Standaard"/>
     <w:uiPriority w:val="39"/>
     <w:unhideWhenUsed/>
     <w:qFormat/>
@@ -13560,10 +15688,10 @@
       <w:lang w:eastAsia="nl-NL"/>
     </w:rPr>
   </w:style>
-  <w:style w:type="paragraph" w:styleId="TOC1">
+  <w:style w:type="paragraph" w:styleId="Inhopg1">
     <w:name w:val="toc 1"/>
-    <w:basedOn w:val="Normal"/>
-    <w:next w:val="Normal"/>
+    <w:basedOn w:val="Standaard"/>
+    <w:next w:val="Standaard"/>
     <w:autoRedefine/>
     <w:uiPriority w:val="39"/>
     <w:unhideWhenUsed/>
@@ -13577,7 +15705,7 @@
   </w:style>
   <w:style w:type="character" w:styleId="Hyperlink">
     <w:name w:val="Hyperlink"/>
-    <w:basedOn w:val="DefaultParagraphFont"/>
+    <w:basedOn w:val="Standaardalinea-lettertype"/>
     <w:uiPriority w:val="99"/>
     <w:unhideWhenUsed/>
     <w:rsid w:val="00DD7202"/>
@@ -13586,11 +15714,11 @@
       <w:u w:val="single"/>
     </w:rPr>
   </w:style>
-  <w:style w:type="paragraph" w:styleId="Title">
+  <w:style w:type="paragraph" w:styleId="Titel">
     <w:name w:val="Title"/>
-    <w:basedOn w:val="Normal"/>
-    <w:next w:val="Normal"/>
-    <w:link w:val="TitleChar"/>
+    <w:basedOn w:val="Standaard"/>
+    <w:next w:val="Standaard"/>
+    <w:link w:val="TitelChar"/>
     <w:uiPriority w:val="10"/>
     <w:qFormat/>
     <w:rsid w:val="00DD7202"/>
@@ -13610,10 +15738,10 @@
       <w:szCs w:val="52"/>
     </w:rPr>
   </w:style>
-  <w:style w:type="character" w:customStyle="1" w:styleId="TitleChar">
-    <w:name w:val="Title Char"/>
-    <w:basedOn w:val="DefaultParagraphFont"/>
-    <w:link w:val="Title"/>
+  <w:style w:type="character" w:customStyle="1" w:styleId="TitelChar">
+    <w:name w:val="Titel Char"/>
+    <w:basedOn w:val="Standaardalinea-lettertype"/>
+    <w:link w:val="Titel"/>
     <w:uiPriority w:val="10"/>
     <w:rsid w:val="00DD7202"/>
     <w:rPr>
@@ -13625,11 +15753,11 @@
       <w:szCs w:val="52"/>
     </w:rPr>
   </w:style>
-  <w:style w:type="paragraph" w:styleId="Subtitle">
+  <w:style w:type="paragraph" w:styleId="Ondertitel">
     <w:name w:val="Subtitle"/>
-    <w:basedOn w:val="Normal"/>
-    <w:next w:val="Normal"/>
-    <w:link w:val="SubtitleChar"/>
+    <w:basedOn w:val="Standaard"/>
+    <w:next w:val="Standaard"/>
+    <w:link w:val="OndertitelChar"/>
     <w:uiPriority w:val="11"/>
     <w:qFormat/>
     <w:rsid w:val="00DD7202"/>
@@ -13648,10 +15776,10 @@
       <w:szCs w:val="24"/>
     </w:rPr>
   </w:style>
-  <w:style w:type="character" w:customStyle="1" w:styleId="SubtitleChar">
-    <w:name w:val="Subtitle Char"/>
-    <w:basedOn w:val="DefaultParagraphFont"/>
-    <w:link w:val="Subtitle"/>
+  <w:style w:type="character" w:customStyle="1" w:styleId="OndertitelChar">
+    <w:name w:val="Ondertitel Char"/>
+    <w:basedOn w:val="Standaardalinea-lettertype"/>
+    <w:link w:val="Ondertitel"/>
     <w:uiPriority w:val="11"/>
     <w:rsid w:val="00DD7202"/>
     <w:rPr>
@@ -13664,9 +15792,9 @@
       <w:szCs w:val="24"/>
     </w:rPr>
   </w:style>
-  <w:style w:type="character" w:styleId="CommentReference">
+  <w:style w:type="character" w:styleId="Verwijzingopmerking">
     <w:name w:val="annotation reference"/>
-    <w:basedOn w:val="DefaultParagraphFont"/>
+    <w:basedOn w:val="Standaardalinea-lettertype"/>
     <w:uiPriority w:val="99"/>
     <w:semiHidden/>
     <w:unhideWhenUsed/>
@@ -13676,10 +15804,10 @@
       <w:szCs w:val="18"/>
     </w:rPr>
   </w:style>
-  <w:style w:type="paragraph" w:styleId="CommentText">
+  <w:style w:type="paragraph" w:styleId="Tekstopmerking">
     <w:name w:val="annotation text"/>
-    <w:basedOn w:val="Normal"/>
-    <w:link w:val="CommentTextChar"/>
+    <w:basedOn w:val="Standaard"/>
+    <w:link w:val="TekstopmerkingChar"/>
     <w:uiPriority w:val="99"/>
     <w:semiHidden/>
     <w:unhideWhenUsed/>
@@ -13692,10 +15820,10 @@
       <w:szCs w:val="24"/>
     </w:rPr>
   </w:style>
-  <w:style w:type="character" w:customStyle="1" w:styleId="CommentTextChar">
-    <w:name w:val="Comment Text Char"/>
-    <w:basedOn w:val="DefaultParagraphFont"/>
-    <w:link w:val="CommentText"/>
+  <w:style w:type="character" w:customStyle="1" w:styleId="TekstopmerkingChar">
+    <w:name w:val="Tekst opmerking Char"/>
+    <w:basedOn w:val="Standaardalinea-lettertype"/>
+    <w:link w:val="Tekstopmerking"/>
     <w:uiPriority w:val="99"/>
     <w:semiHidden/>
     <w:rsid w:val="001F68CA"/>
@@ -13704,11 +15832,11 @@
       <w:szCs w:val="24"/>
     </w:rPr>
   </w:style>
-  <w:style w:type="paragraph" w:styleId="CommentSubject">
+  <w:style w:type="paragraph" w:styleId="Onderwerpvanopmerking">
     <w:name w:val="annotation subject"/>
-    <w:basedOn w:val="CommentText"/>
-    <w:next w:val="CommentText"/>
-    <w:link w:val="CommentSubjectChar"/>
+    <w:basedOn w:val="Tekstopmerking"/>
+    <w:next w:val="Tekstopmerking"/>
+    <w:link w:val="OnderwerpvanopmerkingChar"/>
     <w:uiPriority w:val="99"/>
     <w:semiHidden/>
     <w:unhideWhenUsed/>
@@ -13720,10 +15848,10 @@
       <w:szCs w:val="20"/>
     </w:rPr>
   </w:style>
-  <w:style w:type="character" w:customStyle="1" w:styleId="CommentSubjectChar">
-    <w:name w:val="Comment Subject Char"/>
-    <w:basedOn w:val="CommentTextChar"/>
-    <w:link w:val="CommentSubject"/>
+  <w:style w:type="character" w:customStyle="1" w:styleId="OnderwerpvanopmerkingChar">
+    <w:name w:val="Onderwerp van opmerking Char"/>
+    <w:basedOn w:val="TekstopmerkingChar"/>
+    <w:link w:val="Onderwerpvanopmerking"/>
     <w:uiPriority w:val="99"/>
     <w:semiHidden/>
     <w:rsid w:val="001F68CA"/>
@@ -13736,12 +15864,12 @@
   </w:style>
   <w:style w:type="character" w:customStyle="1" w:styleId="lewnzc">
     <w:name w:val="lewnzc"/>
-    <w:basedOn w:val="DefaultParagraphFont"/>
+    <w:basedOn w:val="Standaardalinea-lettertype"/>
     <w:rsid w:val="003A1469"/>
   </w:style>
-  <w:style w:type="character" w:styleId="Emphasis">
+  <w:style w:type="character" w:styleId="Nadruk">
     <w:name w:val="Emphasis"/>
-    <w:basedOn w:val="DefaultParagraphFont"/>
+    <w:basedOn w:val="Standaardalinea-lettertype"/>
     <w:uiPriority w:val="20"/>
     <w:qFormat/>
     <w:rsid w:val="003A1469"/>
@@ -13752,10 +15880,10 @@
   </w:style>
   <w:style w:type="character" w:customStyle="1" w:styleId="tlssbb">
     <w:name w:val="tlssbb"/>
-    <w:basedOn w:val="DefaultParagraphFont"/>
+    <w:basedOn w:val="Standaardalinea-lettertype"/>
     <w:rsid w:val="00B2286A"/>
   </w:style>
-  <w:style w:type="paragraph" w:styleId="NoSpacing">
+  <w:style w:type="paragraph" w:styleId="Geenafstand">
     <w:name w:val="No Spacing"/>
     <w:uiPriority w:val="1"/>
     <w:qFormat/>
@@ -13764,10 +15892,10 @@
       <w:spacing w:after="0" w:line="240" w:lineRule="auto"/>
     </w:pPr>
   </w:style>
-  <w:style w:type="character" w:customStyle="1" w:styleId="Heading6Char">
-    <w:name w:val="Heading 6 Char"/>
-    <w:basedOn w:val="DefaultParagraphFont"/>
-    <w:link w:val="Heading6"/>
+  <w:style w:type="character" w:customStyle="1" w:styleId="Kop6Char">
+    <w:name w:val="Kop 6 Char"/>
+    <w:basedOn w:val="Standaardalinea-lettertype"/>
+    <w:link w:val="Kop6"/>
     <w:uiPriority w:val="9"/>
     <w:semiHidden/>
     <w:rsid w:val="00710649"/>
@@ -13776,10 +15904,10 @@
       <w:color w:val="1F4D78" w:themeColor="accent1" w:themeShade="7F"/>
     </w:rPr>
   </w:style>
-  <w:style w:type="paragraph" w:styleId="TOC3">
+  <w:style w:type="paragraph" w:styleId="Inhopg3">
     <w:name w:val="toc 3"/>
-    <w:basedOn w:val="Normal"/>
-    <w:next w:val="Normal"/>
+    <w:basedOn w:val="Standaard"/>
+    <w:next w:val="Standaard"/>
     <w:autoRedefine/>
     <w:uiPriority w:val="39"/>
     <w:unhideWhenUsed/>
@@ -13789,10 +15917,10 @@
       <w:ind w:left="440"/>
     </w:pPr>
   </w:style>
-  <w:style w:type="paragraph" w:styleId="TOC2">
+  <w:style w:type="paragraph" w:styleId="Inhopg2">
     <w:name w:val="toc 2"/>
-    <w:basedOn w:val="Normal"/>
-    <w:next w:val="Normal"/>
+    <w:basedOn w:val="Standaard"/>
+    <w:next w:val="Standaard"/>
     <w:autoRedefine/>
     <w:uiPriority w:val="39"/>
     <w:unhideWhenUsed/>
@@ -14067,10 +16195,6 @@
 </file>
 
 <file path=customXml/item1.xml><?xml version="1.0" encoding="utf-8"?>
-<b:Sources xmlns:b="http://schemas.openxmlformats.org/officeDocument/2006/bibliography" xmlns="http://schemas.openxmlformats.org/officeDocument/2006/bibliography" SelectedStyle="\APASixthEditionOfficeOnline.xsl" StyleName="APA" Version="6"/>
-</file>
-
-<file path=customXml/item2.xml><?xml version="1.0" encoding="utf-8"?>
 <p:properties xmlns:p="http://schemas.microsoft.com/office/2006/metadata/properties" xmlns:xsi="http://www.w3.org/2001/XMLSchema-instance" xmlns:pc="http://schemas.microsoft.com/office/infopath/2007/PartnerControls">
   <documentManagement>
     <TaxCatchAll xmlns="32dd6115-ce5d-46b4-b638-9e7d5ca6cbee" xsi:nil="true"/>
@@ -14081,7 +16205,20 @@
 </p:properties>
 </file>
 
+<file path=customXml/item2.xml><?xml version="1.0" encoding="utf-8"?>
+<b:Sources xmlns:b="http://schemas.openxmlformats.org/officeDocument/2006/bibliography" xmlns="http://schemas.openxmlformats.org/officeDocument/2006/bibliography" SelectedStyle="\APASixthEditionOfficeOnline.xsl" StyleName="APA" Version="6"/>
+</file>
+
 <file path=customXml/item3.xml><?xml version="1.0" encoding="utf-8"?>
+<?mso-contentType ?>
+<FormTemplates xmlns="http://schemas.microsoft.com/sharepoint/v3/contenttype/forms">
+  <Display>DocumentLibraryForm</Display>
+  <Edit>DocumentLibraryForm</Edit>
+  <New>DocumentLibraryForm</New>
+</FormTemplates>
+</file>
+
+<file path=customXml/item4.xml><?xml version="1.0" encoding="utf-8"?>
 <ct:contentTypeSchema xmlns:ct="http://schemas.microsoft.com/office/2006/metadata/contentType" xmlns:ma="http://schemas.microsoft.com/office/2006/metadata/properties/metaAttributes" ct:_="" ma:_="" ma:contentTypeName="Document" ma:contentTypeID="0x010100D5188FA4F7421B4A93E65E307A769E27" ma:contentTypeVersion="15" ma:contentTypeDescription="Een nieuw document maken." ma:contentTypeScope="" ma:versionID="9bfd002f47f5f7e7b2724518f3fad1a5">
   <xsd:schema xmlns:xsd="http://www.w3.org/2001/XMLSchema" xmlns:xs="http://www.w3.org/2001/XMLSchema" xmlns:p="http://schemas.microsoft.com/office/2006/metadata/properties" xmlns:ns2="094ecc41-7a37-40c9-8390-f18431712098" xmlns:ns3="32dd6115-ce5d-46b4-b638-9e7d5ca6cbee" targetNamespace="http://schemas.microsoft.com/office/2006/metadata/properties" ma:root="true" ma:fieldsID="e2c1118370456e9a6d2939e9bd0f2e89" ns2:_="" ns3:_="">
     <xsd:import namespace="094ecc41-7a37-40c9-8390-f18431712098"/>
@@ -14316,24 +16453,7 @@
 </ct:contentTypeSchema>
 </file>
 
-<file path=customXml/item4.xml><?xml version="1.0" encoding="utf-8"?>
-<?mso-contentType ?>
-<FormTemplates xmlns="http://schemas.microsoft.com/sharepoint/v3/contenttype/forms">
-  <Display>DocumentLibraryForm</Display>
-  <Edit>DocumentLibraryForm</Edit>
-  <New>DocumentLibraryForm</New>
-</FormTemplates>
-</file>
-
 <file path=customXml/itemProps1.xml><?xml version="1.0" encoding="utf-8"?>
-<ds:datastoreItem xmlns:ds="http://schemas.openxmlformats.org/officeDocument/2006/customXml" ds:itemID="{72B7D650-2FAA-4D72-B587-235E59E6AC26}">
-  <ds:schemaRefs>
-    <ds:schemaRef ds:uri="http://schemas.openxmlformats.org/officeDocument/2006/bibliography"/>
-  </ds:schemaRefs>
-</ds:datastoreItem>
-</file>
-
-<file path=customXml/itemProps2.xml><?xml version="1.0" encoding="utf-8"?>
 <ds:datastoreItem xmlns:ds="http://schemas.openxmlformats.org/officeDocument/2006/customXml" ds:itemID="{846B1C81-E993-40E7-BCC5-DA63F0CD945C}">
   <ds:schemaRefs>
     <ds:schemaRef ds:uri="http://schemas.microsoft.com/office/2006/metadata/properties"/>
@@ -14344,7 +16464,23 @@
 </ds:datastoreItem>
 </file>
 
+<file path=customXml/itemProps2.xml><?xml version="1.0" encoding="utf-8"?>
+<ds:datastoreItem xmlns:ds="http://schemas.openxmlformats.org/officeDocument/2006/customXml" ds:itemID="{72B7D650-2FAA-4D72-B587-235E59E6AC26}">
+  <ds:schemaRefs>
+    <ds:schemaRef ds:uri="http://schemas.openxmlformats.org/officeDocument/2006/bibliography"/>
+  </ds:schemaRefs>
+</ds:datastoreItem>
+</file>
+
 <file path=customXml/itemProps3.xml><?xml version="1.0" encoding="utf-8"?>
+<ds:datastoreItem xmlns:ds="http://schemas.openxmlformats.org/officeDocument/2006/customXml" ds:itemID="{C6916C6B-E06E-47CD-A094-BBBE44C5EA8C}">
+  <ds:schemaRefs>
+    <ds:schemaRef ds:uri="http://schemas.microsoft.com/sharepoint/v3/contenttype/forms"/>
+  </ds:schemaRefs>
+</ds:datastoreItem>
+</file>
+
+<file path=customXml/itemProps4.xml><?xml version="1.0" encoding="utf-8"?>
 <ds:datastoreItem xmlns:ds="http://schemas.openxmlformats.org/officeDocument/2006/customXml" ds:itemID="{6D953465-DEAC-453F-952B-2BF171A6BD1D}">
   <ds:schemaRefs>
     <ds:schemaRef ds:uri="http://schemas.microsoft.com/office/2006/metadata/contentType"/>
@@ -14361,12 +16497,4 @@
     <ds:schemaRef ds:uri="http://schemas.microsoft.com/internal/obd"/>
   </ds:schemaRefs>
 </ds:datastoreItem>
-</file>
-
-<file path=customXml/itemProps4.xml><?xml version="1.0" encoding="utf-8"?>
-<ds:datastoreItem xmlns:ds="http://schemas.openxmlformats.org/officeDocument/2006/customXml" ds:itemID="{C6916C6B-E06E-47CD-A094-BBBE44C5EA8C}">
-  <ds:schemaRefs>
-    <ds:schemaRef ds:uri="http://schemas.microsoft.com/sharepoint/v3/contenttype/forms"/>
-  </ds:schemaRefs>
-</ds:datastoreItem>
 </file>
--- a/Templates/ingevulde documentatie/J2P3_CrashNDash_Verbetervoorstel01.docx
+++ b/Templates/ingevulde documentatie/J2P3_CrashNDash_Verbetervoorstel01.docx
@@ -355,7 +355,7 @@
       <w:sdtContent>
         <w:p>
           <w:pPr>
-            <w:pStyle w:val="Kopvaninhoudsopgave"/>
+            <w:pStyle w:val="TOCHeading"/>
           </w:pPr>
           <w:r>
             <w:t>Inhoud</w:t>
@@ -363,7 +363,7 @@
         </w:p>
         <w:p>
           <w:pPr>
-            <w:pStyle w:val="Inhopg1"/>
+            <w:pStyle w:val="TOC1"/>
             <w:rPr>
               <w:rFonts w:eastAsiaTheme="minorEastAsia"/>
               <w:noProof/>
@@ -443,7 +443,7 @@
         </w:p>
         <w:p>
           <w:pPr>
-            <w:pStyle w:val="Inhopg1"/>
+            <w:pStyle w:val="TOC1"/>
             <w:rPr>
               <w:rFonts w:eastAsiaTheme="minorEastAsia"/>
               <w:noProof/>
@@ -514,7 +514,7 @@
         </w:p>
         <w:p>
           <w:pPr>
-            <w:pStyle w:val="Inhopg2"/>
+            <w:pStyle w:val="TOC2"/>
             <w:tabs>
               <w:tab w:val="right" w:leader="dot" w:pos="9062"/>
             </w:tabs>
@@ -588,7 +588,7 @@
         </w:p>
         <w:p>
           <w:pPr>
-            <w:pStyle w:val="Inhopg2"/>
+            <w:pStyle w:val="TOC2"/>
             <w:tabs>
               <w:tab w:val="right" w:leader="dot" w:pos="9062"/>
             </w:tabs>
@@ -662,7 +662,7 @@
         </w:p>
         <w:p>
           <w:pPr>
-            <w:pStyle w:val="Inhopg2"/>
+            <w:pStyle w:val="TOC2"/>
             <w:tabs>
               <w:tab w:val="right" w:leader="dot" w:pos="9062"/>
             </w:tabs>
@@ -736,7 +736,7 @@
         </w:p>
         <w:p>
           <w:pPr>
-            <w:pStyle w:val="Inhopg2"/>
+            <w:pStyle w:val="TOC2"/>
             <w:tabs>
               <w:tab w:val="right" w:leader="dot" w:pos="9062"/>
             </w:tabs>
@@ -810,7 +810,7 @@
         </w:p>
         <w:p>
           <w:pPr>
-            <w:pStyle w:val="Inhopg2"/>
+            <w:pStyle w:val="TOC2"/>
             <w:tabs>
               <w:tab w:val="right" w:leader="dot" w:pos="9062"/>
             </w:tabs>
@@ -884,7 +884,7 @@
         </w:p>
         <w:p>
           <w:pPr>
-            <w:pStyle w:val="Inhopg2"/>
+            <w:pStyle w:val="TOC2"/>
             <w:tabs>
               <w:tab w:val="right" w:leader="dot" w:pos="9062"/>
             </w:tabs>
@@ -958,7 +958,7 @@
         </w:p>
         <w:p>
           <w:pPr>
-            <w:pStyle w:val="Inhopg1"/>
+            <w:pStyle w:val="TOC1"/>
             <w:rPr>
               <w:rFonts w:eastAsiaTheme="minorEastAsia"/>
               <w:noProof/>
@@ -1029,7 +1029,7 @@
         </w:p>
         <w:p>
           <w:pPr>
-            <w:pStyle w:val="Inhopg2"/>
+            <w:pStyle w:val="TOC2"/>
             <w:tabs>
               <w:tab w:val="right" w:leader="dot" w:pos="9062"/>
             </w:tabs>
@@ -1103,7 +1103,7 @@
         </w:p>
         <w:p>
           <w:pPr>
-            <w:pStyle w:val="Inhopg2"/>
+            <w:pStyle w:val="TOC2"/>
             <w:tabs>
               <w:tab w:val="right" w:leader="dot" w:pos="9062"/>
             </w:tabs>
@@ -1177,7 +1177,7 @@
         </w:p>
         <w:p>
           <w:pPr>
-            <w:pStyle w:val="Inhopg2"/>
+            <w:pStyle w:val="TOC2"/>
             <w:tabs>
               <w:tab w:val="right" w:leader="dot" w:pos="9062"/>
             </w:tabs>
@@ -1251,7 +1251,7 @@
         </w:p>
         <w:p>
           <w:pPr>
-            <w:pStyle w:val="Inhopg2"/>
+            <w:pStyle w:val="TOC2"/>
             <w:tabs>
               <w:tab w:val="right" w:leader="dot" w:pos="9062"/>
             </w:tabs>
@@ -1325,7 +1325,7 @@
         </w:p>
         <w:p>
           <w:pPr>
-            <w:pStyle w:val="Inhopg2"/>
+            <w:pStyle w:val="TOC2"/>
             <w:tabs>
               <w:tab w:val="right" w:leader="dot" w:pos="9062"/>
             </w:tabs>
@@ -1399,7 +1399,7 @@
         </w:p>
         <w:p>
           <w:pPr>
-            <w:pStyle w:val="Inhopg2"/>
+            <w:pStyle w:val="TOC2"/>
             <w:tabs>
               <w:tab w:val="right" w:leader="dot" w:pos="9062"/>
             </w:tabs>
@@ -1473,7 +1473,7 @@
         </w:p>
         <w:p>
           <w:pPr>
-            <w:pStyle w:val="Inhopg1"/>
+            <w:pStyle w:val="TOC1"/>
             <w:rPr>
               <w:rFonts w:eastAsiaTheme="minorEastAsia"/>
               <w:noProof/>
@@ -1544,7 +1544,7 @@
         </w:p>
         <w:p>
           <w:pPr>
-            <w:pStyle w:val="Inhopg2"/>
+            <w:pStyle w:val="TOC2"/>
             <w:tabs>
               <w:tab w:val="right" w:leader="dot" w:pos="9062"/>
             </w:tabs>
@@ -1618,7 +1618,7 @@
         </w:p>
         <w:p>
           <w:pPr>
-            <w:pStyle w:val="Inhopg2"/>
+            <w:pStyle w:val="TOC2"/>
             <w:tabs>
               <w:tab w:val="right" w:leader="dot" w:pos="9062"/>
             </w:tabs>
@@ -1692,7 +1692,7 @@
         </w:p>
         <w:p>
           <w:pPr>
-            <w:pStyle w:val="Inhopg2"/>
+            <w:pStyle w:val="TOC2"/>
             <w:tabs>
               <w:tab w:val="right" w:leader="dot" w:pos="9062"/>
             </w:tabs>
@@ -1766,7 +1766,7 @@
         </w:p>
         <w:p>
           <w:pPr>
-            <w:pStyle w:val="Inhopg2"/>
+            <w:pStyle w:val="TOC2"/>
             <w:tabs>
               <w:tab w:val="right" w:leader="dot" w:pos="9062"/>
             </w:tabs>
@@ -1840,7 +1840,7 @@
         </w:p>
         <w:p>
           <w:pPr>
-            <w:pStyle w:val="Inhopg2"/>
+            <w:pStyle w:val="TOC2"/>
             <w:tabs>
               <w:tab w:val="right" w:leader="dot" w:pos="9062"/>
             </w:tabs>
@@ -1914,7 +1914,7 @@
         </w:p>
         <w:p>
           <w:pPr>
-            <w:pStyle w:val="Inhopg2"/>
+            <w:pStyle w:val="TOC2"/>
             <w:tabs>
               <w:tab w:val="right" w:leader="dot" w:pos="9062"/>
             </w:tabs>
@@ -1988,7 +1988,7 @@
         </w:p>
         <w:p>
           <w:pPr>
-            <w:pStyle w:val="Inhopg1"/>
+            <w:pStyle w:val="TOC1"/>
             <w:rPr>
               <w:rFonts w:eastAsiaTheme="minorEastAsia"/>
               <w:noProof/>
@@ -2059,7 +2059,7 @@
         </w:p>
         <w:p>
           <w:pPr>
-            <w:pStyle w:val="Inhopg2"/>
+            <w:pStyle w:val="TOC2"/>
             <w:tabs>
               <w:tab w:val="right" w:leader="dot" w:pos="9062"/>
             </w:tabs>
@@ -2133,7 +2133,7 @@
         </w:p>
         <w:p>
           <w:pPr>
-            <w:pStyle w:val="Inhopg2"/>
+            <w:pStyle w:val="TOC2"/>
             <w:tabs>
               <w:tab w:val="right" w:leader="dot" w:pos="9062"/>
             </w:tabs>
@@ -2207,7 +2207,7 @@
         </w:p>
         <w:p>
           <w:pPr>
-            <w:pStyle w:val="Inhopg2"/>
+            <w:pStyle w:val="TOC2"/>
             <w:tabs>
               <w:tab w:val="right" w:leader="dot" w:pos="9062"/>
             </w:tabs>
@@ -2281,7 +2281,7 @@
         </w:p>
         <w:p>
           <w:pPr>
-            <w:pStyle w:val="Inhopg2"/>
+            <w:pStyle w:val="TOC2"/>
             <w:tabs>
               <w:tab w:val="right" w:leader="dot" w:pos="9062"/>
             </w:tabs>
@@ -2355,7 +2355,7 @@
         </w:p>
         <w:p>
           <w:pPr>
-            <w:pStyle w:val="Inhopg2"/>
+            <w:pStyle w:val="TOC2"/>
             <w:tabs>
               <w:tab w:val="right" w:leader="dot" w:pos="9062"/>
             </w:tabs>
@@ -2429,7 +2429,7 @@
         </w:p>
         <w:p>
           <w:pPr>
-            <w:pStyle w:val="Inhopg2"/>
+            <w:pStyle w:val="TOC2"/>
             <w:tabs>
               <w:tab w:val="right" w:leader="dot" w:pos="9062"/>
             </w:tabs>
@@ -2527,7 +2527,7 @@
     </w:p>
     <w:p>
       <w:pPr>
-        <w:pStyle w:val="Kop1"/>
+        <w:pStyle w:val="Heading1"/>
         <w:jc w:val="left"/>
       </w:pPr>
       <w:bookmarkStart w:id="0" w:name="_Toc183594785"/>
@@ -2685,7 +2685,7 @@
     </w:p>
     <w:p>
       <w:pPr>
-        <w:pStyle w:val="Lijstalinea"/>
+        <w:pStyle w:val="ListParagraph"/>
         <w:numPr>
           <w:ilvl w:val="0"/>
           <w:numId w:val="29"/>
@@ -2713,7 +2713,7 @@
     </w:p>
     <w:p>
       <w:pPr>
-        <w:pStyle w:val="Lijstalinea"/>
+        <w:pStyle w:val="ListParagraph"/>
         <w:numPr>
           <w:ilvl w:val="0"/>
           <w:numId w:val="29"/>
@@ -2748,7 +2748,7 @@
     </w:p>
     <w:p>
       <w:pPr>
-        <w:pStyle w:val="Lijstalinea"/>
+        <w:pStyle w:val="ListParagraph"/>
         <w:numPr>
           <w:ilvl w:val="0"/>
           <w:numId w:val="29"/>
@@ -2776,7 +2776,7 @@
     </w:p>
     <w:p>
       <w:pPr>
-        <w:pStyle w:val="Lijstalinea"/>
+        <w:pStyle w:val="ListParagraph"/>
         <w:numPr>
           <w:ilvl w:val="0"/>
           <w:numId w:val="29"/>
@@ -2804,7 +2804,7 @@
     </w:p>
     <w:p>
       <w:pPr>
-        <w:pStyle w:val="Lijstalinea"/>
+        <w:pStyle w:val="ListParagraph"/>
         <w:numPr>
           <w:ilvl w:val="0"/>
           <w:numId w:val="29"/>
@@ -2839,7 +2839,7 @@
     </w:p>
     <w:p>
       <w:pPr>
-        <w:pStyle w:val="Lijstalinea"/>
+        <w:pStyle w:val="ListParagraph"/>
         <w:numPr>
           <w:ilvl w:val="0"/>
           <w:numId w:val="29"/>
@@ -2867,7 +2867,7 @@
     </w:p>
     <w:p>
       <w:pPr>
-        <w:pStyle w:val="Lijstalinea"/>
+        <w:pStyle w:val="ListParagraph"/>
         <w:numPr>
           <w:ilvl w:val="1"/>
           <w:numId w:val="29"/>
@@ -2895,7 +2895,7 @@
     </w:p>
     <w:p>
       <w:pPr>
-        <w:pStyle w:val="Lijstalinea"/>
+        <w:pStyle w:val="ListParagraph"/>
         <w:numPr>
           <w:ilvl w:val="1"/>
           <w:numId w:val="29"/>
@@ -2944,7 +2944,7 @@
     </w:p>
     <w:p>
       <w:pPr>
-        <w:pStyle w:val="Lijstalinea"/>
+        <w:pStyle w:val="ListParagraph"/>
         <w:numPr>
           <w:ilvl w:val="1"/>
           <w:numId w:val="29"/>
@@ -3005,7 +3005,7 @@
     </w:p>
     <w:p>
       <w:pPr>
-        <w:pStyle w:val="Kop1"/>
+        <w:pStyle w:val="Heading1"/>
         <w:jc w:val="left"/>
       </w:pPr>
       <w:bookmarkStart w:id="1" w:name="_Toc183594786"/>
@@ -3017,7 +3017,7 @@
     </w:p>
     <w:p>
       <w:pPr>
-        <w:pStyle w:val="Kop2"/>
+        <w:pStyle w:val="Heading2"/>
         <w:rPr>
           <w:i/>
           <w:iCs/>
@@ -3059,7 +3059,7 @@
     </w:p>
     <w:p>
       <w:pPr>
-        <w:pStyle w:val="Kop2"/>
+        <w:pStyle w:val="Heading2"/>
       </w:pPr>
       <w:bookmarkStart w:id="3" w:name="_Toc183594788"/>
       <w:r>
@@ -3083,7 +3083,7 @@
     </w:p>
     <w:p>
       <w:pPr>
-        <w:pStyle w:val="Kop2"/>
+        <w:pStyle w:val="Heading2"/>
       </w:pPr>
       <w:bookmarkStart w:id="4" w:name="_Toc183594789"/>
       <w:r>
@@ -3107,7 +3107,7 @@
     </w:p>
     <w:p>
       <w:pPr>
-        <w:pStyle w:val="Kop2"/>
+        <w:pStyle w:val="Heading2"/>
       </w:pPr>
       <w:bookmarkStart w:id="5" w:name="_Toc183594790"/>
       <w:r>
@@ -3131,7 +3131,7 @@
     </w:p>
     <w:p>
       <w:pPr>
-        <w:pStyle w:val="Kop2"/>
+        <w:pStyle w:val="Heading2"/>
       </w:pPr>
       <w:bookmarkStart w:id="6" w:name="_Toc183594791"/>
       <w:r>
@@ -3156,7 +3156,7 @@
     <w:p/>
     <w:p>
       <w:pPr>
-        <w:pStyle w:val="Kop2"/>
+        <w:pStyle w:val="Heading2"/>
       </w:pPr>
       <w:bookmarkStart w:id="7" w:name="_Toc183594792"/>
       <w:r>
@@ -3605,7 +3605,7 @@
           </w:tcPr>
           <w:p>
             <w:pPr>
-              <w:pStyle w:val="Lijstalinea"/>
+              <w:pStyle w:val="ListParagraph"/>
               <w:numPr>
                 <w:ilvl w:val="0"/>
                 <w:numId w:val="31"/>
@@ -3626,7 +3626,7 @@
           </w:p>
           <w:p>
             <w:pPr>
-              <w:pStyle w:val="Lijstalinea"/>
+              <w:pStyle w:val="ListParagraph"/>
               <w:numPr>
                 <w:ilvl w:val="0"/>
                 <w:numId w:val="31"/>
@@ -3647,7 +3647,7 @@
           </w:p>
           <w:p>
             <w:pPr>
-              <w:pStyle w:val="Lijstalinea"/>
+              <w:pStyle w:val="ListParagraph"/>
               <w:numPr>
                 <w:ilvl w:val="0"/>
                 <w:numId w:val="31"/>
@@ -3668,7 +3668,7 @@
           </w:p>
           <w:p>
             <w:pPr>
-              <w:pStyle w:val="Lijstalinea"/>
+              <w:pStyle w:val="ListParagraph"/>
               <w:numPr>
                 <w:ilvl w:val="0"/>
                 <w:numId w:val="31"/>
@@ -4127,7 +4127,7 @@
           </w:tcPr>
           <w:p>
             <w:pPr>
-              <w:pStyle w:val="Lijstalinea"/>
+              <w:pStyle w:val="ListParagraph"/>
               <w:numPr>
                 <w:ilvl w:val="0"/>
                 <w:numId w:val="31"/>
@@ -4148,7 +4148,7 @@
           </w:p>
           <w:p>
             <w:pPr>
-              <w:pStyle w:val="Lijstalinea"/>
+              <w:pStyle w:val="ListParagraph"/>
               <w:numPr>
                 <w:ilvl w:val="0"/>
                 <w:numId w:val="31"/>
@@ -4169,7 +4169,7 @@
           </w:p>
           <w:p>
             <w:pPr>
-              <w:pStyle w:val="Lijstalinea"/>
+              <w:pStyle w:val="ListParagraph"/>
               <w:numPr>
                 <w:ilvl w:val="0"/>
                 <w:numId w:val="31"/>
@@ -4190,7 +4190,7 @@
           </w:p>
           <w:p>
             <w:pPr>
-              <w:pStyle w:val="Lijstalinea"/>
+              <w:pStyle w:val="ListParagraph"/>
               <w:numPr>
                 <w:ilvl w:val="0"/>
                 <w:numId w:val="31"/>
@@ -4220,7 +4220,7 @@
     </w:p>
     <w:p>
       <w:pPr>
-        <w:pStyle w:val="Kop1"/>
+        <w:pStyle w:val="Heading1"/>
         <w:jc w:val="left"/>
       </w:pPr>
       <w:bookmarkStart w:id="8" w:name="_Toc183594793"/>
@@ -4232,7 +4232,7 @@
     </w:p>
     <w:p>
       <w:pPr>
-        <w:pStyle w:val="Kop2"/>
+        <w:pStyle w:val="Heading2"/>
         <w:rPr>
           <w:i/>
           <w:iCs/>
@@ -4271,7 +4271,7 @@
     </w:p>
     <w:p>
       <w:pPr>
-        <w:pStyle w:val="Kop2"/>
+        <w:pStyle w:val="Heading2"/>
       </w:pPr>
       <w:bookmarkStart w:id="10" w:name="_Toc183594795"/>
       <w:r>
@@ -4369,7 +4369,7 @@
     </w:p>
     <w:p>
       <w:pPr>
-        <w:pStyle w:val="Kop2"/>
+        <w:pStyle w:val="Heading2"/>
       </w:pPr>
       <w:bookmarkStart w:id="11" w:name="_Toc183594796"/>
       <w:r>
@@ -4398,7 +4398,7 @@
     </w:p>
     <w:p>
       <w:pPr>
-        <w:pStyle w:val="Kop2"/>
+        <w:pStyle w:val="Heading2"/>
       </w:pPr>
       <w:bookmarkStart w:id="12" w:name="_Toc183594797"/>
       <w:r>
@@ -4416,7 +4416,7 @@
     </w:p>
     <w:p>
       <w:pPr>
-        <w:pStyle w:val="Lijstalinea"/>
+        <w:pStyle w:val="ListParagraph"/>
         <w:rPr>
           <w:rFonts w:cstheme="minorHAnsi"/>
         </w:rPr>
@@ -4474,7 +4474,7 @@
     </w:p>
     <w:p>
       <w:pPr>
-        <w:pStyle w:val="Geenafstand"/>
+        <w:pStyle w:val="NoSpacing"/>
         <w:spacing w:before="120" w:after="120"/>
         <w:ind w:firstLine="708"/>
         <w:rPr>
@@ -4501,7 +4501,7 @@
     </w:p>
     <w:p>
       <w:pPr>
-        <w:pStyle w:val="Geenafstand"/>
+        <w:pStyle w:val="NoSpacing"/>
         <w:spacing w:before="120" w:after="120"/>
         <w:ind w:firstLine="708"/>
         <w:rPr>
@@ -4529,7 +4529,7 @@
     </w:p>
     <w:p>
       <w:pPr>
-        <w:pStyle w:val="Kop2"/>
+        <w:pStyle w:val="Heading2"/>
       </w:pPr>
       <w:bookmarkStart w:id="13" w:name="_Toc183594798"/>
       <w:r>
@@ -5075,7 +5075,7 @@
           </w:tcPr>
           <w:p>
             <w:pPr>
-              <w:pStyle w:val="Lijstalinea"/>
+              <w:pStyle w:val="ListParagraph"/>
               <w:numPr>
                 <w:ilvl w:val="0"/>
                 <w:numId w:val="31"/>
@@ -5096,7 +5096,7 @@
           </w:p>
           <w:p>
             <w:pPr>
-              <w:pStyle w:val="Lijstalinea"/>
+              <w:pStyle w:val="ListParagraph"/>
               <w:spacing w:before="240" w:line="240" w:lineRule="auto"/>
               <w:rPr>
                 <w:rFonts w:ascii="Calibri" w:eastAsia="Times New Roman" w:hAnsi="Calibri" w:cs="Calibri"/>
@@ -5557,7 +5557,7 @@
           </w:tcPr>
           <w:p>
             <w:pPr>
-              <w:pStyle w:val="Lijstalinea"/>
+              <w:pStyle w:val="ListParagraph"/>
               <w:numPr>
                 <w:ilvl w:val="0"/>
                 <w:numId w:val="31"/>
@@ -5578,7 +5578,7 @@
           </w:p>
           <w:p>
             <w:pPr>
-              <w:pStyle w:val="Lijstalinea"/>
+              <w:pStyle w:val="ListParagraph"/>
               <w:numPr>
                 <w:ilvl w:val="0"/>
                 <w:numId w:val="31"/>
@@ -5599,7 +5599,7 @@
           </w:p>
           <w:p>
             <w:pPr>
-              <w:pStyle w:val="Lijstalinea"/>
+              <w:pStyle w:val="ListParagraph"/>
               <w:numPr>
                 <w:ilvl w:val="0"/>
                 <w:numId w:val="31"/>
@@ -5620,7 +5620,7 @@
           </w:p>
           <w:p>
             <w:pPr>
-              <w:pStyle w:val="Lijstalinea"/>
+              <w:pStyle w:val="ListParagraph"/>
               <w:numPr>
                 <w:ilvl w:val="0"/>
                 <w:numId w:val="31"/>
@@ -5641,7 +5641,7 @@
           </w:p>
           <w:p>
             <w:pPr>
-              <w:pStyle w:val="Lijstalinea"/>
+              <w:pStyle w:val="ListParagraph"/>
               <w:numPr>
                 <w:ilvl w:val="0"/>
                 <w:numId w:val="31"/>
@@ -6167,7 +6167,7 @@
           </w:tcPr>
           <w:p>
             <w:pPr>
-              <w:pStyle w:val="Lijstalinea"/>
+              <w:pStyle w:val="ListParagraph"/>
               <w:numPr>
                 <w:ilvl w:val="0"/>
                 <w:numId w:val="31"/>
@@ -6188,7 +6188,7 @@
           </w:p>
           <w:p>
             <w:pPr>
-              <w:pStyle w:val="Lijstalinea"/>
+              <w:pStyle w:val="ListParagraph"/>
               <w:numPr>
                 <w:ilvl w:val="0"/>
                 <w:numId w:val="31"/>
@@ -6233,7 +6233,7 @@
     </w:p>
     <w:p>
       <w:pPr>
-        <w:pStyle w:val="Kop1"/>
+        <w:pStyle w:val="Heading1"/>
         <w:jc w:val="left"/>
       </w:pPr>
       <w:bookmarkStart w:id="17" w:name="_Toc183594800"/>
@@ -6245,7 +6245,7 @@
     </w:p>
     <w:p>
       <w:pPr>
-        <w:pStyle w:val="Kop2"/>
+        <w:pStyle w:val="Heading2"/>
         <w:rPr>
           <w:i/>
           <w:iCs/>
@@ -6284,7 +6284,7 @@
     </w:p>
     <w:p>
       <w:pPr>
-        <w:pStyle w:val="Kop2"/>
+        <w:pStyle w:val="Heading2"/>
       </w:pPr>
       <w:bookmarkStart w:id="19" w:name="_Toc183594802"/>
       <w:r>
@@ -6475,7 +6475,7 @@
     <w:p/>
     <w:p>
       <w:pPr>
-        <w:pStyle w:val="Kop2"/>
+        <w:pStyle w:val="Heading2"/>
       </w:pPr>
       <w:bookmarkStart w:id="20" w:name="_Toc183594803"/>
       <w:r>
@@ -6494,7 +6494,7 @@
     </w:p>
     <w:p>
       <w:pPr>
-        <w:pStyle w:val="Kop2"/>
+        <w:pStyle w:val="Heading2"/>
       </w:pPr>
       <w:bookmarkStart w:id="21" w:name="_Toc183594804"/>
       <w:r>
@@ -6539,7 +6539,7 @@
     </w:p>
     <w:p>
       <w:pPr>
-        <w:pStyle w:val="Kop2"/>
+        <w:pStyle w:val="Heading2"/>
       </w:pPr>
       <w:bookmarkStart w:id="22" w:name="_Toc183594805"/>
       <w:r>
@@ -6675,7 +6675,7 @@
     <w:p/>
     <w:p>
       <w:pPr>
-        <w:pStyle w:val="Kop2"/>
+        <w:pStyle w:val="Heading2"/>
       </w:pPr>
       <w:bookmarkStart w:id="23" w:name="_Toc183594806"/>
       <w:r>
@@ -7161,7 +7161,7 @@
           </w:tcPr>
           <w:p>
             <w:pPr>
-              <w:pStyle w:val="Lijstalinea"/>
+              <w:pStyle w:val="ListParagraph"/>
               <w:numPr>
                 <w:ilvl w:val="0"/>
                 <w:numId w:val="31"/>
@@ -7203,7 +7203,7 @@
           </w:p>
           <w:p>
             <w:pPr>
-              <w:pStyle w:val="Lijstalinea"/>
+              <w:pStyle w:val="ListParagraph"/>
               <w:numPr>
                 <w:ilvl w:val="0"/>
                 <w:numId w:val="31"/>
@@ -7697,7 +7697,7 @@
           </w:tcPr>
           <w:p>
             <w:pPr>
-              <w:pStyle w:val="Lijstalinea"/>
+              <w:pStyle w:val="ListParagraph"/>
               <w:numPr>
                 <w:ilvl w:val="0"/>
                 <w:numId w:val="31"/>
@@ -7718,7 +7718,7 @@
           </w:p>
           <w:p>
             <w:pPr>
-              <w:pStyle w:val="Lijstalinea"/>
+              <w:pStyle w:val="ListParagraph"/>
               <w:numPr>
                 <w:ilvl w:val="0"/>
                 <w:numId w:val="31"/>
@@ -8195,7 +8195,7 @@
           </w:tcPr>
           <w:p>
             <w:pPr>
-              <w:pStyle w:val="Lijstalinea"/>
+              <w:pStyle w:val="ListParagraph"/>
               <w:numPr>
                 <w:ilvl w:val="0"/>
                 <w:numId w:val="31"/>
@@ -8232,7 +8232,7 @@
     <w:p/>
     <w:p>
       <w:pPr>
-        <w:pStyle w:val="Kop1"/>
+        <w:pStyle w:val="Heading1"/>
         <w:jc w:val="left"/>
       </w:pPr>
       <w:bookmarkStart w:id="24" w:name="_Toc183594807"/>
@@ -8243,7 +8243,7 @@
     </w:p>
     <w:p>
       <w:pPr>
-        <w:pStyle w:val="Kop2"/>
+        <w:pStyle w:val="Heading2"/>
         <w:rPr>
           <w:i/>
           <w:iCs/>
@@ -8300,7 +8300,7 @@
     </w:p>
     <w:p>
       <w:pPr>
-        <w:pStyle w:val="Kop2"/>
+        <w:pStyle w:val="Heading2"/>
       </w:pPr>
       <w:bookmarkStart w:id="26" w:name="_Toc183594809"/>
       <w:r>
@@ -8310,9 +8310,12 @@
     </w:p>
     <w:p>
       <w:pPr>
-        <w:pStyle w:val="Kop2"/>
-      </w:pPr>
-      <w:r>
+        <w:pStyle w:val="Heading2"/>
+      </w:pPr>
+      <w:r>
+        <w:rPr>
+          <w:noProof/>
+        </w:rPr>
         <w:drawing>
           <wp:inline distT="0" distB="0" distL="0" distR="0" wp14:anchorId="0E9B5529" wp14:editId="4F71A8EF">
             <wp:extent cx="5760720" cy="4948555"/>
@@ -8363,7 +8366,7 @@
     <w:p/>
     <w:p>
       <w:pPr>
-        <w:pStyle w:val="Kop2"/>
+        <w:pStyle w:val="Heading2"/>
       </w:pPr>
       <w:bookmarkStart w:id="27" w:name="_Toc183594810"/>
       <w:r>
@@ -8382,7 +8385,7 @@
     </w:p>
     <w:p>
       <w:pPr>
-        <w:pStyle w:val="Kop2"/>
+        <w:pStyle w:val="Heading2"/>
       </w:pPr>
       <w:bookmarkStart w:id="28" w:name="_Toc183594811"/>
       <w:r>
@@ -8404,7 +8407,7 @@
     </w:p>
     <w:p>
       <w:pPr>
-        <w:pStyle w:val="Kop2"/>
+        <w:pStyle w:val="Heading2"/>
       </w:pPr>
       <w:bookmarkStart w:id="29" w:name="_Toc183594812"/>
       <w:r>
@@ -8459,13 +8462,7 @@
     </w:p>
     <w:p>
       <w:r>
-        <w:t xml:space="preserve">Deze sprint was wat onoverzichtelijker voor mij, dit kwam doordat de sprint </w:t>
-      </w:r>
-      <w:r>
-        <w:t>halverwege</w:t>
-      </w:r>
-      <w:r>
-        <w:t xml:space="preserve"> werd onderbroken door vakantie.</w:t>
+        <w:t>Deze sprint was wat onoverzichtelijker voor mij, dit kwam doordat de sprint halverwege werd onderbroken door vakantie.</w:t>
       </w:r>
       <w:r>
         <w:br/>
@@ -8473,13 +8470,7 @@
       </w:r>
       <w:r>
         <w:br/>
-        <w:t xml:space="preserve">los van dit ben ik deze sprint verder gegaan met de </w:t>
-      </w:r>
-      <w:r>
-        <w:t>obstakels</w:t>
-      </w:r>
-      <w:r>
-        <w:t xml:space="preserve"> en bugfixes daarvan, ook heb ik een begin gemaakt aan de map selection screen, maar deze moet anders worden opgebouwd worden.</w:t>
+        <w:t>los van dit ben ik deze sprint verder gegaan met de obstakels en bugfixes daarvan, ook heb ik een begin gemaakt aan de map selection screen, maar deze moet anders worden opgebouwd worden.</w:t>
       </w:r>
     </w:p>
     <w:p>
@@ -8499,19 +8490,7 @@
     </w:p>
     <w:p>
       <w:r>
-        <w:t xml:space="preserve">ik ben wel tevreden met de vooruitgang dat we deze sprint hebben gemaakt, met de movement rework, obstakels, debuffs en leaderboard. ookal hadden we meer af kunnen krijgen deze sprint als we eerder het draad op hadden gepakt na de </w:t>
-      </w:r>
-      <w:r>
-        <w:t>vakantie</w:t>
-      </w:r>
-      <w:r>
-        <w:t xml:space="preserve">. ik </w:t>
-      </w:r>
-      <w:r>
-        <w:t>vond</w:t>
-      </w:r>
-      <w:r>
-        <w:t xml:space="preserve"> dat ik harder had kunnen doorwerken aan de presentatie zodat ik die ook optijd kon ge</w:t>
+        <w:t>ik ben wel tevreden met de vooruitgang dat we deze sprint hebben gemaakt, met de movement rework, obstakels, debuffs en leaderboard. ookal hadden we meer af kunnen krijgen deze sprint als we eerder het draad op hadden gepakt na de vakantie. ik vond dat ik harder had kunnen doorwerken aan de presentatie zodat ik die ook optijd kon ge</w:t>
       </w:r>
       <w:r>
         <w:t>v</w:t>
@@ -8526,7 +8505,7 @@
     <w:p/>
     <w:p>
       <w:pPr>
-        <w:pStyle w:val="Kop2"/>
+        <w:pStyle w:val="Heading2"/>
       </w:pPr>
       <w:bookmarkStart w:id="30" w:name="_Toc183594813"/>
       <w:r>
@@ -9032,7 +9011,7 @@
           </w:tcPr>
           <w:p>
             <w:pPr>
-              <w:pStyle w:val="Lijstalinea"/>
+              <w:pStyle w:val="ListParagraph"/>
               <w:numPr>
                 <w:ilvl w:val="0"/>
                 <w:numId w:val="31"/>
@@ -9053,7 +9032,7 @@
           </w:p>
           <w:p>
             <w:pPr>
-              <w:pStyle w:val="Lijstalinea"/>
+              <w:pStyle w:val="ListParagraph"/>
               <w:spacing w:before="240" w:line="240" w:lineRule="auto"/>
               <w:rPr>
                 <w:rFonts w:ascii="Calibri" w:eastAsia="Times New Roman" w:hAnsi="Calibri" w:cs="Calibri"/>
@@ -9529,7 +9508,7 @@
           </w:tcPr>
           <w:p>
             <w:pPr>
-              <w:pStyle w:val="Lijstalinea"/>
+              <w:pStyle w:val="ListParagraph"/>
               <w:numPr>
                 <w:ilvl w:val="0"/>
                 <w:numId w:val="31"/>
@@ -9550,7 +9529,7 @@
           </w:p>
           <w:p>
             <w:pPr>
-              <w:pStyle w:val="Lijstalinea"/>
+              <w:pStyle w:val="ListParagraph"/>
               <w:spacing w:before="240" w:line="240" w:lineRule="auto"/>
               <w:rPr>
                 <w:rFonts w:ascii="Calibri" w:eastAsia="Times New Roman" w:hAnsi="Calibri" w:cs="Calibri"/>
@@ -10015,7 +9994,7 @@
           </w:tcPr>
           <w:p>
             <w:pPr>
-              <w:pStyle w:val="Lijstalinea"/>
+              <w:pStyle w:val="ListParagraph"/>
               <w:numPr>
                 <w:ilvl w:val="0"/>
                 <w:numId w:val="31"/>
@@ -10036,7 +10015,7 @@
           </w:p>
           <w:p>
             <w:pPr>
-              <w:pStyle w:val="Lijstalinea"/>
+              <w:pStyle w:val="ListParagraph"/>
               <w:numPr>
                 <w:ilvl w:val="0"/>
                 <w:numId w:val="31"/>
@@ -10507,7 +10486,7 @@
           </w:tcPr>
           <w:p>
             <w:pPr>
-              <w:pStyle w:val="Lijstalinea"/>
+              <w:pStyle w:val="ListParagraph"/>
               <w:numPr>
                 <w:ilvl w:val="0"/>
                 <w:numId w:val="31"/>
@@ -10595,14 +10574,7 @@
                 <w:rFonts w:ascii="Calibri" w:eastAsia="Times New Roman" w:hAnsi="Calibri" w:cs="Calibri"/>
                 <w:color w:val="000000"/>
               </w:rPr>
-              <w:t>J</w:t>
-            </w:r>
-            <w:r>
-              <w:rPr>
-                <w:rFonts w:ascii="Calibri" w:eastAsia="Times New Roman" w:hAnsi="Calibri" w:cs="Calibri"/>
-                <w:color w:val="000000"/>
-              </w:rPr>
-              <w:t>orick Wassink</w:t>
+              <w:t>Jorick Wassink</w:t>
             </w:r>
           </w:p>
         </w:tc>
@@ -10984,7 +10956,7 @@
           </w:tcPr>
           <w:p>
             <w:pPr>
-              <w:pStyle w:val="Lijstalinea"/>
+              <w:pStyle w:val="ListParagraph"/>
               <w:numPr>
                 <w:ilvl w:val="0"/>
                 <w:numId w:val="31"/>
@@ -11000,7 +10972,7 @@
                 <w:rFonts w:ascii="Calibri" w:eastAsia="Times New Roman" w:hAnsi="Calibri" w:cs="Calibri"/>
                 <w:color w:val="000000"/>
               </w:rPr>
-              <w:t>Speler huidige health word laten zien op het leaderboard.</w:t>
+              <w:t xml:space="preserve">Debuffs worden gegeven aan de spelers die hoger staan dan de spelers die onder de “winnende” spelers staan </w:t>
             </w:r>
           </w:p>
         </w:tc>
@@ -11150,28 +11122,7 @@
                 <w:rFonts w:ascii="Calibri" w:eastAsia="Times New Roman" w:hAnsi="Calibri" w:cs="Calibri"/>
                 <w:color w:val="000000"/>
               </w:rPr>
-              <w:t>3</w:t>
-            </w:r>
-            <w:r>
-              <w:rPr>
-                <w:rFonts w:ascii="Calibri" w:eastAsia="Times New Roman" w:hAnsi="Calibri" w:cs="Calibri"/>
-                <w:color w:val="000000"/>
-              </w:rPr>
-              <w:t>3</w:t>
-            </w:r>
-            <w:r>
-              <w:rPr>
-                <w:rFonts w:ascii="Calibri" w:eastAsia="Times New Roman" w:hAnsi="Calibri" w:cs="Calibri"/>
-                <w:color w:val="000000"/>
-              </w:rPr>
-              <w:t xml:space="preserve">. </w:t>
-            </w:r>
-            <w:r>
-              <w:rPr>
-                <w:rFonts w:ascii="Calibri" w:eastAsia="Times New Roman" w:hAnsi="Calibri" w:cs="Calibri"/>
-                <w:color w:val="000000"/>
-              </w:rPr>
-              <w:t xml:space="preserve">Turrets draaien </w:t>
+              <w:t xml:space="preserve">33. Turrets draaien </w:t>
             </w:r>
           </w:p>
         </w:tc>
@@ -11475,7 +11426,7 @@
           </w:tcPr>
           <w:p>
             <w:pPr>
-              <w:pStyle w:val="Lijstalinea"/>
+              <w:pStyle w:val="ListParagraph"/>
               <w:numPr>
                 <w:ilvl w:val="0"/>
                 <w:numId w:val="31"/>
@@ -11496,7 +11447,7 @@
           </w:p>
           <w:p>
             <w:pPr>
-              <w:pStyle w:val="Lijstalinea"/>
+              <w:pStyle w:val="ListParagraph"/>
               <w:numPr>
                 <w:ilvl w:val="0"/>
                 <w:numId w:val="31"/>
@@ -11877,7 +11828,7 @@
 <w:hdr xmlns:wpc="http://schemas.microsoft.com/office/word/2010/wordprocessingCanvas" xmlns:cx="http://schemas.microsoft.com/office/drawing/2014/chartex" xmlns:cx1="http://schemas.microsoft.com/office/drawing/2015/9/8/chartex" xmlns:cx2="http://schemas.microsoft.com/office/drawing/2015/10/21/chartex" xmlns:cx3="http://schemas.microsoft.com/office/drawing/2016/5/9/chartex" xmlns:cx4="http://schemas.microsoft.com/office/drawing/2016/5/10/chartex" xmlns:cx5="http://schemas.microsoft.com/office/drawing/2016/5/11/chartex" xmlns:cx6="http://schemas.microsoft.com/office/drawing/2016/5/12/chartex" xmlns:cx7="http://schemas.microsoft.com/office/drawing/2016/5/13/chartex" xmlns:cx8="http://schemas.microsoft.com/office/drawing/2016/5/14/chartex" xmlns:mc="http://schemas.openxmlformats.org/markup-compatibility/2006" xmlns:aink="http://schemas.microsoft.com/office/drawing/2016/ink" xmlns:am3d="http://schemas.microsoft.com/office/drawing/2017/model3d" xmlns:o="urn:schemas-microsoft-com:office:office" xmlns:oel="http://schemas.microsoft.com/office/2019/extlst" xmlns:r="http://schemas.openxmlformats.org/officeDocument/2006/relationships" xmlns:m="http://schemas.openxmlformats.org/officeDocument/2006/math" xmlns:v="urn:schemas-microsoft-com:vml" xmlns:wp14="http://schemas.microsoft.com/office/word/2010/wordprocessingDrawing" xmlns:wp="http://schemas.openxmlformats.org/drawingml/2006/wordprocessingDrawing" xmlns:w10="urn:schemas-microsoft-com:office:word" xmlns:w="http://schemas.openxmlformats.org/wordprocessingml/2006/main" xmlns:w14="http://schemas.microsoft.com/office/word/2010/wordml" xmlns:w15="http://schemas.microsoft.com/office/word/2012/wordml" xmlns:w16cex="http://schemas.microsoft.com/office/word/2018/wordml/cex" xmlns:w16cid="http://schemas.microsoft.com/office/word/2016/wordml/cid" xmlns:w16="http://schemas.microsoft.com/office/word/2018/wordml" xmlns:w16du="http://schemas.microsoft.com/office/word/2023/wordml/word16du" xmlns:w16sdtdh="http://schemas.microsoft.com/office/word/2020/wordml/sdtdatahash" xmlns:w16sdtfl="http://schemas.microsoft.com/office/word/2024/wordml/sdtformatlock" xmlns:w16se="http://schemas.microsoft.com/office/word/2015/wordml/symex" xmlns:wpg="http://schemas.microsoft.com/office/word/2010/wordprocessingGroup" xmlns:wpi="http://schemas.microsoft.com/office/word/2010/wordprocessingInk" xmlns:wne="http://schemas.microsoft.com/office/word/2006/wordml" xmlns:wps="http://schemas.microsoft.com/office/word/2010/wordprocessingShape" mc:Ignorable="w14 w15 w16se w16cid w16 w16cex w16sdtdh w16sdtfl w16du wp14">
   <w:p>
     <w:pPr>
-      <w:pStyle w:val="Koptekst"/>
+      <w:pStyle w:val="Header"/>
       <w:jc w:val="center"/>
     </w:pPr>
     <w:r>
@@ -11936,7 +11887,7 @@
   </w:p>
   <w:p>
     <w:pPr>
-      <w:pStyle w:val="Koptekst"/>
+      <w:pStyle w:val="Header"/>
     </w:pPr>
   </w:p>
 </w:hdr>
@@ -15365,16 +15316,16 @@
     <w:lsdException w:name="Unresolved Mention" w:semiHidden="1" w:unhideWhenUsed="1"/>
     <w:lsdException w:name="Smart Link" w:semiHidden="1" w:unhideWhenUsed="1"/>
   </w:latentStyles>
-  <w:style w:type="paragraph" w:default="1" w:styleId="Standaard">
+  <w:style w:type="paragraph" w:default="1" w:styleId="Normal">
     <w:name w:val="Normal"/>
     <w:qFormat/>
     <w:rsid w:val="00B44264"/>
   </w:style>
-  <w:style w:type="paragraph" w:styleId="Kop1">
+  <w:style w:type="paragraph" w:styleId="Heading1">
     <w:name w:val="heading 1"/>
-    <w:basedOn w:val="Standaard"/>
-    <w:next w:val="Standaard"/>
-    <w:link w:val="Kop1Char"/>
+    <w:basedOn w:val="Normal"/>
+    <w:next w:val="Normal"/>
+    <w:link w:val="Heading1Char"/>
     <w:uiPriority w:val="9"/>
     <w:qFormat/>
     <w:rsid w:val="00B44264"/>
@@ -15392,11 +15343,11 @@
       <w:szCs w:val="32"/>
     </w:rPr>
   </w:style>
-  <w:style w:type="paragraph" w:styleId="Kop2">
+  <w:style w:type="paragraph" w:styleId="Heading2">
     <w:name w:val="heading 2"/>
-    <w:basedOn w:val="Standaard"/>
-    <w:next w:val="Standaard"/>
-    <w:link w:val="Kop2Char"/>
+    <w:basedOn w:val="Normal"/>
+    <w:next w:val="Normal"/>
+    <w:link w:val="Heading2Char"/>
     <w:uiPriority w:val="9"/>
     <w:unhideWhenUsed/>
     <w:qFormat/>
@@ -15413,11 +15364,11 @@
       <w:sz w:val="32"/>
     </w:rPr>
   </w:style>
-  <w:style w:type="paragraph" w:styleId="Kop3">
+  <w:style w:type="paragraph" w:styleId="Heading3">
     <w:name w:val="heading 3"/>
-    <w:basedOn w:val="Standaard"/>
-    <w:next w:val="Standaard"/>
-    <w:link w:val="Kop3Char"/>
+    <w:basedOn w:val="Normal"/>
+    <w:next w:val="Normal"/>
+    <w:link w:val="Heading3Char"/>
     <w:uiPriority w:val="9"/>
     <w:unhideWhenUsed/>
     <w:qFormat/>
@@ -15437,11 +15388,11 @@
       <w:szCs w:val="24"/>
     </w:rPr>
   </w:style>
-  <w:style w:type="paragraph" w:styleId="Kop4">
+  <w:style w:type="paragraph" w:styleId="Heading4">
     <w:name w:val="heading 4"/>
-    <w:basedOn w:val="Standaard"/>
-    <w:next w:val="Standaard"/>
-    <w:link w:val="Kop4Char"/>
+    <w:basedOn w:val="Normal"/>
+    <w:next w:val="Normal"/>
+    <w:link w:val="Heading4Char"/>
     <w:uiPriority w:val="9"/>
     <w:semiHidden/>
     <w:unhideWhenUsed/>
@@ -15460,11 +15411,11 @@
       <w:color w:val="000000" w:themeColor="text1"/>
     </w:rPr>
   </w:style>
-  <w:style w:type="paragraph" w:styleId="Kop6">
+  <w:style w:type="paragraph" w:styleId="Heading6">
     <w:name w:val="heading 6"/>
-    <w:basedOn w:val="Standaard"/>
-    <w:next w:val="Standaard"/>
-    <w:link w:val="Kop6Char"/>
+    <w:basedOn w:val="Normal"/>
+    <w:next w:val="Normal"/>
+    <w:link w:val="Heading6Char"/>
     <w:uiPriority w:val="9"/>
     <w:semiHidden/>
     <w:unhideWhenUsed/>
@@ -15481,12 +15432,13 @@
       <w:color w:val="1F4D78" w:themeColor="accent1" w:themeShade="7F"/>
     </w:rPr>
   </w:style>
-  <w:style w:type="character" w:default="1" w:styleId="Standaardalinea-lettertype">
+  <w:style w:type="character" w:default="1" w:styleId="DefaultParagraphFont">
     <w:name w:val="Default Paragraph Font"/>
     <w:uiPriority w:val="1"/>
+    <w:semiHidden/>
     <w:unhideWhenUsed/>
   </w:style>
-  <w:style w:type="table" w:default="1" w:styleId="Standaardtabel">
+  <w:style w:type="table" w:default="1" w:styleId="TableNormal">
     <w:name w:val="Normal Table"/>
     <w:uiPriority w:val="99"/>
     <w:semiHidden/>
@@ -15501,16 +15453,16 @@
       </w:tblCellMar>
     </w:tblPr>
   </w:style>
-  <w:style w:type="numbering" w:default="1" w:styleId="Geenlijst">
+  <w:style w:type="numbering" w:default="1" w:styleId="NoList">
     <w:name w:val="No List"/>
     <w:uiPriority w:val="99"/>
     <w:semiHidden/>
     <w:unhideWhenUsed/>
   </w:style>
-  <w:style w:type="paragraph" w:styleId="Koptekst">
+  <w:style w:type="paragraph" w:styleId="Header">
     <w:name w:val="header"/>
-    <w:basedOn w:val="Standaard"/>
-    <w:link w:val="KoptekstChar"/>
+    <w:basedOn w:val="Normal"/>
+    <w:link w:val="HeaderChar"/>
     <w:uiPriority w:val="99"/>
     <w:unhideWhenUsed/>
     <w:rsid w:val="003D0CAD"/>
@@ -15522,17 +15474,17 @@
       <w:spacing w:after="0" w:line="240" w:lineRule="auto"/>
     </w:pPr>
   </w:style>
-  <w:style w:type="character" w:customStyle="1" w:styleId="KoptekstChar">
-    <w:name w:val="Koptekst Char"/>
-    <w:basedOn w:val="Standaardalinea-lettertype"/>
-    <w:link w:val="Koptekst"/>
+  <w:style w:type="character" w:customStyle="1" w:styleId="HeaderChar">
+    <w:name w:val="Header Char"/>
+    <w:basedOn w:val="DefaultParagraphFont"/>
+    <w:link w:val="Header"/>
     <w:uiPriority w:val="99"/>
     <w:rsid w:val="003D0CAD"/>
   </w:style>
-  <w:style w:type="paragraph" w:styleId="Voettekst">
+  <w:style w:type="paragraph" w:styleId="Footer">
     <w:name w:val="footer"/>
-    <w:basedOn w:val="Standaard"/>
-    <w:link w:val="VoettekstChar"/>
+    <w:basedOn w:val="Normal"/>
+    <w:link w:val="FooterChar"/>
     <w:uiPriority w:val="99"/>
     <w:unhideWhenUsed/>
     <w:rsid w:val="003D0CAD"/>
@@ -15544,16 +15496,16 @@
       <w:spacing w:after="0" w:line="240" w:lineRule="auto"/>
     </w:pPr>
   </w:style>
-  <w:style w:type="character" w:customStyle="1" w:styleId="VoettekstChar">
-    <w:name w:val="Voettekst Char"/>
-    <w:basedOn w:val="Standaardalinea-lettertype"/>
-    <w:link w:val="Voettekst"/>
+  <w:style w:type="character" w:customStyle="1" w:styleId="FooterChar">
+    <w:name w:val="Footer Char"/>
+    <w:basedOn w:val="DefaultParagraphFont"/>
+    <w:link w:val="Footer"/>
     <w:uiPriority w:val="99"/>
     <w:rsid w:val="003D0CAD"/>
   </w:style>
-  <w:style w:type="table" w:styleId="Tabelraster">
+  <w:style w:type="table" w:styleId="TableGrid">
     <w:name w:val="Table Grid"/>
-    <w:basedOn w:val="Standaardtabel"/>
+    <w:basedOn w:val="TableNormal"/>
     <w:uiPriority w:val="59"/>
     <w:rsid w:val="003D0CAD"/>
     <w:pPr>
@@ -15570,9 +15522,9 @@
       </w:tblBorders>
     </w:tblPr>
   </w:style>
-  <w:style w:type="paragraph" w:styleId="Lijstalinea">
+  <w:style w:type="paragraph" w:styleId="ListParagraph">
     <w:name w:val="List Paragraph"/>
-    <w:basedOn w:val="Standaard"/>
+    <w:basedOn w:val="Normal"/>
     <w:uiPriority w:val="34"/>
     <w:qFormat/>
     <w:rsid w:val="00716F2B"/>
@@ -15581,10 +15533,10 @@
       <w:contextualSpacing/>
     </w:pPr>
   </w:style>
-  <w:style w:type="character" w:customStyle="1" w:styleId="Kop1Char">
-    <w:name w:val="Kop 1 Char"/>
-    <w:basedOn w:val="Standaardalinea-lettertype"/>
-    <w:link w:val="Kop1"/>
+  <w:style w:type="character" w:customStyle="1" w:styleId="Heading1Char">
+    <w:name w:val="Heading 1 Char"/>
+    <w:basedOn w:val="DefaultParagraphFont"/>
+    <w:link w:val="Heading1"/>
     <w:uiPriority w:val="9"/>
     <w:rsid w:val="00B44264"/>
     <w:rPr>
@@ -15594,10 +15546,10 @@
       <w:szCs w:val="32"/>
     </w:rPr>
   </w:style>
-  <w:style w:type="character" w:customStyle="1" w:styleId="Kop2Char">
-    <w:name w:val="Kop 2 Char"/>
-    <w:basedOn w:val="Standaardalinea-lettertype"/>
-    <w:link w:val="Kop2"/>
+  <w:style w:type="character" w:customStyle="1" w:styleId="Heading2Char">
+    <w:name w:val="Heading 2 Char"/>
+    <w:basedOn w:val="DefaultParagraphFont"/>
+    <w:link w:val="Heading2"/>
     <w:uiPriority w:val="9"/>
     <w:rsid w:val="00AE7D59"/>
     <w:rPr>
@@ -15606,10 +15558,10 @@
       <w:sz w:val="32"/>
     </w:rPr>
   </w:style>
-  <w:style w:type="character" w:customStyle="1" w:styleId="Kop3Char">
-    <w:name w:val="Kop 3 Char"/>
-    <w:basedOn w:val="Standaardalinea-lettertype"/>
-    <w:link w:val="Kop3"/>
+  <w:style w:type="character" w:customStyle="1" w:styleId="Heading3Char">
+    <w:name w:val="Heading 3 Char"/>
+    <w:basedOn w:val="DefaultParagraphFont"/>
+    <w:link w:val="Heading3"/>
     <w:uiPriority w:val="9"/>
     <w:rsid w:val="00AE7D59"/>
     <w:rPr>
@@ -15621,10 +15573,10 @@
       <w:szCs w:val="24"/>
     </w:rPr>
   </w:style>
-  <w:style w:type="character" w:customStyle="1" w:styleId="Kop4Char">
-    <w:name w:val="Kop 4 Char"/>
-    <w:basedOn w:val="Standaardalinea-lettertype"/>
-    <w:link w:val="Kop4"/>
+  <w:style w:type="character" w:customStyle="1" w:styleId="Heading4Char">
+    <w:name w:val="Heading 4 Char"/>
+    <w:basedOn w:val="DefaultParagraphFont"/>
+    <w:link w:val="Heading4"/>
     <w:uiPriority w:val="9"/>
     <w:semiHidden/>
     <w:rsid w:val="00B44264"/>
@@ -15635,10 +15587,10 @@
       <w:color w:val="000000" w:themeColor="text1"/>
     </w:rPr>
   </w:style>
-  <w:style w:type="paragraph" w:styleId="Ballontekst">
+  <w:style w:type="paragraph" w:styleId="BalloonText">
     <w:name w:val="Balloon Text"/>
-    <w:basedOn w:val="Standaard"/>
-    <w:link w:val="BallontekstChar"/>
+    <w:basedOn w:val="Normal"/>
+    <w:link w:val="BalloonTextChar"/>
     <w:uiPriority w:val="99"/>
     <w:semiHidden/>
     <w:unhideWhenUsed/>
@@ -15652,10 +15604,10 @@
       <w:szCs w:val="16"/>
     </w:rPr>
   </w:style>
-  <w:style w:type="character" w:customStyle="1" w:styleId="BallontekstChar">
-    <w:name w:val="Ballontekst Char"/>
-    <w:basedOn w:val="Standaardalinea-lettertype"/>
-    <w:link w:val="Ballontekst"/>
+  <w:style w:type="character" w:customStyle="1" w:styleId="BalloonTextChar">
+    <w:name w:val="Balloon Text Char"/>
+    <w:basedOn w:val="DefaultParagraphFont"/>
+    <w:link w:val="BalloonText"/>
     <w:uiPriority w:val="99"/>
     <w:semiHidden/>
     <w:rsid w:val="00756DEF"/>
@@ -15665,10 +15617,10 @@
       <w:szCs w:val="16"/>
     </w:rPr>
   </w:style>
-  <w:style w:type="paragraph" w:styleId="Kopvaninhoudsopgave">
+  <w:style w:type="paragraph" w:styleId="TOCHeading">
     <w:name w:val="TOC Heading"/>
-    <w:basedOn w:val="Kop1"/>
-    <w:next w:val="Standaard"/>
+    <w:basedOn w:val="Heading1"/>
+    <w:next w:val="Normal"/>
     <w:uiPriority w:val="39"/>
     <w:unhideWhenUsed/>
     <w:qFormat/>
@@ -15688,10 +15640,10 @@
       <w:lang w:eastAsia="nl-NL"/>
     </w:rPr>
   </w:style>
-  <w:style w:type="paragraph" w:styleId="Inhopg1">
+  <w:style w:type="paragraph" w:styleId="TOC1">
     <w:name w:val="toc 1"/>
-    <w:basedOn w:val="Standaard"/>
-    <w:next w:val="Standaard"/>
+    <w:basedOn w:val="Normal"/>
+    <w:next w:val="Normal"/>
     <w:autoRedefine/>
     <w:uiPriority w:val="39"/>
     <w:unhideWhenUsed/>
@@ -15705,7 +15657,7 @@
   </w:style>
   <w:style w:type="character" w:styleId="Hyperlink">
     <w:name w:val="Hyperlink"/>
-    <w:basedOn w:val="Standaardalinea-lettertype"/>
+    <w:basedOn w:val="DefaultParagraphFont"/>
     <w:uiPriority w:val="99"/>
     <w:unhideWhenUsed/>
     <w:rsid w:val="00DD7202"/>
@@ -15714,11 +15666,11 @@
       <w:u w:val="single"/>
     </w:rPr>
   </w:style>
-  <w:style w:type="paragraph" w:styleId="Titel">
+  <w:style w:type="paragraph" w:styleId="Title">
     <w:name w:val="Title"/>
-    <w:basedOn w:val="Standaard"/>
-    <w:next w:val="Standaard"/>
-    <w:link w:val="TitelChar"/>
+    <w:basedOn w:val="Normal"/>
+    <w:next w:val="Normal"/>
+    <w:link w:val="TitleChar"/>
     <w:uiPriority w:val="10"/>
     <w:qFormat/>
     <w:rsid w:val="00DD7202"/>
@@ -15738,10 +15690,10 @@
       <w:szCs w:val="52"/>
     </w:rPr>
   </w:style>
-  <w:style w:type="character" w:customStyle="1" w:styleId="TitelChar">
-    <w:name w:val="Titel Char"/>
-    <w:basedOn w:val="Standaardalinea-lettertype"/>
-    <w:link w:val="Titel"/>
+  <w:style w:type="character" w:customStyle="1" w:styleId="TitleChar">
+    <w:name w:val="Title Char"/>
+    <w:basedOn w:val="DefaultParagraphFont"/>
+    <w:link w:val="Title"/>
     <w:uiPriority w:val="10"/>
     <w:rsid w:val="00DD7202"/>
     <w:rPr>
@@ -15753,11 +15705,11 @@
       <w:szCs w:val="52"/>
     </w:rPr>
   </w:style>
-  <w:style w:type="paragraph" w:styleId="Ondertitel">
+  <w:style w:type="paragraph" w:styleId="Subtitle">
     <w:name w:val="Subtitle"/>
-    <w:basedOn w:val="Standaard"/>
-    <w:next w:val="Standaard"/>
-    <w:link w:val="OndertitelChar"/>
+    <w:basedOn w:val="Normal"/>
+    <w:next w:val="Normal"/>
+    <w:link w:val="SubtitleChar"/>
     <w:uiPriority w:val="11"/>
     <w:qFormat/>
     <w:rsid w:val="00DD7202"/>
@@ -15776,10 +15728,10 @@
       <w:szCs w:val="24"/>
     </w:rPr>
   </w:style>
-  <w:style w:type="character" w:customStyle="1" w:styleId="OndertitelChar">
-    <w:name w:val="Ondertitel Char"/>
-    <w:basedOn w:val="Standaardalinea-lettertype"/>
-    <w:link w:val="Ondertitel"/>
+  <w:style w:type="character" w:customStyle="1" w:styleId="SubtitleChar">
+    <w:name w:val="Subtitle Char"/>
+    <w:basedOn w:val="DefaultParagraphFont"/>
+    <w:link w:val="Subtitle"/>
     <w:uiPriority w:val="11"/>
     <w:rsid w:val="00DD7202"/>
     <w:rPr>
@@ -15792,9 +15744,9 @@
       <w:szCs w:val="24"/>
     </w:rPr>
   </w:style>
-  <w:style w:type="character" w:styleId="Verwijzingopmerking">
+  <w:style w:type="character" w:styleId="CommentReference">
     <w:name w:val="annotation reference"/>
-    <w:basedOn w:val="Standaardalinea-lettertype"/>
+    <w:basedOn w:val="DefaultParagraphFont"/>
     <w:uiPriority w:val="99"/>
     <w:semiHidden/>
     <w:unhideWhenUsed/>
@@ -15804,10 +15756,10 @@
       <w:szCs w:val="18"/>
     </w:rPr>
   </w:style>
-  <w:style w:type="paragraph" w:styleId="Tekstopmerking">
+  <w:style w:type="paragraph" w:styleId="CommentText">
     <w:name w:val="annotation text"/>
-    <w:basedOn w:val="Standaard"/>
-    <w:link w:val="TekstopmerkingChar"/>
+    <w:basedOn w:val="Normal"/>
+    <w:link w:val="CommentTextChar"/>
     <w:uiPriority w:val="99"/>
     <w:semiHidden/>
     <w:unhideWhenUsed/>
@@ -15820,10 +15772,10 @@
       <w:szCs w:val="24"/>
     </w:rPr>
   </w:style>
-  <w:style w:type="character" w:customStyle="1" w:styleId="TekstopmerkingChar">
-    <w:name w:val="Tekst opmerking Char"/>
-    <w:basedOn w:val="Standaardalinea-lettertype"/>
-    <w:link w:val="Tekstopmerking"/>
+  <w:style w:type="character" w:customStyle="1" w:styleId="CommentTextChar">
+    <w:name w:val="Comment Text Char"/>
+    <w:basedOn w:val="DefaultParagraphFont"/>
+    <w:link w:val="CommentText"/>
     <w:uiPriority w:val="99"/>
     <w:semiHidden/>
     <w:rsid w:val="001F68CA"/>
@@ -15832,11 +15784,11 @@
       <w:szCs w:val="24"/>
     </w:rPr>
   </w:style>
-  <w:style w:type="paragraph" w:styleId="Onderwerpvanopmerking">
+  <w:style w:type="paragraph" w:styleId="CommentSubject">
     <w:name w:val="annotation subject"/>
-    <w:basedOn w:val="Tekstopmerking"/>
-    <w:next w:val="Tekstopmerking"/>
-    <w:link w:val="OnderwerpvanopmerkingChar"/>
+    <w:basedOn w:val="CommentText"/>
+    <w:next w:val="CommentText"/>
+    <w:link w:val="CommentSubjectChar"/>
     <w:uiPriority w:val="99"/>
     <w:semiHidden/>
     <w:unhideWhenUsed/>
@@ -15848,10 +15800,10 @@
       <w:szCs w:val="20"/>
     </w:rPr>
   </w:style>
-  <w:style w:type="character" w:customStyle="1" w:styleId="OnderwerpvanopmerkingChar">
-    <w:name w:val="Onderwerp van opmerking Char"/>
-    <w:basedOn w:val="TekstopmerkingChar"/>
-    <w:link w:val="Onderwerpvanopmerking"/>
+  <w:style w:type="character" w:customStyle="1" w:styleId="CommentSubjectChar">
+    <w:name w:val="Comment Subject Char"/>
+    <w:basedOn w:val="CommentTextChar"/>
+    <w:link w:val="CommentSubject"/>
     <w:uiPriority w:val="99"/>
     <w:semiHidden/>
     <w:rsid w:val="001F68CA"/>
@@ -15864,12 +15816,12 @@
   </w:style>
   <w:style w:type="character" w:customStyle="1" w:styleId="lewnzc">
     <w:name w:val="lewnzc"/>
-    <w:basedOn w:val="Standaardalinea-lettertype"/>
+    <w:basedOn w:val="DefaultParagraphFont"/>
     <w:rsid w:val="003A1469"/>
   </w:style>
-  <w:style w:type="character" w:styleId="Nadruk">
+  <w:style w:type="character" w:styleId="Emphasis">
     <w:name w:val="Emphasis"/>
-    <w:basedOn w:val="Standaardalinea-lettertype"/>
+    <w:basedOn w:val="DefaultParagraphFont"/>
     <w:uiPriority w:val="20"/>
     <w:qFormat/>
     <w:rsid w:val="003A1469"/>
@@ -15880,10 +15832,10 @@
   </w:style>
   <w:style w:type="character" w:customStyle="1" w:styleId="tlssbb">
     <w:name w:val="tlssbb"/>
-    <w:basedOn w:val="Standaardalinea-lettertype"/>
+    <w:basedOn w:val="DefaultParagraphFont"/>
     <w:rsid w:val="00B2286A"/>
   </w:style>
-  <w:style w:type="paragraph" w:styleId="Geenafstand">
+  <w:style w:type="paragraph" w:styleId="NoSpacing">
     <w:name w:val="No Spacing"/>
     <w:uiPriority w:val="1"/>
     <w:qFormat/>
@@ -15892,10 +15844,10 @@
       <w:spacing w:after="0" w:line="240" w:lineRule="auto"/>
     </w:pPr>
   </w:style>
-  <w:style w:type="character" w:customStyle="1" w:styleId="Kop6Char">
-    <w:name w:val="Kop 6 Char"/>
-    <w:basedOn w:val="Standaardalinea-lettertype"/>
-    <w:link w:val="Kop6"/>
+  <w:style w:type="character" w:customStyle="1" w:styleId="Heading6Char">
+    <w:name w:val="Heading 6 Char"/>
+    <w:basedOn w:val="DefaultParagraphFont"/>
+    <w:link w:val="Heading6"/>
     <w:uiPriority w:val="9"/>
     <w:semiHidden/>
     <w:rsid w:val="00710649"/>
@@ -15904,10 +15856,10 @@
       <w:color w:val="1F4D78" w:themeColor="accent1" w:themeShade="7F"/>
     </w:rPr>
   </w:style>
-  <w:style w:type="paragraph" w:styleId="Inhopg3">
+  <w:style w:type="paragraph" w:styleId="TOC3">
     <w:name w:val="toc 3"/>
-    <w:basedOn w:val="Standaard"/>
-    <w:next w:val="Standaard"/>
+    <w:basedOn w:val="Normal"/>
+    <w:next w:val="Normal"/>
     <w:autoRedefine/>
     <w:uiPriority w:val="39"/>
     <w:unhideWhenUsed/>
@@ -15917,10 +15869,10 @@
       <w:ind w:left="440"/>
     </w:pPr>
   </w:style>
-  <w:style w:type="paragraph" w:styleId="Inhopg2">
+  <w:style w:type="paragraph" w:styleId="TOC2">
     <w:name w:val="toc 2"/>
-    <w:basedOn w:val="Standaard"/>
-    <w:next w:val="Standaard"/>
+    <w:basedOn w:val="Normal"/>
+    <w:next w:val="Normal"/>
     <w:autoRedefine/>
     <w:uiPriority w:val="39"/>
     <w:unhideWhenUsed/>
@@ -16195,30 +16147,6 @@
 </file>
 
 <file path=customXml/item1.xml><?xml version="1.0" encoding="utf-8"?>
-<p:properties xmlns:p="http://schemas.microsoft.com/office/2006/metadata/properties" xmlns:xsi="http://www.w3.org/2001/XMLSchema-instance" xmlns:pc="http://schemas.microsoft.com/office/infopath/2007/PartnerControls">
-  <documentManagement>
-    <TaxCatchAll xmlns="32dd6115-ce5d-46b4-b638-9e7d5ca6cbee" xsi:nil="true"/>
-    <lcf76f155ced4ddcb4097134ff3c332f xmlns="094ecc41-7a37-40c9-8390-f18431712098">
-      <Terms xmlns="http://schemas.microsoft.com/office/infopath/2007/PartnerControls"/>
-    </lcf76f155ced4ddcb4097134ff3c332f>
-  </documentManagement>
-</p:properties>
-</file>
-
-<file path=customXml/item2.xml><?xml version="1.0" encoding="utf-8"?>
-<b:Sources xmlns:b="http://schemas.openxmlformats.org/officeDocument/2006/bibliography" xmlns="http://schemas.openxmlformats.org/officeDocument/2006/bibliography" SelectedStyle="\APASixthEditionOfficeOnline.xsl" StyleName="APA" Version="6"/>
-</file>
-
-<file path=customXml/item3.xml><?xml version="1.0" encoding="utf-8"?>
-<?mso-contentType ?>
-<FormTemplates xmlns="http://schemas.microsoft.com/sharepoint/v3/contenttype/forms">
-  <Display>DocumentLibraryForm</Display>
-  <Edit>DocumentLibraryForm</Edit>
-  <New>DocumentLibraryForm</New>
-</FormTemplates>
-</file>
-
-<file path=customXml/item4.xml><?xml version="1.0" encoding="utf-8"?>
 <ct:contentTypeSchema xmlns:ct="http://schemas.microsoft.com/office/2006/metadata/contentType" xmlns:ma="http://schemas.microsoft.com/office/2006/metadata/properties/metaAttributes" ct:_="" ma:_="" ma:contentTypeName="Document" ma:contentTypeID="0x010100D5188FA4F7421B4A93E65E307A769E27" ma:contentTypeVersion="15" ma:contentTypeDescription="Een nieuw document maken." ma:contentTypeScope="" ma:versionID="9bfd002f47f5f7e7b2724518f3fad1a5">
   <xsd:schema xmlns:xsd="http://www.w3.org/2001/XMLSchema" xmlns:xs="http://www.w3.org/2001/XMLSchema" xmlns:p="http://schemas.microsoft.com/office/2006/metadata/properties" xmlns:ns2="094ecc41-7a37-40c9-8390-f18431712098" xmlns:ns3="32dd6115-ce5d-46b4-b638-9e7d5ca6cbee" targetNamespace="http://schemas.microsoft.com/office/2006/metadata/properties" ma:root="true" ma:fieldsID="e2c1118370456e9a6d2939e9bd0f2e89" ns2:_="" ns3:_="">
     <xsd:import namespace="094ecc41-7a37-40c9-8390-f18431712098"/>
@@ -16453,34 +16381,31 @@
 </ct:contentTypeSchema>
 </file>
 
-<file path=customXml/itemProps1.xml><?xml version="1.0" encoding="utf-8"?>
-<ds:datastoreItem xmlns:ds="http://schemas.openxmlformats.org/officeDocument/2006/customXml" ds:itemID="{846B1C81-E993-40E7-BCC5-DA63F0CD945C}">
-  <ds:schemaRefs>
-    <ds:schemaRef ds:uri="http://schemas.microsoft.com/office/2006/metadata/properties"/>
-    <ds:schemaRef ds:uri="http://schemas.microsoft.com/office/infopath/2007/PartnerControls"/>
-    <ds:schemaRef ds:uri="32dd6115-ce5d-46b4-b638-9e7d5ca6cbee"/>
-    <ds:schemaRef ds:uri="094ecc41-7a37-40c9-8390-f18431712098"/>
-  </ds:schemaRefs>
-</ds:datastoreItem>
+<file path=customXml/item2.xml><?xml version="1.0" encoding="utf-8"?>
+<?mso-contentType ?>
+<FormTemplates xmlns="http://schemas.microsoft.com/sharepoint/v3/contenttype/forms">
+  <Display>DocumentLibraryForm</Display>
+  <Edit>DocumentLibraryForm</Edit>
+  <New>DocumentLibraryForm</New>
+</FormTemplates>
 </file>
 
-<file path=customXml/itemProps2.xml><?xml version="1.0" encoding="utf-8"?>
-<ds:datastoreItem xmlns:ds="http://schemas.openxmlformats.org/officeDocument/2006/customXml" ds:itemID="{72B7D650-2FAA-4D72-B587-235E59E6AC26}">
-  <ds:schemaRefs>
-    <ds:schemaRef ds:uri="http://schemas.openxmlformats.org/officeDocument/2006/bibliography"/>
-  </ds:schemaRefs>
-</ds:datastoreItem>
+<file path=customXml/item3.xml><?xml version="1.0" encoding="utf-8"?>
+<b:Sources xmlns:b="http://schemas.openxmlformats.org/officeDocument/2006/bibliography" xmlns="http://schemas.openxmlformats.org/officeDocument/2006/bibliography" SelectedStyle="\APASixthEditionOfficeOnline.xsl" StyleName="APA" Version="6"/>
 </file>
 
-<file path=customXml/itemProps3.xml><?xml version="1.0" encoding="utf-8"?>
-<ds:datastoreItem xmlns:ds="http://schemas.openxmlformats.org/officeDocument/2006/customXml" ds:itemID="{C6916C6B-E06E-47CD-A094-BBBE44C5EA8C}">
-  <ds:schemaRefs>
-    <ds:schemaRef ds:uri="http://schemas.microsoft.com/sharepoint/v3/contenttype/forms"/>
-  </ds:schemaRefs>
-</ds:datastoreItem>
+<file path=customXml/item4.xml><?xml version="1.0" encoding="utf-8"?>
+<p:properties xmlns:p="http://schemas.microsoft.com/office/2006/metadata/properties" xmlns:xsi="http://www.w3.org/2001/XMLSchema-instance" xmlns:pc="http://schemas.microsoft.com/office/infopath/2007/PartnerControls">
+  <documentManagement>
+    <TaxCatchAll xmlns="32dd6115-ce5d-46b4-b638-9e7d5ca6cbee" xsi:nil="true"/>
+    <lcf76f155ced4ddcb4097134ff3c332f xmlns="094ecc41-7a37-40c9-8390-f18431712098">
+      <Terms xmlns="http://schemas.microsoft.com/office/infopath/2007/PartnerControls"/>
+    </lcf76f155ced4ddcb4097134ff3c332f>
+  </documentManagement>
+</p:properties>
 </file>
 
-<file path=customXml/itemProps4.xml><?xml version="1.0" encoding="utf-8"?>
+<file path=customXml/itemProps1.xml><?xml version="1.0" encoding="utf-8"?>
 <ds:datastoreItem xmlns:ds="http://schemas.openxmlformats.org/officeDocument/2006/customXml" ds:itemID="{6D953465-DEAC-453F-952B-2BF171A6BD1D}">
   <ds:schemaRefs>
     <ds:schemaRef ds:uri="http://schemas.microsoft.com/office/2006/metadata/contentType"/>
@@ -16497,4 +16422,31 @@
     <ds:schemaRef ds:uri="http://schemas.microsoft.com/internal/obd"/>
   </ds:schemaRefs>
 </ds:datastoreItem>
+</file>
+
+<file path=customXml/itemProps2.xml><?xml version="1.0" encoding="utf-8"?>
+<ds:datastoreItem xmlns:ds="http://schemas.openxmlformats.org/officeDocument/2006/customXml" ds:itemID="{C6916C6B-E06E-47CD-A094-BBBE44C5EA8C}">
+  <ds:schemaRefs>
+    <ds:schemaRef ds:uri="http://schemas.microsoft.com/sharepoint/v3/contenttype/forms"/>
+  </ds:schemaRefs>
+</ds:datastoreItem>
+</file>
+
+<file path=customXml/itemProps3.xml><?xml version="1.0" encoding="utf-8"?>
+<ds:datastoreItem xmlns:ds="http://schemas.openxmlformats.org/officeDocument/2006/customXml" ds:itemID="{72B7D650-2FAA-4D72-B587-235E59E6AC26}">
+  <ds:schemaRefs>
+    <ds:schemaRef ds:uri="http://schemas.openxmlformats.org/officeDocument/2006/bibliography"/>
+  </ds:schemaRefs>
+</ds:datastoreItem>
+</file>
+
+<file path=customXml/itemProps4.xml><?xml version="1.0" encoding="utf-8"?>
+<ds:datastoreItem xmlns:ds="http://schemas.openxmlformats.org/officeDocument/2006/customXml" ds:itemID="{846B1C81-E993-40E7-BCC5-DA63F0CD945C}">
+  <ds:schemaRefs>
+    <ds:schemaRef ds:uri="http://schemas.microsoft.com/office/2006/metadata/properties"/>
+    <ds:schemaRef ds:uri="http://schemas.microsoft.com/office/infopath/2007/PartnerControls"/>
+    <ds:schemaRef ds:uri="32dd6115-ce5d-46b4-b638-9e7d5ca6cbee"/>
+    <ds:schemaRef ds:uri="094ecc41-7a37-40c9-8390-f18431712098"/>
+  </ds:schemaRefs>
+</ds:datastoreItem>
 </file>
--- a/Templates/ingevulde documentatie/J2P3_CrashNDash_Verbetervoorstel01.docx
+++ b/Templates/ingevulde documentatie/J2P3_CrashNDash_Verbetervoorstel01.docx
@@ -355,7 +355,7 @@
       <w:sdtContent>
         <w:p>
           <w:pPr>
-            <w:pStyle w:val="TOCHeading"/>
+            <w:pStyle w:val="Kopvaninhoudsopgave"/>
           </w:pPr>
           <w:r>
             <w:t>Inhoud</w:t>
@@ -363,7 +363,7 @@
         </w:p>
         <w:p>
           <w:pPr>
-            <w:pStyle w:val="TOC1"/>
+            <w:pStyle w:val="Inhopg1"/>
             <w:rPr>
               <w:rFonts w:eastAsiaTheme="minorEastAsia"/>
               <w:noProof/>
@@ -443,7 +443,7 @@
         </w:p>
         <w:p>
           <w:pPr>
-            <w:pStyle w:val="TOC1"/>
+            <w:pStyle w:val="Inhopg1"/>
             <w:rPr>
               <w:rFonts w:eastAsiaTheme="minorEastAsia"/>
               <w:noProof/>
@@ -514,7 +514,7 @@
         </w:p>
         <w:p>
           <w:pPr>
-            <w:pStyle w:val="TOC2"/>
+            <w:pStyle w:val="Inhopg2"/>
             <w:tabs>
               <w:tab w:val="right" w:leader="dot" w:pos="9062"/>
             </w:tabs>
@@ -588,7 +588,7 @@
         </w:p>
         <w:p>
           <w:pPr>
-            <w:pStyle w:val="TOC2"/>
+            <w:pStyle w:val="Inhopg2"/>
             <w:tabs>
               <w:tab w:val="right" w:leader="dot" w:pos="9062"/>
             </w:tabs>
@@ -662,7 +662,7 @@
         </w:p>
         <w:p>
           <w:pPr>
-            <w:pStyle w:val="TOC2"/>
+            <w:pStyle w:val="Inhopg2"/>
             <w:tabs>
               <w:tab w:val="right" w:leader="dot" w:pos="9062"/>
             </w:tabs>
@@ -736,7 +736,7 @@
         </w:p>
         <w:p>
           <w:pPr>
-            <w:pStyle w:val="TOC2"/>
+            <w:pStyle w:val="Inhopg2"/>
             <w:tabs>
               <w:tab w:val="right" w:leader="dot" w:pos="9062"/>
             </w:tabs>
@@ -810,7 +810,7 @@
         </w:p>
         <w:p>
           <w:pPr>
-            <w:pStyle w:val="TOC2"/>
+            <w:pStyle w:val="Inhopg2"/>
             <w:tabs>
               <w:tab w:val="right" w:leader="dot" w:pos="9062"/>
             </w:tabs>
@@ -884,7 +884,7 @@
         </w:p>
         <w:p>
           <w:pPr>
-            <w:pStyle w:val="TOC2"/>
+            <w:pStyle w:val="Inhopg2"/>
             <w:tabs>
               <w:tab w:val="right" w:leader="dot" w:pos="9062"/>
             </w:tabs>
@@ -958,7 +958,7 @@
         </w:p>
         <w:p>
           <w:pPr>
-            <w:pStyle w:val="TOC1"/>
+            <w:pStyle w:val="Inhopg1"/>
             <w:rPr>
               <w:rFonts w:eastAsiaTheme="minorEastAsia"/>
               <w:noProof/>
@@ -1029,7 +1029,7 @@
         </w:p>
         <w:p>
           <w:pPr>
-            <w:pStyle w:val="TOC2"/>
+            <w:pStyle w:val="Inhopg2"/>
             <w:tabs>
               <w:tab w:val="right" w:leader="dot" w:pos="9062"/>
             </w:tabs>
@@ -1103,7 +1103,7 @@
         </w:p>
         <w:p>
           <w:pPr>
-            <w:pStyle w:val="TOC2"/>
+            <w:pStyle w:val="Inhopg2"/>
             <w:tabs>
               <w:tab w:val="right" w:leader="dot" w:pos="9062"/>
             </w:tabs>
@@ -1177,7 +1177,7 @@
         </w:p>
         <w:p>
           <w:pPr>
-            <w:pStyle w:val="TOC2"/>
+            <w:pStyle w:val="Inhopg2"/>
             <w:tabs>
               <w:tab w:val="right" w:leader="dot" w:pos="9062"/>
             </w:tabs>
@@ -1251,7 +1251,7 @@
         </w:p>
         <w:p>
           <w:pPr>
-            <w:pStyle w:val="TOC2"/>
+            <w:pStyle w:val="Inhopg2"/>
             <w:tabs>
               <w:tab w:val="right" w:leader="dot" w:pos="9062"/>
             </w:tabs>
@@ -1325,7 +1325,7 @@
         </w:p>
         <w:p>
           <w:pPr>
-            <w:pStyle w:val="TOC2"/>
+            <w:pStyle w:val="Inhopg2"/>
             <w:tabs>
               <w:tab w:val="right" w:leader="dot" w:pos="9062"/>
             </w:tabs>
@@ -1399,7 +1399,7 @@
         </w:p>
         <w:p>
           <w:pPr>
-            <w:pStyle w:val="TOC2"/>
+            <w:pStyle w:val="Inhopg2"/>
             <w:tabs>
               <w:tab w:val="right" w:leader="dot" w:pos="9062"/>
             </w:tabs>
@@ -1473,7 +1473,7 @@
         </w:p>
         <w:p>
           <w:pPr>
-            <w:pStyle w:val="TOC1"/>
+            <w:pStyle w:val="Inhopg1"/>
             <w:rPr>
               <w:rFonts w:eastAsiaTheme="minorEastAsia"/>
               <w:noProof/>
@@ -1544,7 +1544,7 @@
         </w:p>
         <w:p>
           <w:pPr>
-            <w:pStyle w:val="TOC2"/>
+            <w:pStyle w:val="Inhopg2"/>
             <w:tabs>
               <w:tab w:val="right" w:leader="dot" w:pos="9062"/>
             </w:tabs>
@@ -1618,7 +1618,7 @@
         </w:p>
         <w:p>
           <w:pPr>
-            <w:pStyle w:val="TOC2"/>
+            <w:pStyle w:val="Inhopg2"/>
             <w:tabs>
               <w:tab w:val="right" w:leader="dot" w:pos="9062"/>
             </w:tabs>
@@ -1692,7 +1692,7 @@
         </w:p>
         <w:p>
           <w:pPr>
-            <w:pStyle w:val="TOC2"/>
+            <w:pStyle w:val="Inhopg2"/>
             <w:tabs>
               <w:tab w:val="right" w:leader="dot" w:pos="9062"/>
             </w:tabs>
@@ -1766,7 +1766,7 @@
         </w:p>
         <w:p>
           <w:pPr>
-            <w:pStyle w:val="TOC2"/>
+            <w:pStyle w:val="Inhopg2"/>
             <w:tabs>
               <w:tab w:val="right" w:leader="dot" w:pos="9062"/>
             </w:tabs>
@@ -1840,7 +1840,7 @@
         </w:p>
         <w:p>
           <w:pPr>
-            <w:pStyle w:val="TOC2"/>
+            <w:pStyle w:val="Inhopg2"/>
             <w:tabs>
               <w:tab w:val="right" w:leader="dot" w:pos="9062"/>
             </w:tabs>
@@ -1914,7 +1914,7 @@
         </w:p>
         <w:p>
           <w:pPr>
-            <w:pStyle w:val="TOC2"/>
+            <w:pStyle w:val="Inhopg2"/>
             <w:tabs>
               <w:tab w:val="right" w:leader="dot" w:pos="9062"/>
             </w:tabs>
@@ -1988,7 +1988,7 @@
         </w:p>
         <w:p>
           <w:pPr>
-            <w:pStyle w:val="TOC1"/>
+            <w:pStyle w:val="Inhopg1"/>
             <w:rPr>
               <w:rFonts w:eastAsiaTheme="minorEastAsia"/>
               <w:noProof/>
@@ -2059,7 +2059,7 @@
         </w:p>
         <w:p>
           <w:pPr>
-            <w:pStyle w:val="TOC2"/>
+            <w:pStyle w:val="Inhopg2"/>
             <w:tabs>
               <w:tab w:val="right" w:leader="dot" w:pos="9062"/>
             </w:tabs>
@@ -2133,7 +2133,7 @@
         </w:p>
         <w:p>
           <w:pPr>
-            <w:pStyle w:val="TOC2"/>
+            <w:pStyle w:val="Inhopg2"/>
             <w:tabs>
               <w:tab w:val="right" w:leader="dot" w:pos="9062"/>
             </w:tabs>
@@ -2207,7 +2207,7 @@
         </w:p>
         <w:p>
           <w:pPr>
-            <w:pStyle w:val="TOC2"/>
+            <w:pStyle w:val="Inhopg2"/>
             <w:tabs>
               <w:tab w:val="right" w:leader="dot" w:pos="9062"/>
             </w:tabs>
@@ -2281,7 +2281,7 @@
         </w:p>
         <w:p>
           <w:pPr>
-            <w:pStyle w:val="TOC2"/>
+            <w:pStyle w:val="Inhopg2"/>
             <w:tabs>
               <w:tab w:val="right" w:leader="dot" w:pos="9062"/>
             </w:tabs>
@@ -2355,7 +2355,7 @@
         </w:p>
         <w:p>
           <w:pPr>
-            <w:pStyle w:val="TOC2"/>
+            <w:pStyle w:val="Inhopg2"/>
             <w:tabs>
               <w:tab w:val="right" w:leader="dot" w:pos="9062"/>
             </w:tabs>
@@ -2429,7 +2429,7 @@
         </w:p>
         <w:p>
           <w:pPr>
-            <w:pStyle w:val="TOC2"/>
+            <w:pStyle w:val="Inhopg2"/>
             <w:tabs>
               <w:tab w:val="right" w:leader="dot" w:pos="9062"/>
             </w:tabs>
@@ -2527,7 +2527,7 @@
     </w:p>
     <w:p>
       <w:pPr>
-        <w:pStyle w:val="Heading1"/>
+        <w:pStyle w:val="Kop1"/>
         <w:jc w:val="left"/>
       </w:pPr>
       <w:bookmarkStart w:id="0" w:name="_Toc183594785"/>
@@ -2685,7 +2685,7 @@
     </w:p>
     <w:p>
       <w:pPr>
-        <w:pStyle w:val="ListParagraph"/>
+        <w:pStyle w:val="Lijstalinea"/>
         <w:numPr>
           <w:ilvl w:val="0"/>
           <w:numId w:val="29"/>
@@ -2713,7 +2713,7 @@
     </w:p>
     <w:p>
       <w:pPr>
-        <w:pStyle w:val="ListParagraph"/>
+        <w:pStyle w:val="Lijstalinea"/>
         <w:numPr>
           <w:ilvl w:val="0"/>
           <w:numId w:val="29"/>
@@ -2736,19 +2736,44 @@
           <w:i/>
           <w:iCs/>
         </w:rPr>
-        <w:t>De sprint backlog (planning)</w:t>
-      </w:r>
+        <w:t xml:space="preserve">De sprint </w:t>
+      </w:r>
+      <w:proofErr w:type="spellStart"/>
       <w:r>
         <w:rPr>
           <w:i/>
           <w:iCs/>
         </w:rPr>
-        <w:t>, voeg een screenshot toe van Trello</w:t>
-      </w:r>
+        <w:t>backlog</w:t>
+      </w:r>
+      <w:proofErr w:type="spellEnd"/>
+      <w:r>
+        <w:rPr>
+          <w:i/>
+          <w:iCs/>
+        </w:rPr>
+        <w:t xml:space="preserve"> (planning)</w:t>
+      </w:r>
+      <w:r>
+        <w:rPr>
+          <w:i/>
+          <w:iCs/>
+        </w:rPr>
+        <w:t xml:space="preserve">, voeg een screenshot toe van </w:t>
+      </w:r>
+      <w:proofErr w:type="spellStart"/>
+      <w:r>
+        <w:rPr>
+          <w:i/>
+          <w:iCs/>
+        </w:rPr>
+        <w:t>Trello</w:t>
+      </w:r>
+      <w:proofErr w:type="spellEnd"/>
     </w:p>
     <w:p>
       <w:pPr>
-        <w:pStyle w:val="ListParagraph"/>
+        <w:pStyle w:val="Lijstalinea"/>
         <w:numPr>
           <w:ilvl w:val="0"/>
           <w:numId w:val="29"/>
@@ -2776,7 +2801,7 @@
     </w:p>
     <w:p>
       <w:pPr>
-        <w:pStyle w:val="ListParagraph"/>
+        <w:pStyle w:val="Lijstalinea"/>
         <w:numPr>
           <w:ilvl w:val="0"/>
           <w:numId w:val="29"/>
@@ -2804,7 +2829,7 @@
     </w:p>
     <w:p>
       <w:pPr>
-        <w:pStyle w:val="ListParagraph"/>
+        <w:pStyle w:val="Lijstalinea"/>
         <w:numPr>
           <w:ilvl w:val="0"/>
           <w:numId w:val="29"/>
@@ -2839,7 +2864,7 @@
     </w:p>
     <w:p>
       <w:pPr>
-        <w:pStyle w:val="ListParagraph"/>
+        <w:pStyle w:val="Lijstalinea"/>
         <w:numPr>
           <w:ilvl w:val="0"/>
           <w:numId w:val="29"/>
@@ -2862,12 +2887,28 @@
           <w:i/>
           <w:iCs/>
         </w:rPr>
-        <w:t>Nieuwe user stories op basis van het verbetervoorstel</w:t>
+        <w:t xml:space="preserve">Nieuwe user </w:t>
+      </w:r>
+      <w:proofErr w:type="spellStart"/>
+      <w:r>
+        <w:rPr>
+          <w:i/>
+          <w:iCs/>
+        </w:rPr>
+        <w:t>stories</w:t>
+      </w:r>
+      <w:proofErr w:type="spellEnd"/>
+      <w:r>
+        <w:rPr>
+          <w:i/>
+          <w:iCs/>
+        </w:rPr>
+        <w:t xml:space="preserve"> op basis van het verbetervoorstel</w:t>
       </w:r>
     </w:p>
     <w:p>
       <w:pPr>
-        <w:pStyle w:val="ListParagraph"/>
+        <w:pStyle w:val="Lijstalinea"/>
         <w:numPr>
           <w:ilvl w:val="1"/>
           <w:numId w:val="29"/>
@@ -2890,12 +2931,28 @@
           <w:i/>
           <w:iCs/>
         </w:rPr>
-        <w:t>User stories inplannen aan de hand van story points</w:t>
+        <w:t xml:space="preserve">User </w:t>
+      </w:r>
+      <w:proofErr w:type="spellStart"/>
+      <w:r>
+        <w:rPr>
+          <w:i/>
+          <w:iCs/>
+        </w:rPr>
+        <w:t>stories</w:t>
+      </w:r>
+      <w:proofErr w:type="spellEnd"/>
+      <w:r>
+        <w:rPr>
+          <w:i/>
+          <w:iCs/>
+        </w:rPr>
+        <w:t xml:space="preserve"> inplannen aan de hand van story points</w:t>
       </w:r>
     </w:p>
     <w:p>
       <w:pPr>
-        <w:pStyle w:val="ListParagraph"/>
+        <w:pStyle w:val="Lijstalinea"/>
         <w:numPr>
           <w:ilvl w:val="1"/>
           <w:numId w:val="29"/>
@@ -2918,33 +2975,51 @@
           <w:i/>
           <w:iCs/>
         </w:rPr>
-        <w:t>User stories</w:t>
-      </w:r>
+        <w:t xml:space="preserve">User </w:t>
+      </w:r>
+      <w:proofErr w:type="spellStart"/>
       <w:r>
         <w:rPr>
           <w:i/>
           <w:iCs/>
         </w:rPr>
-        <w:t xml:space="preserve"> prioriteiten bepalen </w:t>
-      </w:r>
+        <w:t>stories</w:t>
+      </w:r>
+      <w:proofErr w:type="spellEnd"/>
       <w:r>
         <w:rPr>
           <w:i/>
           <w:iCs/>
         </w:rPr>
-        <w:t xml:space="preserve">aan de hand van </w:t>
+        <w:t xml:space="preserve"> prioriteiten bepalen </w:t>
       </w:r>
       <w:r>
         <w:rPr>
           <w:i/>
           <w:iCs/>
         </w:rPr>
-        <w:t>de business value</w:t>
-      </w:r>
+        <w:t xml:space="preserve">aan de hand van </w:t>
+      </w:r>
+      <w:r>
+        <w:rPr>
+          <w:i/>
+          <w:iCs/>
+        </w:rPr>
+        <w:t xml:space="preserve">de business </w:t>
+      </w:r>
+      <w:proofErr w:type="spellStart"/>
+      <w:r>
+        <w:rPr>
+          <w:i/>
+          <w:iCs/>
+        </w:rPr>
+        <w:t>value</w:t>
+      </w:r>
+      <w:proofErr w:type="spellEnd"/>
     </w:p>
     <w:p>
       <w:pPr>
-        <w:pStyle w:val="ListParagraph"/>
+        <w:pStyle w:val="Lijstalinea"/>
         <w:numPr>
           <w:ilvl w:val="1"/>
           <w:numId w:val="29"/>
@@ -2967,8 +3042,17 @@
           <w:i/>
           <w:iCs/>
         </w:rPr>
-        <w:t>Acceptatiecriteria opstellen voor de nieuwe user stories</w:t>
-      </w:r>
+        <w:t xml:space="preserve">Acceptatiecriteria opstellen voor de nieuwe user </w:t>
+      </w:r>
+      <w:proofErr w:type="spellStart"/>
+      <w:r>
+        <w:rPr>
+          <w:i/>
+          <w:iCs/>
+        </w:rPr>
+        <w:t>stories</w:t>
+      </w:r>
+      <w:proofErr w:type="spellEnd"/>
     </w:p>
     <w:p>
       <w:pPr>
@@ -3003,32 +3087,35 @@
         <w:br w:type="page"/>
       </w:r>
     </w:p>
+    <w:p/>
     <w:p>
-      <w:pPr>
-        <w:pStyle w:val="Heading1"/>
+      <w:r>
+        <w:br w:type="page"/>
+      </w:r>
+    </w:p>
+    <w:p>
+      <w:pPr>
+        <w:pStyle w:val="Kop1"/>
         <w:jc w:val="left"/>
       </w:pPr>
-      <w:bookmarkStart w:id="1" w:name="_Toc183594786"/>
+      <w:bookmarkStart w:id="1" w:name="_Toc183594793"/>
       <w:r>
         <w:lastRenderedPageBreak/>
-        <w:t>Sprint 01</w:t>
+        <w:t>Sprint 02</w:t>
       </w:r>
       <w:bookmarkEnd w:id="1"/>
     </w:p>
     <w:p>
       <w:pPr>
-        <w:pStyle w:val="Heading2"/>
+        <w:pStyle w:val="Kop2"/>
         <w:rPr>
           <w:i/>
           <w:iCs/>
         </w:rPr>
       </w:pPr>
-      <w:bookmarkStart w:id="2" w:name="_Toc183594787"/>
-      <w:r>
-        <w:t xml:space="preserve">1. </w:t>
-      </w:r>
-      <w:r>
-        <w:t>De realisatie (proces)</w:t>
+      <w:bookmarkStart w:id="2" w:name="_Toc183594794"/>
+      <w:r>
+        <w:t>1. De realisatie (proces)</w:t>
       </w:r>
       <w:bookmarkEnd w:id="2"/>
     </w:p>
@@ -3046,1238 +3133,129 @@
           <w:iCs/>
           <w:color w:val="000000" w:themeColor="text1"/>
         </w:rPr>
-        <w:t>…</w:t>
-      </w:r>
+        <w:t xml:space="preserve">Deze sprint zijn we begonnen met werken binnen </w:t>
+      </w:r>
+      <w:proofErr w:type="spellStart"/>
       <w:r>
         <w:rPr>
           <w:i/>
           <w:iCs/>
           <w:color w:val="000000" w:themeColor="text1"/>
         </w:rPr>
-        <w:br/>
-      </w:r>
-    </w:p>
-    <w:p>
-      <w:pPr>
-        <w:pStyle w:val="Heading2"/>
-      </w:pPr>
-      <w:bookmarkStart w:id="3" w:name="_Toc183594788"/>
-      <w:r>
-        <w:t xml:space="preserve">2. </w:t>
-      </w:r>
-      <w:r>
-        <w:t>De sprint backlog (planning)</w:t>
-      </w:r>
-      <w:r>
-        <w:t>, voeg een screenshot toe van Trello</w:t>
-      </w:r>
-      <w:bookmarkEnd w:id="3"/>
-    </w:p>
-    <w:p>
-      <w:r>
-        <w:t>…</w:t>
-      </w:r>
-      <w:r>
-        <w:br/>
-      </w:r>
-    </w:p>
-    <w:p>
-      <w:pPr>
-        <w:pStyle w:val="Heading2"/>
-      </w:pPr>
-      <w:bookmarkStart w:id="4" w:name="_Toc183594789"/>
-      <w:r>
-        <w:t>3</w:t>
-      </w:r>
-      <w:r>
-        <w:t xml:space="preserve">. </w:t>
-      </w:r>
-      <w:r>
-        <w:t>Organiseren en uitvoeren van de test(en)</w:t>
-      </w:r>
-      <w:bookmarkEnd w:id="4"/>
-    </w:p>
-    <w:p>
-      <w:r>
-        <w:t>…</w:t>
-      </w:r>
-      <w:r>
-        <w:br/>
-      </w:r>
-    </w:p>
-    <w:p>
-      <w:pPr>
-        <w:pStyle w:val="Heading2"/>
-      </w:pPr>
-      <w:bookmarkStart w:id="5" w:name="_Toc183594790"/>
-      <w:r>
-        <w:t>4</w:t>
-      </w:r>
-      <w:r>
-        <w:t xml:space="preserve">. </w:t>
-      </w:r>
-      <w:r>
-        <w:t>Op basis van test resultaten (product)</w:t>
-      </w:r>
-      <w:bookmarkEnd w:id="5"/>
-    </w:p>
-    <w:p>
-      <w:r>
-        <w:t>…</w:t>
-      </w:r>
-      <w:r>
-        <w:br/>
-      </w:r>
-    </w:p>
-    <w:p>
-      <w:pPr>
-        <w:pStyle w:val="Heading2"/>
-      </w:pPr>
-      <w:bookmarkStart w:id="6" w:name="_Toc183594791"/>
-      <w:r>
-        <w:t>5</w:t>
-      </w:r>
-      <w:r>
-        <w:t xml:space="preserve">. </w:t>
-      </w:r>
-      <w:r>
-        <w:t>R</w:t>
-      </w:r>
-      <w:r>
-        <w:t>eflectie op eigen functioneren (samenwerken)</w:t>
-      </w:r>
-      <w:bookmarkEnd w:id="6"/>
-    </w:p>
-    <w:p>
-      <w:r>
-        <w:t>…</w:t>
-      </w:r>
-    </w:p>
-    <w:p/>
-    <w:p>
-      <w:pPr>
-        <w:pStyle w:val="Heading2"/>
-      </w:pPr>
-      <w:bookmarkStart w:id="7" w:name="_Toc183594792"/>
-      <w:r>
-        <w:t>6</w:t>
-      </w:r>
-      <w:r>
-        <w:t>. Nieuwe user stories op basis van het verbetervoorstel</w:t>
-      </w:r>
-      <w:bookmarkEnd w:id="7"/>
-      <w:r>
-        <w:t xml:space="preserve"> </w:t>
-      </w:r>
-    </w:p>
-    <w:tbl>
-      <w:tblPr>
-        <w:tblW w:w="9025" w:type="dxa"/>
-        <w:tblLook w:val="04A0" w:firstRow="1" w:lastRow="0" w:firstColumn="1" w:lastColumn="0" w:noHBand="0" w:noVBand="1"/>
-      </w:tblPr>
-      <w:tblGrid>
-        <w:gridCol w:w="1980"/>
-        <w:gridCol w:w="2551"/>
-        <w:gridCol w:w="1985"/>
-        <w:gridCol w:w="2509"/>
-      </w:tblGrid>
-      <w:tr>
-        <w:trPr>
-          <w:trHeight w:val="567"/>
-        </w:trPr>
-        <w:tc>
-          <w:tcPr>
-            <w:tcW w:w="1980" w:type="dxa"/>
-            <w:tcBorders>
-              <w:top w:val="single" w:sz="4" w:space="0" w:color="auto"/>
-              <w:left w:val="single" w:sz="4" w:space="0" w:color="auto"/>
-              <w:bottom w:val="single" w:sz="4" w:space="0" w:color="auto"/>
-              <w:right w:val="single" w:sz="4" w:space="0" w:color="auto"/>
-            </w:tcBorders>
-            <w:shd w:val="clear" w:color="auto" w:fill="BFBFBF" w:themeFill="background1" w:themeFillShade="BF"/>
-            <w:noWrap/>
-            <w:vAlign w:val="center"/>
-          </w:tcPr>
-          <w:p>
-            <w:pPr>
-              <w:spacing w:after="0" w:line="240" w:lineRule="auto"/>
-              <w:rPr>
-                <w:rFonts w:ascii="Calibri" w:eastAsia="Times New Roman" w:hAnsi="Calibri" w:cs="Calibri"/>
-                <w:b/>
-                <w:bCs/>
-                <w:color w:val="000000"/>
-              </w:rPr>
-            </w:pPr>
-            <w:r>
-              <w:rPr>
-                <w:rFonts w:ascii="Calibri" w:eastAsia="Times New Roman" w:hAnsi="Calibri" w:cs="Calibri"/>
-                <w:b/>
-                <w:bCs/>
-                <w:color w:val="000000"/>
-              </w:rPr>
-              <w:t>Naam student:</w:t>
-            </w:r>
-          </w:p>
-        </w:tc>
-        <w:tc>
-          <w:tcPr>
-            <w:tcW w:w="7045" w:type="dxa"/>
-            <w:gridSpan w:val="3"/>
-            <w:tcBorders>
-              <w:top w:val="single" w:sz="4" w:space="0" w:color="auto"/>
-              <w:left w:val="single" w:sz="4" w:space="0" w:color="auto"/>
-              <w:bottom w:val="single" w:sz="4" w:space="0" w:color="auto"/>
-              <w:right w:val="single" w:sz="4" w:space="0" w:color="auto"/>
-            </w:tcBorders>
-            <w:shd w:val="clear" w:color="auto" w:fill="auto"/>
-            <w:vAlign w:val="center"/>
-          </w:tcPr>
-          <w:p>
-            <w:pPr>
-              <w:spacing w:after="0" w:line="240" w:lineRule="auto"/>
-              <w:rPr>
-                <w:rFonts w:ascii="Calibri" w:eastAsia="Times New Roman" w:hAnsi="Calibri" w:cs="Calibri"/>
-                <w:color w:val="000000"/>
-              </w:rPr>
-            </w:pPr>
-          </w:p>
-        </w:tc>
-      </w:tr>
-      <w:tr>
-        <w:trPr>
-          <w:trHeight w:val="567"/>
-        </w:trPr>
-        <w:tc>
-          <w:tcPr>
-            <w:tcW w:w="1980" w:type="dxa"/>
-            <w:tcBorders>
-              <w:top w:val="single" w:sz="4" w:space="0" w:color="auto"/>
-              <w:left w:val="single" w:sz="4" w:space="0" w:color="auto"/>
-              <w:bottom w:val="single" w:sz="4" w:space="0" w:color="auto"/>
-              <w:right w:val="single" w:sz="4" w:space="0" w:color="auto"/>
-            </w:tcBorders>
-            <w:shd w:val="clear" w:color="auto" w:fill="BFBFBF" w:themeFill="background1" w:themeFillShade="BF"/>
-            <w:noWrap/>
-            <w:vAlign w:val="center"/>
-            <w:hideMark/>
-          </w:tcPr>
-          <w:p>
-            <w:pPr>
-              <w:spacing w:after="0" w:line="240" w:lineRule="auto"/>
-              <w:rPr>
-                <w:rFonts w:ascii="Calibri" w:eastAsia="Times New Roman" w:hAnsi="Calibri" w:cs="Calibri"/>
-                <w:color w:val="000000"/>
-              </w:rPr>
-            </w:pPr>
-            <w:r>
-              <w:rPr>
-                <w:rFonts w:ascii="Calibri" w:eastAsia="Times New Roman" w:hAnsi="Calibri" w:cs="Calibri"/>
-                <w:b/>
-                <w:bCs/>
-                <w:color w:val="000000"/>
-              </w:rPr>
-              <w:t>Nummer &amp; Titel</w:t>
-            </w:r>
-            <w:r>
-              <w:rPr>
-                <w:rFonts w:ascii="Calibri" w:eastAsia="Times New Roman" w:hAnsi="Calibri" w:cs="Calibri"/>
-                <w:color w:val="000000"/>
-              </w:rPr>
-              <w:t>:</w:t>
-            </w:r>
-          </w:p>
-        </w:tc>
-        <w:tc>
-          <w:tcPr>
-            <w:tcW w:w="7045" w:type="dxa"/>
-            <w:gridSpan w:val="3"/>
-            <w:tcBorders>
-              <w:top w:val="single" w:sz="4" w:space="0" w:color="auto"/>
-              <w:left w:val="single" w:sz="4" w:space="0" w:color="auto"/>
-              <w:bottom w:val="single" w:sz="4" w:space="0" w:color="auto"/>
-              <w:right w:val="single" w:sz="4" w:space="0" w:color="auto"/>
-            </w:tcBorders>
-            <w:shd w:val="clear" w:color="auto" w:fill="auto"/>
-            <w:vAlign w:val="center"/>
-          </w:tcPr>
-          <w:p>
-            <w:pPr>
-              <w:spacing w:after="0" w:line="240" w:lineRule="auto"/>
-              <w:rPr>
-                <w:rFonts w:ascii="Calibri" w:eastAsia="Times New Roman" w:hAnsi="Calibri" w:cs="Calibri"/>
-                <w:color w:val="000000"/>
-              </w:rPr>
-            </w:pPr>
-            <w:r>
-              <w:rPr>
-                <w:rFonts w:ascii="Calibri" w:eastAsia="Times New Roman" w:hAnsi="Calibri" w:cs="Calibri"/>
-                <w:color w:val="000000"/>
-              </w:rPr>
-              <w:t>…</w:t>
-            </w:r>
-          </w:p>
-        </w:tc>
-      </w:tr>
-      <w:tr>
-        <w:trPr>
-          <w:trHeight w:val="567"/>
-        </w:trPr>
-        <w:tc>
-          <w:tcPr>
-            <w:tcW w:w="9025" w:type="dxa"/>
-            <w:gridSpan w:val="4"/>
-            <w:tcBorders>
-              <w:top w:val="single" w:sz="4" w:space="0" w:color="auto"/>
-              <w:left w:val="single" w:sz="4" w:space="0" w:color="auto"/>
-              <w:bottom w:val="single" w:sz="4" w:space="0" w:color="auto"/>
-              <w:right w:val="single" w:sz="4" w:space="0" w:color="auto"/>
-            </w:tcBorders>
-            <w:shd w:val="clear" w:color="auto" w:fill="BFBFBF" w:themeFill="background1" w:themeFillShade="BF"/>
-            <w:noWrap/>
-            <w:vAlign w:val="center"/>
-            <w:hideMark/>
-          </w:tcPr>
-          <w:p>
-            <w:pPr>
-              <w:spacing w:after="0" w:line="240" w:lineRule="auto"/>
-              <w:rPr>
-                <w:rFonts w:ascii="Calibri" w:eastAsia="Times New Roman" w:hAnsi="Calibri" w:cs="Calibri"/>
-                <w:color w:val="000000"/>
-              </w:rPr>
-            </w:pPr>
-            <w:r>
-              <w:rPr>
-                <w:rFonts w:ascii="Calibri" w:eastAsia="Times New Roman" w:hAnsi="Calibri" w:cs="Calibri"/>
-                <w:b/>
-                <w:bCs/>
-                <w:color w:val="000000"/>
-              </w:rPr>
-              <w:t>Omschrijving</w:t>
-            </w:r>
-            <w:r>
-              <w:rPr>
-                <w:rFonts w:ascii="Calibri" w:eastAsia="Times New Roman" w:hAnsi="Calibri" w:cs="Calibri"/>
-                <w:color w:val="000000"/>
-              </w:rPr>
-              <w:t>:</w:t>
-            </w:r>
-          </w:p>
-        </w:tc>
-      </w:tr>
-      <w:tr>
-        <w:trPr>
-          <w:trHeight w:val="567"/>
-        </w:trPr>
-        <w:tc>
-          <w:tcPr>
-            <w:tcW w:w="9025" w:type="dxa"/>
-            <w:gridSpan w:val="4"/>
-            <w:tcBorders>
-              <w:top w:val="single" w:sz="4" w:space="0" w:color="auto"/>
-              <w:left w:val="single" w:sz="4" w:space="0" w:color="auto"/>
-              <w:bottom w:val="single" w:sz="4" w:space="0" w:color="auto"/>
-              <w:right w:val="single" w:sz="4" w:space="0" w:color="auto"/>
-            </w:tcBorders>
-            <w:shd w:val="clear" w:color="auto" w:fill="auto"/>
-            <w:noWrap/>
-            <w:vAlign w:val="center"/>
-            <w:hideMark/>
-          </w:tcPr>
-          <w:p>
-            <w:pPr>
-              <w:spacing w:after="0" w:line="240" w:lineRule="auto"/>
-              <w:rPr>
-                <w:rFonts w:ascii="Calibri" w:eastAsia="Times New Roman" w:hAnsi="Calibri" w:cs="Calibri"/>
-                <w:color w:val="000000"/>
-              </w:rPr>
-            </w:pPr>
-            <w:r>
-              <w:rPr>
-                <w:rFonts w:ascii="Calibri" w:eastAsia="Times New Roman" w:hAnsi="Calibri" w:cs="Calibri"/>
-                <w:color w:val="000000"/>
-              </w:rPr>
-              <w:t>Als … wil ik … zodat …</w:t>
-            </w:r>
-          </w:p>
-        </w:tc>
-      </w:tr>
-      <w:tr>
-        <w:trPr>
-          <w:trHeight w:val="567"/>
-        </w:trPr>
-        <w:tc>
-          <w:tcPr>
-            <w:tcW w:w="1980" w:type="dxa"/>
-            <w:tcBorders>
-              <w:top w:val="single" w:sz="4" w:space="0" w:color="auto"/>
-              <w:left w:val="single" w:sz="4" w:space="0" w:color="auto"/>
-              <w:bottom w:val="single" w:sz="4" w:space="0" w:color="auto"/>
-              <w:right w:val="single" w:sz="4" w:space="0" w:color="auto"/>
-            </w:tcBorders>
-            <w:shd w:val="clear" w:color="auto" w:fill="BFBFBF" w:themeFill="background1" w:themeFillShade="BF"/>
-            <w:noWrap/>
-            <w:vAlign w:val="center"/>
-            <w:hideMark/>
-          </w:tcPr>
-          <w:p>
-            <w:pPr>
-              <w:spacing w:after="0" w:line="240" w:lineRule="auto"/>
-              <w:rPr>
-                <w:rFonts w:ascii="Calibri" w:eastAsia="Times New Roman" w:hAnsi="Calibri" w:cs="Calibri"/>
-                <w:b/>
-                <w:bCs/>
-                <w:color w:val="000000"/>
-              </w:rPr>
-            </w:pPr>
-            <w:r>
-              <w:rPr>
-                <w:rFonts w:ascii="Calibri" w:eastAsia="Times New Roman" w:hAnsi="Calibri" w:cs="Calibri"/>
-                <w:b/>
-                <w:bCs/>
-                <w:color w:val="000000"/>
-              </w:rPr>
-              <w:t>Business Value:</w:t>
-            </w:r>
-          </w:p>
-        </w:tc>
-        <w:tc>
-          <w:tcPr>
-            <w:tcW w:w="2551" w:type="dxa"/>
-            <w:tcBorders>
-              <w:top w:val="nil"/>
-              <w:left w:val="nil"/>
-              <w:bottom w:val="single" w:sz="4" w:space="0" w:color="auto"/>
-              <w:right w:val="single" w:sz="4" w:space="0" w:color="auto"/>
-            </w:tcBorders>
-            <w:shd w:val="clear" w:color="auto" w:fill="auto"/>
-            <w:noWrap/>
-            <w:vAlign w:val="center"/>
-            <w:hideMark/>
-          </w:tcPr>
-          <w:p>
-            <w:pPr>
-              <w:spacing w:after="0" w:line="240" w:lineRule="auto"/>
-              <w:rPr>
-                <w:rFonts w:ascii="Calibri" w:eastAsia="Times New Roman" w:hAnsi="Calibri" w:cs="Calibri"/>
-                <w:color w:val="000000"/>
-              </w:rPr>
-            </w:pPr>
-            <w:r>
-              <w:rPr>
-                <w:rFonts w:ascii="Calibri" w:eastAsia="Times New Roman" w:hAnsi="Calibri" w:cs="Calibri"/>
-                <w:color w:val="000000"/>
-              </w:rPr>
-              <w:t>1-5</w:t>
-            </w:r>
-          </w:p>
-        </w:tc>
-        <w:tc>
-          <w:tcPr>
-            <w:tcW w:w="1985" w:type="dxa"/>
-            <w:tcBorders>
-              <w:top w:val="nil"/>
-              <w:left w:val="nil"/>
-              <w:bottom w:val="single" w:sz="4" w:space="0" w:color="auto"/>
-              <w:right w:val="single" w:sz="4" w:space="0" w:color="auto"/>
-            </w:tcBorders>
-            <w:shd w:val="clear" w:color="auto" w:fill="BFBFBF" w:themeFill="background1" w:themeFillShade="BF"/>
-            <w:noWrap/>
-            <w:vAlign w:val="center"/>
-            <w:hideMark/>
-          </w:tcPr>
-          <w:p>
-            <w:pPr>
-              <w:spacing w:after="0" w:line="240" w:lineRule="auto"/>
-              <w:rPr>
-                <w:rFonts w:ascii="Calibri" w:eastAsia="Times New Roman" w:hAnsi="Calibri" w:cs="Calibri"/>
-                <w:b/>
-                <w:bCs/>
-                <w:color w:val="000000"/>
-              </w:rPr>
-            </w:pPr>
-            <w:r>
-              <w:rPr>
-                <w:rFonts w:ascii="Calibri" w:eastAsia="Times New Roman" w:hAnsi="Calibri" w:cs="Calibri"/>
-                <w:b/>
-                <w:bCs/>
-                <w:color w:val="000000"/>
-              </w:rPr>
-              <w:t>Story Points:</w:t>
-            </w:r>
-          </w:p>
-        </w:tc>
-        <w:tc>
-          <w:tcPr>
-            <w:tcW w:w="2509" w:type="dxa"/>
-            <w:tcBorders>
-              <w:top w:val="nil"/>
-              <w:left w:val="nil"/>
-              <w:bottom w:val="single" w:sz="4" w:space="0" w:color="auto"/>
-              <w:right w:val="single" w:sz="4" w:space="0" w:color="auto"/>
-            </w:tcBorders>
-            <w:shd w:val="clear" w:color="auto" w:fill="auto"/>
-            <w:noWrap/>
-            <w:vAlign w:val="center"/>
-            <w:hideMark/>
-          </w:tcPr>
-          <w:p>
-            <w:pPr>
-              <w:spacing w:after="0" w:line="240" w:lineRule="auto"/>
-              <w:rPr>
-                <w:rFonts w:ascii="Calibri" w:eastAsia="Times New Roman" w:hAnsi="Calibri" w:cs="Calibri"/>
-                <w:color w:val="000000"/>
-              </w:rPr>
-            </w:pPr>
-            <w:r>
-              <w:rPr>
-                <w:rFonts w:ascii="Calibri" w:eastAsia="Times New Roman" w:hAnsi="Calibri" w:cs="Calibri"/>
-                <w:color w:val="000000"/>
-              </w:rPr>
-              <w:t>0,0.5,1,2,3,5,8,13,20</w:t>
-            </w:r>
-          </w:p>
-        </w:tc>
-      </w:tr>
-      <w:tr>
-        <w:trPr>
-          <w:trHeight w:val="567"/>
-        </w:trPr>
-        <w:tc>
-          <w:tcPr>
-            <w:tcW w:w="9025" w:type="dxa"/>
-            <w:gridSpan w:val="4"/>
-            <w:tcBorders>
-              <w:top w:val="single" w:sz="4" w:space="0" w:color="auto"/>
-              <w:left w:val="single" w:sz="4" w:space="0" w:color="auto"/>
-              <w:bottom w:val="single" w:sz="4" w:space="0" w:color="auto"/>
-              <w:right w:val="single" w:sz="4" w:space="0" w:color="auto"/>
-            </w:tcBorders>
-            <w:shd w:val="clear" w:color="auto" w:fill="BFBFBF" w:themeFill="background1" w:themeFillShade="BF"/>
-            <w:noWrap/>
-            <w:vAlign w:val="center"/>
-            <w:hideMark/>
-          </w:tcPr>
-          <w:p>
-            <w:pPr>
-              <w:spacing w:after="0" w:line="240" w:lineRule="auto"/>
-              <w:rPr>
-                <w:rFonts w:ascii="Calibri" w:eastAsia="Times New Roman" w:hAnsi="Calibri" w:cs="Calibri"/>
-                <w:color w:val="000000"/>
-              </w:rPr>
-            </w:pPr>
-            <w:r>
-              <w:rPr>
-                <w:rFonts w:ascii="Calibri" w:eastAsia="Times New Roman" w:hAnsi="Calibri" w:cs="Calibri"/>
-                <w:b/>
-                <w:bCs/>
-                <w:color w:val="000000"/>
-              </w:rPr>
-              <w:t>Acceptatiecriteria</w:t>
-            </w:r>
-            <w:r>
-              <w:rPr>
-                <w:rFonts w:ascii="Calibri" w:eastAsia="Times New Roman" w:hAnsi="Calibri" w:cs="Calibri"/>
-                <w:color w:val="000000"/>
-              </w:rPr>
-              <w:t>:</w:t>
-            </w:r>
-          </w:p>
-        </w:tc>
-      </w:tr>
-      <w:tr>
-        <w:trPr>
-          <w:trHeight w:val="567"/>
-        </w:trPr>
-        <w:tc>
-          <w:tcPr>
-            <w:tcW w:w="9025" w:type="dxa"/>
-            <w:gridSpan w:val="4"/>
-            <w:tcBorders>
-              <w:top w:val="single" w:sz="4" w:space="0" w:color="auto"/>
-              <w:left w:val="single" w:sz="4" w:space="0" w:color="auto"/>
-              <w:bottom w:val="single" w:sz="4" w:space="0" w:color="auto"/>
-              <w:right w:val="single" w:sz="4" w:space="0" w:color="auto"/>
-            </w:tcBorders>
-            <w:shd w:val="clear" w:color="auto" w:fill="auto"/>
-            <w:noWrap/>
-            <w:vAlign w:val="center"/>
-            <w:hideMark/>
-          </w:tcPr>
-          <w:p>
-            <w:pPr>
-              <w:pStyle w:val="ListParagraph"/>
-              <w:numPr>
-                <w:ilvl w:val="0"/>
-                <w:numId w:val="31"/>
-              </w:numPr>
-              <w:spacing w:before="240" w:line="240" w:lineRule="auto"/>
-              <w:rPr>
-                <w:rFonts w:ascii="Calibri" w:eastAsia="Times New Roman" w:hAnsi="Calibri" w:cs="Calibri"/>
-                <w:color w:val="000000"/>
-              </w:rPr>
-            </w:pPr>
-            <w:r>
-              <w:rPr>
-                <w:rFonts w:ascii="Calibri" w:eastAsia="Times New Roman" w:hAnsi="Calibri" w:cs="Calibri"/>
-                <w:color w:val="000000"/>
-              </w:rPr>
-              <w:t>Criteria 1…</w:t>
-            </w:r>
-          </w:p>
-          <w:p>
-            <w:pPr>
-              <w:pStyle w:val="ListParagraph"/>
-              <w:numPr>
-                <w:ilvl w:val="0"/>
-                <w:numId w:val="31"/>
-              </w:numPr>
-              <w:spacing w:before="240" w:line="240" w:lineRule="auto"/>
-              <w:rPr>
-                <w:rFonts w:ascii="Calibri" w:eastAsia="Times New Roman" w:hAnsi="Calibri" w:cs="Calibri"/>
-                <w:color w:val="000000"/>
-              </w:rPr>
-            </w:pPr>
-            <w:r>
-              <w:rPr>
-                <w:rFonts w:ascii="Calibri" w:eastAsia="Times New Roman" w:hAnsi="Calibri" w:cs="Calibri"/>
-                <w:color w:val="000000"/>
-              </w:rPr>
-              <w:t>Criteria 2…</w:t>
-            </w:r>
-          </w:p>
-          <w:p>
-            <w:pPr>
-              <w:pStyle w:val="ListParagraph"/>
-              <w:numPr>
-                <w:ilvl w:val="0"/>
-                <w:numId w:val="31"/>
-              </w:numPr>
-              <w:spacing w:before="240" w:line="240" w:lineRule="auto"/>
-              <w:rPr>
-                <w:rFonts w:ascii="Calibri" w:eastAsia="Times New Roman" w:hAnsi="Calibri" w:cs="Calibri"/>
-                <w:color w:val="000000"/>
-              </w:rPr>
-            </w:pPr>
-            <w:r>
-              <w:rPr>
-                <w:rFonts w:ascii="Calibri" w:eastAsia="Times New Roman" w:hAnsi="Calibri" w:cs="Calibri"/>
-                <w:color w:val="000000"/>
-              </w:rPr>
-              <w:t>Criteria 3…</w:t>
-            </w:r>
-          </w:p>
-          <w:p>
-            <w:pPr>
-              <w:pStyle w:val="ListParagraph"/>
-              <w:numPr>
-                <w:ilvl w:val="0"/>
-                <w:numId w:val="31"/>
-              </w:numPr>
-              <w:spacing w:before="240" w:line="240" w:lineRule="auto"/>
-              <w:rPr>
-                <w:rFonts w:ascii="Calibri" w:eastAsia="Times New Roman" w:hAnsi="Calibri" w:cs="Calibri"/>
-                <w:color w:val="000000"/>
-              </w:rPr>
-            </w:pPr>
-            <w:r>
-              <w:rPr>
-                <w:rFonts w:ascii="Calibri" w:eastAsia="Times New Roman" w:hAnsi="Calibri" w:cs="Calibri"/>
-                <w:color w:val="000000"/>
-              </w:rPr>
-              <w:t>Etc.</w:t>
-            </w:r>
-          </w:p>
-        </w:tc>
-      </w:tr>
-    </w:tbl>
-    <w:p/>
-    <w:tbl>
-      <w:tblPr>
-        <w:tblW w:w="9025" w:type="dxa"/>
-        <w:tblLook w:val="04A0" w:firstRow="1" w:lastRow="0" w:firstColumn="1" w:lastColumn="0" w:noHBand="0" w:noVBand="1"/>
-      </w:tblPr>
-      <w:tblGrid>
-        <w:gridCol w:w="1980"/>
-        <w:gridCol w:w="2551"/>
-        <w:gridCol w:w="1985"/>
-        <w:gridCol w:w="2509"/>
-      </w:tblGrid>
-      <w:tr>
-        <w:trPr>
-          <w:trHeight w:val="567"/>
-        </w:trPr>
-        <w:tc>
-          <w:tcPr>
-            <w:tcW w:w="1980" w:type="dxa"/>
-            <w:tcBorders>
-              <w:top w:val="single" w:sz="4" w:space="0" w:color="auto"/>
-              <w:left w:val="single" w:sz="4" w:space="0" w:color="auto"/>
-              <w:bottom w:val="single" w:sz="4" w:space="0" w:color="auto"/>
-              <w:right w:val="single" w:sz="4" w:space="0" w:color="auto"/>
-            </w:tcBorders>
-            <w:shd w:val="clear" w:color="auto" w:fill="BFBFBF" w:themeFill="background1" w:themeFillShade="BF"/>
-            <w:noWrap/>
-            <w:vAlign w:val="center"/>
-          </w:tcPr>
-          <w:p>
-            <w:pPr>
-              <w:spacing w:after="0" w:line="240" w:lineRule="auto"/>
-              <w:rPr>
-                <w:rFonts w:ascii="Calibri" w:eastAsia="Times New Roman" w:hAnsi="Calibri" w:cs="Calibri"/>
-                <w:b/>
-                <w:bCs/>
-                <w:color w:val="000000"/>
-              </w:rPr>
-            </w:pPr>
-            <w:r>
-              <w:rPr>
-                <w:rFonts w:ascii="Calibri" w:eastAsia="Times New Roman" w:hAnsi="Calibri" w:cs="Calibri"/>
-                <w:b/>
-                <w:bCs/>
-                <w:color w:val="000000"/>
-              </w:rPr>
-              <w:lastRenderedPageBreak/>
-              <w:t>Naam student:</w:t>
-            </w:r>
-          </w:p>
-        </w:tc>
-        <w:tc>
-          <w:tcPr>
-            <w:tcW w:w="7045" w:type="dxa"/>
-            <w:gridSpan w:val="3"/>
-            <w:tcBorders>
-              <w:top w:val="single" w:sz="4" w:space="0" w:color="auto"/>
-              <w:left w:val="single" w:sz="4" w:space="0" w:color="auto"/>
-              <w:bottom w:val="single" w:sz="4" w:space="0" w:color="auto"/>
-              <w:right w:val="single" w:sz="4" w:space="0" w:color="auto"/>
-            </w:tcBorders>
-            <w:shd w:val="clear" w:color="auto" w:fill="auto"/>
-            <w:vAlign w:val="center"/>
-          </w:tcPr>
-          <w:p>
-            <w:pPr>
-              <w:spacing w:after="0" w:line="240" w:lineRule="auto"/>
-              <w:rPr>
-                <w:rFonts w:ascii="Calibri" w:eastAsia="Times New Roman" w:hAnsi="Calibri" w:cs="Calibri"/>
-                <w:color w:val="000000"/>
-              </w:rPr>
-            </w:pPr>
-          </w:p>
-        </w:tc>
-      </w:tr>
-      <w:tr>
-        <w:trPr>
-          <w:trHeight w:val="567"/>
-        </w:trPr>
-        <w:tc>
-          <w:tcPr>
-            <w:tcW w:w="1980" w:type="dxa"/>
-            <w:tcBorders>
-              <w:top w:val="single" w:sz="4" w:space="0" w:color="auto"/>
-              <w:left w:val="single" w:sz="4" w:space="0" w:color="auto"/>
-              <w:bottom w:val="single" w:sz="4" w:space="0" w:color="auto"/>
-              <w:right w:val="single" w:sz="4" w:space="0" w:color="auto"/>
-            </w:tcBorders>
-            <w:shd w:val="clear" w:color="auto" w:fill="BFBFBF" w:themeFill="background1" w:themeFillShade="BF"/>
-            <w:noWrap/>
-            <w:vAlign w:val="center"/>
-            <w:hideMark/>
-          </w:tcPr>
-          <w:p>
-            <w:pPr>
-              <w:spacing w:after="0" w:line="240" w:lineRule="auto"/>
-              <w:rPr>
-                <w:rFonts w:ascii="Calibri" w:eastAsia="Times New Roman" w:hAnsi="Calibri" w:cs="Calibri"/>
-                <w:color w:val="000000"/>
-              </w:rPr>
-            </w:pPr>
-            <w:r>
-              <w:rPr>
-                <w:rFonts w:ascii="Calibri" w:eastAsia="Times New Roman" w:hAnsi="Calibri" w:cs="Calibri"/>
-                <w:b/>
-                <w:bCs/>
-                <w:color w:val="000000"/>
-              </w:rPr>
-              <w:t>Nummer &amp; Titel</w:t>
-            </w:r>
-            <w:r>
-              <w:rPr>
-                <w:rFonts w:ascii="Calibri" w:eastAsia="Times New Roman" w:hAnsi="Calibri" w:cs="Calibri"/>
-                <w:color w:val="000000"/>
-              </w:rPr>
-              <w:t>:</w:t>
-            </w:r>
-          </w:p>
-        </w:tc>
-        <w:tc>
-          <w:tcPr>
-            <w:tcW w:w="7045" w:type="dxa"/>
-            <w:gridSpan w:val="3"/>
-            <w:tcBorders>
-              <w:top w:val="single" w:sz="4" w:space="0" w:color="auto"/>
-              <w:left w:val="single" w:sz="4" w:space="0" w:color="auto"/>
-              <w:bottom w:val="single" w:sz="4" w:space="0" w:color="auto"/>
-              <w:right w:val="single" w:sz="4" w:space="0" w:color="auto"/>
-            </w:tcBorders>
-            <w:shd w:val="clear" w:color="auto" w:fill="auto"/>
-            <w:vAlign w:val="center"/>
-          </w:tcPr>
-          <w:p>
-            <w:pPr>
-              <w:spacing w:after="0" w:line="240" w:lineRule="auto"/>
-              <w:rPr>
-                <w:rFonts w:ascii="Calibri" w:eastAsia="Times New Roman" w:hAnsi="Calibri" w:cs="Calibri"/>
-                <w:color w:val="000000"/>
-              </w:rPr>
-            </w:pPr>
-            <w:r>
-              <w:rPr>
-                <w:rFonts w:ascii="Calibri" w:eastAsia="Times New Roman" w:hAnsi="Calibri" w:cs="Calibri"/>
-                <w:color w:val="000000"/>
-              </w:rPr>
-              <w:t>…</w:t>
-            </w:r>
-          </w:p>
-        </w:tc>
-      </w:tr>
-      <w:tr>
-        <w:trPr>
-          <w:trHeight w:val="567"/>
-        </w:trPr>
-        <w:tc>
-          <w:tcPr>
-            <w:tcW w:w="9025" w:type="dxa"/>
-            <w:gridSpan w:val="4"/>
-            <w:tcBorders>
-              <w:top w:val="single" w:sz="4" w:space="0" w:color="auto"/>
-              <w:left w:val="single" w:sz="4" w:space="0" w:color="auto"/>
-              <w:bottom w:val="single" w:sz="4" w:space="0" w:color="auto"/>
-              <w:right w:val="single" w:sz="4" w:space="0" w:color="auto"/>
-            </w:tcBorders>
-            <w:shd w:val="clear" w:color="auto" w:fill="BFBFBF" w:themeFill="background1" w:themeFillShade="BF"/>
-            <w:noWrap/>
-            <w:vAlign w:val="center"/>
-            <w:hideMark/>
-          </w:tcPr>
-          <w:p>
-            <w:pPr>
-              <w:spacing w:after="0" w:line="240" w:lineRule="auto"/>
-              <w:rPr>
-                <w:rFonts w:ascii="Calibri" w:eastAsia="Times New Roman" w:hAnsi="Calibri" w:cs="Calibri"/>
-                <w:color w:val="000000"/>
-              </w:rPr>
-            </w:pPr>
-            <w:r>
-              <w:rPr>
-                <w:rFonts w:ascii="Calibri" w:eastAsia="Times New Roman" w:hAnsi="Calibri" w:cs="Calibri"/>
-                <w:b/>
-                <w:bCs/>
-                <w:color w:val="000000"/>
-              </w:rPr>
-              <w:t>Omschrijving</w:t>
-            </w:r>
-            <w:r>
-              <w:rPr>
-                <w:rFonts w:ascii="Calibri" w:eastAsia="Times New Roman" w:hAnsi="Calibri" w:cs="Calibri"/>
-                <w:color w:val="000000"/>
-              </w:rPr>
-              <w:t>:</w:t>
-            </w:r>
-          </w:p>
-        </w:tc>
-      </w:tr>
-      <w:tr>
-        <w:trPr>
-          <w:trHeight w:val="567"/>
-        </w:trPr>
-        <w:tc>
-          <w:tcPr>
-            <w:tcW w:w="9025" w:type="dxa"/>
-            <w:gridSpan w:val="4"/>
-            <w:tcBorders>
-              <w:top w:val="single" w:sz="4" w:space="0" w:color="auto"/>
-              <w:left w:val="single" w:sz="4" w:space="0" w:color="auto"/>
-              <w:bottom w:val="single" w:sz="4" w:space="0" w:color="auto"/>
-              <w:right w:val="single" w:sz="4" w:space="0" w:color="auto"/>
-            </w:tcBorders>
-            <w:shd w:val="clear" w:color="auto" w:fill="auto"/>
-            <w:noWrap/>
-            <w:vAlign w:val="center"/>
-            <w:hideMark/>
-          </w:tcPr>
-          <w:p>
-            <w:pPr>
-              <w:spacing w:after="0" w:line="240" w:lineRule="auto"/>
-              <w:rPr>
-                <w:rFonts w:ascii="Calibri" w:eastAsia="Times New Roman" w:hAnsi="Calibri" w:cs="Calibri"/>
-                <w:color w:val="000000"/>
-              </w:rPr>
-            </w:pPr>
-            <w:r>
-              <w:rPr>
-                <w:rFonts w:ascii="Calibri" w:eastAsia="Times New Roman" w:hAnsi="Calibri" w:cs="Calibri"/>
-                <w:color w:val="000000"/>
-              </w:rPr>
-              <w:t>Als … wil ik … zodat …</w:t>
-            </w:r>
-          </w:p>
-        </w:tc>
-      </w:tr>
-      <w:tr>
-        <w:trPr>
-          <w:trHeight w:val="567"/>
-        </w:trPr>
-        <w:tc>
-          <w:tcPr>
-            <w:tcW w:w="1980" w:type="dxa"/>
-            <w:tcBorders>
-              <w:top w:val="single" w:sz="4" w:space="0" w:color="auto"/>
-              <w:left w:val="single" w:sz="4" w:space="0" w:color="auto"/>
-              <w:bottom w:val="single" w:sz="4" w:space="0" w:color="auto"/>
-              <w:right w:val="single" w:sz="4" w:space="0" w:color="auto"/>
-            </w:tcBorders>
-            <w:shd w:val="clear" w:color="auto" w:fill="BFBFBF" w:themeFill="background1" w:themeFillShade="BF"/>
-            <w:noWrap/>
-            <w:vAlign w:val="center"/>
-            <w:hideMark/>
-          </w:tcPr>
-          <w:p>
-            <w:pPr>
-              <w:spacing w:after="0" w:line="240" w:lineRule="auto"/>
-              <w:rPr>
-                <w:rFonts w:ascii="Calibri" w:eastAsia="Times New Roman" w:hAnsi="Calibri" w:cs="Calibri"/>
-                <w:b/>
-                <w:bCs/>
-                <w:color w:val="000000"/>
-              </w:rPr>
-            </w:pPr>
-            <w:r>
-              <w:rPr>
-                <w:rFonts w:ascii="Calibri" w:eastAsia="Times New Roman" w:hAnsi="Calibri" w:cs="Calibri"/>
-                <w:b/>
-                <w:bCs/>
-                <w:color w:val="000000"/>
-              </w:rPr>
-              <w:t>Business Value:</w:t>
-            </w:r>
-          </w:p>
-        </w:tc>
-        <w:tc>
-          <w:tcPr>
-            <w:tcW w:w="2551" w:type="dxa"/>
-            <w:tcBorders>
-              <w:top w:val="nil"/>
-              <w:left w:val="nil"/>
-              <w:bottom w:val="single" w:sz="4" w:space="0" w:color="auto"/>
-              <w:right w:val="single" w:sz="4" w:space="0" w:color="auto"/>
-            </w:tcBorders>
-            <w:shd w:val="clear" w:color="auto" w:fill="auto"/>
-            <w:noWrap/>
-            <w:vAlign w:val="center"/>
-            <w:hideMark/>
-          </w:tcPr>
-          <w:p>
-            <w:pPr>
-              <w:spacing w:after="0" w:line="240" w:lineRule="auto"/>
-              <w:rPr>
-                <w:rFonts w:ascii="Calibri" w:eastAsia="Times New Roman" w:hAnsi="Calibri" w:cs="Calibri"/>
-                <w:color w:val="000000"/>
-              </w:rPr>
-            </w:pPr>
-            <w:r>
-              <w:rPr>
-                <w:rFonts w:ascii="Calibri" w:eastAsia="Times New Roman" w:hAnsi="Calibri" w:cs="Calibri"/>
-                <w:color w:val="000000"/>
-              </w:rPr>
-              <w:t>1-5</w:t>
-            </w:r>
-          </w:p>
-        </w:tc>
-        <w:tc>
-          <w:tcPr>
-            <w:tcW w:w="1985" w:type="dxa"/>
-            <w:tcBorders>
-              <w:top w:val="nil"/>
-              <w:left w:val="nil"/>
-              <w:bottom w:val="single" w:sz="4" w:space="0" w:color="auto"/>
-              <w:right w:val="single" w:sz="4" w:space="0" w:color="auto"/>
-            </w:tcBorders>
-            <w:shd w:val="clear" w:color="auto" w:fill="BFBFBF" w:themeFill="background1" w:themeFillShade="BF"/>
-            <w:noWrap/>
-            <w:vAlign w:val="center"/>
-            <w:hideMark/>
-          </w:tcPr>
-          <w:p>
-            <w:pPr>
-              <w:spacing w:after="0" w:line="240" w:lineRule="auto"/>
-              <w:rPr>
-                <w:rFonts w:ascii="Calibri" w:eastAsia="Times New Roman" w:hAnsi="Calibri" w:cs="Calibri"/>
-                <w:b/>
-                <w:bCs/>
-                <w:color w:val="000000"/>
-              </w:rPr>
-            </w:pPr>
-            <w:r>
-              <w:rPr>
-                <w:rFonts w:ascii="Calibri" w:eastAsia="Times New Roman" w:hAnsi="Calibri" w:cs="Calibri"/>
-                <w:b/>
-                <w:bCs/>
-                <w:color w:val="000000"/>
-              </w:rPr>
-              <w:t>Story Points:</w:t>
-            </w:r>
-          </w:p>
-        </w:tc>
-        <w:tc>
-          <w:tcPr>
-            <w:tcW w:w="2509" w:type="dxa"/>
-            <w:tcBorders>
-              <w:top w:val="nil"/>
-              <w:left w:val="nil"/>
-              <w:bottom w:val="single" w:sz="4" w:space="0" w:color="auto"/>
-              <w:right w:val="single" w:sz="4" w:space="0" w:color="auto"/>
-            </w:tcBorders>
-            <w:shd w:val="clear" w:color="auto" w:fill="auto"/>
-            <w:noWrap/>
-            <w:vAlign w:val="center"/>
-            <w:hideMark/>
-          </w:tcPr>
-          <w:p>
-            <w:pPr>
-              <w:spacing w:after="0" w:line="240" w:lineRule="auto"/>
-              <w:rPr>
-                <w:rFonts w:ascii="Calibri" w:eastAsia="Times New Roman" w:hAnsi="Calibri" w:cs="Calibri"/>
-                <w:color w:val="000000"/>
-              </w:rPr>
-            </w:pPr>
-            <w:r>
-              <w:rPr>
-                <w:rFonts w:ascii="Calibri" w:eastAsia="Times New Roman" w:hAnsi="Calibri" w:cs="Calibri"/>
-                <w:color w:val="000000"/>
-              </w:rPr>
-              <w:t>0,0.5,1,2,3,5,8,13,20</w:t>
-            </w:r>
-          </w:p>
-        </w:tc>
-      </w:tr>
-      <w:tr>
-        <w:trPr>
-          <w:trHeight w:val="567"/>
-        </w:trPr>
-        <w:tc>
-          <w:tcPr>
-            <w:tcW w:w="9025" w:type="dxa"/>
-            <w:gridSpan w:val="4"/>
-            <w:tcBorders>
-              <w:top w:val="single" w:sz="4" w:space="0" w:color="auto"/>
-              <w:left w:val="single" w:sz="4" w:space="0" w:color="auto"/>
-              <w:bottom w:val="single" w:sz="4" w:space="0" w:color="auto"/>
-              <w:right w:val="single" w:sz="4" w:space="0" w:color="auto"/>
-            </w:tcBorders>
-            <w:shd w:val="clear" w:color="auto" w:fill="BFBFBF" w:themeFill="background1" w:themeFillShade="BF"/>
-            <w:noWrap/>
-            <w:vAlign w:val="center"/>
-            <w:hideMark/>
-          </w:tcPr>
-          <w:p>
-            <w:pPr>
-              <w:spacing w:after="0" w:line="240" w:lineRule="auto"/>
-              <w:rPr>
-                <w:rFonts w:ascii="Calibri" w:eastAsia="Times New Roman" w:hAnsi="Calibri" w:cs="Calibri"/>
-                <w:color w:val="000000"/>
-              </w:rPr>
-            </w:pPr>
-            <w:r>
-              <w:rPr>
-                <w:rFonts w:ascii="Calibri" w:eastAsia="Times New Roman" w:hAnsi="Calibri" w:cs="Calibri"/>
-                <w:b/>
-                <w:bCs/>
-                <w:color w:val="000000"/>
-              </w:rPr>
-              <w:t>Acceptatiecriteria</w:t>
-            </w:r>
-            <w:r>
-              <w:rPr>
-                <w:rFonts w:ascii="Calibri" w:eastAsia="Times New Roman" w:hAnsi="Calibri" w:cs="Calibri"/>
-                <w:color w:val="000000"/>
-              </w:rPr>
-              <w:t>:</w:t>
-            </w:r>
-          </w:p>
-        </w:tc>
-      </w:tr>
-      <w:tr>
-        <w:trPr>
-          <w:trHeight w:val="567"/>
-        </w:trPr>
-        <w:tc>
-          <w:tcPr>
-            <w:tcW w:w="9025" w:type="dxa"/>
-            <w:gridSpan w:val="4"/>
-            <w:tcBorders>
-              <w:top w:val="single" w:sz="4" w:space="0" w:color="auto"/>
-              <w:left w:val="single" w:sz="4" w:space="0" w:color="auto"/>
-              <w:bottom w:val="single" w:sz="4" w:space="0" w:color="auto"/>
-              <w:right w:val="single" w:sz="4" w:space="0" w:color="auto"/>
-            </w:tcBorders>
-            <w:shd w:val="clear" w:color="auto" w:fill="auto"/>
-            <w:noWrap/>
-            <w:vAlign w:val="center"/>
-            <w:hideMark/>
-          </w:tcPr>
-          <w:p>
-            <w:pPr>
-              <w:pStyle w:val="ListParagraph"/>
-              <w:numPr>
-                <w:ilvl w:val="0"/>
-                <w:numId w:val="31"/>
-              </w:numPr>
-              <w:spacing w:before="240" w:line="240" w:lineRule="auto"/>
-              <w:rPr>
-                <w:rFonts w:ascii="Calibri" w:eastAsia="Times New Roman" w:hAnsi="Calibri" w:cs="Calibri"/>
-                <w:color w:val="000000"/>
-              </w:rPr>
-            </w:pPr>
-            <w:r>
-              <w:rPr>
-                <w:rFonts w:ascii="Calibri" w:eastAsia="Times New Roman" w:hAnsi="Calibri" w:cs="Calibri"/>
-                <w:color w:val="000000"/>
-              </w:rPr>
-              <w:t>Criteria 1…</w:t>
-            </w:r>
-          </w:p>
-          <w:p>
-            <w:pPr>
-              <w:pStyle w:val="ListParagraph"/>
-              <w:numPr>
-                <w:ilvl w:val="0"/>
-                <w:numId w:val="31"/>
-              </w:numPr>
-              <w:spacing w:before="240" w:line="240" w:lineRule="auto"/>
-              <w:rPr>
-                <w:rFonts w:ascii="Calibri" w:eastAsia="Times New Roman" w:hAnsi="Calibri" w:cs="Calibri"/>
-                <w:color w:val="000000"/>
-              </w:rPr>
-            </w:pPr>
-            <w:r>
-              <w:rPr>
-                <w:rFonts w:ascii="Calibri" w:eastAsia="Times New Roman" w:hAnsi="Calibri" w:cs="Calibri"/>
-                <w:color w:val="000000"/>
-              </w:rPr>
-              <w:t>Criteria 2…</w:t>
-            </w:r>
-          </w:p>
-          <w:p>
-            <w:pPr>
-              <w:pStyle w:val="ListParagraph"/>
-              <w:numPr>
-                <w:ilvl w:val="0"/>
-                <w:numId w:val="31"/>
-              </w:numPr>
-              <w:spacing w:before="240" w:line="240" w:lineRule="auto"/>
-              <w:rPr>
-                <w:rFonts w:ascii="Calibri" w:eastAsia="Times New Roman" w:hAnsi="Calibri" w:cs="Calibri"/>
-                <w:color w:val="000000"/>
-              </w:rPr>
-            </w:pPr>
-            <w:r>
-              <w:rPr>
-                <w:rFonts w:ascii="Calibri" w:eastAsia="Times New Roman" w:hAnsi="Calibri" w:cs="Calibri"/>
-                <w:color w:val="000000"/>
-              </w:rPr>
-              <w:t>Criteria 3…</w:t>
-            </w:r>
-          </w:p>
-          <w:p>
-            <w:pPr>
-              <w:pStyle w:val="ListParagraph"/>
-              <w:numPr>
-                <w:ilvl w:val="0"/>
-                <w:numId w:val="31"/>
-              </w:numPr>
-              <w:spacing w:before="240" w:line="240" w:lineRule="auto"/>
-              <w:rPr>
-                <w:rFonts w:ascii="Calibri" w:eastAsia="Times New Roman" w:hAnsi="Calibri" w:cs="Calibri"/>
-                <w:color w:val="000000"/>
-              </w:rPr>
-            </w:pPr>
-            <w:r>
-              <w:rPr>
-                <w:rFonts w:ascii="Calibri" w:eastAsia="Times New Roman" w:hAnsi="Calibri" w:cs="Calibri"/>
-                <w:color w:val="000000"/>
-              </w:rPr>
-              <w:t>Etc.</w:t>
-            </w:r>
-          </w:p>
-        </w:tc>
-      </w:tr>
-    </w:tbl>
-    <w:p/>
-    <w:p>
-      <w:r>
-        <w:br w:type="page"/>
-      </w:r>
-    </w:p>
-    <w:p>
-      <w:pPr>
-        <w:pStyle w:val="Heading1"/>
-        <w:jc w:val="left"/>
-      </w:pPr>
-      <w:bookmarkStart w:id="8" w:name="_Toc183594793"/>
-      <w:r>
-        <w:lastRenderedPageBreak/>
-        <w:t>Sprint 02</w:t>
-      </w:r>
-      <w:bookmarkEnd w:id="8"/>
-    </w:p>
-    <w:p>
-      <w:pPr>
-        <w:pStyle w:val="Heading2"/>
-        <w:rPr>
-          <w:i/>
-          <w:iCs/>
-        </w:rPr>
-      </w:pPr>
-      <w:bookmarkStart w:id="9" w:name="_Toc183594794"/>
-      <w:r>
-        <w:t>1. De realisatie (proces)</w:t>
-      </w:r>
-      <w:bookmarkEnd w:id="9"/>
-    </w:p>
-    <w:p>
-      <w:pPr>
+        <w:t>Unity</w:t>
+      </w:r>
+      <w:proofErr w:type="spellEnd"/>
+      <w:r>
         <w:rPr>
           <w:i/>
           <w:iCs/>
           <w:color w:val="000000" w:themeColor="text1"/>
         </w:rPr>
-      </w:pPr>
+        <w:t xml:space="preserve"> (Scenes aangemaakt, Beetje programmeerwerk), we hebben gewerkt aan een paar </w:t>
+      </w:r>
+      <w:proofErr w:type="spellStart"/>
       <w:r>
         <w:rPr>
           <w:i/>
           <w:iCs/>
           <w:color w:val="000000" w:themeColor="text1"/>
         </w:rPr>
-        <w:t>Deze sprint zijn we begonnen met werken binnen Unity (Scenes aangemaakt, Beetje programmeerwerk), we hebben gewerkt aan een paar sprites, basic movement, basic menu’s met controller navigatie, health en damage, spelers inspawnen. Dit allemaal is best wel een goede basis maar kan allemaal wel nog wat aanpassingen gebruiken.</w:t>
-      </w:r>
+        <w:t>sprites</w:t>
+      </w:r>
+      <w:proofErr w:type="spellEnd"/>
       <w:r>
         <w:rPr>
           <w:i/>
           <w:iCs/>
           <w:color w:val="000000" w:themeColor="text1"/>
         </w:rPr>
+        <w:t xml:space="preserve">, basic </w:t>
+      </w:r>
+      <w:proofErr w:type="spellStart"/>
+      <w:r>
+        <w:rPr>
+          <w:i/>
+          <w:iCs/>
+          <w:color w:val="000000" w:themeColor="text1"/>
+        </w:rPr>
+        <w:t>movement</w:t>
+      </w:r>
+      <w:proofErr w:type="spellEnd"/>
+      <w:r>
+        <w:rPr>
+          <w:i/>
+          <w:iCs/>
+          <w:color w:val="000000" w:themeColor="text1"/>
+        </w:rPr>
+        <w:t xml:space="preserve">, basic menu’s met controller navigatie, health en </w:t>
+      </w:r>
+      <w:proofErr w:type="spellStart"/>
+      <w:r>
+        <w:rPr>
+          <w:i/>
+          <w:iCs/>
+          <w:color w:val="000000" w:themeColor="text1"/>
+        </w:rPr>
+        <w:t>damage</w:t>
+      </w:r>
+      <w:proofErr w:type="spellEnd"/>
+      <w:r>
+        <w:rPr>
+          <w:i/>
+          <w:iCs/>
+          <w:color w:val="000000" w:themeColor="text1"/>
+        </w:rPr>
+        <w:t xml:space="preserve">, spelers </w:t>
+      </w:r>
+      <w:proofErr w:type="spellStart"/>
+      <w:r>
+        <w:rPr>
+          <w:i/>
+          <w:iCs/>
+          <w:color w:val="000000" w:themeColor="text1"/>
+        </w:rPr>
+        <w:t>inspawnen</w:t>
+      </w:r>
+      <w:proofErr w:type="spellEnd"/>
+      <w:r>
+        <w:rPr>
+          <w:i/>
+          <w:iCs/>
+          <w:color w:val="000000" w:themeColor="text1"/>
+        </w:rPr>
+        <w:t>. Dit allemaal is best wel een goede basis maar kan allemaal wel nog wat aanpassingen gebruiken.</w:t>
+      </w:r>
+      <w:r>
+        <w:rPr>
+          <w:i/>
+          <w:iCs/>
+          <w:color w:val="000000" w:themeColor="text1"/>
+        </w:rPr>
         <w:br/>
       </w:r>
     </w:p>
     <w:p>
       <w:pPr>
-        <w:pStyle w:val="Heading2"/>
-      </w:pPr>
-      <w:bookmarkStart w:id="10" w:name="_Toc183594795"/>
-      <w:r>
-        <w:t>2. De sprint backlog (planning), voeg een screenshot toe van Trello</w:t>
-      </w:r>
-      <w:bookmarkEnd w:id="10"/>
+        <w:pStyle w:val="Kop2"/>
+      </w:pPr>
+      <w:bookmarkStart w:id="3" w:name="_Toc183594795"/>
+      <w:r>
+        <w:t xml:space="preserve">2. De sprint </w:t>
+      </w:r>
+      <w:proofErr w:type="spellStart"/>
+      <w:r>
+        <w:t>backlog</w:t>
+      </w:r>
+      <w:proofErr w:type="spellEnd"/>
+      <w:r>
+        <w:t xml:space="preserve"> (planning), voeg een screenshot toe van </w:t>
+      </w:r>
+      <w:proofErr w:type="spellStart"/>
+      <w:r>
+        <w:t>Trello</w:t>
+      </w:r>
+      <w:bookmarkEnd w:id="3"/>
+      <w:proofErr w:type="spellEnd"/>
     </w:p>
     <w:p>
       <w:r>
@@ -4369,14 +3347,14 @@
     </w:p>
     <w:p>
       <w:pPr>
-        <w:pStyle w:val="Heading2"/>
-      </w:pPr>
-      <w:bookmarkStart w:id="11" w:name="_Toc183594796"/>
+        <w:pStyle w:val="Kop2"/>
+      </w:pPr>
+      <w:bookmarkStart w:id="4" w:name="_Toc183594796"/>
       <w:r>
         <w:lastRenderedPageBreak/>
         <w:t>3. Organiseren en uitvoeren van de test(en)</w:t>
       </w:r>
-      <w:bookmarkEnd w:id="11"/>
+      <w:bookmarkEnd w:id="4"/>
     </w:p>
     <w:p>
       <w:r>
@@ -4398,13 +3376,13 @@
     </w:p>
     <w:p>
       <w:pPr>
-        <w:pStyle w:val="Heading2"/>
-      </w:pPr>
-      <w:bookmarkStart w:id="12" w:name="_Toc183594797"/>
+        <w:pStyle w:val="Kop2"/>
+      </w:pPr>
+      <w:bookmarkStart w:id="5" w:name="_Toc183594797"/>
       <w:r>
         <w:t>4. Op basis van test resultaten (product)</w:t>
       </w:r>
-      <w:bookmarkEnd w:id="12"/>
+      <w:bookmarkEnd w:id="5"/>
     </w:p>
     <w:p>
       <w:r>
@@ -4416,7 +3394,7 @@
     </w:p>
     <w:p>
       <w:pPr>
-        <w:pStyle w:val="ListParagraph"/>
+        <w:pStyle w:val="Lijstalinea"/>
         <w:rPr>
           <w:rFonts w:cstheme="minorHAnsi"/>
         </w:rPr>
@@ -4463,79 +3441,89 @@
         </w:rPr>
         <w:t>-</w:t>
       </w:r>
+      <w:proofErr w:type="spellStart"/>
       <w:r>
         <w:rPr>
           <w:bCs/>
           <w:i/>
           <w:iCs/>
         </w:rPr>
-        <w:t>Checkpoints moeten per speler worden bijgehouden.</w:t>
-      </w:r>
-    </w:p>
-    <w:p>
-      <w:pPr>
-        <w:pStyle w:val="NoSpacing"/>
-        <w:spacing w:before="120" w:after="120"/>
-        <w:ind w:firstLine="708"/>
+        <w:t>Checkpoints</w:t>
+      </w:r>
+      <w:proofErr w:type="spellEnd"/>
+      <w:r>
         <w:rPr>
           <w:bCs/>
           <w:i/>
           <w:iCs/>
         </w:rPr>
-      </w:pPr>
-      <w:r>
-        <w:rPr>
-          <w:i/>
-          <w:iCs/>
-        </w:rPr>
-        <w:t>-</w:t>
-      </w:r>
-      <w:r>
+        <w:t xml:space="preserve"> moeten per speler worden bijgehouden.</w:t>
+      </w:r>
+    </w:p>
+    <w:p>
+      <w:pPr>
+        <w:pStyle w:val="Geenafstand"/>
+        <w:spacing w:before="120" w:after="120"/>
+        <w:ind w:firstLine="708"/>
         <w:rPr>
           <w:bCs/>
           <w:i/>
           <w:iCs/>
         </w:rPr>
-        <w:t>Camera wat meer uitzoomen of map kleiner maken</w:t>
-      </w:r>
-    </w:p>
-    <w:p>
-      <w:pPr>
-        <w:pStyle w:val="NoSpacing"/>
-        <w:spacing w:before="120" w:after="120"/>
-        <w:ind w:firstLine="708"/>
+      </w:pPr>
+      <w:r>
+        <w:rPr>
+          <w:i/>
+          <w:iCs/>
+        </w:rPr>
+        <w:t>-</w:t>
+      </w:r>
+      <w:r>
         <w:rPr>
           <w:bCs/>
           <w:i/>
           <w:iCs/>
         </w:rPr>
-      </w:pPr>
+        <w:t>Camera wat meer uitzoomen of map kleiner maken</w:t>
+      </w:r>
     </w:p>
     <w:p>
       <w:pPr>
-        <w:ind w:left="708"/>
-        <w:rPr>
+        <w:pStyle w:val="Geenafstand"/>
+        <w:spacing w:before="120" w:after="120"/>
+        <w:ind w:firstLine="708"/>
+        <w:rPr>
+          <w:bCs/>
           <w:i/>
           <w:iCs/>
         </w:rPr>
       </w:pPr>
-      <w:r>
+    </w:p>
+    <w:p>
+      <w:pPr>
+        <w:ind w:left="708"/>
         <w:rPr>
           <w:i/>
           <w:iCs/>
         </w:rPr>
+      </w:pPr>
+      <w:r>
+        <w:rPr>
+          <w:i/>
+          <w:iCs/>
+        </w:rPr>
         <w:br/>
       </w:r>
     </w:p>
     <w:p>
       <w:pPr>
-        <w:pStyle w:val="Heading2"/>
-      </w:pPr>
-      <w:bookmarkStart w:id="13" w:name="_Toc183594798"/>
+        <w:pStyle w:val="Kop2"/>
+      </w:pPr>
+      <w:bookmarkStart w:id="6" w:name="_Toc183594798"/>
       <w:r>
         <w:t>5. Reflectie op eigen functioneren (samenwerken)</w:t>
       </w:r>
-      <w:bookmarkEnd w:id="13"/>
+      <w:bookmarkEnd w:id="6"/>
     </w:p>
     <w:p>
       <w:pPr>
@@ -4555,7 +3543,39 @@
           <w:i/>
           <w:iCs/>
         </w:rPr>
-        <w:t>Ik ben goed bezig geweest met health en damage, ik kan wel beter mijn code commenten. Feedback niet te persoonlijk opvatten. Ik kan soms vaker + duidelijker communiceren.</w:t>
+        <w:t xml:space="preserve">Ik ben goed bezig geweest met health en </w:t>
+      </w:r>
+      <w:proofErr w:type="spellStart"/>
+      <w:r>
+        <w:rPr>
+          <w:i/>
+          <w:iCs/>
+        </w:rPr>
+        <w:t>damage</w:t>
+      </w:r>
+      <w:proofErr w:type="spellEnd"/>
+      <w:r>
+        <w:rPr>
+          <w:i/>
+          <w:iCs/>
+        </w:rPr>
+        <w:t xml:space="preserve">, ik kan wel beter mijn code </w:t>
+      </w:r>
+      <w:proofErr w:type="spellStart"/>
+      <w:r>
+        <w:rPr>
+          <w:i/>
+          <w:iCs/>
+        </w:rPr>
+        <w:t>commenten</w:t>
+      </w:r>
+      <w:proofErr w:type="spellEnd"/>
+      <w:r>
+        <w:rPr>
+          <w:i/>
+          <w:iCs/>
+        </w:rPr>
+        <w:t>. Feedback niet te persoonlijk opvatten. Ik kan soms vaker + duidelijker communiceren.</w:t>
       </w:r>
     </w:p>
     <w:p>
@@ -4574,7 +3594,23 @@
           <w:iCs/>
         </w:rPr>
         <w:br/>
-        <w:t>Ik vind dat ik goed bezig ben geweest, veel progressie gemaakt, ik heb wel m’n tijd beter kunnen spenderen bij art en sprites. Ik vond dat we eerder moesten communiceren, veel problemen kwamen door te laat communiceren bij blokkades.</w:t>
+        <w:t xml:space="preserve">Ik vind dat ik goed bezig ben geweest, veel progressie gemaakt, ik heb wel m’n tijd beter kunnen spenderen bij art en </w:t>
+      </w:r>
+      <w:proofErr w:type="spellStart"/>
+      <w:r>
+        <w:rPr>
+          <w:i/>
+          <w:iCs/>
+        </w:rPr>
+        <w:t>sprites</w:t>
+      </w:r>
+      <w:proofErr w:type="spellEnd"/>
+      <w:r>
+        <w:rPr>
+          <w:i/>
+          <w:iCs/>
+        </w:rPr>
+        <w:t>. Ik vond dat we eerder moesten communiceren, veel problemen kwamen door te laat communiceren bij blokkades.</w:t>
       </w:r>
     </w:p>
     <w:p>
@@ -4604,7 +3640,23 @@
           <w:i/>
           <w:iCs/>
         </w:rPr>
-        <w:t>Ik vind dat ik niet erg goed bezig ben geweest omdat ik vast liep door andere taken; om spelers in te spawnen met functionaliteit heb je spelers met functionaliteit nodig (Andere user story). Ook vind ik dat communicatie VEEL meer mag gebeuren en serieuzer moet worden genomen.</w:t>
+        <w:t xml:space="preserve">Ik vind dat ik niet erg goed bezig ben geweest omdat ik vast liep door andere taken; om spelers in te </w:t>
+      </w:r>
+      <w:proofErr w:type="spellStart"/>
+      <w:r>
+        <w:rPr>
+          <w:i/>
+          <w:iCs/>
+        </w:rPr>
+        <w:t>spawnen</w:t>
+      </w:r>
+      <w:proofErr w:type="spellEnd"/>
+      <w:r>
+        <w:rPr>
+          <w:i/>
+          <w:iCs/>
+        </w:rPr>
+        <w:t xml:space="preserve"> met functionaliteit heb je spelers met functionaliteit nodig (Andere user story). Ook vind ik dat communicatie VEEL meer mag gebeuren en serieuzer moet worden genomen.</w:t>
       </w:r>
     </w:p>
     <w:p>
@@ -4624,7 +3676,23 @@
           <w:i/>
           <w:iCs/>
         </w:rPr>
-        <w:t>Zelf ben ik bezig geweest met de movement van de speler wat in mijn mening goed is gelukt. Ook ben ik bezig geweest met testen wat in mijn mening ook wel goed is gegaan. Enigste minpuntje van de sprint was dat we meer gefocusseerd moeten zijn op ons werk en beter moeten communiceren.</w:t>
+        <w:t xml:space="preserve">Zelf ben ik bezig geweest met de </w:t>
+      </w:r>
+      <w:proofErr w:type="spellStart"/>
+      <w:r>
+        <w:rPr>
+          <w:i/>
+          <w:iCs/>
+        </w:rPr>
+        <w:t>movement</w:t>
+      </w:r>
+      <w:proofErr w:type="spellEnd"/>
+      <w:r>
+        <w:rPr>
+          <w:i/>
+          <w:iCs/>
+        </w:rPr>
+        <w:t xml:space="preserve"> van de speler wat in mijn mening goed is gelukt. Ook ben ik bezig geweest met testen wat in mijn mening ook wel goed is gegaan. Enigste minpuntje van de sprint was dat we meer gefocusseerd moeten zijn op ons werk en beter moeten communiceren.</w:t>
       </w:r>
     </w:p>
     <w:p/>
@@ -4666,7 +3734,7 @@
                 <w:color w:val="000000"/>
               </w:rPr>
             </w:pPr>
-            <w:bookmarkStart w:id="14" w:name="_Hlk193788227"/>
+            <w:bookmarkStart w:id="7" w:name="_Hlk193788227"/>
             <w:r>
               <w:rPr>
                 <w:rFonts w:ascii="Calibri" w:eastAsia="Times New Roman" w:hAnsi="Calibri" w:cs="Calibri"/>
@@ -4704,8 +3772,17 @@
                 <w:rFonts w:ascii="Calibri" w:eastAsia="Times New Roman" w:hAnsi="Calibri" w:cs="Calibri"/>
                 <w:color w:val="000000"/>
               </w:rPr>
-              <w:t>Jeroen Verboom</w:t>
-            </w:r>
+              <w:t xml:space="preserve">Jeroen </w:t>
+            </w:r>
+            <w:proofErr w:type="spellStart"/>
+            <w:r>
+              <w:rPr>
+                <w:rFonts w:ascii="Calibri" w:eastAsia="Times New Roman" w:hAnsi="Calibri" w:cs="Calibri"/>
+                <w:color w:val="000000"/>
+              </w:rPr>
+              <w:t>Verboom</w:t>
+            </w:r>
+            <w:proofErr w:type="spellEnd"/>
           </w:p>
         </w:tc>
       </w:tr>
@@ -4783,8 +3860,39 @@
                 <w:iCs/>
                 <w:color w:val="000000"/>
               </w:rPr>
-              <w:t>26 – Movement balancing</w:t>
-            </w:r>
+              <w:t xml:space="preserve">26 – </w:t>
+            </w:r>
+            <w:proofErr w:type="spellStart"/>
+            <w:r>
+              <w:rPr>
+                <w:rFonts w:ascii="Calibri" w:eastAsia="Times New Roman" w:hAnsi="Calibri" w:cs="Calibri"/>
+                <w:i/>
+                <w:iCs/>
+                <w:color w:val="000000"/>
+              </w:rPr>
+              <w:t>Movement</w:t>
+            </w:r>
+            <w:proofErr w:type="spellEnd"/>
+            <w:r>
+              <w:rPr>
+                <w:rFonts w:ascii="Calibri" w:eastAsia="Times New Roman" w:hAnsi="Calibri" w:cs="Calibri"/>
+                <w:i/>
+                <w:iCs/>
+                <w:color w:val="000000"/>
+              </w:rPr>
+              <w:t xml:space="preserve"> </w:t>
+            </w:r>
+            <w:proofErr w:type="spellStart"/>
+            <w:r>
+              <w:rPr>
+                <w:rFonts w:ascii="Calibri" w:eastAsia="Times New Roman" w:hAnsi="Calibri" w:cs="Calibri"/>
+                <w:i/>
+                <w:iCs/>
+                <w:color w:val="000000"/>
+              </w:rPr>
+              <w:t>balancing</w:t>
+            </w:r>
+            <w:proofErr w:type="spellEnd"/>
           </w:p>
         </w:tc>
       </w:tr>
@@ -5075,7 +4183,7 @@
           </w:tcPr>
           <w:p>
             <w:pPr>
-              <w:pStyle w:val="ListParagraph"/>
+              <w:pStyle w:val="Lijstalinea"/>
               <w:numPr>
                 <w:ilvl w:val="0"/>
                 <w:numId w:val="31"/>
@@ -5096,7 +4204,7 @@
           </w:p>
           <w:p>
             <w:pPr>
-              <w:pStyle w:val="ListParagraph"/>
+              <w:pStyle w:val="Lijstalinea"/>
               <w:spacing w:before="240" w:line="240" w:lineRule="auto"/>
               <w:rPr>
                 <w:rFonts w:ascii="Calibri" w:eastAsia="Times New Roman" w:hAnsi="Calibri" w:cs="Calibri"/>
@@ -5106,7 +4214,7 @@
           </w:p>
         </w:tc>
       </w:tr>
-      <w:bookmarkEnd w:id="14"/>
+      <w:bookmarkEnd w:id="7"/>
     </w:tbl>
     <w:p/>
     <w:p>
@@ -5156,7 +4264,7 @@
                 <w:color w:val="000000"/>
               </w:rPr>
             </w:pPr>
-            <w:bookmarkStart w:id="15" w:name="_Hlk193788248"/>
+            <w:bookmarkStart w:id="8" w:name="_Hlk193788248"/>
             <w:r>
               <w:rPr>
                 <w:rFonts w:ascii="Calibri" w:eastAsia="Times New Roman" w:hAnsi="Calibri" w:cs="Calibri"/>
@@ -5265,8 +4373,17 @@
                 <w:rFonts w:ascii="Calibri" w:eastAsia="Times New Roman" w:hAnsi="Calibri" w:cs="Calibri"/>
                 <w:color w:val="000000" w:themeColor="text1"/>
               </w:rPr>
-              <w:t>19, Map checkpoints</w:t>
-            </w:r>
+              <w:t xml:space="preserve">19, Map </w:t>
+            </w:r>
+            <w:proofErr w:type="spellStart"/>
+            <w:r>
+              <w:rPr>
+                <w:rFonts w:ascii="Calibri" w:eastAsia="Times New Roman" w:hAnsi="Calibri" w:cs="Calibri"/>
+                <w:color w:val="000000" w:themeColor="text1"/>
+              </w:rPr>
+              <w:t>checkpoints</w:t>
+            </w:r>
+            <w:proofErr w:type="spellEnd"/>
           </w:p>
         </w:tc>
       </w:tr>
@@ -5348,7 +4465,23 @@
                 <w:rFonts w:ascii="Calibri" w:eastAsia="Times New Roman" w:hAnsi="Calibri" w:cs="Calibri"/>
                 <w:color w:val="000000" w:themeColor="text1"/>
               </w:rPr>
-              <w:t>Als speler wil ik checkpoints op de map zodat een ronde eerlijk word gereden</w:t>
+              <w:t xml:space="preserve">Als speler wil ik </w:t>
+            </w:r>
+            <w:proofErr w:type="spellStart"/>
+            <w:r>
+              <w:rPr>
+                <w:rFonts w:ascii="Calibri" w:eastAsia="Times New Roman" w:hAnsi="Calibri" w:cs="Calibri"/>
+                <w:color w:val="000000" w:themeColor="text1"/>
+              </w:rPr>
+              <w:t>checkpoints</w:t>
+            </w:r>
+            <w:proofErr w:type="spellEnd"/>
+            <w:r>
+              <w:rPr>
+                <w:rFonts w:ascii="Calibri" w:eastAsia="Times New Roman" w:hAnsi="Calibri" w:cs="Calibri"/>
+                <w:color w:val="000000" w:themeColor="text1"/>
+              </w:rPr>
+              <w:t xml:space="preserve"> op de map zodat een ronde eerlijk word gereden</w:t>
             </w:r>
           </w:p>
         </w:tc>
@@ -5557,7 +4690,7 @@
           </w:tcPr>
           <w:p>
             <w:pPr>
-              <w:pStyle w:val="ListParagraph"/>
+              <w:pStyle w:val="Lijstalinea"/>
               <w:numPr>
                 <w:ilvl w:val="0"/>
                 <w:numId w:val="31"/>
@@ -5573,12 +4706,28 @@
                 <w:rFonts w:ascii="Calibri" w:eastAsia="Times New Roman" w:hAnsi="Calibri" w:cs="Calibri"/>
                 <w:color w:val="000000" w:themeColor="text1"/>
               </w:rPr>
-              <w:t>Er zijn checkpoints op de map</w:t>
-            </w:r>
-          </w:p>
-          <w:p>
-            <w:pPr>
-              <w:pStyle w:val="ListParagraph"/>
+              <w:t xml:space="preserve">Er zijn </w:t>
+            </w:r>
+            <w:proofErr w:type="spellStart"/>
+            <w:r>
+              <w:rPr>
+                <w:rFonts w:ascii="Calibri" w:eastAsia="Times New Roman" w:hAnsi="Calibri" w:cs="Calibri"/>
+                <w:color w:val="000000" w:themeColor="text1"/>
+              </w:rPr>
+              <w:t>checkpoints</w:t>
+            </w:r>
+            <w:proofErr w:type="spellEnd"/>
+            <w:r>
+              <w:rPr>
+                <w:rFonts w:ascii="Calibri" w:eastAsia="Times New Roman" w:hAnsi="Calibri" w:cs="Calibri"/>
+                <w:color w:val="000000" w:themeColor="text1"/>
+              </w:rPr>
+              <w:t xml:space="preserve"> op de map</w:t>
+            </w:r>
+          </w:p>
+          <w:p>
+            <w:pPr>
+              <w:pStyle w:val="Lijstalinea"/>
               <w:numPr>
                 <w:ilvl w:val="0"/>
                 <w:numId w:val="31"/>
@@ -5594,12 +4743,28 @@
                 <w:rFonts w:ascii="Calibri" w:eastAsia="Times New Roman" w:hAnsi="Calibri" w:cs="Calibri"/>
                 <w:color w:val="000000" w:themeColor="text1"/>
               </w:rPr>
-              <w:t>De checkpoints checken welke spelers er zijn langsgereden</w:t>
-            </w:r>
-          </w:p>
-          <w:p>
-            <w:pPr>
-              <w:pStyle w:val="ListParagraph"/>
+              <w:t xml:space="preserve">De </w:t>
+            </w:r>
+            <w:proofErr w:type="spellStart"/>
+            <w:r>
+              <w:rPr>
+                <w:rFonts w:ascii="Calibri" w:eastAsia="Times New Roman" w:hAnsi="Calibri" w:cs="Calibri"/>
+                <w:color w:val="000000" w:themeColor="text1"/>
+              </w:rPr>
+              <w:t>checkpoints</w:t>
+            </w:r>
+            <w:proofErr w:type="spellEnd"/>
+            <w:r>
+              <w:rPr>
+                <w:rFonts w:ascii="Calibri" w:eastAsia="Times New Roman" w:hAnsi="Calibri" w:cs="Calibri"/>
+                <w:color w:val="000000" w:themeColor="text1"/>
+              </w:rPr>
+              <w:t xml:space="preserve"> checken welke spelers er zijn langsgereden</w:t>
+            </w:r>
+          </w:p>
+          <w:p>
+            <w:pPr>
+              <w:pStyle w:val="Lijstalinea"/>
               <w:numPr>
                 <w:ilvl w:val="0"/>
                 <w:numId w:val="31"/>
@@ -5615,12 +4780,28 @@
                 <w:rFonts w:ascii="Calibri" w:eastAsia="Times New Roman" w:hAnsi="Calibri" w:cs="Calibri"/>
                 <w:color w:val="000000" w:themeColor="text1"/>
               </w:rPr>
-              <w:t>Nadat de speler langs de finish is geweest worden de checkpoints gereset</w:t>
-            </w:r>
-          </w:p>
-          <w:p>
-            <w:pPr>
-              <w:pStyle w:val="ListParagraph"/>
+              <w:t xml:space="preserve">Nadat de speler langs de finish is geweest worden de </w:t>
+            </w:r>
+            <w:proofErr w:type="spellStart"/>
+            <w:r>
+              <w:rPr>
+                <w:rFonts w:ascii="Calibri" w:eastAsia="Times New Roman" w:hAnsi="Calibri" w:cs="Calibri"/>
+                <w:color w:val="000000" w:themeColor="text1"/>
+              </w:rPr>
+              <w:t>checkpoints</w:t>
+            </w:r>
+            <w:proofErr w:type="spellEnd"/>
+            <w:r>
+              <w:rPr>
+                <w:rFonts w:ascii="Calibri" w:eastAsia="Times New Roman" w:hAnsi="Calibri" w:cs="Calibri"/>
+                <w:color w:val="000000" w:themeColor="text1"/>
+              </w:rPr>
+              <w:t xml:space="preserve"> gereset</w:t>
+            </w:r>
+          </w:p>
+          <w:p>
+            <w:pPr>
+              <w:pStyle w:val="Lijstalinea"/>
               <w:numPr>
                 <w:ilvl w:val="0"/>
                 <w:numId w:val="31"/>
@@ -5641,7 +4822,7 @@
           </w:p>
           <w:p>
             <w:pPr>
-              <w:pStyle w:val="ListParagraph"/>
+              <w:pStyle w:val="Lijstalinea"/>
               <w:numPr>
                 <w:ilvl w:val="0"/>
                 <w:numId w:val="31"/>
@@ -5657,12 +4838,28 @@
                 <w:rFonts w:ascii="Calibri" w:eastAsia="Times New Roman" w:hAnsi="Calibri" w:cs="Calibri"/>
                 <w:color w:val="000000" w:themeColor="text1"/>
               </w:rPr>
-              <w:t xml:space="preserve">De checkpoints zijn per speler </w:t>
+              <w:t xml:space="preserve">De </w:t>
+            </w:r>
+            <w:proofErr w:type="spellStart"/>
+            <w:r>
+              <w:rPr>
+                <w:rFonts w:ascii="Calibri" w:eastAsia="Times New Roman" w:hAnsi="Calibri" w:cs="Calibri"/>
+                <w:color w:val="000000" w:themeColor="text1"/>
+              </w:rPr>
+              <w:t>checkpoints</w:t>
+            </w:r>
+            <w:proofErr w:type="spellEnd"/>
+            <w:r>
+              <w:rPr>
+                <w:rFonts w:ascii="Calibri" w:eastAsia="Times New Roman" w:hAnsi="Calibri" w:cs="Calibri"/>
+                <w:color w:val="000000" w:themeColor="text1"/>
+              </w:rPr>
+              <w:t xml:space="preserve"> zijn per speler </w:t>
             </w:r>
           </w:p>
         </w:tc>
       </w:tr>
-      <w:bookmarkEnd w:id="15"/>
+      <w:bookmarkEnd w:id="8"/>
     </w:tbl>
     <w:p>
       <w:pPr>
@@ -5765,7 +4962,7 @@
                 <w:color w:val="000000"/>
               </w:rPr>
             </w:pPr>
-            <w:bookmarkStart w:id="16" w:name="_Hlk193788797"/>
+            <w:bookmarkStart w:id="9" w:name="_Hlk193788797"/>
             <w:r>
               <w:rPr>
                 <w:rFonts w:ascii="Calibri" w:eastAsia="Times New Roman" w:hAnsi="Calibri" w:cs="Calibri"/>
@@ -5804,8 +5001,17 @@
                 <w:rFonts w:ascii="Calibri" w:eastAsia="Times New Roman" w:hAnsi="Calibri" w:cs="Calibri"/>
                 <w:color w:val="000000" w:themeColor="text1"/>
               </w:rPr>
-              <w:t>Jeroen Verboom</w:t>
-            </w:r>
+              <w:t xml:space="preserve">Jeroen </w:t>
+            </w:r>
+            <w:proofErr w:type="spellStart"/>
+            <w:r>
+              <w:rPr>
+                <w:rFonts w:ascii="Calibri" w:eastAsia="Times New Roman" w:hAnsi="Calibri" w:cs="Calibri"/>
+                <w:color w:val="000000" w:themeColor="text1"/>
+              </w:rPr>
+              <w:t>Verboom</w:t>
+            </w:r>
+            <w:proofErr w:type="spellEnd"/>
           </w:p>
         </w:tc>
       </w:tr>
@@ -6167,7 +5373,7 @@
           </w:tcPr>
           <w:p>
             <w:pPr>
-              <w:pStyle w:val="ListParagraph"/>
+              <w:pStyle w:val="Lijstalinea"/>
               <w:numPr>
                 <w:ilvl w:val="0"/>
                 <w:numId w:val="31"/>
@@ -6183,12 +5389,28 @@
                 <w:rFonts w:ascii="Calibri" w:eastAsia="Times New Roman" w:hAnsi="Calibri" w:cs="Calibri"/>
                 <w:color w:val="000000" w:themeColor="text1"/>
               </w:rPr>
-              <w:t>Voor elk obstakel die voorkomt in map 1 is een unieke sprite gemaakt.</w:t>
-            </w:r>
-          </w:p>
-          <w:p>
-            <w:pPr>
-              <w:pStyle w:val="ListParagraph"/>
+              <w:t xml:space="preserve">Voor elk obstakel die voorkomt in map 1 is een unieke </w:t>
+            </w:r>
+            <w:proofErr w:type="spellStart"/>
+            <w:r>
+              <w:rPr>
+                <w:rFonts w:ascii="Calibri" w:eastAsia="Times New Roman" w:hAnsi="Calibri" w:cs="Calibri"/>
+                <w:color w:val="000000" w:themeColor="text1"/>
+              </w:rPr>
+              <w:t>sprite</w:t>
+            </w:r>
+            <w:proofErr w:type="spellEnd"/>
+            <w:r>
+              <w:rPr>
+                <w:rFonts w:ascii="Calibri" w:eastAsia="Times New Roman" w:hAnsi="Calibri" w:cs="Calibri"/>
+                <w:color w:val="000000" w:themeColor="text1"/>
+              </w:rPr>
+              <w:t xml:space="preserve"> gemaakt.</w:t>
+            </w:r>
+          </w:p>
+          <w:p>
+            <w:pPr>
+              <w:pStyle w:val="Lijstalinea"/>
               <w:numPr>
                 <w:ilvl w:val="0"/>
                 <w:numId w:val="31"/>
@@ -6224,7 +5446,7 @@
         <w:br w:type="page"/>
       </w:r>
     </w:p>
-    <w:bookmarkEnd w:id="16"/>
+    <w:bookmarkEnd w:id="9"/>
     <w:p>
       <w:r>
         <w:lastRenderedPageBreak/>
@@ -6233,29 +5455,29 @@
     </w:p>
     <w:p>
       <w:pPr>
-        <w:pStyle w:val="Heading1"/>
+        <w:pStyle w:val="Kop1"/>
         <w:jc w:val="left"/>
       </w:pPr>
-      <w:bookmarkStart w:id="17" w:name="_Toc183594800"/>
+      <w:bookmarkStart w:id="10" w:name="_Toc183594800"/>
       <w:r>
         <w:lastRenderedPageBreak/>
         <w:t>Sprint 03</w:t>
       </w:r>
-      <w:bookmarkEnd w:id="17"/>
+      <w:bookmarkEnd w:id="10"/>
     </w:p>
     <w:p>
       <w:pPr>
-        <w:pStyle w:val="Heading2"/>
+        <w:pStyle w:val="Kop2"/>
         <w:rPr>
           <w:i/>
           <w:iCs/>
         </w:rPr>
       </w:pPr>
-      <w:bookmarkStart w:id="18" w:name="_Toc183594801"/>
+      <w:bookmarkStart w:id="11" w:name="_Toc183594801"/>
       <w:r>
         <w:t>1. De realisatie (proces)</w:t>
       </w:r>
-      <w:bookmarkEnd w:id="18"/>
+      <w:bookmarkEnd w:id="11"/>
     </w:p>
     <w:p>
       <w:pPr>
@@ -6271,26 +5493,111 @@
           <w:iCs/>
           <w:color w:val="000000" w:themeColor="text1"/>
         </w:rPr>
-        <w:t>Deze sprint hebben we vooral gewerkt aan de belanmgrijkste onderdelen van het spel; waaronder power-ups, debuffs uitdelen en de functionaliteit daaraan gebonden en obstakels + art voor de eerste map. Niet alles hiervan is af gekomen maar er is flink progres geboekt. Power-ups zijn af, er zijn al werkende obstakels (+object pooling) en debuffs uitdelen werkt met functie.</w:t>
-      </w:r>
+        <w:t xml:space="preserve">Deze sprint hebben we vooral gewerkt aan de </w:t>
+      </w:r>
+      <w:proofErr w:type="spellStart"/>
       <w:r>
         <w:rPr>
           <w:i/>
           <w:iCs/>
           <w:color w:val="000000" w:themeColor="text1"/>
         </w:rPr>
+        <w:t>belanmgrijkste</w:t>
+      </w:r>
+      <w:proofErr w:type="spellEnd"/>
+      <w:r>
+        <w:rPr>
+          <w:i/>
+          <w:iCs/>
+          <w:color w:val="000000" w:themeColor="text1"/>
+        </w:rPr>
+        <w:t xml:space="preserve"> onderdelen van het spel; waaronder power-ups, </w:t>
+      </w:r>
+      <w:proofErr w:type="spellStart"/>
+      <w:r>
+        <w:rPr>
+          <w:i/>
+          <w:iCs/>
+          <w:color w:val="000000" w:themeColor="text1"/>
+        </w:rPr>
+        <w:t>debuffs</w:t>
+      </w:r>
+      <w:proofErr w:type="spellEnd"/>
+      <w:r>
+        <w:rPr>
+          <w:i/>
+          <w:iCs/>
+          <w:color w:val="000000" w:themeColor="text1"/>
+        </w:rPr>
+        <w:t xml:space="preserve"> uitdelen en de functionaliteit daaraan gebonden en obstakels + art voor de eerste map. Niet alles hiervan is af gekomen maar er is flink </w:t>
+      </w:r>
+      <w:proofErr w:type="spellStart"/>
+      <w:r>
+        <w:rPr>
+          <w:i/>
+          <w:iCs/>
+          <w:color w:val="000000" w:themeColor="text1"/>
+        </w:rPr>
+        <w:t>progres</w:t>
+      </w:r>
+      <w:proofErr w:type="spellEnd"/>
+      <w:r>
+        <w:rPr>
+          <w:i/>
+          <w:iCs/>
+          <w:color w:val="000000" w:themeColor="text1"/>
+        </w:rPr>
+        <w:t xml:space="preserve"> geboekt. Power-ups zijn af, er zijn al werkende obstakels (+object pooling) en </w:t>
+      </w:r>
+      <w:proofErr w:type="spellStart"/>
+      <w:r>
+        <w:rPr>
+          <w:i/>
+          <w:iCs/>
+          <w:color w:val="000000" w:themeColor="text1"/>
+        </w:rPr>
+        <w:t>debuffs</w:t>
+      </w:r>
+      <w:proofErr w:type="spellEnd"/>
+      <w:r>
+        <w:rPr>
+          <w:i/>
+          <w:iCs/>
+          <w:color w:val="000000" w:themeColor="text1"/>
+        </w:rPr>
+        <w:t xml:space="preserve"> uitdelen werkt met functie.</w:t>
+      </w:r>
+      <w:r>
+        <w:rPr>
+          <w:i/>
+          <w:iCs/>
+          <w:color w:val="000000" w:themeColor="text1"/>
+        </w:rPr>
         <w:br/>
       </w:r>
     </w:p>
     <w:p>
       <w:pPr>
-        <w:pStyle w:val="Heading2"/>
-      </w:pPr>
-      <w:bookmarkStart w:id="19" w:name="_Toc183594802"/>
-      <w:r>
-        <w:t>2. De sprint backlog (planning), voeg een screenshot toe van Trello</w:t>
-      </w:r>
-      <w:bookmarkEnd w:id="19"/>
+        <w:pStyle w:val="Kop2"/>
+      </w:pPr>
+      <w:bookmarkStart w:id="12" w:name="_Toc183594802"/>
+      <w:r>
+        <w:t xml:space="preserve">2. De sprint </w:t>
+      </w:r>
+      <w:proofErr w:type="spellStart"/>
+      <w:r>
+        <w:t>backlog</w:t>
+      </w:r>
+      <w:proofErr w:type="spellEnd"/>
+      <w:r>
+        <w:t xml:space="preserve"> (planning), voeg een screenshot toe van </w:t>
+      </w:r>
+      <w:proofErr w:type="spellStart"/>
+      <w:r>
+        <w:t>Trello</w:t>
+      </w:r>
+      <w:bookmarkEnd w:id="12"/>
+      <w:proofErr w:type="spellEnd"/>
     </w:p>
     <w:p>
       <w:r>
@@ -6475,18 +5782,34 @@
     <w:p/>
     <w:p>
       <w:pPr>
-        <w:pStyle w:val="Heading2"/>
-      </w:pPr>
-      <w:bookmarkStart w:id="20" w:name="_Toc183594803"/>
+        <w:pStyle w:val="Kop2"/>
+      </w:pPr>
+      <w:bookmarkStart w:id="13" w:name="_Toc183594803"/>
       <w:r>
         <w:lastRenderedPageBreak/>
         <w:t>3. Organiseren en uitvoeren van de test(en)</w:t>
       </w:r>
-      <w:bookmarkEnd w:id="20"/>
+      <w:bookmarkEnd w:id="13"/>
     </w:p>
     <w:p>
       <w:r>
-        <w:t xml:space="preserve">Het organiseren van de testen ging soepel, er zijn twee groepen van 4 mensen gevraagd om te testen en de mensen zijn gevraagd tijdens het testen of bijv. de controls logisch waren en feedback gevraagd of de obstakels eerlijk zijn. Er was alleen een klein probleem met wat tekst en we hebben daarom moeten testen in de editor in plaats van met een build. </w:t>
+        <w:t xml:space="preserve">Het organiseren van de testen ging soepel, er zijn twee groepen van 4 mensen gevraagd om te testen en de mensen zijn gevraagd tijdens het testen of bijv. de </w:t>
+      </w:r>
+      <w:proofErr w:type="spellStart"/>
+      <w:r>
+        <w:t>controls</w:t>
+      </w:r>
+      <w:proofErr w:type="spellEnd"/>
+      <w:r>
+        <w:t xml:space="preserve"> logisch waren en feedback gevraagd of de obstakels eerlijk zijn. Er was alleen een klein probleem met wat tekst en we hebben daarom moeten testen in de editor in plaats van met een </w:t>
+      </w:r>
+      <w:proofErr w:type="spellStart"/>
+      <w:r>
+        <w:t>build</w:t>
+      </w:r>
+      <w:proofErr w:type="spellEnd"/>
+      <w:r>
+        <w:t xml:space="preserve">. </w:t>
       </w:r>
       <w:r>
         <w:br/>
@@ -6494,13 +5817,13 @@
     </w:p>
     <w:p>
       <w:pPr>
-        <w:pStyle w:val="Heading2"/>
-      </w:pPr>
-      <w:bookmarkStart w:id="21" w:name="_Toc183594804"/>
+        <w:pStyle w:val="Kop2"/>
+      </w:pPr>
+      <w:bookmarkStart w:id="14" w:name="_Toc183594804"/>
       <w:r>
         <w:t>4. Op basis van test resultaten (product)</w:t>
       </w:r>
-      <w:bookmarkEnd w:id="21"/>
+      <w:bookmarkEnd w:id="14"/>
     </w:p>
     <w:p>
       <w:r>
@@ -6516,7 +5839,15 @@
         <w:t xml:space="preserve">s </w:t>
       </w:r>
       <w:r>
-        <w:t xml:space="preserve">omdat ze niet eerlijk op de weg rijden, ze zijn te groot, ze rijden te hard, ze spawnen te vaak en ze veranderen niet achter wie ze heengaan. </w:t>
+        <w:t xml:space="preserve">omdat ze niet eerlijk op de weg rijden, ze zijn te groot, ze rijden te hard, ze </w:t>
+      </w:r>
+      <w:proofErr w:type="spellStart"/>
+      <w:r>
+        <w:t>spawnen</w:t>
+      </w:r>
+      <w:proofErr w:type="spellEnd"/>
+      <w:r>
+        <w:t xml:space="preserve"> te vaak en ze veranderen niet achter wie ze heengaan. </w:t>
       </w:r>
     </w:p>
     <w:p>
@@ -6539,13 +5870,13 @@
     </w:p>
     <w:p>
       <w:pPr>
-        <w:pStyle w:val="Heading2"/>
-      </w:pPr>
-      <w:bookmarkStart w:id="22" w:name="_Toc183594805"/>
+        <w:pStyle w:val="Kop2"/>
+      </w:pPr>
+      <w:bookmarkStart w:id="15" w:name="_Toc183594805"/>
       <w:r>
         <w:t>5. Reflectie op eigen functioneren (samenwerken)</w:t>
       </w:r>
-      <w:bookmarkEnd w:id="22"/>
+      <w:bookmarkEnd w:id="15"/>
     </w:p>
     <w:p>
       <w:r>
@@ -6613,7 +5944,39 @@
           <w:i/>
           <w:iCs/>
         </w:rPr>
-        <w:t>“Ik vond het een beetje jammer dat de debuffs niet helemaal wilden meewerken en ik was te veel tijd kwijt aan oude systemen aanpassen om de debuffs te laten werken.”</w:t>
+        <w:t xml:space="preserve">“Ik vond het een beetje jammer dat de </w:t>
+      </w:r>
+      <w:proofErr w:type="spellStart"/>
+      <w:r>
+        <w:rPr>
+          <w:i/>
+          <w:iCs/>
+        </w:rPr>
+        <w:t>debuffs</w:t>
+      </w:r>
+      <w:proofErr w:type="spellEnd"/>
+      <w:r>
+        <w:rPr>
+          <w:i/>
+          <w:iCs/>
+        </w:rPr>
+        <w:t xml:space="preserve"> niet helemaal wilden meewerken en ik was te veel tijd kwijt aan oude systemen aanpassen om de </w:t>
+      </w:r>
+      <w:proofErr w:type="spellStart"/>
+      <w:r>
+        <w:rPr>
+          <w:i/>
+          <w:iCs/>
+        </w:rPr>
+        <w:t>debuffs</w:t>
+      </w:r>
+      <w:proofErr w:type="spellEnd"/>
+      <w:r>
+        <w:rPr>
+          <w:i/>
+          <w:iCs/>
+        </w:rPr>
+        <w:t xml:space="preserve"> te laten werken.”</w:t>
       </w:r>
     </w:p>
     <w:p>
@@ -6633,7 +5996,23 @@
           <w:i/>
           <w:iCs/>
         </w:rPr>
-        <w:t>“Ik vond dat ik meer werk had kunnen doen deze sprint dan alleen object pooling en sprites (En de presentatie aan het eind van de sprint).”</w:t>
+        <w:t xml:space="preserve">“Ik vond dat ik meer werk had kunnen doen deze sprint dan alleen object pooling en </w:t>
+      </w:r>
+      <w:proofErr w:type="spellStart"/>
+      <w:r>
+        <w:rPr>
+          <w:i/>
+          <w:iCs/>
+        </w:rPr>
+        <w:t>sprites</w:t>
+      </w:r>
+      <w:proofErr w:type="spellEnd"/>
+      <w:r>
+        <w:rPr>
+          <w:i/>
+          <w:iCs/>
+        </w:rPr>
+        <w:t xml:space="preserve"> (En de presentatie aan het eind van de sprint).”</w:t>
       </w:r>
     </w:p>
     <w:p>
@@ -6675,13 +6054,21 @@
     <w:p/>
     <w:p>
       <w:pPr>
-        <w:pStyle w:val="Heading2"/>
-      </w:pPr>
-      <w:bookmarkStart w:id="23" w:name="_Toc183594806"/>
-      <w:r>
-        <w:t>6. Nieuwe user stories op basis van het verbetervoorstel</w:t>
-      </w:r>
-      <w:bookmarkEnd w:id="23"/>
+        <w:pStyle w:val="Kop2"/>
+      </w:pPr>
+      <w:bookmarkStart w:id="16" w:name="_Toc183594806"/>
+      <w:r>
+        <w:t xml:space="preserve">6. Nieuwe user </w:t>
+      </w:r>
+      <w:proofErr w:type="spellStart"/>
+      <w:r>
+        <w:t>stories</w:t>
+      </w:r>
+      <w:proofErr w:type="spellEnd"/>
+      <w:r>
+        <w:t xml:space="preserve"> op basis van het verbetervoorstel</w:t>
+      </w:r>
+      <w:bookmarkEnd w:id="16"/>
     </w:p>
     <w:tbl>
       <w:tblPr>
@@ -6758,8 +6145,17 @@
                 <w:rFonts w:ascii="Calibri" w:eastAsia="Times New Roman" w:hAnsi="Calibri" w:cs="Calibri"/>
                 <w:color w:val="000000"/>
               </w:rPr>
-              <w:t>Jeroen Verboom</w:t>
-            </w:r>
+              <w:t xml:space="preserve">Jeroen </w:t>
+            </w:r>
+            <w:proofErr w:type="spellStart"/>
+            <w:r>
+              <w:rPr>
+                <w:rFonts w:ascii="Calibri" w:eastAsia="Times New Roman" w:hAnsi="Calibri" w:cs="Calibri"/>
+                <w:color w:val="000000"/>
+              </w:rPr>
+              <w:t>Verboom</w:t>
+            </w:r>
+            <w:proofErr w:type="spellEnd"/>
           </w:p>
         </w:tc>
       </w:tr>
@@ -6833,7 +6229,23 @@
                 <w:rFonts w:ascii="Calibri" w:eastAsia="Times New Roman" w:hAnsi="Calibri" w:cs="Calibri"/>
                 <w:color w:val="000000"/>
               </w:rPr>
-              <w:t>27 – Functionaliteit obstakels map 1 afmaken en polishen.</w:t>
+              <w:t xml:space="preserve">27 – Functionaliteit obstakels map 1 afmaken en </w:t>
+            </w:r>
+            <w:proofErr w:type="spellStart"/>
+            <w:r>
+              <w:rPr>
+                <w:rFonts w:ascii="Calibri" w:eastAsia="Times New Roman" w:hAnsi="Calibri" w:cs="Calibri"/>
+                <w:color w:val="000000"/>
+              </w:rPr>
+              <w:t>polishen</w:t>
+            </w:r>
+            <w:proofErr w:type="spellEnd"/>
+            <w:r>
+              <w:rPr>
+                <w:rFonts w:ascii="Calibri" w:eastAsia="Times New Roman" w:hAnsi="Calibri" w:cs="Calibri"/>
+                <w:color w:val="000000"/>
+              </w:rPr>
+              <w:t>.</w:t>
             </w:r>
           </w:p>
         </w:tc>
@@ -7161,7 +6573,7 @@
           </w:tcPr>
           <w:p>
             <w:pPr>
-              <w:pStyle w:val="ListParagraph"/>
+              <w:pStyle w:val="Lijstalinea"/>
               <w:numPr>
                 <w:ilvl w:val="0"/>
                 <w:numId w:val="31"/>
@@ -7184,7 +6596,23 @@
                 <w:rFonts w:ascii="Calibri" w:eastAsia="Times New Roman" w:hAnsi="Calibri" w:cs="Calibri"/>
                 <w:color w:val="000000"/>
               </w:rPr>
-              <w:t xml:space="preserve">alle sprites in SpriteSheetObstakels.png tegen zijn te komen </w:t>
+              <w:t xml:space="preserve">alle </w:t>
+            </w:r>
+            <w:proofErr w:type="spellStart"/>
+            <w:r>
+              <w:rPr>
+                <w:rFonts w:ascii="Calibri" w:eastAsia="Times New Roman" w:hAnsi="Calibri" w:cs="Calibri"/>
+                <w:color w:val="000000"/>
+              </w:rPr>
+              <w:t>sprites</w:t>
+            </w:r>
+            <w:proofErr w:type="spellEnd"/>
+            <w:r>
+              <w:rPr>
+                <w:rFonts w:ascii="Calibri" w:eastAsia="Times New Roman" w:hAnsi="Calibri" w:cs="Calibri"/>
+                <w:color w:val="000000"/>
+              </w:rPr>
+              <w:t xml:space="preserve"> in SpriteSheetObstakels.png tegen zijn te komen </w:t>
             </w:r>
             <w:r>
               <w:rPr>
@@ -7203,7 +6631,7 @@
           </w:p>
           <w:p>
             <w:pPr>
-              <w:pStyle w:val="ListParagraph"/>
+              <w:pStyle w:val="Lijstalinea"/>
               <w:numPr>
                 <w:ilvl w:val="0"/>
                 <w:numId w:val="31"/>
@@ -7295,8 +6723,17 @@
                 <w:rFonts w:ascii="Calibri" w:eastAsia="Times New Roman" w:hAnsi="Calibri" w:cs="Calibri"/>
                 <w:color w:val="000000"/>
               </w:rPr>
-              <w:t>Jeroen Verboom</w:t>
-            </w:r>
+              <w:t xml:space="preserve">Jeroen </w:t>
+            </w:r>
+            <w:proofErr w:type="spellStart"/>
+            <w:r>
+              <w:rPr>
+                <w:rFonts w:ascii="Calibri" w:eastAsia="Times New Roman" w:hAnsi="Calibri" w:cs="Calibri"/>
+                <w:color w:val="000000"/>
+              </w:rPr>
+              <w:t>Verboom</w:t>
+            </w:r>
+            <w:proofErr w:type="spellEnd"/>
           </w:p>
         </w:tc>
       </w:tr>
@@ -7370,7 +6807,39 @@
                 <w:rFonts w:ascii="Calibri" w:eastAsia="Times New Roman" w:hAnsi="Calibri" w:cs="Calibri"/>
                 <w:color w:val="000000"/>
               </w:rPr>
-              <w:t>28 – Polishen van movement vanuit feedback.</w:t>
+              <w:t xml:space="preserve">28 – </w:t>
+            </w:r>
+            <w:proofErr w:type="spellStart"/>
+            <w:r>
+              <w:rPr>
+                <w:rFonts w:ascii="Calibri" w:eastAsia="Times New Roman" w:hAnsi="Calibri" w:cs="Calibri"/>
+                <w:color w:val="000000"/>
+              </w:rPr>
+              <w:t>Polishen</w:t>
+            </w:r>
+            <w:proofErr w:type="spellEnd"/>
+            <w:r>
+              <w:rPr>
+                <w:rFonts w:ascii="Calibri" w:eastAsia="Times New Roman" w:hAnsi="Calibri" w:cs="Calibri"/>
+                <w:color w:val="000000"/>
+              </w:rPr>
+              <w:t xml:space="preserve"> van </w:t>
+            </w:r>
+            <w:proofErr w:type="spellStart"/>
+            <w:r>
+              <w:rPr>
+                <w:rFonts w:ascii="Calibri" w:eastAsia="Times New Roman" w:hAnsi="Calibri" w:cs="Calibri"/>
+                <w:color w:val="000000"/>
+              </w:rPr>
+              <w:t>movement</w:t>
+            </w:r>
+            <w:proofErr w:type="spellEnd"/>
+            <w:r>
+              <w:rPr>
+                <w:rFonts w:ascii="Calibri" w:eastAsia="Times New Roman" w:hAnsi="Calibri" w:cs="Calibri"/>
+                <w:color w:val="000000"/>
+              </w:rPr>
+              <w:t xml:space="preserve"> vanuit feedback.</w:t>
             </w:r>
           </w:p>
         </w:tc>
@@ -7697,7 +7166,7 @@
           </w:tcPr>
           <w:p>
             <w:pPr>
-              <w:pStyle w:val="ListParagraph"/>
+              <w:pStyle w:val="Lijstalinea"/>
               <w:numPr>
                 <w:ilvl w:val="0"/>
                 <w:numId w:val="31"/>
@@ -7718,7 +7187,7 @@
           </w:p>
           <w:p>
             <w:pPr>
-              <w:pStyle w:val="ListParagraph"/>
+              <w:pStyle w:val="Lijstalinea"/>
               <w:numPr>
                 <w:ilvl w:val="0"/>
                 <w:numId w:val="31"/>
@@ -7903,7 +7372,23 @@
                 <w:rFonts w:ascii="Calibri" w:eastAsia="Times New Roman" w:hAnsi="Calibri" w:cs="Calibri"/>
                 <w:color w:val="000000"/>
               </w:rPr>
-              <w:t xml:space="preserve">29 – Debuff functionaliteiten volgens lijstje afmaken. </w:t>
+              <w:t xml:space="preserve">29 – </w:t>
+            </w:r>
+            <w:proofErr w:type="spellStart"/>
+            <w:r>
+              <w:rPr>
+                <w:rFonts w:ascii="Calibri" w:eastAsia="Times New Roman" w:hAnsi="Calibri" w:cs="Calibri"/>
+                <w:color w:val="000000"/>
+              </w:rPr>
+              <w:t>Debuff</w:t>
+            </w:r>
+            <w:proofErr w:type="spellEnd"/>
+            <w:r>
+              <w:rPr>
+                <w:rFonts w:ascii="Calibri" w:eastAsia="Times New Roman" w:hAnsi="Calibri" w:cs="Calibri"/>
+                <w:color w:val="000000"/>
+              </w:rPr>
+              <w:t xml:space="preserve"> functionaliteiten volgens lijstje afmaken. </w:t>
             </w:r>
           </w:p>
         </w:tc>
@@ -7986,7 +7471,39 @@
                 <w:rFonts w:ascii="Calibri" w:eastAsia="Times New Roman" w:hAnsi="Calibri" w:cs="Calibri"/>
                 <w:color w:val="000000"/>
               </w:rPr>
-              <w:t>Als speler wil ik dat de debuffs uit het gemaakt en besproken lijstje werken zodat ik meer plezier kan krijgen uit het spel door mijn medespelers een werkende debuff te geven.</w:t>
+              <w:t xml:space="preserve">Als speler wil ik dat de </w:t>
+            </w:r>
+            <w:proofErr w:type="spellStart"/>
+            <w:r>
+              <w:rPr>
+                <w:rFonts w:ascii="Calibri" w:eastAsia="Times New Roman" w:hAnsi="Calibri" w:cs="Calibri"/>
+                <w:color w:val="000000"/>
+              </w:rPr>
+              <w:t>debuffs</w:t>
+            </w:r>
+            <w:proofErr w:type="spellEnd"/>
+            <w:r>
+              <w:rPr>
+                <w:rFonts w:ascii="Calibri" w:eastAsia="Times New Roman" w:hAnsi="Calibri" w:cs="Calibri"/>
+                <w:color w:val="000000"/>
+              </w:rPr>
+              <w:t xml:space="preserve"> uit het gemaakt en besproken lijstje werken zodat ik meer plezier kan krijgen uit het spel door mijn medespelers een werkende </w:t>
+            </w:r>
+            <w:proofErr w:type="spellStart"/>
+            <w:r>
+              <w:rPr>
+                <w:rFonts w:ascii="Calibri" w:eastAsia="Times New Roman" w:hAnsi="Calibri" w:cs="Calibri"/>
+                <w:color w:val="000000"/>
+              </w:rPr>
+              <w:t>debuff</w:t>
+            </w:r>
+            <w:proofErr w:type="spellEnd"/>
+            <w:r>
+              <w:rPr>
+                <w:rFonts w:ascii="Calibri" w:eastAsia="Times New Roman" w:hAnsi="Calibri" w:cs="Calibri"/>
+                <w:color w:val="000000"/>
+              </w:rPr>
+              <w:t xml:space="preserve"> te geven.</w:t>
             </w:r>
           </w:p>
         </w:tc>
@@ -8195,7 +7712,7 @@
           </w:tcPr>
           <w:p>
             <w:pPr>
-              <w:pStyle w:val="ListParagraph"/>
+              <w:pStyle w:val="Lijstalinea"/>
               <w:numPr>
                 <w:ilvl w:val="0"/>
                 <w:numId w:val="31"/>
@@ -8218,7 +7735,23 @@
                 <w:rFonts w:ascii="Calibri" w:eastAsia="Times New Roman" w:hAnsi="Calibri" w:cs="Calibri"/>
                 <w:color w:val="000000"/>
               </w:rPr>
-              <w:t>alle debuffs uit de lijst de juiste werkende functie hebben.</w:t>
+              <w:t xml:space="preserve">alle </w:t>
+            </w:r>
+            <w:proofErr w:type="spellStart"/>
+            <w:r>
+              <w:rPr>
+                <w:rFonts w:ascii="Calibri" w:eastAsia="Times New Roman" w:hAnsi="Calibri" w:cs="Calibri"/>
+                <w:color w:val="000000"/>
+              </w:rPr>
+              <w:t>debuffs</w:t>
+            </w:r>
+            <w:proofErr w:type="spellEnd"/>
+            <w:r>
+              <w:rPr>
+                <w:rFonts w:ascii="Calibri" w:eastAsia="Times New Roman" w:hAnsi="Calibri" w:cs="Calibri"/>
+                <w:color w:val="000000"/>
+              </w:rPr>
+              <w:t xml:space="preserve"> uit de lijst de juiste werkende functie hebben.</w:t>
             </w:r>
           </w:p>
         </w:tc>
@@ -8232,28 +7765,28 @@
     <w:p/>
     <w:p>
       <w:pPr>
-        <w:pStyle w:val="Heading1"/>
+        <w:pStyle w:val="Kop1"/>
         <w:jc w:val="left"/>
       </w:pPr>
-      <w:bookmarkStart w:id="24" w:name="_Toc183594807"/>
+      <w:bookmarkStart w:id="17" w:name="_Toc183594807"/>
       <w:r>
         <w:t>Sprint 04</w:t>
       </w:r>
-      <w:bookmarkEnd w:id="24"/>
+      <w:bookmarkEnd w:id="17"/>
     </w:p>
     <w:p>
       <w:pPr>
-        <w:pStyle w:val="Heading2"/>
+        <w:pStyle w:val="Kop2"/>
         <w:rPr>
           <w:i/>
           <w:iCs/>
         </w:rPr>
       </w:pPr>
-      <w:bookmarkStart w:id="25" w:name="_Toc183594808"/>
+      <w:bookmarkStart w:id="18" w:name="_Toc183594808"/>
       <w:r>
         <w:t>1. De realisatie (proces)</w:t>
       </w:r>
-      <w:bookmarkEnd w:id="25"/>
+      <w:bookmarkEnd w:id="18"/>
     </w:p>
     <w:p>
       <w:pPr>
@@ -8300,17 +7833,30 @@
     </w:p>
     <w:p>
       <w:pPr>
-        <w:pStyle w:val="Heading2"/>
-      </w:pPr>
-      <w:bookmarkStart w:id="26" w:name="_Toc183594809"/>
-      <w:r>
-        <w:t>2. De sprint backlog (planning), voeg een screenshot toe van Trello</w:t>
-      </w:r>
-      <w:bookmarkEnd w:id="26"/>
+        <w:pStyle w:val="Kop2"/>
+      </w:pPr>
+      <w:bookmarkStart w:id="19" w:name="_Toc183594809"/>
+      <w:r>
+        <w:t xml:space="preserve">2. De sprint </w:t>
+      </w:r>
+      <w:proofErr w:type="spellStart"/>
+      <w:r>
+        <w:t>backlog</w:t>
+      </w:r>
+      <w:proofErr w:type="spellEnd"/>
+      <w:r>
+        <w:t xml:space="preserve"> (planning), voeg een screenshot toe van </w:t>
+      </w:r>
+      <w:proofErr w:type="spellStart"/>
+      <w:r>
+        <w:t>Trello</w:t>
+      </w:r>
+      <w:bookmarkEnd w:id="19"/>
+      <w:proofErr w:type="spellEnd"/>
     </w:p>
     <w:p>
       <w:pPr>
-        <w:pStyle w:val="Heading2"/>
+        <w:pStyle w:val="Kop2"/>
       </w:pPr>
       <w:r>
         <w:rPr>
@@ -8366,14 +7912,14 @@
     <w:p/>
     <w:p>
       <w:pPr>
-        <w:pStyle w:val="Heading2"/>
-      </w:pPr>
-      <w:bookmarkStart w:id="27" w:name="_Toc183594810"/>
+        <w:pStyle w:val="Kop2"/>
+      </w:pPr>
+      <w:bookmarkStart w:id="20" w:name="_Toc183594810"/>
       <w:r>
         <w:lastRenderedPageBreak/>
         <w:t>3. Organiseren en uitvoeren van de test(en)</w:t>
       </w:r>
-      <w:bookmarkEnd w:id="27"/>
+      <w:bookmarkEnd w:id="20"/>
     </w:p>
     <w:p>
       <w:r>
@@ -8385,13 +7931,13 @@
     </w:p>
     <w:p>
       <w:pPr>
-        <w:pStyle w:val="Heading2"/>
-      </w:pPr>
-      <w:bookmarkStart w:id="28" w:name="_Toc183594811"/>
+        <w:pStyle w:val="Kop2"/>
+      </w:pPr>
+      <w:bookmarkStart w:id="21" w:name="_Toc183594811"/>
       <w:r>
         <w:t>4. Op basis van test resultaten (product)</w:t>
       </w:r>
-      <w:bookmarkEnd w:id="28"/>
+      <w:bookmarkEnd w:id="21"/>
     </w:p>
     <w:p>
       <w:r>
@@ -8407,13 +7953,13 @@
     </w:p>
     <w:p>
       <w:pPr>
-        <w:pStyle w:val="Heading2"/>
-      </w:pPr>
-      <w:bookmarkStart w:id="29" w:name="_Toc183594812"/>
+        <w:pStyle w:val="Kop2"/>
+      </w:pPr>
+      <w:bookmarkStart w:id="22" w:name="_Toc183594812"/>
       <w:r>
         <w:t>5. Reflectie op eigen functioneren (samenwerken)</w:t>
       </w:r>
-      <w:bookmarkEnd w:id="29"/>
+      <w:bookmarkEnd w:id="22"/>
     </w:p>
     <w:p>
       <w:r>
@@ -8428,7 +7974,15 @@
       </w:r>
       <w:r>
         <w:br/>
-        <w:t xml:space="preserve">Deze sprint heb ik veel zelf bezig geweest met mijn eigen functie (debuffs) dus heb niet al teveel samengewerkt met het groepje. Voor de delen die we samen hadden gedaan vond ik dat het wel redelijk goed ging. Ik had bijvoorbeeld na de ramp van het eerste keer testen samen met Jeroen even gekeken naar wat er mis ging en ook toen samen een van de bugs weggewerkt. </w:t>
+        <w:t>Deze sprint heb ik veel zelf bezig geweest met mijn eigen functie (</w:t>
+      </w:r>
+      <w:proofErr w:type="spellStart"/>
+      <w:r>
+        <w:t>debuffs</w:t>
+      </w:r>
+      <w:proofErr w:type="spellEnd"/>
+      <w:r>
+        <w:t xml:space="preserve">) dus heb niet al teveel samengewerkt met het groepje. Voor de delen die we samen hadden gedaan vond ik dat het wel redelijk goed ging. Ik had bijvoorbeeld na de ramp van het eerste keer testen samen met Jeroen even gekeken naar wat er mis ging en ook toen samen een van de bugs weggewerkt. </w:t>
       </w:r>
     </w:p>
     <w:p>
@@ -8470,7 +8024,23 @@
       </w:r>
       <w:r>
         <w:br/>
-        <w:t>los van dit ben ik deze sprint verder gegaan met de obstakels en bugfixes daarvan, ook heb ik een begin gemaakt aan de map selection screen, maar deze moet anders worden opgebouwd worden.</w:t>
+        <w:t xml:space="preserve">los van dit ben ik deze sprint verder gegaan met de obstakels en </w:t>
+      </w:r>
+      <w:proofErr w:type="spellStart"/>
+      <w:r>
+        <w:t>bugfixes</w:t>
+      </w:r>
+      <w:proofErr w:type="spellEnd"/>
+      <w:r>
+        <w:t xml:space="preserve"> daarvan, ook heb ik een begin gemaakt aan de map </w:t>
+      </w:r>
+      <w:proofErr w:type="spellStart"/>
+      <w:r>
+        <w:t>selection</w:t>
+      </w:r>
+      <w:proofErr w:type="spellEnd"/>
+      <w:r>
+        <w:t xml:space="preserve"> screen, maar deze moet anders worden opgebouwd worden.</w:t>
       </w:r>
     </w:p>
     <w:p>
@@ -8490,7 +8060,47 @@
     </w:p>
     <w:p>
       <w:r>
-        <w:t>ik ben wel tevreden met de vooruitgang dat we deze sprint hebben gemaakt, met de movement rework, obstakels, debuffs en leaderboard. ookal hadden we meer af kunnen krijgen deze sprint als we eerder het draad op hadden gepakt na de vakantie. ik vond dat ik harder had kunnen doorwerken aan de presentatie zodat ik die ook optijd kon ge</w:t>
+        <w:t xml:space="preserve">ik ben wel tevreden met de vooruitgang dat we deze sprint hebben gemaakt, met de </w:t>
+      </w:r>
+      <w:proofErr w:type="spellStart"/>
+      <w:r>
+        <w:t>movement</w:t>
+      </w:r>
+      <w:proofErr w:type="spellEnd"/>
+      <w:r>
+        <w:t xml:space="preserve"> </w:t>
+      </w:r>
+      <w:proofErr w:type="spellStart"/>
+      <w:r>
+        <w:t>rework</w:t>
+      </w:r>
+      <w:proofErr w:type="spellEnd"/>
+      <w:r>
+        <w:t xml:space="preserve">, obstakels, </w:t>
+      </w:r>
+      <w:proofErr w:type="spellStart"/>
+      <w:r>
+        <w:t>debuffs</w:t>
+      </w:r>
+      <w:proofErr w:type="spellEnd"/>
+      <w:r>
+        <w:t xml:space="preserve"> en leaderboard. </w:t>
+      </w:r>
+      <w:proofErr w:type="spellStart"/>
+      <w:r>
+        <w:t>ookal</w:t>
+      </w:r>
+      <w:proofErr w:type="spellEnd"/>
+      <w:r>
+        <w:t xml:space="preserve"> hadden we meer af kunnen krijgen deze sprint als we eerder het draad op hadden gepakt na de vakantie. ik vond dat ik harder had kunnen doorwerken aan de presentatie zodat ik die ook </w:t>
+      </w:r>
+      <w:proofErr w:type="spellStart"/>
+      <w:r>
+        <w:t>optijd</w:t>
+      </w:r>
+      <w:proofErr w:type="spellEnd"/>
+      <w:r>
+        <w:t xml:space="preserve"> kon ge</w:t>
       </w:r>
       <w:r>
         <w:t>v</w:t>
@@ -8505,9 +8115,9 @@
     <w:p/>
     <w:p>
       <w:pPr>
-        <w:pStyle w:val="Heading2"/>
-      </w:pPr>
-      <w:bookmarkStart w:id="30" w:name="_Toc183594813"/>
+        <w:pStyle w:val="Kop2"/>
+      </w:pPr>
+      <w:bookmarkStart w:id="23" w:name="_Toc183594813"/>
       <w:r>
         <w:lastRenderedPageBreak/>
         <w:t xml:space="preserve">6. Nieuwe user </w:t>
@@ -8518,7 +8128,7 @@
       <w:r>
         <w:t xml:space="preserve"> op basis van het verbetervoorstel</w:t>
       </w:r>
-      <w:bookmarkEnd w:id="30"/>
+      <w:bookmarkEnd w:id="23"/>
     </w:p>
     <w:tbl>
       <w:tblPr>
@@ -9011,7 +8621,7 @@
           </w:tcPr>
           <w:p>
             <w:pPr>
-              <w:pStyle w:val="ListParagraph"/>
+              <w:pStyle w:val="Lijstalinea"/>
               <w:numPr>
                 <w:ilvl w:val="0"/>
                 <w:numId w:val="31"/>
@@ -9032,7 +8642,7 @@
           </w:p>
           <w:p>
             <w:pPr>
-              <w:pStyle w:val="ListParagraph"/>
+              <w:pStyle w:val="Lijstalinea"/>
               <w:spacing w:before="240" w:line="240" w:lineRule="auto"/>
               <w:rPr>
                 <w:rFonts w:ascii="Calibri" w:eastAsia="Times New Roman" w:hAnsi="Calibri" w:cs="Calibri"/>
@@ -9181,7 +8791,23 @@
                 <w:rFonts w:ascii="Calibri" w:eastAsia="Times New Roman" w:hAnsi="Calibri" w:cs="Calibri"/>
                 <w:color w:val="000000"/>
               </w:rPr>
-              <w:t>29. Shotgun goede richting op schieten</w:t>
+              <w:t xml:space="preserve">29. </w:t>
+            </w:r>
+            <w:proofErr w:type="spellStart"/>
+            <w:r>
+              <w:rPr>
+                <w:rFonts w:ascii="Calibri" w:eastAsia="Times New Roman" w:hAnsi="Calibri" w:cs="Calibri"/>
+                <w:color w:val="000000"/>
+              </w:rPr>
+              <w:t>Shotgun</w:t>
+            </w:r>
+            <w:proofErr w:type="spellEnd"/>
+            <w:r>
+              <w:rPr>
+                <w:rFonts w:ascii="Calibri" w:eastAsia="Times New Roman" w:hAnsi="Calibri" w:cs="Calibri"/>
+                <w:color w:val="000000"/>
+              </w:rPr>
+              <w:t xml:space="preserve"> goede richting op schieten</w:t>
             </w:r>
           </w:p>
         </w:tc>
@@ -9285,7 +8911,23 @@
                 <w:rFonts w:ascii="Calibri" w:eastAsia="Times New Roman" w:hAnsi="Calibri" w:cs="Calibri"/>
                 <w:color w:val="000000"/>
               </w:rPr>
-              <w:t>dat de shotgun obstakel de goede kant op schiet</w:t>
+              <w:t xml:space="preserve">dat de </w:t>
+            </w:r>
+            <w:proofErr w:type="spellStart"/>
+            <w:r>
+              <w:rPr>
+                <w:rFonts w:ascii="Calibri" w:eastAsia="Times New Roman" w:hAnsi="Calibri" w:cs="Calibri"/>
+                <w:color w:val="000000"/>
+              </w:rPr>
+              <w:t>shotgun</w:t>
+            </w:r>
+            <w:proofErr w:type="spellEnd"/>
+            <w:r>
+              <w:rPr>
+                <w:rFonts w:ascii="Calibri" w:eastAsia="Times New Roman" w:hAnsi="Calibri" w:cs="Calibri"/>
+                <w:color w:val="000000"/>
+              </w:rPr>
+              <w:t xml:space="preserve"> obstakel de goede kant op schiet</w:t>
             </w:r>
             <w:r>
               <w:rPr>
@@ -9508,7 +9150,7 @@
           </w:tcPr>
           <w:p>
             <w:pPr>
-              <w:pStyle w:val="ListParagraph"/>
+              <w:pStyle w:val="Lijstalinea"/>
               <w:numPr>
                 <w:ilvl w:val="0"/>
                 <w:numId w:val="31"/>
@@ -9524,12 +9166,28 @@
                 <w:rFonts w:ascii="Calibri" w:eastAsia="Times New Roman" w:hAnsi="Calibri" w:cs="Calibri"/>
                 <w:color w:val="000000"/>
               </w:rPr>
-              <w:t>Alle shotgun pellets schieten dezelfde kant op (met spread)</w:t>
-            </w:r>
-          </w:p>
-          <w:p>
-            <w:pPr>
-              <w:pStyle w:val="ListParagraph"/>
+              <w:t xml:space="preserve">Alle </w:t>
+            </w:r>
+            <w:proofErr w:type="spellStart"/>
+            <w:r>
+              <w:rPr>
+                <w:rFonts w:ascii="Calibri" w:eastAsia="Times New Roman" w:hAnsi="Calibri" w:cs="Calibri"/>
+                <w:color w:val="000000"/>
+              </w:rPr>
+              <w:t>shotgun</w:t>
+            </w:r>
+            <w:proofErr w:type="spellEnd"/>
+            <w:r>
+              <w:rPr>
+                <w:rFonts w:ascii="Calibri" w:eastAsia="Times New Roman" w:hAnsi="Calibri" w:cs="Calibri"/>
+                <w:color w:val="000000"/>
+              </w:rPr>
+              <w:t xml:space="preserve"> pellets schieten dezelfde kant op (met spread)</w:t>
+            </w:r>
+          </w:p>
+          <w:p>
+            <w:pPr>
+              <w:pStyle w:val="Lijstalinea"/>
               <w:spacing w:before="240" w:line="240" w:lineRule="auto"/>
               <w:rPr>
                 <w:rFonts w:ascii="Calibri" w:eastAsia="Times New Roman" w:hAnsi="Calibri" w:cs="Calibri"/>
@@ -9625,8 +9283,17 @@
                 <w:rFonts w:ascii="Calibri" w:eastAsia="Times New Roman" w:hAnsi="Calibri" w:cs="Calibri"/>
                 <w:color w:val="000000"/>
               </w:rPr>
-              <w:t>Jeroen Verboom</w:t>
-            </w:r>
+              <w:t xml:space="preserve">Jeroen </w:t>
+            </w:r>
+            <w:proofErr w:type="spellStart"/>
+            <w:r>
+              <w:rPr>
+                <w:rFonts w:ascii="Calibri" w:eastAsia="Times New Roman" w:hAnsi="Calibri" w:cs="Calibri"/>
+                <w:color w:val="000000"/>
+              </w:rPr>
+              <w:t>Verboom</w:t>
+            </w:r>
+            <w:proofErr w:type="spellEnd"/>
           </w:p>
         </w:tc>
       </w:tr>
@@ -9704,7 +9371,39 @@
                 <w:rFonts w:ascii="Calibri" w:eastAsia="Times New Roman" w:hAnsi="Calibri" w:cs="Calibri"/>
                 <w:color w:val="000000"/>
               </w:rPr>
-              <w:t>30. Shield powerup bug</w:t>
+              <w:t xml:space="preserve">30. </w:t>
+            </w:r>
+            <w:proofErr w:type="spellStart"/>
+            <w:r>
+              <w:rPr>
+                <w:rFonts w:ascii="Calibri" w:eastAsia="Times New Roman" w:hAnsi="Calibri" w:cs="Calibri"/>
+                <w:color w:val="000000"/>
+              </w:rPr>
+              <w:t>Shield</w:t>
+            </w:r>
+            <w:proofErr w:type="spellEnd"/>
+            <w:r>
+              <w:rPr>
+                <w:rFonts w:ascii="Calibri" w:eastAsia="Times New Roman" w:hAnsi="Calibri" w:cs="Calibri"/>
+                <w:color w:val="000000"/>
+              </w:rPr>
+              <w:t xml:space="preserve"> </w:t>
+            </w:r>
+            <w:proofErr w:type="spellStart"/>
+            <w:r>
+              <w:rPr>
+                <w:rFonts w:ascii="Calibri" w:eastAsia="Times New Roman" w:hAnsi="Calibri" w:cs="Calibri"/>
+                <w:color w:val="000000"/>
+              </w:rPr>
+              <w:t>powerup</w:t>
+            </w:r>
+            <w:proofErr w:type="spellEnd"/>
+            <w:r>
+              <w:rPr>
+                <w:rFonts w:ascii="Calibri" w:eastAsia="Times New Roman" w:hAnsi="Calibri" w:cs="Calibri"/>
+                <w:color w:val="000000"/>
+              </w:rPr>
+              <w:t xml:space="preserve"> bug</w:t>
             </w:r>
           </w:p>
         </w:tc>
@@ -9795,7 +9494,39 @@
                 <w:rFonts w:ascii="Calibri" w:eastAsia="Times New Roman" w:hAnsi="Calibri" w:cs="Calibri"/>
                 <w:color w:val="000000"/>
               </w:rPr>
-              <w:t>Als speler wil ik dat de shield powerup goed werkt zodat ik beschermt kan zijn tegen obstakels.</w:t>
+              <w:t xml:space="preserve">Als speler wil ik dat de </w:t>
+            </w:r>
+            <w:proofErr w:type="spellStart"/>
+            <w:r>
+              <w:rPr>
+                <w:rFonts w:ascii="Calibri" w:eastAsia="Times New Roman" w:hAnsi="Calibri" w:cs="Calibri"/>
+                <w:color w:val="000000"/>
+              </w:rPr>
+              <w:t>shield</w:t>
+            </w:r>
+            <w:proofErr w:type="spellEnd"/>
+            <w:r>
+              <w:rPr>
+                <w:rFonts w:ascii="Calibri" w:eastAsia="Times New Roman" w:hAnsi="Calibri" w:cs="Calibri"/>
+                <w:color w:val="000000"/>
+              </w:rPr>
+              <w:t xml:space="preserve"> </w:t>
+            </w:r>
+            <w:proofErr w:type="spellStart"/>
+            <w:r>
+              <w:rPr>
+                <w:rFonts w:ascii="Calibri" w:eastAsia="Times New Roman" w:hAnsi="Calibri" w:cs="Calibri"/>
+                <w:color w:val="000000"/>
+              </w:rPr>
+              <w:t>powerup</w:t>
+            </w:r>
+            <w:proofErr w:type="spellEnd"/>
+            <w:r>
+              <w:rPr>
+                <w:rFonts w:ascii="Calibri" w:eastAsia="Times New Roman" w:hAnsi="Calibri" w:cs="Calibri"/>
+                <w:color w:val="000000"/>
+              </w:rPr>
+              <w:t xml:space="preserve"> goed werkt zodat ik beschermt kan zijn tegen obstakels.</w:t>
             </w:r>
           </w:p>
         </w:tc>
@@ -9994,7 +9725,7 @@
           </w:tcPr>
           <w:p>
             <w:pPr>
-              <w:pStyle w:val="ListParagraph"/>
+              <w:pStyle w:val="Lijstalinea"/>
               <w:numPr>
                 <w:ilvl w:val="0"/>
                 <w:numId w:val="31"/>
@@ -10010,12 +9741,44 @@
                 <w:rFonts w:ascii="Calibri" w:eastAsia="Times New Roman" w:hAnsi="Calibri" w:cs="Calibri"/>
                 <w:color w:val="000000"/>
               </w:rPr>
-              <w:t>Speler kan niet damage nemen terwijl hij een shield heeft</w:t>
-            </w:r>
-          </w:p>
-          <w:p>
-            <w:pPr>
-              <w:pStyle w:val="ListParagraph"/>
+              <w:t xml:space="preserve">Speler kan niet </w:t>
+            </w:r>
+            <w:proofErr w:type="spellStart"/>
+            <w:r>
+              <w:rPr>
+                <w:rFonts w:ascii="Calibri" w:eastAsia="Times New Roman" w:hAnsi="Calibri" w:cs="Calibri"/>
+                <w:color w:val="000000"/>
+              </w:rPr>
+              <w:t>damage</w:t>
+            </w:r>
+            <w:proofErr w:type="spellEnd"/>
+            <w:r>
+              <w:rPr>
+                <w:rFonts w:ascii="Calibri" w:eastAsia="Times New Roman" w:hAnsi="Calibri" w:cs="Calibri"/>
+                <w:color w:val="000000"/>
+              </w:rPr>
+              <w:t xml:space="preserve"> nemen terwijl hij een </w:t>
+            </w:r>
+            <w:proofErr w:type="spellStart"/>
+            <w:r>
+              <w:rPr>
+                <w:rFonts w:ascii="Calibri" w:eastAsia="Times New Roman" w:hAnsi="Calibri" w:cs="Calibri"/>
+                <w:color w:val="000000"/>
+              </w:rPr>
+              <w:t>shield</w:t>
+            </w:r>
+            <w:proofErr w:type="spellEnd"/>
+            <w:r>
+              <w:rPr>
+                <w:rFonts w:ascii="Calibri" w:eastAsia="Times New Roman" w:hAnsi="Calibri" w:cs="Calibri"/>
+                <w:color w:val="000000"/>
+              </w:rPr>
+              <w:t xml:space="preserve"> heeft</w:t>
+            </w:r>
+          </w:p>
+          <w:p>
+            <w:pPr>
+              <w:pStyle w:val="Lijstalinea"/>
               <w:numPr>
                 <w:ilvl w:val="0"/>
                 <w:numId w:val="31"/>
@@ -10031,7 +9794,23 @@
                 <w:rFonts w:ascii="Calibri" w:eastAsia="Times New Roman" w:hAnsi="Calibri" w:cs="Calibri"/>
                 <w:color w:val="000000"/>
               </w:rPr>
-              <w:t>Speler krijgt I-frames wanneer zijn shield weggaat</w:t>
+              <w:t xml:space="preserve">Speler krijgt I-frames wanneer zijn </w:t>
+            </w:r>
+            <w:proofErr w:type="spellStart"/>
+            <w:r>
+              <w:rPr>
+                <w:rFonts w:ascii="Calibri" w:eastAsia="Times New Roman" w:hAnsi="Calibri" w:cs="Calibri"/>
+                <w:color w:val="000000"/>
+              </w:rPr>
+              <w:t>shield</w:t>
+            </w:r>
+            <w:proofErr w:type="spellEnd"/>
+            <w:r>
+              <w:rPr>
+                <w:rFonts w:ascii="Calibri" w:eastAsia="Times New Roman" w:hAnsi="Calibri" w:cs="Calibri"/>
+                <w:color w:val="000000"/>
+              </w:rPr>
+              <w:t xml:space="preserve"> weggaat</w:t>
             </w:r>
           </w:p>
         </w:tc>
@@ -10104,8 +9883,17 @@
                 <w:rFonts w:ascii="Calibri" w:eastAsia="Times New Roman" w:hAnsi="Calibri" w:cs="Calibri"/>
                 <w:color w:val="000000"/>
               </w:rPr>
-              <w:t>Jeroen Verboom</w:t>
-            </w:r>
+              <w:t xml:space="preserve">Jeroen </w:t>
+            </w:r>
+            <w:proofErr w:type="spellStart"/>
+            <w:r>
+              <w:rPr>
+                <w:rFonts w:ascii="Calibri" w:eastAsia="Times New Roman" w:hAnsi="Calibri" w:cs="Calibri"/>
+                <w:color w:val="000000"/>
+              </w:rPr>
+              <w:t>Verboom</w:t>
+            </w:r>
+            <w:proofErr w:type="spellEnd"/>
           </w:p>
         </w:tc>
       </w:tr>
@@ -10269,7 +10057,23 @@
                 <w:rFonts w:ascii="Calibri" w:eastAsia="Times New Roman" w:hAnsi="Calibri" w:cs="Calibri"/>
                 <w:color w:val="000000"/>
               </w:rPr>
-              <w:t>Als speler wil ik mijn health kunnen zien op het leaderboard zodat ik weet hoeveel damage ik nog kan nemen voordat mijn auto kapot is.</w:t>
+              <w:t xml:space="preserve">Als speler wil ik mijn health kunnen zien op het leaderboard zodat ik weet hoeveel </w:t>
+            </w:r>
+            <w:proofErr w:type="spellStart"/>
+            <w:r>
+              <w:rPr>
+                <w:rFonts w:ascii="Calibri" w:eastAsia="Times New Roman" w:hAnsi="Calibri" w:cs="Calibri"/>
+                <w:color w:val="000000"/>
+              </w:rPr>
+              <w:t>damage</w:t>
+            </w:r>
+            <w:proofErr w:type="spellEnd"/>
+            <w:r>
+              <w:rPr>
+                <w:rFonts w:ascii="Calibri" w:eastAsia="Times New Roman" w:hAnsi="Calibri" w:cs="Calibri"/>
+                <w:color w:val="000000"/>
+              </w:rPr>
+              <w:t xml:space="preserve"> ik nog kan nemen voordat mijn auto kapot is.</w:t>
             </w:r>
           </w:p>
         </w:tc>
@@ -10486,7 +10290,7 @@
           </w:tcPr>
           <w:p>
             <w:pPr>
-              <w:pStyle w:val="ListParagraph"/>
+              <w:pStyle w:val="Lijstalinea"/>
               <w:numPr>
                 <w:ilvl w:val="0"/>
                 <w:numId w:val="31"/>
@@ -10652,7 +10456,23 @@
                 <w:rFonts w:ascii="Calibri" w:eastAsia="Times New Roman" w:hAnsi="Calibri" w:cs="Calibri"/>
                 <w:color w:val="000000"/>
               </w:rPr>
-              <w:t>32. debuffs uitdelen volgens leaderboard</w:t>
+              <w:t xml:space="preserve">32. </w:t>
+            </w:r>
+            <w:proofErr w:type="spellStart"/>
+            <w:r>
+              <w:rPr>
+                <w:rFonts w:ascii="Calibri" w:eastAsia="Times New Roman" w:hAnsi="Calibri" w:cs="Calibri"/>
+                <w:color w:val="000000"/>
+              </w:rPr>
+              <w:t>debuffs</w:t>
+            </w:r>
+            <w:proofErr w:type="spellEnd"/>
+            <w:r>
+              <w:rPr>
+                <w:rFonts w:ascii="Calibri" w:eastAsia="Times New Roman" w:hAnsi="Calibri" w:cs="Calibri"/>
+                <w:color w:val="000000"/>
+              </w:rPr>
+              <w:t xml:space="preserve"> uitdelen volgens leaderboard</w:t>
             </w:r>
           </w:p>
         </w:tc>
@@ -10739,7 +10559,23 @@
                 <w:rFonts w:ascii="Calibri" w:eastAsia="Times New Roman" w:hAnsi="Calibri" w:cs="Calibri"/>
                 <w:color w:val="000000"/>
               </w:rPr>
-              <w:t>Als speler wil ik debuffs uitdelen aan de mensen die boven mij staan op het leaderboard zodat ik beter kan winnen tegen mijn medespelers.</w:t>
+              <w:t xml:space="preserve">Als speler wil ik </w:t>
+            </w:r>
+            <w:proofErr w:type="spellStart"/>
+            <w:r>
+              <w:rPr>
+                <w:rFonts w:ascii="Calibri" w:eastAsia="Times New Roman" w:hAnsi="Calibri" w:cs="Calibri"/>
+                <w:color w:val="000000"/>
+              </w:rPr>
+              <w:t>debuffs</w:t>
+            </w:r>
+            <w:proofErr w:type="spellEnd"/>
+            <w:r>
+              <w:rPr>
+                <w:rFonts w:ascii="Calibri" w:eastAsia="Times New Roman" w:hAnsi="Calibri" w:cs="Calibri"/>
+                <w:color w:val="000000"/>
+              </w:rPr>
+              <w:t xml:space="preserve"> uitdelen aan de mensen die boven mij staan op het leaderboard zodat ik beter kan winnen tegen mijn medespelers.</w:t>
             </w:r>
           </w:p>
         </w:tc>
@@ -10956,7 +10792,7 @@
           </w:tcPr>
           <w:p>
             <w:pPr>
-              <w:pStyle w:val="ListParagraph"/>
+              <w:pStyle w:val="Lijstalinea"/>
               <w:numPr>
                 <w:ilvl w:val="0"/>
                 <w:numId w:val="31"/>
@@ -10967,12 +10803,21 @@
                 <w:color w:val="000000"/>
               </w:rPr>
             </w:pPr>
-            <w:r>
-              <w:rPr>
-                <w:rFonts w:ascii="Calibri" w:eastAsia="Times New Roman" w:hAnsi="Calibri" w:cs="Calibri"/>
-                <w:color w:val="000000"/>
-              </w:rPr>
-              <w:t xml:space="preserve">Debuffs worden gegeven aan de spelers die hoger staan dan de spelers die onder de “winnende” spelers staan </w:t>
+            <w:proofErr w:type="spellStart"/>
+            <w:r>
+              <w:rPr>
+                <w:rFonts w:ascii="Calibri" w:eastAsia="Times New Roman" w:hAnsi="Calibri" w:cs="Calibri"/>
+                <w:color w:val="000000"/>
+              </w:rPr>
+              <w:t>Debuffs</w:t>
+            </w:r>
+            <w:proofErr w:type="spellEnd"/>
+            <w:r>
+              <w:rPr>
+                <w:rFonts w:ascii="Calibri" w:eastAsia="Times New Roman" w:hAnsi="Calibri" w:cs="Calibri"/>
+                <w:color w:val="000000"/>
+              </w:rPr>
+              <w:t xml:space="preserve"> worden gegeven aan de spelers die hoger staan dan de spelers die onder de “winnende” spelers staan </w:t>
             </w:r>
           </w:p>
         </w:tc>
@@ -11122,7 +10967,23 @@
                 <w:rFonts w:ascii="Calibri" w:eastAsia="Times New Roman" w:hAnsi="Calibri" w:cs="Calibri"/>
                 <w:color w:val="000000"/>
               </w:rPr>
-              <w:t xml:space="preserve">33. Turrets draaien </w:t>
+              <w:t xml:space="preserve">33. </w:t>
+            </w:r>
+            <w:proofErr w:type="spellStart"/>
+            <w:r>
+              <w:rPr>
+                <w:rFonts w:ascii="Calibri" w:eastAsia="Times New Roman" w:hAnsi="Calibri" w:cs="Calibri"/>
+                <w:color w:val="000000"/>
+              </w:rPr>
+              <w:t>Turrets</w:t>
+            </w:r>
+            <w:proofErr w:type="spellEnd"/>
+            <w:r>
+              <w:rPr>
+                <w:rFonts w:ascii="Calibri" w:eastAsia="Times New Roman" w:hAnsi="Calibri" w:cs="Calibri"/>
+                <w:color w:val="000000"/>
+              </w:rPr>
+              <w:t xml:space="preserve"> draaien </w:t>
             </w:r>
           </w:p>
         </w:tc>
@@ -11209,7 +11070,23 @@
                 <w:rFonts w:ascii="Calibri" w:eastAsia="Times New Roman" w:hAnsi="Calibri" w:cs="Calibri"/>
                 <w:color w:val="000000"/>
               </w:rPr>
-              <w:t>Als speler wil ik aan de hand van de rotatie van de turret kunnen zien waar die heen gaat schieten zodat ik weet waar hij naar kijkt.</w:t>
+              <w:t xml:space="preserve">Als speler wil ik aan de hand van de rotatie van de </w:t>
+            </w:r>
+            <w:proofErr w:type="spellStart"/>
+            <w:r>
+              <w:rPr>
+                <w:rFonts w:ascii="Calibri" w:eastAsia="Times New Roman" w:hAnsi="Calibri" w:cs="Calibri"/>
+                <w:color w:val="000000"/>
+              </w:rPr>
+              <w:t>turret</w:t>
+            </w:r>
+            <w:proofErr w:type="spellEnd"/>
+            <w:r>
+              <w:rPr>
+                <w:rFonts w:ascii="Calibri" w:eastAsia="Times New Roman" w:hAnsi="Calibri" w:cs="Calibri"/>
+                <w:color w:val="000000"/>
+              </w:rPr>
+              <w:t xml:space="preserve"> kunnen zien waar die heen gaat schieten zodat ik weet waar hij naar kijkt.</w:t>
             </w:r>
           </w:p>
         </w:tc>
@@ -11426,7 +11303,7 @@
           </w:tcPr>
           <w:p>
             <w:pPr>
-              <w:pStyle w:val="ListParagraph"/>
+              <w:pStyle w:val="Lijstalinea"/>
               <w:numPr>
                 <w:ilvl w:val="0"/>
                 <w:numId w:val="31"/>
@@ -11437,17 +11314,26 @@
                 <w:color w:val="000000"/>
               </w:rPr>
             </w:pPr>
-            <w:r>
-              <w:rPr>
-                <w:rFonts w:ascii="Calibri" w:eastAsia="Times New Roman" w:hAnsi="Calibri" w:cs="Calibri"/>
-                <w:color w:val="000000"/>
-              </w:rPr>
-              <w:t>Turrets draaien richting waar ze mikken</w:t>
-            </w:r>
-          </w:p>
-          <w:p>
-            <w:pPr>
-              <w:pStyle w:val="ListParagraph"/>
+            <w:proofErr w:type="spellStart"/>
+            <w:r>
+              <w:rPr>
+                <w:rFonts w:ascii="Calibri" w:eastAsia="Times New Roman" w:hAnsi="Calibri" w:cs="Calibri"/>
+                <w:color w:val="000000"/>
+              </w:rPr>
+              <w:t>Turrets</w:t>
+            </w:r>
+            <w:proofErr w:type="spellEnd"/>
+            <w:r>
+              <w:rPr>
+                <w:rFonts w:ascii="Calibri" w:eastAsia="Times New Roman" w:hAnsi="Calibri" w:cs="Calibri"/>
+                <w:color w:val="000000"/>
+              </w:rPr>
+              <w:t xml:space="preserve"> draaien richting waar ze mikken</w:t>
+            </w:r>
+          </w:p>
+          <w:p>
+            <w:pPr>
+              <w:pStyle w:val="Lijstalinea"/>
               <w:numPr>
                 <w:ilvl w:val="0"/>
                 <w:numId w:val="31"/>
@@ -11463,17 +11349,1545 @@
                 <w:rFonts w:ascii="Calibri" w:eastAsia="Times New Roman" w:hAnsi="Calibri" w:cs="Calibri"/>
                 <w:color w:val="000000"/>
               </w:rPr>
-              <w:t>Thom breekt niet github</w:t>
-            </w:r>
+              <w:t xml:space="preserve">Thom breekt niet </w:t>
+            </w:r>
+            <w:proofErr w:type="spellStart"/>
+            <w:r>
+              <w:rPr>
+                <w:rFonts w:ascii="Calibri" w:eastAsia="Times New Roman" w:hAnsi="Calibri" w:cs="Calibri"/>
+                <w:color w:val="000000"/>
+              </w:rPr>
+              <w:t>github</w:t>
+            </w:r>
+            <w:proofErr w:type="spellEnd"/>
+          </w:p>
+        </w:tc>
+      </w:tr>
+    </w:tbl>
+    <w:p/>
+    <w:p/>
+    <w:p>
+      <w:pPr>
+        <w:pStyle w:val="Kop1"/>
+        <w:jc w:val="left"/>
+      </w:pPr>
+      <w:bookmarkStart w:id="24" w:name="_Toc183594786"/>
+      <w:r>
+        <w:lastRenderedPageBreak/>
+        <w:t>Sprint 0</w:t>
+      </w:r>
+      <w:bookmarkEnd w:id="24"/>
+      <w:r>
+        <w:t>5</w:t>
+      </w:r>
+    </w:p>
+    <w:p>
+      <w:pPr>
+        <w:pStyle w:val="Kop2"/>
+        <w:rPr>
+          <w:i/>
+          <w:iCs/>
+        </w:rPr>
+      </w:pPr>
+      <w:bookmarkStart w:id="25" w:name="_Toc183594787"/>
+      <w:r>
+        <w:t>1. De realisatie (proces)</w:t>
+      </w:r>
+      <w:bookmarkEnd w:id="25"/>
+    </w:p>
+    <w:p>
+      <w:pPr>
+        <w:rPr>
+          <w:i/>
+          <w:iCs/>
+          <w:color w:val="000000" w:themeColor="text1"/>
+        </w:rPr>
+      </w:pPr>
+      <w:r>
+        <w:rPr>
+          <w:color w:val="000000" w:themeColor="text1"/>
+        </w:rPr>
+        <w:t xml:space="preserve">Het fixen van bugs en het opschonen van code ging verder allemaal goed. Alleen met het samenvoegen van branches en andere scripts kwamen we complicaties tegen, waardoor het eindproduct een belangrijke functie </w:t>
+      </w:r>
+      <w:r>
+        <w:rPr>
+          <w:color w:val="000000" w:themeColor="text1"/>
+        </w:rPr>
+        <w:t>miste en niet compleet was.</w:t>
+      </w:r>
+      <w:r>
+        <w:rPr>
+          <w:i/>
+          <w:iCs/>
+          <w:color w:val="000000" w:themeColor="text1"/>
+        </w:rPr>
+        <w:br/>
+      </w:r>
+    </w:p>
+    <w:p>
+      <w:pPr>
+        <w:pStyle w:val="Kop2"/>
+      </w:pPr>
+      <w:bookmarkStart w:id="26" w:name="_Toc183594788"/>
+      <w:r>
+        <w:t xml:space="preserve">2. De sprint </w:t>
+      </w:r>
+      <w:proofErr w:type="spellStart"/>
+      <w:r>
+        <w:t>backlog</w:t>
+      </w:r>
+      <w:proofErr w:type="spellEnd"/>
+      <w:r>
+        <w:t xml:space="preserve"> (planning), voeg een screenshot toe van </w:t>
+      </w:r>
+      <w:proofErr w:type="spellStart"/>
+      <w:r>
+        <w:t>Trello</w:t>
+      </w:r>
+      <w:bookmarkEnd w:id="26"/>
+      <w:proofErr w:type="spellEnd"/>
+    </w:p>
+    <w:p>
+      <w:r>
+        <w:drawing>
+          <wp:inline distT="0" distB="0" distL="0" distR="0" wp14:anchorId="79385FE9" wp14:editId="61391E60">
+            <wp:extent cx="3168503" cy="5173885"/>
+            <wp:effectExtent l="0" t="0" r="0" b="8255"/>
+            <wp:docPr id="1451373273" name="Afbeelding 1" descr="Afbeelding met sneeuw, schermopname, tekst, winter&#10;&#10;Door AI gegenereerde inhoud is mogelijk onjuist."/>
+            <wp:cNvGraphicFramePr>
+              <a:graphicFrameLocks xmlns:a="http://schemas.openxmlformats.org/drawingml/2006/main" noChangeAspect="1"/>
+            </wp:cNvGraphicFramePr>
+            <a:graphic xmlns:a="http://schemas.openxmlformats.org/drawingml/2006/main">
+              <a:graphicData uri="http://schemas.openxmlformats.org/drawingml/2006/picture">
+                <pic:pic xmlns:pic="http://schemas.openxmlformats.org/drawingml/2006/picture">
+                  <pic:nvPicPr>
+                    <pic:cNvPr id="1451373273" name="Afbeelding 1" descr="Afbeelding met sneeuw, schermopname, tekst, winter&#10;&#10;Door AI gegenereerde inhoud is mogelijk onjuist."/>
+                    <pic:cNvPicPr/>
+                  </pic:nvPicPr>
+                  <pic:blipFill>
+                    <a:blip r:embed="rId19">
+                      <a:extLst>
+                        <a:ext uri="{28A0092B-C50C-407E-A947-70E740481C1C}">
+                          <a14:useLocalDpi xmlns:a14="http://schemas.microsoft.com/office/drawing/2010/main" val="0"/>
+                        </a:ext>
+                      </a:extLst>
+                    </a:blip>
+                    <a:stretch>
+                      <a:fillRect/>
+                    </a:stretch>
+                  </pic:blipFill>
+                  <pic:spPr>
+                    <a:xfrm>
+                      <a:off x="0" y="0"/>
+                      <a:ext cx="3177065" cy="5187867"/>
+                    </a:xfrm>
+                    <a:prstGeom prst="rect">
+                      <a:avLst/>
+                    </a:prstGeom>
+                  </pic:spPr>
+                </pic:pic>
+              </a:graphicData>
+            </a:graphic>
+          </wp:inline>
+        </w:drawing>
+      </w:r>
+      <w:r>
+        <w:br/>
+      </w:r>
+    </w:p>
+    <w:p>
+      <w:pPr>
+        <w:pStyle w:val="Kop2"/>
+      </w:pPr>
+      <w:bookmarkStart w:id="27" w:name="_Toc183594789"/>
+      <w:r>
+        <w:t>3. Organiseren en uitvoeren van de test(en)</w:t>
+      </w:r>
+      <w:bookmarkEnd w:id="27"/>
+    </w:p>
+    <w:p>
+      <w:r>
+        <w:t>Voor het organiseren van de testen hadden we een bank meegenomen die we voor een scherm hadden gezet om mensen een leuke test omgeving te geven. Daarna hadden de mensen die zich hadden ingeschreven via de QR codes het spel getest. Uiteindelijk hadden we geen grote bugs gevonden tijdens het testen en hebben we veel nuttige feedback verzamelt.</w:t>
+      </w:r>
+      <w:r>
+        <w:br/>
+      </w:r>
+    </w:p>
+    <w:p>
+      <w:pPr>
+        <w:pStyle w:val="Kop2"/>
+      </w:pPr>
+      <w:bookmarkStart w:id="28" w:name="_Toc183594790"/>
+      <w:r>
+        <w:lastRenderedPageBreak/>
+        <w:t>4. Op basis van test resultaten (product)</w:t>
+      </w:r>
+      <w:bookmarkEnd w:id="28"/>
+    </w:p>
+    <w:p>
+      <w:r>
+        <w:t xml:space="preserve">De meeste spelers vonden dat er teveel obstakels kwamen </w:t>
+      </w:r>
+      <w:r>
+        <w:t xml:space="preserve">en dat </w:t>
+      </w:r>
+      <w:proofErr w:type="spellStart"/>
+      <w:r>
+        <w:t>powerups</w:t>
+      </w:r>
+      <w:proofErr w:type="spellEnd"/>
+      <w:r>
+        <w:t xml:space="preserve"> onduidelijk waren wanneer je die kreeg en wanneer je geraakt werd door een obstakel of door een </w:t>
+      </w:r>
+      <w:proofErr w:type="spellStart"/>
+      <w:r>
+        <w:t>powerup</w:t>
+      </w:r>
+      <w:proofErr w:type="spellEnd"/>
+      <w:r>
+        <w:t>.</w:t>
+      </w:r>
+      <w:r>
+        <w:br/>
+        <w:t xml:space="preserve">Daarnaast vonden de spelers de </w:t>
+      </w:r>
+      <w:proofErr w:type="spellStart"/>
+      <w:r>
+        <w:t>movement</w:t>
+      </w:r>
+      <w:proofErr w:type="spellEnd"/>
+      <w:r>
+        <w:t xml:space="preserve"> goed en de muziek was ook goed op thema met het spel.</w:t>
+      </w:r>
+      <w:r>
+        <w:br/>
+      </w:r>
+    </w:p>
+    <w:p>
+      <w:pPr>
+        <w:pStyle w:val="Kop2"/>
+      </w:pPr>
+      <w:bookmarkStart w:id="29" w:name="_Toc183594791"/>
+      <w:r>
+        <w:t>5. Reflectie op eigen functioneren (samenwerken)</w:t>
+      </w:r>
+      <w:bookmarkEnd w:id="29"/>
+    </w:p>
+    <w:p>
+      <w:r>
+        <w:rPr>
+          <w:b/>
+          <w:bCs/>
+        </w:rPr>
+        <w:t xml:space="preserve">Jorick: </w:t>
+      </w:r>
+      <w:r>
+        <w:t xml:space="preserve">“ het samenwerken ging wel goed deze sprint, ook bij het deel waar de systemen van </w:t>
+      </w:r>
+      <w:proofErr w:type="spellStart"/>
+      <w:r>
+        <w:t>gido</w:t>
+      </w:r>
+      <w:proofErr w:type="spellEnd"/>
+      <w:r>
+        <w:t xml:space="preserve"> en van mij niet goed samenwerken waren we goed bezig om het samen te proberen te regelen.”</w:t>
+      </w:r>
+    </w:p>
+    <w:p>
+      <w:r>
+        <w:rPr>
+          <w:b/>
+          <w:bCs/>
+        </w:rPr>
+        <w:t xml:space="preserve">Thom: </w:t>
+      </w:r>
+      <w:r>
+        <w:t>“</w:t>
+      </w:r>
+      <w:r>
+        <w:t xml:space="preserve">Het samenwerken ging aan het begin van de sprint wel goed, helaas ging de progressie iets langzamer door uitval van lessen en teamgenoten. Hierdoor konden we minder goed communiceren en hadden we minder bugs kunnen vinden. Toch hadden we bij het testen een prima </w:t>
+      </w:r>
+      <w:proofErr w:type="spellStart"/>
+      <w:r>
+        <w:t>build</w:t>
+      </w:r>
+      <w:proofErr w:type="spellEnd"/>
+      <w:r>
+        <w:t xml:space="preserve"> kunnen maken, desondanks dat we niet alle onderdelen er in hadden.</w:t>
+      </w:r>
+      <w:r>
+        <w:t>”</w:t>
+      </w:r>
+    </w:p>
+    <w:p>
+      <w:r>
+        <w:rPr>
+          <w:b/>
+          <w:bCs/>
+        </w:rPr>
+        <w:t xml:space="preserve">Gido: </w:t>
+      </w:r>
+      <w:r>
+        <w:t>“</w:t>
+      </w:r>
+      <w:r>
+        <w:t xml:space="preserve">de samenwerking ging wel goed deze sprint, ook bij het deel waar </w:t>
+      </w:r>
+      <w:proofErr w:type="spellStart"/>
+      <w:r>
+        <w:t>jorick</w:t>
+      </w:r>
+      <w:proofErr w:type="spellEnd"/>
+      <w:r>
+        <w:t xml:space="preserve"> en mijns systeem niet goed samenwerkte waren we samen bezig met het </w:t>
+      </w:r>
+      <w:r>
+        <w:t>oplossen</w:t>
+      </w:r>
+      <w:r>
+        <w:t xml:space="preserve"> voor dat we gingen testen, jammer genoeg was dit niet uit gekomen</w:t>
+      </w:r>
+      <w:r>
+        <w:t>.”</w:t>
+      </w:r>
+    </w:p>
+    <w:p>
+      <w:r>
+        <w:rPr>
+          <w:b/>
+          <w:bCs/>
+        </w:rPr>
+        <w:t>Jeroen:</w:t>
+      </w:r>
+      <w:r>
+        <w:t xml:space="preserve"> “ </w:t>
+      </w:r>
+      <w:r>
+        <w:t xml:space="preserve">De samenwerking was matig, Maar we deden toch ons best; Ik heb vooral bugs </w:t>
+      </w:r>
+      <w:proofErr w:type="spellStart"/>
+      <w:r>
+        <w:t>gefixt</w:t>
+      </w:r>
+      <w:proofErr w:type="spellEnd"/>
+      <w:r>
+        <w:t xml:space="preserve"> en kleine dingen toegevoegd, was grotendeels ook ziek;</w:t>
+      </w:r>
+      <w:r>
+        <w:t>”</w:t>
+      </w:r>
+    </w:p>
+    <w:p/>
+    <w:p>
+      <w:pPr>
+        <w:rPr>
+          <w:b/>
+          <w:bCs/>
+        </w:rPr>
+      </w:pPr>
+      <w:r>
+        <w:t xml:space="preserve"> </w:t>
+      </w:r>
+    </w:p>
+    <w:p>
+      <w:pPr>
+        <w:pStyle w:val="Kop2"/>
+      </w:pPr>
+      <w:bookmarkStart w:id="30" w:name="_Toc183594792"/>
+      <w:r>
+        <w:t xml:space="preserve">6. Nieuwe user </w:t>
+      </w:r>
+      <w:proofErr w:type="spellStart"/>
+      <w:r>
+        <w:t>stories</w:t>
+      </w:r>
+      <w:proofErr w:type="spellEnd"/>
+      <w:r>
+        <w:t xml:space="preserve"> op basis van het verbetervoorstel</w:t>
+      </w:r>
+      <w:bookmarkEnd w:id="30"/>
+      <w:r>
+        <w:t xml:space="preserve"> </w:t>
+      </w:r>
+    </w:p>
+    <w:tbl>
+      <w:tblPr>
+        <w:tblW w:w="9025" w:type="dxa"/>
+        <w:tblLook w:val="04A0" w:firstRow="1" w:lastRow="0" w:firstColumn="1" w:lastColumn="0" w:noHBand="0" w:noVBand="1"/>
+      </w:tblPr>
+      <w:tblGrid>
+        <w:gridCol w:w="1980"/>
+        <w:gridCol w:w="2551"/>
+        <w:gridCol w:w="1985"/>
+        <w:gridCol w:w="2509"/>
+      </w:tblGrid>
+      <w:tr>
+        <w:trPr>
+          <w:trHeight w:val="567"/>
+        </w:trPr>
+        <w:tc>
+          <w:tcPr>
+            <w:tcW w:w="1980" w:type="dxa"/>
+            <w:tcBorders>
+              <w:top w:val="single" w:sz="4" w:space="0" w:color="auto"/>
+              <w:left w:val="single" w:sz="4" w:space="0" w:color="auto"/>
+              <w:bottom w:val="single" w:sz="4" w:space="0" w:color="auto"/>
+              <w:right w:val="single" w:sz="4" w:space="0" w:color="auto"/>
+            </w:tcBorders>
+            <w:shd w:val="clear" w:color="auto" w:fill="BFBFBF" w:themeFill="background1" w:themeFillShade="BF"/>
+            <w:noWrap/>
+            <w:vAlign w:val="center"/>
+          </w:tcPr>
+          <w:p>
+            <w:pPr>
+              <w:spacing w:after="0" w:line="240" w:lineRule="auto"/>
+              <w:rPr>
+                <w:rFonts w:ascii="Calibri" w:eastAsia="Times New Roman" w:hAnsi="Calibri" w:cs="Calibri"/>
+                <w:b/>
+                <w:bCs/>
+                <w:color w:val="000000"/>
+              </w:rPr>
+            </w:pPr>
+            <w:r>
+              <w:rPr>
+                <w:rFonts w:ascii="Calibri" w:eastAsia="Times New Roman" w:hAnsi="Calibri" w:cs="Calibri"/>
+                <w:b/>
+                <w:bCs/>
+                <w:color w:val="000000"/>
+              </w:rPr>
+              <w:t>Naam student:</w:t>
+            </w:r>
+          </w:p>
+        </w:tc>
+        <w:tc>
+          <w:tcPr>
+            <w:tcW w:w="7045" w:type="dxa"/>
+            <w:gridSpan w:val="3"/>
+            <w:tcBorders>
+              <w:top w:val="single" w:sz="4" w:space="0" w:color="auto"/>
+              <w:left w:val="single" w:sz="4" w:space="0" w:color="auto"/>
+              <w:bottom w:val="single" w:sz="4" w:space="0" w:color="auto"/>
+              <w:right w:val="single" w:sz="4" w:space="0" w:color="auto"/>
+            </w:tcBorders>
+            <w:shd w:val="clear" w:color="auto" w:fill="auto"/>
+            <w:vAlign w:val="center"/>
+          </w:tcPr>
+          <w:p>
+            <w:pPr>
+              <w:spacing w:after="0" w:line="240" w:lineRule="auto"/>
+              <w:rPr>
+                <w:rFonts w:ascii="Calibri" w:eastAsia="Times New Roman" w:hAnsi="Calibri" w:cs="Calibri"/>
+                <w:color w:val="000000"/>
+              </w:rPr>
+            </w:pPr>
+            <w:r>
+              <w:rPr>
+                <w:rFonts w:ascii="Calibri" w:eastAsia="Times New Roman" w:hAnsi="Calibri" w:cs="Calibri"/>
+                <w:color w:val="000000"/>
+              </w:rPr>
+              <w:t>Jorick Wassink</w:t>
+            </w:r>
+          </w:p>
+        </w:tc>
+      </w:tr>
+      <w:tr>
+        <w:trPr>
+          <w:trHeight w:val="567"/>
+        </w:trPr>
+        <w:tc>
+          <w:tcPr>
+            <w:tcW w:w="1980" w:type="dxa"/>
+            <w:tcBorders>
+              <w:top w:val="single" w:sz="4" w:space="0" w:color="auto"/>
+              <w:left w:val="single" w:sz="4" w:space="0" w:color="auto"/>
+              <w:bottom w:val="single" w:sz="4" w:space="0" w:color="auto"/>
+              <w:right w:val="single" w:sz="4" w:space="0" w:color="auto"/>
+            </w:tcBorders>
+            <w:shd w:val="clear" w:color="auto" w:fill="BFBFBF" w:themeFill="background1" w:themeFillShade="BF"/>
+            <w:noWrap/>
+            <w:vAlign w:val="center"/>
+            <w:hideMark/>
+          </w:tcPr>
+          <w:p>
+            <w:pPr>
+              <w:spacing w:after="0" w:line="240" w:lineRule="auto"/>
+              <w:rPr>
+                <w:rFonts w:ascii="Calibri" w:eastAsia="Times New Roman" w:hAnsi="Calibri" w:cs="Calibri"/>
+                <w:color w:val="000000"/>
+              </w:rPr>
+            </w:pPr>
+            <w:r>
+              <w:rPr>
+                <w:rFonts w:ascii="Calibri" w:eastAsia="Times New Roman" w:hAnsi="Calibri" w:cs="Calibri"/>
+                <w:b/>
+                <w:bCs/>
+                <w:color w:val="000000"/>
+              </w:rPr>
+              <w:t>Nummer &amp; Titel</w:t>
+            </w:r>
+            <w:r>
+              <w:rPr>
+                <w:rFonts w:ascii="Calibri" w:eastAsia="Times New Roman" w:hAnsi="Calibri" w:cs="Calibri"/>
+                <w:color w:val="000000"/>
+              </w:rPr>
+              <w:t>:</w:t>
+            </w:r>
+          </w:p>
+        </w:tc>
+        <w:tc>
+          <w:tcPr>
+            <w:tcW w:w="7045" w:type="dxa"/>
+            <w:gridSpan w:val="3"/>
+            <w:tcBorders>
+              <w:top w:val="single" w:sz="4" w:space="0" w:color="auto"/>
+              <w:left w:val="single" w:sz="4" w:space="0" w:color="auto"/>
+              <w:bottom w:val="single" w:sz="4" w:space="0" w:color="auto"/>
+              <w:right w:val="single" w:sz="4" w:space="0" w:color="auto"/>
+            </w:tcBorders>
+            <w:shd w:val="clear" w:color="auto" w:fill="auto"/>
+            <w:vAlign w:val="center"/>
+          </w:tcPr>
+          <w:p>
+            <w:pPr>
+              <w:spacing w:after="0" w:line="240" w:lineRule="auto"/>
+              <w:rPr>
+                <w:rFonts w:ascii="Calibri" w:eastAsia="Times New Roman" w:hAnsi="Calibri" w:cs="Calibri"/>
+                <w:color w:val="000000"/>
+              </w:rPr>
+            </w:pPr>
+            <w:r>
+              <w:rPr>
+                <w:rFonts w:ascii="Calibri" w:eastAsia="Times New Roman" w:hAnsi="Calibri" w:cs="Calibri"/>
+                <w:color w:val="000000"/>
+              </w:rPr>
+              <w:t>34. teveel obstakels</w:t>
+            </w:r>
+          </w:p>
+        </w:tc>
+      </w:tr>
+      <w:tr>
+        <w:trPr>
+          <w:trHeight w:val="567"/>
+        </w:trPr>
+        <w:tc>
+          <w:tcPr>
+            <w:tcW w:w="9025" w:type="dxa"/>
+            <w:gridSpan w:val="4"/>
+            <w:tcBorders>
+              <w:top w:val="single" w:sz="4" w:space="0" w:color="auto"/>
+              <w:left w:val="single" w:sz="4" w:space="0" w:color="auto"/>
+              <w:bottom w:val="single" w:sz="4" w:space="0" w:color="auto"/>
+              <w:right w:val="single" w:sz="4" w:space="0" w:color="auto"/>
+            </w:tcBorders>
+            <w:shd w:val="clear" w:color="auto" w:fill="BFBFBF" w:themeFill="background1" w:themeFillShade="BF"/>
+            <w:noWrap/>
+            <w:vAlign w:val="center"/>
+            <w:hideMark/>
+          </w:tcPr>
+          <w:p>
+            <w:pPr>
+              <w:spacing w:after="0" w:line="240" w:lineRule="auto"/>
+              <w:rPr>
+                <w:rFonts w:ascii="Calibri" w:eastAsia="Times New Roman" w:hAnsi="Calibri" w:cs="Calibri"/>
+                <w:color w:val="000000"/>
+              </w:rPr>
+            </w:pPr>
+            <w:r>
+              <w:rPr>
+                <w:rFonts w:ascii="Calibri" w:eastAsia="Times New Roman" w:hAnsi="Calibri" w:cs="Calibri"/>
+                <w:b/>
+                <w:bCs/>
+                <w:color w:val="000000"/>
+              </w:rPr>
+              <w:t>Omschrijving</w:t>
+            </w:r>
+            <w:r>
+              <w:rPr>
+                <w:rFonts w:ascii="Calibri" w:eastAsia="Times New Roman" w:hAnsi="Calibri" w:cs="Calibri"/>
+                <w:color w:val="000000"/>
+              </w:rPr>
+              <w:t>:</w:t>
+            </w:r>
+          </w:p>
+        </w:tc>
+      </w:tr>
+      <w:tr>
+        <w:trPr>
+          <w:trHeight w:val="567"/>
+        </w:trPr>
+        <w:tc>
+          <w:tcPr>
+            <w:tcW w:w="9025" w:type="dxa"/>
+            <w:gridSpan w:val="4"/>
+            <w:tcBorders>
+              <w:top w:val="single" w:sz="4" w:space="0" w:color="auto"/>
+              <w:left w:val="single" w:sz="4" w:space="0" w:color="auto"/>
+              <w:bottom w:val="single" w:sz="4" w:space="0" w:color="auto"/>
+              <w:right w:val="single" w:sz="4" w:space="0" w:color="auto"/>
+            </w:tcBorders>
+            <w:shd w:val="clear" w:color="auto" w:fill="auto"/>
+            <w:noWrap/>
+            <w:vAlign w:val="center"/>
+            <w:hideMark/>
+          </w:tcPr>
+          <w:p>
+            <w:pPr>
+              <w:spacing w:after="0" w:line="240" w:lineRule="auto"/>
+              <w:rPr>
+                <w:rFonts w:ascii="Calibri" w:eastAsia="Times New Roman" w:hAnsi="Calibri" w:cs="Calibri"/>
+                <w:color w:val="000000"/>
+              </w:rPr>
+            </w:pPr>
+            <w:r>
+              <w:rPr>
+                <w:rFonts w:ascii="Calibri" w:eastAsia="Times New Roman" w:hAnsi="Calibri" w:cs="Calibri"/>
+                <w:color w:val="000000"/>
+              </w:rPr>
+              <w:t xml:space="preserve">Als </w:t>
+            </w:r>
+            <w:r>
+              <w:rPr>
+                <w:rFonts w:ascii="Calibri" w:eastAsia="Times New Roman" w:hAnsi="Calibri" w:cs="Calibri"/>
+                <w:color w:val="000000"/>
+              </w:rPr>
+              <w:t>speler</w:t>
+            </w:r>
+            <w:r>
+              <w:rPr>
+                <w:rFonts w:ascii="Calibri" w:eastAsia="Times New Roman" w:hAnsi="Calibri" w:cs="Calibri"/>
+                <w:color w:val="000000"/>
+              </w:rPr>
+              <w:t xml:space="preserve"> wil ik </w:t>
+            </w:r>
+            <w:r>
+              <w:rPr>
+                <w:rFonts w:ascii="Calibri" w:eastAsia="Times New Roman" w:hAnsi="Calibri" w:cs="Calibri"/>
+                <w:color w:val="000000"/>
+              </w:rPr>
+              <w:t>minder obstakels</w:t>
+            </w:r>
+            <w:r>
+              <w:rPr>
+                <w:rFonts w:ascii="Calibri" w:eastAsia="Times New Roman" w:hAnsi="Calibri" w:cs="Calibri"/>
+                <w:color w:val="000000"/>
+              </w:rPr>
+              <w:t xml:space="preserve"> zodat </w:t>
+            </w:r>
+            <w:r>
+              <w:rPr>
+                <w:rFonts w:ascii="Calibri" w:eastAsia="Times New Roman" w:hAnsi="Calibri" w:cs="Calibri"/>
+                <w:color w:val="000000"/>
+              </w:rPr>
+              <w:t xml:space="preserve">het overzichtelijker blijft voor de spelers en niet onmogelijk word om </w:t>
+            </w:r>
+            <w:proofErr w:type="spellStart"/>
+            <w:r>
+              <w:rPr>
+                <w:rFonts w:ascii="Calibri" w:eastAsia="Times New Roman" w:hAnsi="Calibri" w:cs="Calibri"/>
+                <w:color w:val="000000"/>
+              </w:rPr>
+              <w:t>laps</w:t>
+            </w:r>
+            <w:proofErr w:type="spellEnd"/>
+            <w:r>
+              <w:rPr>
+                <w:rFonts w:ascii="Calibri" w:eastAsia="Times New Roman" w:hAnsi="Calibri" w:cs="Calibri"/>
+                <w:color w:val="000000"/>
+              </w:rPr>
+              <w:t xml:space="preserve"> te rijden.</w:t>
+            </w:r>
+          </w:p>
+        </w:tc>
+      </w:tr>
+      <w:tr>
+        <w:trPr>
+          <w:trHeight w:val="567"/>
+        </w:trPr>
+        <w:tc>
+          <w:tcPr>
+            <w:tcW w:w="1980" w:type="dxa"/>
+            <w:tcBorders>
+              <w:top w:val="single" w:sz="4" w:space="0" w:color="auto"/>
+              <w:left w:val="single" w:sz="4" w:space="0" w:color="auto"/>
+              <w:bottom w:val="single" w:sz="4" w:space="0" w:color="auto"/>
+              <w:right w:val="single" w:sz="4" w:space="0" w:color="auto"/>
+            </w:tcBorders>
+            <w:shd w:val="clear" w:color="auto" w:fill="BFBFBF" w:themeFill="background1" w:themeFillShade="BF"/>
+            <w:noWrap/>
+            <w:vAlign w:val="center"/>
+            <w:hideMark/>
+          </w:tcPr>
+          <w:p>
+            <w:pPr>
+              <w:spacing w:after="0" w:line="240" w:lineRule="auto"/>
+              <w:rPr>
+                <w:rFonts w:ascii="Calibri" w:eastAsia="Times New Roman" w:hAnsi="Calibri" w:cs="Calibri"/>
+                <w:b/>
+                <w:bCs/>
+                <w:color w:val="000000"/>
+              </w:rPr>
+            </w:pPr>
+            <w:r>
+              <w:rPr>
+                <w:rFonts w:ascii="Calibri" w:eastAsia="Times New Roman" w:hAnsi="Calibri" w:cs="Calibri"/>
+                <w:b/>
+                <w:bCs/>
+                <w:color w:val="000000"/>
+              </w:rPr>
+              <w:t>Business Value:</w:t>
+            </w:r>
+          </w:p>
+        </w:tc>
+        <w:tc>
+          <w:tcPr>
+            <w:tcW w:w="2551" w:type="dxa"/>
+            <w:tcBorders>
+              <w:top w:val="nil"/>
+              <w:left w:val="nil"/>
+              <w:bottom w:val="single" w:sz="4" w:space="0" w:color="auto"/>
+              <w:right w:val="single" w:sz="4" w:space="0" w:color="auto"/>
+            </w:tcBorders>
+            <w:shd w:val="clear" w:color="auto" w:fill="auto"/>
+            <w:noWrap/>
+            <w:vAlign w:val="center"/>
+            <w:hideMark/>
+          </w:tcPr>
+          <w:p>
+            <w:pPr>
+              <w:spacing w:after="0" w:line="240" w:lineRule="auto"/>
+              <w:rPr>
+                <w:rFonts w:ascii="Calibri" w:eastAsia="Times New Roman" w:hAnsi="Calibri" w:cs="Calibri"/>
+                <w:color w:val="000000"/>
+              </w:rPr>
+            </w:pPr>
+            <w:r>
+              <w:rPr>
+                <w:rFonts w:ascii="Calibri" w:eastAsia="Times New Roman" w:hAnsi="Calibri" w:cs="Calibri"/>
+                <w:color w:val="000000"/>
+              </w:rPr>
+              <w:t>4</w:t>
+            </w:r>
+          </w:p>
+        </w:tc>
+        <w:tc>
+          <w:tcPr>
+            <w:tcW w:w="1985" w:type="dxa"/>
+            <w:tcBorders>
+              <w:top w:val="nil"/>
+              <w:left w:val="nil"/>
+              <w:bottom w:val="single" w:sz="4" w:space="0" w:color="auto"/>
+              <w:right w:val="single" w:sz="4" w:space="0" w:color="auto"/>
+            </w:tcBorders>
+            <w:shd w:val="clear" w:color="auto" w:fill="BFBFBF" w:themeFill="background1" w:themeFillShade="BF"/>
+            <w:noWrap/>
+            <w:vAlign w:val="center"/>
+            <w:hideMark/>
+          </w:tcPr>
+          <w:p>
+            <w:pPr>
+              <w:spacing w:after="0" w:line="240" w:lineRule="auto"/>
+              <w:rPr>
+                <w:rFonts w:ascii="Calibri" w:eastAsia="Times New Roman" w:hAnsi="Calibri" w:cs="Calibri"/>
+                <w:b/>
+                <w:bCs/>
+                <w:color w:val="000000"/>
+              </w:rPr>
+            </w:pPr>
+            <w:r>
+              <w:rPr>
+                <w:rFonts w:ascii="Calibri" w:eastAsia="Times New Roman" w:hAnsi="Calibri" w:cs="Calibri"/>
+                <w:b/>
+                <w:bCs/>
+                <w:color w:val="000000"/>
+              </w:rPr>
+              <w:t>Story Points:</w:t>
+            </w:r>
+          </w:p>
+        </w:tc>
+        <w:tc>
+          <w:tcPr>
+            <w:tcW w:w="2509" w:type="dxa"/>
+            <w:tcBorders>
+              <w:top w:val="nil"/>
+              <w:left w:val="nil"/>
+              <w:bottom w:val="single" w:sz="4" w:space="0" w:color="auto"/>
+              <w:right w:val="single" w:sz="4" w:space="0" w:color="auto"/>
+            </w:tcBorders>
+            <w:shd w:val="clear" w:color="auto" w:fill="auto"/>
+            <w:noWrap/>
+            <w:vAlign w:val="center"/>
+            <w:hideMark/>
+          </w:tcPr>
+          <w:p>
+            <w:pPr>
+              <w:spacing w:after="0" w:line="240" w:lineRule="auto"/>
+              <w:rPr>
+                <w:rFonts w:ascii="Calibri" w:eastAsia="Times New Roman" w:hAnsi="Calibri" w:cs="Calibri"/>
+                <w:color w:val="000000"/>
+              </w:rPr>
+            </w:pPr>
+            <w:r>
+              <w:rPr>
+                <w:rFonts w:ascii="Calibri" w:eastAsia="Times New Roman" w:hAnsi="Calibri" w:cs="Calibri"/>
+                <w:color w:val="000000"/>
+              </w:rPr>
+              <w:t>1</w:t>
+            </w:r>
+          </w:p>
+        </w:tc>
+      </w:tr>
+      <w:tr>
+        <w:trPr>
+          <w:trHeight w:val="567"/>
+        </w:trPr>
+        <w:tc>
+          <w:tcPr>
+            <w:tcW w:w="9025" w:type="dxa"/>
+            <w:gridSpan w:val="4"/>
+            <w:tcBorders>
+              <w:top w:val="single" w:sz="4" w:space="0" w:color="auto"/>
+              <w:left w:val="single" w:sz="4" w:space="0" w:color="auto"/>
+              <w:bottom w:val="single" w:sz="4" w:space="0" w:color="auto"/>
+              <w:right w:val="single" w:sz="4" w:space="0" w:color="auto"/>
+            </w:tcBorders>
+            <w:shd w:val="clear" w:color="auto" w:fill="BFBFBF" w:themeFill="background1" w:themeFillShade="BF"/>
+            <w:noWrap/>
+            <w:vAlign w:val="center"/>
+            <w:hideMark/>
+          </w:tcPr>
+          <w:p>
+            <w:pPr>
+              <w:spacing w:after="0" w:line="240" w:lineRule="auto"/>
+              <w:rPr>
+                <w:rFonts w:ascii="Calibri" w:eastAsia="Times New Roman" w:hAnsi="Calibri" w:cs="Calibri"/>
+                <w:color w:val="000000"/>
+              </w:rPr>
+            </w:pPr>
+            <w:r>
+              <w:rPr>
+                <w:rFonts w:ascii="Calibri" w:eastAsia="Times New Roman" w:hAnsi="Calibri" w:cs="Calibri"/>
+                <w:b/>
+                <w:bCs/>
+                <w:color w:val="000000"/>
+              </w:rPr>
+              <w:t>Acceptatiecriteria</w:t>
+            </w:r>
+            <w:r>
+              <w:rPr>
+                <w:rFonts w:ascii="Calibri" w:eastAsia="Times New Roman" w:hAnsi="Calibri" w:cs="Calibri"/>
+                <w:color w:val="000000"/>
+              </w:rPr>
+              <w:t>:</w:t>
+            </w:r>
+          </w:p>
+        </w:tc>
+      </w:tr>
+      <w:tr>
+        <w:trPr>
+          <w:trHeight w:val="567"/>
+        </w:trPr>
+        <w:tc>
+          <w:tcPr>
+            <w:tcW w:w="9025" w:type="dxa"/>
+            <w:gridSpan w:val="4"/>
+            <w:tcBorders>
+              <w:top w:val="single" w:sz="4" w:space="0" w:color="auto"/>
+              <w:left w:val="single" w:sz="4" w:space="0" w:color="auto"/>
+              <w:bottom w:val="single" w:sz="4" w:space="0" w:color="auto"/>
+              <w:right w:val="single" w:sz="4" w:space="0" w:color="auto"/>
+            </w:tcBorders>
+            <w:shd w:val="clear" w:color="auto" w:fill="auto"/>
+            <w:noWrap/>
+            <w:vAlign w:val="center"/>
+            <w:hideMark/>
+          </w:tcPr>
+          <w:p>
+            <w:pPr>
+              <w:pStyle w:val="Lijstalinea"/>
+              <w:numPr>
+                <w:ilvl w:val="0"/>
+                <w:numId w:val="31"/>
+              </w:numPr>
+              <w:spacing w:before="240" w:line="240" w:lineRule="auto"/>
+              <w:rPr>
+                <w:rFonts w:ascii="Calibri" w:eastAsia="Times New Roman" w:hAnsi="Calibri" w:cs="Calibri"/>
+                <w:color w:val="000000"/>
+              </w:rPr>
+            </w:pPr>
+            <w:r>
+              <w:rPr>
+                <w:rFonts w:ascii="Calibri" w:eastAsia="Times New Roman" w:hAnsi="Calibri" w:cs="Calibri"/>
+                <w:color w:val="000000"/>
+              </w:rPr>
+              <w:t xml:space="preserve">Er </w:t>
+            </w:r>
+            <w:proofErr w:type="spellStart"/>
+            <w:r>
+              <w:rPr>
+                <w:rFonts w:ascii="Calibri" w:eastAsia="Times New Roman" w:hAnsi="Calibri" w:cs="Calibri"/>
+                <w:color w:val="000000"/>
+              </w:rPr>
+              <w:t>spawnt</w:t>
+            </w:r>
+            <w:proofErr w:type="spellEnd"/>
+            <w:r>
+              <w:rPr>
+                <w:rFonts w:ascii="Calibri" w:eastAsia="Times New Roman" w:hAnsi="Calibri" w:cs="Calibri"/>
+                <w:color w:val="000000"/>
+              </w:rPr>
+              <w:t xml:space="preserve"> niet meer voor elke speler die een lap afmaakt een obstakel</w:t>
+            </w:r>
+          </w:p>
+          <w:p>
+            <w:pPr>
+              <w:pStyle w:val="Lijstalinea"/>
+              <w:spacing w:before="240" w:line="240" w:lineRule="auto"/>
+              <w:rPr>
+                <w:rFonts w:ascii="Calibri" w:eastAsia="Times New Roman" w:hAnsi="Calibri" w:cs="Calibri"/>
+                <w:color w:val="000000"/>
+              </w:rPr>
+            </w:pPr>
+          </w:p>
+        </w:tc>
+      </w:tr>
+    </w:tbl>
+    <w:p/>
+    <w:p/>
+    <w:p/>
+    <w:tbl>
+      <w:tblPr>
+        <w:tblW w:w="9025" w:type="dxa"/>
+        <w:tblLook w:val="04A0" w:firstRow="1" w:lastRow="0" w:firstColumn="1" w:lastColumn="0" w:noHBand="0" w:noVBand="1"/>
+      </w:tblPr>
+      <w:tblGrid>
+        <w:gridCol w:w="1980"/>
+        <w:gridCol w:w="2551"/>
+        <w:gridCol w:w="1985"/>
+        <w:gridCol w:w="2509"/>
+      </w:tblGrid>
+      <w:tr>
+        <w:trPr>
+          <w:trHeight w:val="567"/>
+        </w:trPr>
+        <w:tc>
+          <w:tcPr>
+            <w:tcW w:w="1980" w:type="dxa"/>
+            <w:tcBorders>
+              <w:top w:val="single" w:sz="4" w:space="0" w:color="auto"/>
+              <w:left w:val="single" w:sz="4" w:space="0" w:color="auto"/>
+              <w:bottom w:val="single" w:sz="4" w:space="0" w:color="auto"/>
+              <w:right w:val="single" w:sz="4" w:space="0" w:color="auto"/>
+            </w:tcBorders>
+            <w:shd w:val="clear" w:color="auto" w:fill="BFBFBF" w:themeFill="background1" w:themeFillShade="BF"/>
+            <w:noWrap/>
+            <w:vAlign w:val="center"/>
+          </w:tcPr>
+          <w:p>
+            <w:pPr>
+              <w:spacing w:after="0" w:line="240" w:lineRule="auto"/>
+              <w:rPr>
+                <w:rFonts w:ascii="Calibri" w:eastAsia="Times New Roman" w:hAnsi="Calibri" w:cs="Calibri"/>
+                <w:b/>
+                <w:bCs/>
+                <w:color w:val="000000"/>
+              </w:rPr>
+            </w:pPr>
+            <w:r>
+              <w:rPr>
+                <w:rFonts w:ascii="Calibri" w:eastAsia="Times New Roman" w:hAnsi="Calibri" w:cs="Calibri"/>
+                <w:b/>
+                <w:bCs/>
+                <w:color w:val="000000"/>
+              </w:rPr>
+              <w:lastRenderedPageBreak/>
+              <w:t>Naam student:</w:t>
+            </w:r>
+          </w:p>
+        </w:tc>
+        <w:tc>
+          <w:tcPr>
+            <w:tcW w:w="7045" w:type="dxa"/>
+            <w:gridSpan w:val="3"/>
+            <w:tcBorders>
+              <w:top w:val="single" w:sz="4" w:space="0" w:color="auto"/>
+              <w:left w:val="single" w:sz="4" w:space="0" w:color="auto"/>
+              <w:bottom w:val="single" w:sz="4" w:space="0" w:color="auto"/>
+              <w:right w:val="single" w:sz="4" w:space="0" w:color="auto"/>
+            </w:tcBorders>
+            <w:shd w:val="clear" w:color="auto" w:fill="auto"/>
+            <w:vAlign w:val="center"/>
+          </w:tcPr>
+          <w:p>
+            <w:pPr>
+              <w:spacing w:after="0" w:line="240" w:lineRule="auto"/>
+              <w:rPr>
+                <w:rFonts w:ascii="Calibri" w:eastAsia="Times New Roman" w:hAnsi="Calibri" w:cs="Calibri"/>
+                <w:color w:val="000000"/>
+              </w:rPr>
+            </w:pPr>
+            <w:r>
+              <w:rPr>
+                <w:rFonts w:ascii="Calibri" w:eastAsia="Times New Roman" w:hAnsi="Calibri" w:cs="Calibri"/>
+                <w:color w:val="000000"/>
+              </w:rPr>
+              <w:t xml:space="preserve">Jeroen </w:t>
+            </w:r>
+            <w:proofErr w:type="spellStart"/>
+            <w:r>
+              <w:rPr>
+                <w:rFonts w:ascii="Calibri" w:eastAsia="Times New Roman" w:hAnsi="Calibri" w:cs="Calibri"/>
+                <w:color w:val="000000"/>
+              </w:rPr>
+              <w:t>Verboom</w:t>
+            </w:r>
+            <w:proofErr w:type="spellEnd"/>
+          </w:p>
+        </w:tc>
+      </w:tr>
+      <w:tr>
+        <w:trPr>
+          <w:trHeight w:val="567"/>
+        </w:trPr>
+        <w:tc>
+          <w:tcPr>
+            <w:tcW w:w="1980" w:type="dxa"/>
+            <w:tcBorders>
+              <w:top w:val="single" w:sz="4" w:space="0" w:color="auto"/>
+              <w:left w:val="single" w:sz="4" w:space="0" w:color="auto"/>
+              <w:bottom w:val="single" w:sz="4" w:space="0" w:color="auto"/>
+              <w:right w:val="single" w:sz="4" w:space="0" w:color="auto"/>
+            </w:tcBorders>
+            <w:shd w:val="clear" w:color="auto" w:fill="BFBFBF" w:themeFill="background1" w:themeFillShade="BF"/>
+            <w:noWrap/>
+            <w:vAlign w:val="center"/>
+            <w:hideMark/>
+          </w:tcPr>
+          <w:p>
+            <w:pPr>
+              <w:spacing w:after="0" w:line="240" w:lineRule="auto"/>
+              <w:rPr>
+                <w:rFonts w:ascii="Calibri" w:eastAsia="Times New Roman" w:hAnsi="Calibri" w:cs="Calibri"/>
+                <w:color w:val="000000"/>
+              </w:rPr>
+            </w:pPr>
+            <w:r>
+              <w:rPr>
+                <w:rFonts w:ascii="Calibri" w:eastAsia="Times New Roman" w:hAnsi="Calibri" w:cs="Calibri"/>
+                <w:b/>
+                <w:bCs/>
+                <w:color w:val="000000"/>
+              </w:rPr>
+              <w:t>Nummer &amp; Titel</w:t>
+            </w:r>
+            <w:r>
+              <w:rPr>
+                <w:rFonts w:ascii="Calibri" w:eastAsia="Times New Roman" w:hAnsi="Calibri" w:cs="Calibri"/>
+                <w:color w:val="000000"/>
+              </w:rPr>
+              <w:t>:</w:t>
+            </w:r>
+          </w:p>
+        </w:tc>
+        <w:tc>
+          <w:tcPr>
+            <w:tcW w:w="7045" w:type="dxa"/>
+            <w:gridSpan w:val="3"/>
+            <w:tcBorders>
+              <w:top w:val="single" w:sz="4" w:space="0" w:color="auto"/>
+              <w:left w:val="single" w:sz="4" w:space="0" w:color="auto"/>
+              <w:bottom w:val="single" w:sz="4" w:space="0" w:color="auto"/>
+              <w:right w:val="single" w:sz="4" w:space="0" w:color="auto"/>
+            </w:tcBorders>
+            <w:shd w:val="clear" w:color="auto" w:fill="auto"/>
+            <w:vAlign w:val="center"/>
+          </w:tcPr>
+          <w:p>
+            <w:pPr>
+              <w:spacing w:after="0" w:line="240" w:lineRule="auto"/>
+              <w:rPr>
+                <w:rFonts w:ascii="Calibri" w:eastAsia="Times New Roman" w:hAnsi="Calibri" w:cs="Calibri"/>
+                <w:color w:val="000000"/>
+              </w:rPr>
+            </w:pPr>
+            <w:r>
+              <w:rPr>
+                <w:rFonts w:ascii="Calibri" w:eastAsia="Times New Roman" w:hAnsi="Calibri" w:cs="Calibri"/>
+                <w:color w:val="000000"/>
+              </w:rPr>
+              <w:t xml:space="preserve">35. </w:t>
+            </w:r>
+            <w:proofErr w:type="spellStart"/>
+            <w:r>
+              <w:rPr>
+                <w:rFonts w:ascii="Calibri" w:eastAsia="Times New Roman" w:hAnsi="Calibri" w:cs="Calibri"/>
+                <w:color w:val="000000"/>
+              </w:rPr>
+              <w:t>Powerups</w:t>
+            </w:r>
+            <w:proofErr w:type="spellEnd"/>
+            <w:r>
+              <w:rPr>
+                <w:rFonts w:ascii="Calibri" w:eastAsia="Times New Roman" w:hAnsi="Calibri" w:cs="Calibri"/>
+                <w:color w:val="000000"/>
+              </w:rPr>
+              <w:t xml:space="preserve"> </w:t>
+            </w:r>
+            <w:proofErr w:type="spellStart"/>
+            <w:r>
+              <w:rPr>
+                <w:rFonts w:ascii="Calibri" w:eastAsia="Times New Roman" w:hAnsi="Calibri" w:cs="Calibri"/>
+                <w:color w:val="000000"/>
+              </w:rPr>
+              <w:t>visual</w:t>
+            </w:r>
+            <w:proofErr w:type="spellEnd"/>
+          </w:p>
+        </w:tc>
+      </w:tr>
+      <w:tr>
+        <w:trPr>
+          <w:trHeight w:val="567"/>
+        </w:trPr>
+        <w:tc>
+          <w:tcPr>
+            <w:tcW w:w="9025" w:type="dxa"/>
+            <w:gridSpan w:val="4"/>
+            <w:tcBorders>
+              <w:top w:val="single" w:sz="4" w:space="0" w:color="auto"/>
+              <w:left w:val="single" w:sz="4" w:space="0" w:color="auto"/>
+              <w:bottom w:val="single" w:sz="4" w:space="0" w:color="auto"/>
+              <w:right w:val="single" w:sz="4" w:space="0" w:color="auto"/>
+            </w:tcBorders>
+            <w:shd w:val="clear" w:color="auto" w:fill="BFBFBF" w:themeFill="background1" w:themeFillShade="BF"/>
+            <w:noWrap/>
+            <w:vAlign w:val="center"/>
+            <w:hideMark/>
+          </w:tcPr>
+          <w:p>
+            <w:pPr>
+              <w:spacing w:after="0" w:line="240" w:lineRule="auto"/>
+              <w:rPr>
+                <w:rFonts w:ascii="Calibri" w:eastAsia="Times New Roman" w:hAnsi="Calibri" w:cs="Calibri"/>
+                <w:color w:val="000000"/>
+              </w:rPr>
+            </w:pPr>
+            <w:r>
+              <w:rPr>
+                <w:rFonts w:ascii="Calibri" w:eastAsia="Times New Roman" w:hAnsi="Calibri" w:cs="Calibri"/>
+                <w:b/>
+                <w:bCs/>
+                <w:color w:val="000000"/>
+              </w:rPr>
+              <w:t>Omschrijving</w:t>
+            </w:r>
+            <w:r>
+              <w:rPr>
+                <w:rFonts w:ascii="Calibri" w:eastAsia="Times New Roman" w:hAnsi="Calibri" w:cs="Calibri"/>
+                <w:color w:val="000000"/>
+              </w:rPr>
+              <w:t>:</w:t>
+            </w:r>
+          </w:p>
+        </w:tc>
+      </w:tr>
+      <w:tr>
+        <w:trPr>
+          <w:trHeight w:val="567"/>
+        </w:trPr>
+        <w:tc>
+          <w:tcPr>
+            <w:tcW w:w="9025" w:type="dxa"/>
+            <w:gridSpan w:val="4"/>
+            <w:tcBorders>
+              <w:top w:val="single" w:sz="4" w:space="0" w:color="auto"/>
+              <w:left w:val="single" w:sz="4" w:space="0" w:color="auto"/>
+              <w:bottom w:val="single" w:sz="4" w:space="0" w:color="auto"/>
+              <w:right w:val="single" w:sz="4" w:space="0" w:color="auto"/>
+            </w:tcBorders>
+            <w:shd w:val="clear" w:color="auto" w:fill="auto"/>
+            <w:noWrap/>
+            <w:vAlign w:val="center"/>
+            <w:hideMark/>
+          </w:tcPr>
+          <w:p>
+            <w:pPr>
+              <w:spacing w:after="0" w:line="240" w:lineRule="auto"/>
+              <w:rPr>
+                <w:rFonts w:ascii="Calibri" w:eastAsia="Times New Roman" w:hAnsi="Calibri" w:cs="Calibri"/>
+                <w:color w:val="000000"/>
+              </w:rPr>
+            </w:pPr>
+            <w:r>
+              <w:rPr>
+                <w:rFonts w:ascii="Calibri" w:eastAsia="Times New Roman" w:hAnsi="Calibri" w:cs="Calibri"/>
+                <w:color w:val="000000"/>
+              </w:rPr>
+              <w:t xml:space="preserve">Als </w:t>
+            </w:r>
+            <w:r>
+              <w:rPr>
+                <w:rFonts w:ascii="Calibri" w:eastAsia="Times New Roman" w:hAnsi="Calibri" w:cs="Calibri"/>
+                <w:color w:val="000000"/>
+              </w:rPr>
+              <w:t xml:space="preserve">speler </w:t>
+            </w:r>
+            <w:r>
+              <w:rPr>
+                <w:rFonts w:ascii="Calibri" w:eastAsia="Times New Roman" w:hAnsi="Calibri" w:cs="Calibri"/>
+                <w:color w:val="000000"/>
+              </w:rPr>
+              <w:t xml:space="preserve">wil ik </w:t>
+            </w:r>
+            <w:r>
+              <w:rPr>
+                <w:rFonts w:ascii="Calibri" w:eastAsia="Times New Roman" w:hAnsi="Calibri" w:cs="Calibri"/>
+                <w:color w:val="000000"/>
+              </w:rPr>
+              <w:t xml:space="preserve">meer </w:t>
+            </w:r>
+            <w:proofErr w:type="spellStart"/>
+            <w:r>
+              <w:rPr>
+                <w:rFonts w:ascii="Calibri" w:eastAsia="Times New Roman" w:hAnsi="Calibri" w:cs="Calibri"/>
+                <w:color w:val="000000"/>
+              </w:rPr>
+              <w:t>visual</w:t>
+            </w:r>
+            <w:proofErr w:type="spellEnd"/>
+            <w:r>
+              <w:rPr>
+                <w:rFonts w:ascii="Calibri" w:eastAsia="Times New Roman" w:hAnsi="Calibri" w:cs="Calibri"/>
+                <w:color w:val="000000"/>
+              </w:rPr>
+              <w:t xml:space="preserve"> cues wanneer ik een </w:t>
+            </w:r>
+            <w:proofErr w:type="spellStart"/>
+            <w:r>
+              <w:rPr>
+                <w:rFonts w:ascii="Calibri" w:eastAsia="Times New Roman" w:hAnsi="Calibri" w:cs="Calibri"/>
+                <w:color w:val="000000"/>
+              </w:rPr>
+              <w:t>powerup</w:t>
+            </w:r>
+            <w:proofErr w:type="spellEnd"/>
+            <w:r>
+              <w:rPr>
+                <w:rFonts w:ascii="Calibri" w:eastAsia="Times New Roman" w:hAnsi="Calibri" w:cs="Calibri"/>
+                <w:color w:val="000000"/>
+              </w:rPr>
+              <w:t xml:space="preserve"> pak</w:t>
+            </w:r>
+            <w:r>
+              <w:rPr>
+                <w:rFonts w:ascii="Calibri" w:eastAsia="Times New Roman" w:hAnsi="Calibri" w:cs="Calibri"/>
+                <w:color w:val="000000"/>
+              </w:rPr>
+              <w:t xml:space="preserve"> zodat </w:t>
+            </w:r>
+            <w:r>
+              <w:rPr>
+                <w:rFonts w:ascii="Calibri" w:eastAsia="Times New Roman" w:hAnsi="Calibri" w:cs="Calibri"/>
+                <w:color w:val="000000"/>
+              </w:rPr>
+              <w:t xml:space="preserve">ik goed weet wanneer ik een </w:t>
+            </w:r>
+            <w:proofErr w:type="spellStart"/>
+            <w:r>
+              <w:rPr>
+                <w:rFonts w:ascii="Calibri" w:eastAsia="Times New Roman" w:hAnsi="Calibri" w:cs="Calibri"/>
+                <w:color w:val="000000"/>
+              </w:rPr>
+              <w:t>powerup</w:t>
+            </w:r>
+            <w:proofErr w:type="spellEnd"/>
+            <w:r>
+              <w:rPr>
+                <w:rFonts w:ascii="Calibri" w:eastAsia="Times New Roman" w:hAnsi="Calibri" w:cs="Calibri"/>
+                <w:color w:val="000000"/>
+              </w:rPr>
+              <w:t xml:space="preserve"> pak.</w:t>
+            </w:r>
+          </w:p>
+        </w:tc>
+      </w:tr>
+      <w:tr>
+        <w:trPr>
+          <w:trHeight w:val="567"/>
+        </w:trPr>
+        <w:tc>
+          <w:tcPr>
+            <w:tcW w:w="1980" w:type="dxa"/>
+            <w:tcBorders>
+              <w:top w:val="single" w:sz="4" w:space="0" w:color="auto"/>
+              <w:left w:val="single" w:sz="4" w:space="0" w:color="auto"/>
+              <w:bottom w:val="single" w:sz="4" w:space="0" w:color="auto"/>
+              <w:right w:val="single" w:sz="4" w:space="0" w:color="auto"/>
+            </w:tcBorders>
+            <w:shd w:val="clear" w:color="auto" w:fill="BFBFBF" w:themeFill="background1" w:themeFillShade="BF"/>
+            <w:noWrap/>
+            <w:vAlign w:val="center"/>
+            <w:hideMark/>
+          </w:tcPr>
+          <w:p>
+            <w:pPr>
+              <w:spacing w:after="0" w:line="240" w:lineRule="auto"/>
+              <w:rPr>
+                <w:rFonts w:ascii="Calibri" w:eastAsia="Times New Roman" w:hAnsi="Calibri" w:cs="Calibri"/>
+                <w:b/>
+                <w:bCs/>
+                <w:color w:val="000000"/>
+              </w:rPr>
+            </w:pPr>
+            <w:r>
+              <w:rPr>
+                <w:rFonts w:ascii="Calibri" w:eastAsia="Times New Roman" w:hAnsi="Calibri" w:cs="Calibri"/>
+                <w:b/>
+                <w:bCs/>
+                <w:color w:val="000000"/>
+              </w:rPr>
+              <w:t>Business Value:</w:t>
+            </w:r>
+          </w:p>
+        </w:tc>
+        <w:tc>
+          <w:tcPr>
+            <w:tcW w:w="2551" w:type="dxa"/>
+            <w:tcBorders>
+              <w:top w:val="nil"/>
+              <w:left w:val="nil"/>
+              <w:bottom w:val="single" w:sz="4" w:space="0" w:color="auto"/>
+              <w:right w:val="single" w:sz="4" w:space="0" w:color="auto"/>
+            </w:tcBorders>
+            <w:shd w:val="clear" w:color="auto" w:fill="auto"/>
+            <w:noWrap/>
+            <w:vAlign w:val="center"/>
+            <w:hideMark/>
+          </w:tcPr>
+          <w:p>
+            <w:pPr>
+              <w:spacing w:after="0" w:line="240" w:lineRule="auto"/>
+              <w:rPr>
+                <w:rFonts w:ascii="Calibri" w:eastAsia="Times New Roman" w:hAnsi="Calibri" w:cs="Calibri"/>
+                <w:color w:val="000000"/>
+              </w:rPr>
+            </w:pPr>
+            <w:r>
+              <w:rPr>
+                <w:rFonts w:ascii="Calibri" w:eastAsia="Times New Roman" w:hAnsi="Calibri" w:cs="Calibri"/>
+                <w:color w:val="000000"/>
+              </w:rPr>
+              <w:t>4</w:t>
+            </w:r>
+          </w:p>
+        </w:tc>
+        <w:tc>
+          <w:tcPr>
+            <w:tcW w:w="1985" w:type="dxa"/>
+            <w:tcBorders>
+              <w:top w:val="nil"/>
+              <w:left w:val="nil"/>
+              <w:bottom w:val="single" w:sz="4" w:space="0" w:color="auto"/>
+              <w:right w:val="single" w:sz="4" w:space="0" w:color="auto"/>
+            </w:tcBorders>
+            <w:shd w:val="clear" w:color="auto" w:fill="BFBFBF" w:themeFill="background1" w:themeFillShade="BF"/>
+            <w:noWrap/>
+            <w:vAlign w:val="center"/>
+            <w:hideMark/>
+          </w:tcPr>
+          <w:p>
+            <w:pPr>
+              <w:spacing w:after="0" w:line="240" w:lineRule="auto"/>
+              <w:rPr>
+                <w:rFonts w:ascii="Calibri" w:eastAsia="Times New Roman" w:hAnsi="Calibri" w:cs="Calibri"/>
+                <w:b/>
+                <w:bCs/>
+                <w:color w:val="000000"/>
+              </w:rPr>
+            </w:pPr>
+            <w:r>
+              <w:rPr>
+                <w:rFonts w:ascii="Calibri" w:eastAsia="Times New Roman" w:hAnsi="Calibri" w:cs="Calibri"/>
+                <w:b/>
+                <w:bCs/>
+                <w:color w:val="000000"/>
+              </w:rPr>
+              <w:t>Story Points:</w:t>
+            </w:r>
+          </w:p>
+        </w:tc>
+        <w:tc>
+          <w:tcPr>
+            <w:tcW w:w="2509" w:type="dxa"/>
+            <w:tcBorders>
+              <w:top w:val="nil"/>
+              <w:left w:val="nil"/>
+              <w:bottom w:val="single" w:sz="4" w:space="0" w:color="auto"/>
+              <w:right w:val="single" w:sz="4" w:space="0" w:color="auto"/>
+            </w:tcBorders>
+            <w:shd w:val="clear" w:color="auto" w:fill="auto"/>
+            <w:noWrap/>
+            <w:vAlign w:val="center"/>
+            <w:hideMark/>
+          </w:tcPr>
+          <w:p>
+            <w:pPr>
+              <w:spacing w:after="0" w:line="240" w:lineRule="auto"/>
+              <w:rPr>
+                <w:rFonts w:ascii="Calibri" w:eastAsia="Times New Roman" w:hAnsi="Calibri" w:cs="Calibri"/>
+                <w:color w:val="000000"/>
+              </w:rPr>
+            </w:pPr>
+            <w:r>
+              <w:rPr>
+                <w:rFonts w:ascii="Calibri" w:eastAsia="Times New Roman" w:hAnsi="Calibri" w:cs="Calibri"/>
+                <w:color w:val="000000"/>
+              </w:rPr>
+              <w:t>5</w:t>
+            </w:r>
+          </w:p>
+        </w:tc>
+      </w:tr>
+      <w:tr>
+        <w:trPr>
+          <w:trHeight w:val="567"/>
+        </w:trPr>
+        <w:tc>
+          <w:tcPr>
+            <w:tcW w:w="9025" w:type="dxa"/>
+            <w:gridSpan w:val="4"/>
+            <w:tcBorders>
+              <w:top w:val="single" w:sz="4" w:space="0" w:color="auto"/>
+              <w:left w:val="single" w:sz="4" w:space="0" w:color="auto"/>
+              <w:bottom w:val="single" w:sz="4" w:space="0" w:color="auto"/>
+              <w:right w:val="single" w:sz="4" w:space="0" w:color="auto"/>
+            </w:tcBorders>
+            <w:shd w:val="clear" w:color="auto" w:fill="BFBFBF" w:themeFill="background1" w:themeFillShade="BF"/>
+            <w:noWrap/>
+            <w:vAlign w:val="center"/>
+            <w:hideMark/>
+          </w:tcPr>
+          <w:p>
+            <w:pPr>
+              <w:spacing w:after="0" w:line="240" w:lineRule="auto"/>
+              <w:rPr>
+                <w:rFonts w:ascii="Calibri" w:eastAsia="Times New Roman" w:hAnsi="Calibri" w:cs="Calibri"/>
+                <w:color w:val="000000"/>
+              </w:rPr>
+            </w:pPr>
+            <w:r>
+              <w:rPr>
+                <w:rFonts w:ascii="Calibri" w:eastAsia="Times New Roman" w:hAnsi="Calibri" w:cs="Calibri"/>
+                <w:b/>
+                <w:bCs/>
+                <w:color w:val="000000"/>
+              </w:rPr>
+              <w:t>Acceptatiecriteria</w:t>
+            </w:r>
+            <w:r>
+              <w:rPr>
+                <w:rFonts w:ascii="Calibri" w:eastAsia="Times New Roman" w:hAnsi="Calibri" w:cs="Calibri"/>
+                <w:color w:val="000000"/>
+              </w:rPr>
+              <w:t>:</w:t>
+            </w:r>
+          </w:p>
+        </w:tc>
+      </w:tr>
+      <w:tr>
+        <w:trPr>
+          <w:trHeight w:val="567"/>
+        </w:trPr>
+        <w:tc>
+          <w:tcPr>
+            <w:tcW w:w="9025" w:type="dxa"/>
+            <w:gridSpan w:val="4"/>
+            <w:tcBorders>
+              <w:top w:val="single" w:sz="4" w:space="0" w:color="auto"/>
+              <w:left w:val="single" w:sz="4" w:space="0" w:color="auto"/>
+              <w:bottom w:val="single" w:sz="4" w:space="0" w:color="auto"/>
+              <w:right w:val="single" w:sz="4" w:space="0" w:color="auto"/>
+            </w:tcBorders>
+            <w:shd w:val="clear" w:color="auto" w:fill="auto"/>
+            <w:noWrap/>
+            <w:vAlign w:val="center"/>
+            <w:hideMark/>
+          </w:tcPr>
+          <w:p>
+            <w:pPr>
+              <w:pStyle w:val="Lijstalinea"/>
+              <w:numPr>
+                <w:ilvl w:val="0"/>
+                <w:numId w:val="31"/>
+              </w:numPr>
+              <w:spacing w:before="240" w:line="240" w:lineRule="auto"/>
+              <w:rPr>
+                <w:rFonts w:ascii="Calibri" w:eastAsia="Times New Roman" w:hAnsi="Calibri" w:cs="Calibri"/>
+                <w:color w:val="000000"/>
+              </w:rPr>
+            </w:pPr>
+            <w:r>
+              <w:rPr>
+                <w:rFonts w:ascii="Calibri" w:eastAsia="Times New Roman" w:hAnsi="Calibri" w:cs="Calibri"/>
+                <w:color w:val="000000"/>
+              </w:rPr>
+              <w:t xml:space="preserve">De item box </w:t>
+            </w:r>
+            <w:proofErr w:type="spellStart"/>
+            <w:r>
+              <w:rPr>
+                <w:rFonts w:ascii="Calibri" w:eastAsia="Times New Roman" w:hAnsi="Calibri" w:cs="Calibri"/>
+                <w:color w:val="000000"/>
+              </w:rPr>
+              <w:t>spawnt</w:t>
+            </w:r>
+            <w:proofErr w:type="spellEnd"/>
+            <w:r>
+              <w:rPr>
+                <w:rFonts w:ascii="Calibri" w:eastAsia="Times New Roman" w:hAnsi="Calibri" w:cs="Calibri"/>
+                <w:color w:val="000000"/>
+              </w:rPr>
+              <w:t xml:space="preserve"> op random plekken op de track</w:t>
+            </w:r>
+          </w:p>
+          <w:p>
+            <w:pPr>
+              <w:pStyle w:val="Lijstalinea"/>
+              <w:numPr>
+                <w:ilvl w:val="0"/>
+                <w:numId w:val="31"/>
+              </w:numPr>
+              <w:spacing w:before="240" w:line="240" w:lineRule="auto"/>
+              <w:rPr>
+                <w:rFonts w:ascii="Calibri" w:eastAsia="Times New Roman" w:hAnsi="Calibri" w:cs="Calibri"/>
+                <w:color w:val="000000"/>
+              </w:rPr>
+            </w:pPr>
+            <w:r>
+              <w:rPr>
+                <w:rFonts w:ascii="Calibri" w:eastAsia="Times New Roman" w:hAnsi="Calibri" w:cs="Calibri"/>
+                <w:color w:val="000000"/>
+              </w:rPr>
+              <w:t>De item box gaat weg zodra een speler hem oppakt</w:t>
+            </w:r>
+          </w:p>
+          <w:p>
+            <w:pPr>
+              <w:pStyle w:val="Lijstalinea"/>
+              <w:spacing w:before="240" w:line="240" w:lineRule="auto"/>
+              <w:rPr>
+                <w:rFonts w:ascii="Calibri" w:eastAsia="Times New Roman" w:hAnsi="Calibri" w:cs="Calibri"/>
+                <w:color w:val="000000"/>
+              </w:rPr>
+            </w:pPr>
           </w:p>
         </w:tc>
       </w:tr>
     </w:tbl>
     <w:p/>
     <w:sectPr>
-      <w:footerReference w:type="default" r:id="rId19"/>
-      <w:headerReference w:type="first" r:id="rId20"/>
-      <w:footerReference w:type="first" r:id="rId21"/>
+      <w:footerReference w:type="default" r:id="rId20"/>
+      <w:headerReference w:type="first" r:id="rId21"/>
+      <w:footerReference w:type="first" r:id="rId22"/>
       <w:pgSz w:w="11906" w:h="16838"/>
       <w:pgMar w:top="1417" w:right="1417" w:bottom="1417" w:left="1417" w:header="708" w:footer="708" w:gutter="0"/>
       <w:cols w:space="708"/>
@@ -11623,7 +13037,27 @@
         <w:szCs w:val="16"/>
         <w:lang w:val="en-US"/>
       </w:rPr>
-      <w:t xml:space="preserve">             Sjabloon </w:t>
+      <w:t xml:space="preserve">             </w:t>
+    </w:r>
+    <w:proofErr w:type="spellStart"/>
+    <w:r>
+      <w:rPr>
+        <w:color w:val="000000"/>
+        <w:sz w:val="16"/>
+        <w:szCs w:val="16"/>
+        <w:lang w:val="en-US"/>
+      </w:rPr>
+      <w:t>Sjabloon</w:t>
+    </w:r>
+    <w:proofErr w:type="spellEnd"/>
+    <w:r>
+      <w:rPr>
+        <w:color w:val="000000"/>
+        <w:sz w:val="16"/>
+        <w:szCs w:val="16"/>
+        <w:lang w:val="en-US"/>
+      </w:rPr>
+      <w:t xml:space="preserve"> </w:t>
     </w:r>
     <w:r>
       <w:rPr>
@@ -11650,8 +13084,19 @@
         <w:szCs w:val="16"/>
         <w:lang w:val="en-US"/>
       </w:rPr>
-      <w:t xml:space="preserve"> Verbetervoorstel</w:t>
+      <w:t xml:space="preserve"> </w:t>
     </w:r>
+    <w:proofErr w:type="spellStart"/>
+    <w:r>
+      <w:rPr>
+        <w:color w:val="000000"/>
+        <w:sz w:val="16"/>
+        <w:szCs w:val="16"/>
+        <w:lang w:val="en-US"/>
+      </w:rPr>
+      <w:t>Verbetervoorstel</w:t>
+    </w:r>
+    <w:proofErr w:type="spellEnd"/>
     <w:r>
       <w:rPr>
         <w:color w:val="000000"/>
@@ -11828,7 +13273,7 @@
 <w:hdr xmlns:wpc="http://schemas.microsoft.com/office/word/2010/wordprocessingCanvas" xmlns:cx="http://schemas.microsoft.com/office/drawing/2014/chartex" xmlns:cx1="http://schemas.microsoft.com/office/drawing/2015/9/8/chartex" xmlns:cx2="http://schemas.microsoft.com/office/drawing/2015/10/21/chartex" xmlns:cx3="http://schemas.microsoft.com/office/drawing/2016/5/9/chartex" xmlns:cx4="http://schemas.microsoft.com/office/drawing/2016/5/10/chartex" xmlns:cx5="http://schemas.microsoft.com/office/drawing/2016/5/11/chartex" xmlns:cx6="http://schemas.microsoft.com/office/drawing/2016/5/12/chartex" xmlns:cx7="http://schemas.microsoft.com/office/drawing/2016/5/13/chartex" xmlns:cx8="http://schemas.microsoft.com/office/drawing/2016/5/14/chartex" xmlns:mc="http://schemas.openxmlformats.org/markup-compatibility/2006" xmlns:aink="http://schemas.microsoft.com/office/drawing/2016/ink" xmlns:am3d="http://schemas.microsoft.com/office/drawing/2017/model3d" xmlns:o="urn:schemas-microsoft-com:office:office" xmlns:oel="http://schemas.microsoft.com/office/2019/extlst" xmlns:r="http://schemas.openxmlformats.org/officeDocument/2006/relationships" xmlns:m="http://schemas.openxmlformats.org/officeDocument/2006/math" xmlns:v="urn:schemas-microsoft-com:vml" xmlns:wp14="http://schemas.microsoft.com/office/word/2010/wordprocessingDrawing" xmlns:wp="http://schemas.openxmlformats.org/drawingml/2006/wordprocessingDrawing" xmlns:w10="urn:schemas-microsoft-com:office:word" xmlns:w="http://schemas.openxmlformats.org/wordprocessingml/2006/main" xmlns:w14="http://schemas.microsoft.com/office/word/2010/wordml" xmlns:w15="http://schemas.microsoft.com/office/word/2012/wordml" xmlns:w16cex="http://schemas.microsoft.com/office/word/2018/wordml/cex" xmlns:w16cid="http://schemas.microsoft.com/office/word/2016/wordml/cid" xmlns:w16="http://schemas.microsoft.com/office/word/2018/wordml" xmlns:w16du="http://schemas.microsoft.com/office/word/2023/wordml/word16du" xmlns:w16sdtdh="http://schemas.microsoft.com/office/word/2020/wordml/sdtdatahash" xmlns:w16sdtfl="http://schemas.microsoft.com/office/word/2024/wordml/sdtformatlock" xmlns:w16se="http://schemas.microsoft.com/office/word/2015/wordml/symex" xmlns:wpg="http://schemas.microsoft.com/office/word/2010/wordprocessingGroup" xmlns:wpi="http://schemas.microsoft.com/office/word/2010/wordprocessingInk" xmlns:wne="http://schemas.microsoft.com/office/word/2006/wordml" xmlns:wps="http://schemas.microsoft.com/office/word/2010/wordprocessingShape" mc:Ignorable="w14 w15 w16se w16cid w16 w16cex w16sdtdh w16sdtfl w16du wp14">
   <w:p>
     <w:pPr>
-      <w:pStyle w:val="Header"/>
+      <w:pStyle w:val="Koptekst"/>
       <w:jc w:val="center"/>
     </w:pPr>
     <w:r>
@@ -11887,7 +13332,7 @@
   </w:p>
   <w:p>
     <w:pPr>
-      <w:pStyle w:val="Header"/>
+      <w:pStyle w:val="Koptekst"/>
     </w:pPr>
   </w:p>
 </w:hdr>
@@ -13843,6 +15288,119 @@
     </w:lvl>
   </w:abstractNum>
   <w:abstractNum w:abstractNumId="20" w15:restartNumberingAfterBreak="0">
+    <w:nsid w:val="59804C73"/>
+    <w:multiLevelType w:val="multilevel"/>
+    <w:tmpl w:val="19344692"/>
+    <w:lvl w:ilvl="0">
+      <w:start w:val="1"/>
+      <w:numFmt w:val="decimal"/>
+      <w:lvlText w:val="%1."/>
+      <w:lvlJc w:val="left"/>
+      <w:pPr>
+        <w:tabs>
+          <w:tab w:val="num" w:pos="720"/>
+        </w:tabs>
+        <w:ind w:left="720" w:hanging="360"/>
+      </w:pPr>
+    </w:lvl>
+    <w:lvl w:ilvl="1" w:tentative="1">
+      <w:start w:val="1"/>
+      <w:numFmt w:val="decimal"/>
+      <w:lvlText w:val="%2."/>
+      <w:lvlJc w:val="left"/>
+      <w:pPr>
+        <w:tabs>
+          <w:tab w:val="num" w:pos="1440"/>
+        </w:tabs>
+        <w:ind w:left="1440" w:hanging="360"/>
+      </w:pPr>
+    </w:lvl>
+    <w:lvl w:ilvl="2" w:tentative="1">
+      <w:start w:val="1"/>
+      <w:numFmt w:val="decimal"/>
+      <w:lvlText w:val="%3."/>
+      <w:lvlJc w:val="left"/>
+      <w:pPr>
+        <w:tabs>
+          <w:tab w:val="num" w:pos="2160"/>
+        </w:tabs>
+        <w:ind w:left="2160" w:hanging="360"/>
+      </w:pPr>
+    </w:lvl>
+    <w:lvl w:ilvl="3" w:tentative="1">
+      <w:start w:val="1"/>
+      <w:numFmt w:val="decimal"/>
+      <w:lvlText w:val="%4."/>
+      <w:lvlJc w:val="left"/>
+      <w:pPr>
+        <w:tabs>
+          <w:tab w:val="num" w:pos="2880"/>
+        </w:tabs>
+        <w:ind w:left="2880" w:hanging="360"/>
+      </w:pPr>
+    </w:lvl>
+    <w:lvl w:ilvl="4" w:tentative="1">
+      <w:start w:val="1"/>
+      <w:numFmt w:val="decimal"/>
+      <w:lvlText w:val="%5."/>
+      <w:lvlJc w:val="left"/>
+      <w:pPr>
+        <w:tabs>
+          <w:tab w:val="num" w:pos="3600"/>
+        </w:tabs>
+        <w:ind w:left="3600" w:hanging="360"/>
+      </w:pPr>
+    </w:lvl>
+    <w:lvl w:ilvl="5" w:tentative="1">
+      <w:start w:val="1"/>
+      <w:numFmt w:val="decimal"/>
+      <w:lvlText w:val="%6."/>
+      <w:lvlJc w:val="left"/>
+      <w:pPr>
+        <w:tabs>
+          <w:tab w:val="num" w:pos="4320"/>
+        </w:tabs>
+        <w:ind w:left="4320" w:hanging="360"/>
+      </w:pPr>
+    </w:lvl>
+    <w:lvl w:ilvl="6" w:tentative="1">
+      <w:start w:val="1"/>
+      <w:numFmt w:val="decimal"/>
+      <w:lvlText w:val="%7."/>
+      <w:lvlJc w:val="left"/>
+      <w:pPr>
+        <w:tabs>
+          <w:tab w:val="num" w:pos="5040"/>
+        </w:tabs>
+        <w:ind w:left="5040" w:hanging="360"/>
+      </w:pPr>
+    </w:lvl>
+    <w:lvl w:ilvl="7" w:tentative="1">
+      <w:start w:val="1"/>
+      <w:numFmt w:val="decimal"/>
+      <w:lvlText w:val="%8."/>
+      <w:lvlJc w:val="left"/>
+      <w:pPr>
+        <w:tabs>
+          <w:tab w:val="num" w:pos="5760"/>
+        </w:tabs>
+        <w:ind w:left="5760" w:hanging="360"/>
+      </w:pPr>
+    </w:lvl>
+    <w:lvl w:ilvl="8" w:tentative="1">
+      <w:start w:val="1"/>
+      <w:numFmt w:val="decimal"/>
+      <w:lvlText w:val="%9."/>
+      <w:lvlJc w:val="left"/>
+      <w:pPr>
+        <w:tabs>
+          <w:tab w:val="num" w:pos="6480"/>
+        </w:tabs>
+        <w:ind w:left="6480" w:hanging="360"/>
+      </w:pPr>
+    </w:lvl>
+  </w:abstractNum>
+  <w:abstractNum w:abstractNumId="21" w15:restartNumberingAfterBreak="0">
     <w:nsid w:val="5D902C32"/>
     <w:multiLevelType w:val="hybridMultilevel"/>
     <w:tmpl w:val="6EC891E8"/>
@@ -13928,7 +15486,7 @@
       </w:pPr>
     </w:lvl>
   </w:abstractNum>
-  <w:abstractNum w:abstractNumId="21" w15:restartNumberingAfterBreak="0">
+  <w:abstractNum w:abstractNumId="22" w15:restartNumberingAfterBreak="0">
     <w:nsid w:val="5DB35A52"/>
     <w:multiLevelType w:val="hybridMultilevel"/>
     <w:tmpl w:val="A8E61BC4"/>
@@ -14041,7 +15599,7 @@
       </w:rPr>
     </w:lvl>
   </w:abstractNum>
-  <w:abstractNum w:abstractNumId="22" w15:restartNumberingAfterBreak="0">
+  <w:abstractNum w:abstractNumId="23" w15:restartNumberingAfterBreak="0">
     <w:nsid w:val="5EC33394"/>
     <w:multiLevelType w:val="multilevel"/>
     <w:tmpl w:val="C8261284"/>
@@ -14130,7 +15688,7 @@
       </w:pPr>
     </w:lvl>
   </w:abstractNum>
-  <w:abstractNum w:abstractNumId="23" w15:restartNumberingAfterBreak="0">
+  <w:abstractNum w:abstractNumId="24" w15:restartNumberingAfterBreak="0">
     <w:nsid w:val="61B35E24"/>
     <w:multiLevelType w:val="hybridMultilevel"/>
     <w:tmpl w:val="E68667EE"/>
@@ -14216,7 +15774,7 @@
       </w:pPr>
     </w:lvl>
   </w:abstractNum>
-  <w:abstractNum w:abstractNumId="24" w15:restartNumberingAfterBreak="0">
+  <w:abstractNum w:abstractNumId="25" w15:restartNumberingAfterBreak="0">
     <w:nsid w:val="691A658C"/>
     <w:multiLevelType w:val="hybridMultilevel"/>
     <w:tmpl w:val="E68667EE"/>
@@ -14302,7 +15860,7 @@
       </w:pPr>
     </w:lvl>
   </w:abstractNum>
-  <w:abstractNum w:abstractNumId="25" w15:restartNumberingAfterBreak="0">
+  <w:abstractNum w:abstractNumId="26" w15:restartNumberingAfterBreak="0">
     <w:nsid w:val="6D313243"/>
     <w:multiLevelType w:val="hybridMultilevel"/>
     <w:tmpl w:val="FFFFFFFF"/>
@@ -14388,7 +15946,7 @@
       </w:pPr>
     </w:lvl>
   </w:abstractNum>
-  <w:abstractNum w:abstractNumId="26" w15:restartNumberingAfterBreak="0">
+  <w:abstractNum w:abstractNumId="27" w15:restartNumberingAfterBreak="0">
     <w:nsid w:val="6DBC20FC"/>
     <w:multiLevelType w:val="hybridMultilevel"/>
     <w:tmpl w:val="C96E1428"/>
@@ -14478,7 +16036,7 @@
       </w:pPr>
     </w:lvl>
   </w:abstractNum>
-  <w:abstractNum w:abstractNumId="27" w15:restartNumberingAfterBreak="0">
+  <w:abstractNum w:abstractNumId="28" w15:restartNumberingAfterBreak="0">
     <w:nsid w:val="6E201864"/>
     <w:multiLevelType w:val="hybridMultilevel"/>
     <w:tmpl w:val="E68667EE"/>
@@ -14564,7 +16122,7 @@
       </w:pPr>
     </w:lvl>
   </w:abstractNum>
-  <w:abstractNum w:abstractNumId="28" w15:restartNumberingAfterBreak="0">
+  <w:abstractNum w:abstractNumId="29" w15:restartNumberingAfterBreak="0">
     <w:nsid w:val="6FC11B7F"/>
     <w:multiLevelType w:val="hybridMultilevel"/>
     <w:tmpl w:val="21DA27D4"/>
@@ -14650,7 +16208,7 @@
       </w:pPr>
     </w:lvl>
   </w:abstractNum>
-  <w:abstractNum w:abstractNumId="29" w15:restartNumberingAfterBreak="0">
+  <w:abstractNum w:abstractNumId="30" w15:restartNumberingAfterBreak="0">
     <w:nsid w:val="73C820AA"/>
     <w:multiLevelType w:val="hybridMultilevel"/>
     <w:tmpl w:val="B8C6F234"/>
@@ -14736,7 +16294,7 @@
       </w:pPr>
     </w:lvl>
   </w:abstractNum>
-  <w:abstractNum w:abstractNumId="30" w15:restartNumberingAfterBreak="0">
+  <w:abstractNum w:abstractNumId="31" w15:restartNumberingAfterBreak="0">
     <w:nsid w:val="7E2477B9"/>
     <w:multiLevelType w:val="hybridMultilevel"/>
     <w:tmpl w:val="B044C4A8"/>
@@ -14838,10 +16396,10 @@
     <w:abstractNumId w:val="16"/>
   </w:num>
   <w:num w:numId="5" w16cid:durableId="1374421500">
-    <w:abstractNumId w:val="20"/>
+    <w:abstractNumId w:val="21"/>
   </w:num>
   <w:num w:numId="6" w16cid:durableId="267205637">
-    <w:abstractNumId w:val="22"/>
+    <w:abstractNumId w:val="23"/>
   </w:num>
   <w:num w:numId="7" w16cid:durableId="2020111381">
     <w:abstractNumId w:val="4"/>
@@ -14853,7 +16411,7 @@
     <w:abstractNumId w:val="0"/>
   </w:num>
   <w:num w:numId="10" w16cid:durableId="774713555">
-    <w:abstractNumId w:val="30"/>
+    <w:abstractNumId w:val="31"/>
   </w:num>
   <w:num w:numId="11" w16cid:durableId="13263071">
     <w:abstractNumId w:val="5"/>
@@ -14880,7 +16438,7 @@
     <w:abstractNumId w:val="11"/>
   </w:num>
   <w:num w:numId="19" w16cid:durableId="575240923">
-    <w:abstractNumId w:val="28"/>
+    <w:abstractNumId w:val="29"/>
   </w:num>
   <w:num w:numId="20" w16cid:durableId="967008093">
     <w:abstractNumId w:val="18"/>
@@ -14889,34 +16447,37 @@
     <w:abstractNumId w:val="19"/>
   </w:num>
   <w:num w:numId="22" w16cid:durableId="1441952610">
-    <w:abstractNumId w:val="23"/>
+    <w:abstractNumId w:val="24"/>
   </w:num>
   <w:num w:numId="23" w16cid:durableId="132870284">
     <w:abstractNumId w:val="13"/>
   </w:num>
   <w:num w:numId="24" w16cid:durableId="2086609993">
-    <w:abstractNumId w:val="24"/>
+    <w:abstractNumId w:val="25"/>
   </w:num>
   <w:num w:numId="25" w16cid:durableId="2087334323">
-    <w:abstractNumId w:val="27"/>
+    <w:abstractNumId w:val="28"/>
   </w:num>
   <w:num w:numId="26" w16cid:durableId="2091460789">
-    <w:abstractNumId w:val="25"/>
+    <w:abstractNumId w:val="26"/>
   </w:num>
   <w:num w:numId="27" w16cid:durableId="1079594051">
-    <w:abstractNumId w:val="26"/>
+    <w:abstractNumId w:val="27"/>
   </w:num>
   <w:num w:numId="28" w16cid:durableId="1966277818">
     <w:abstractNumId w:val="8"/>
   </w:num>
   <w:num w:numId="29" w16cid:durableId="325978151">
-    <w:abstractNumId w:val="29"/>
+    <w:abstractNumId w:val="30"/>
   </w:num>
   <w:num w:numId="30" w16cid:durableId="2039695721">
     <w:abstractNumId w:val="2"/>
   </w:num>
   <w:num w:numId="31" w16cid:durableId="1380057236">
-    <w:abstractNumId w:val="21"/>
+    <w:abstractNumId w:val="22"/>
+  </w:num>
+  <w:num w:numId="32" w16cid:durableId="1858738668">
+    <w:abstractNumId w:val="20"/>
   </w:num>
 </w:numbering>
 </file>
@@ -15316,16 +16877,16 @@
     <w:lsdException w:name="Unresolved Mention" w:semiHidden="1" w:unhideWhenUsed="1"/>
     <w:lsdException w:name="Smart Link" w:semiHidden="1" w:unhideWhenUsed="1"/>
   </w:latentStyles>
-  <w:style w:type="paragraph" w:default="1" w:styleId="Normal">
+  <w:style w:type="paragraph" w:default="1" w:styleId="Standaard">
     <w:name w:val="Normal"/>
     <w:qFormat/>
     <w:rsid w:val="00B44264"/>
   </w:style>
-  <w:style w:type="paragraph" w:styleId="Heading1">
+  <w:style w:type="paragraph" w:styleId="Kop1">
     <w:name w:val="heading 1"/>
-    <w:basedOn w:val="Normal"/>
-    <w:next w:val="Normal"/>
-    <w:link w:val="Heading1Char"/>
+    <w:basedOn w:val="Standaard"/>
+    <w:next w:val="Standaard"/>
+    <w:link w:val="Kop1Char"/>
     <w:uiPriority w:val="9"/>
     <w:qFormat/>
     <w:rsid w:val="00B44264"/>
@@ -15343,11 +16904,11 @@
       <w:szCs w:val="32"/>
     </w:rPr>
   </w:style>
-  <w:style w:type="paragraph" w:styleId="Heading2">
+  <w:style w:type="paragraph" w:styleId="Kop2">
     <w:name w:val="heading 2"/>
-    <w:basedOn w:val="Normal"/>
-    <w:next w:val="Normal"/>
-    <w:link w:val="Heading2Char"/>
+    <w:basedOn w:val="Standaard"/>
+    <w:next w:val="Standaard"/>
+    <w:link w:val="Kop2Char"/>
     <w:uiPriority w:val="9"/>
     <w:unhideWhenUsed/>
     <w:qFormat/>
@@ -15364,11 +16925,11 @@
       <w:sz w:val="32"/>
     </w:rPr>
   </w:style>
-  <w:style w:type="paragraph" w:styleId="Heading3">
+  <w:style w:type="paragraph" w:styleId="Kop3">
     <w:name w:val="heading 3"/>
-    <w:basedOn w:val="Normal"/>
-    <w:next w:val="Normal"/>
-    <w:link w:val="Heading3Char"/>
+    <w:basedOn w:val="Standaard"/>
+    <w:next w:val="Standaard"/>
+    <w:link w:val="Kop3Char"/>
     <w:uiPriority w:val="9"/>
     <w:unhideWhenUsed/>
     <w:qFormat/>
@@ -15388,11 +16949,11 @@
       <w:szCs w:val="24"/>
     </w:rPr>
   </w:style>
-  <w:style w:type="paragraph" w:styleId="Heading4">
+  <w:style w:type="paragraph" w:styleId="Kop4">
     <w:name w:val="heading 4"/>
-    <w:basedOn w:val="Normal"/>
-    <w:next w:val="Normal"/>
-    <w:link w:val="Heading4Char"/>
+    <w:basedOn w:val="Standaard"/>
+    <w:next w:val="Standaard"/>
+    <w:link w:val="Kop4Char"/>
     <w:uiPriority w:val="9"/>
     <w:semiHidden/>
     <w:unhideWhenUsed/>
@@ -15411,11 +16972,11 @@
       <w:color w:val="000000" w:themeColor="text1"/>
     </w:rPr>
   </w:style>
-  <w:style w:type="paragraph" w:styleId="Heading6">
+  <w:style w:type="paragraph" w:styleId="Kop6">
     <w:name w:val="heading 6"/>
-    <w:basedOn w:val="Normal"/>
-    <w:next w:val="Normal"/>
-    <w:link w:val="Heading6Char"/>
+    <w:basedOn w:val="Standaard"/>
+    <w:next w:val="Standaard"/>
+    <w:link w:val="Kop6Char"/>
     <w:uiPriority w:val="9"/>
     <w:semiHidden/>
     <w:unhideWhenUsed/>
@@ -15432,13 +16993,12 @@
       <w:color w:val="1F4D78" w:themeColor="accent1" w:themeShade="7F"/>
     </w:rPr>
   </w:style>
-  <w:style w:type="character" w:default="1" w:styleId="DefaultParagraphFont">
+  <w:style w:type="character" w:default="1" w:styleId="Standaardalinea-lettertype">
     <w:name w:val="Default Paragraph Font"/>
     <w:uiPriority w:val="1"/>
-    <w:semiHidden/>
     <w:unhideWhenUsed/>
   </w:style>
-  <w:style w:type="table" w:default="1" w:styleId="TableNormal">
+  <w:style w:type="table" w:default="1" w:styleId="Standaardtabel">
     <w:name w:val="Normal Table"/>
     <w:uiPriority w:val="99"/>
     <w:semiHidden/>
@@ -15453,16 +17013,16 @@
       </w:tblCellMar>
     </w:tblPr>
   </w:style>
-  <w:style w:type="numbering" w:default="1" w:styleId="NoList">
+  <w:style w:type="numbering" w:default="1" w:styleId="Geenlijst">
     <w:name w:val="No List"/>
     <w:uiPriority w:val="99"/>
     <w:semiHidden/>
     <w:unhideWhenUsed/>
   </w:style>
-  <w:style w:type="paragraph" w:styleId="Header">
+  <w:style w:type="paragraph" w:styleId="Koptekst">
     <w:name w:val="header"/>
-    <w:basedOn w:val="Normal"/>
-    <w:link w:val="HeaderChar"/>
+    <w:basedOn w:val="Standaard"/>
+    <w:link w:val="KoptekstChar"/>
     <w:uiPriority w:val="99"/>
     <w:unhideWhenUsed/>
     <w:rsid w:val="003D0CAD"/>
@@ -15474,17 +17034,17 @@
       <w:spacing w:after="0" w:line="240" w:lineRule="auto"/>
     </w:pPr>
   </w:style>
-  <w:style w:type="character" w:customStyle="1" w:styleId="HeaderChar">
-    <w:name w:val="Header Char"/>
-    <w:basedOn w:val="DefaultParagraphFont"/>
-    <w:link w:val="Header"/>
+  <w:style w:type="character" w:customStyle="1" w:styleId="KoptekstChar">
+    <w:name w:val="Koptekst Char"/>
+    <w:basedOn w:val="Standaardalinea-lettertype"/>
+    <w:link w:val="Koptekst"/>
     <w:uiPriority w:val="99"/>
     <w:rsid w:val="003D0CAD"/>
   </w:style>
-  <w:style w:type="paragraph" w:styleId="Footer">
+  <w:style w:type="paragraph" w:styleId="Voettekst">
     <w:name w:val="footer"/>
-    <w:basedOn w:val="Normal"/>
-    <w:link w:val="FooterChar"/>
+    <w:basedOn w:val="Standaard"/>
+    <w:link w:val="VoettekstChar"/>
     <w:uiPriority w:val="99"/>
     <w:unhideWhenUsed/>
     <w:rsid w:val="003D0CAD"/>
@@ -15496,16 +17056,16 @@
       <w:spacing w:after="0" w:line="240" w:lineRule="auto"/>
     </w:pPr>
   </w:style>
-  <w:style w:type="character" w:customStyle="1" w:styleId="FooterChar">
-    <w:name w:val="Footer Char"/>
-    <w:basedOn w:val="DefaultParagraphFont"/>
-    <w:link w:val="Footer"/>
+  <w:style w:type="character" w:customStyle="1" w:styleId="VoettekstChar">
+    <w:name w:val="Voettekst Char"/>
+    <w:basedOn w:val="Standaardalinea-lettertype"/>
+    <w:link w:val="Voettekst"/>
     <w:uiPriority w:val="99"/>
     <w:rsid w:val="003D0CAD"/>
   </w:style>
-  <w:style w:type="table" w:styleId="TableGrid">
+  <w:style w:type="table" w:styleId="Tabelraster">
     <w:name w:val="Table Grid"/>
-    <w:basedOn w:val="TableNormal"/>
+    <w:basedOn w:val="Standaardtabel"/>
     <w:uiPriority w:val="59"/>
     <w:rsid w:val="003D0CAD"/>
     <w:pPr>
@@ -15522,9 +17082,9 @@
       </w:tblBorders>
     </w:tblPr>
   </w:style>
-  <w:style w:type="paragraph" w:styleId="ListParagraph">
+  <w:style w:type="paragraph" w:styleId="Lijstalinea">
     <w:name w:val="List Paragraph"/>
-    <w:basedOn w:val="Normal"/>
+    <w:basedOn w:val="Standaard"/>
     <w:uiPriority w:val="34"/>
     <w:qFormat/>
     <w:rsid w:val="00716F2B"/>
@@ -15533,10 +17093,10 @@
       <w:contextualSpacing/>
     </w:pPr>
   </w:style>
-  <w:style w:type="character" w:customStyle="1" w:styleId="Heading1Char">
-    <w:name w:val="Heading 1 Char"/>
-    <w:basedOn w:val="DefaultParagraphFont"/>
-    <w:link w:val="Heading1"/>
+  <w:style w:type="character" w:customStyle="1" w:styleId="Kop1Char">
+    <w:name w:val="Kop 1 Char"/>
+    <w:basedOn w:val="Standaardalinea-lettertype"/>
+    <w:link w:val="Kop1"/>
     <w:uiPriority w:val="9"/>
     <w:rsid w:val="00B44264"/>
     <w:rPr>
@@ -15546,10 +17106,10 @@
       <w:szCs w:val="32"/>
     </w:rPr>
   </w:style>
-  <w:style w:type="character" w:customStyle="1" w:styleId="Heading2Char">
-    <w:name w:val="Heading 2 Char"/>
-    <w:basedOn w:val="DefaultParagraphFont"/>
-    <w:link w:val="Heading2"/>
+  <w:style w:type="character" w:customStyle="1" w:styleId="Kop2Char">
+    <w:name w:val="Kop 2 Char"/>
+    <w:basedOn w:val="Standaardalinea-lettertype"/>
+    <w:link w:val="Kop2"/>
     <w:uiPriority w:val="9"/>
     <w:rsid w:val="00AE7D59"/>
     <w:rPr>
@@ -15558,10 +17118,10 @@
       <w:sz w:val="32"/>
     </w:rPr>
   </w:style>
-  <w:style w:type="character" w:customStyle="1" w:styleId="Heading3Char">
-    <w:name w:val="Heading 3 Char"/>
-    <w:basedOn w:val="DefaultParagraphFont"/>
-    <w:link w:val="Heading3"/>
+  <w:style w:type="character" w:customStyle="1" w:styleId="Kop3Char">
+    <w:name w:val="Kop 3 Char"/>
+    <w:basedOn w:val="Standaardalinea-lettertype"/>
+    <w:link w:val="Kop3"/>
     <w:uiPriority w:val="9"/>
     <w:rsid w:val="00AE7D59"/>
     <w:rPr>
@@ -15573,10 +17133,10 @@
       <w:szCs w:val="24"/>
     </w:rPr>
   </w:style>
-  <w:style w:type="character" w:customStyle="1" w:styleId="Heading4Char">
-    <w:name w:val="Heading 4 Char"/>
-    <w:basedOn w:val="DefaultParagraphFont"/>
-    <w:link w:val="Heading4"/>
+  <w:style w:type="character" w:customStyle="1" w:styleId="Kop4Char">
+    <w:name w:val="Kop 4 Char"/>
+    <w:basedOn w:val="Standaardalinea-lettertype"/>
+    <w:link w:val="Kop4"/>
     <w:uiPriority w:val="9"/>
     <w:semiHidden/>
     <w:rsid w:val="00B44264"/>
@@ -15587,10 +17147,10 @@
       <w:color w:val="000000" w:themeColor="text1"/>
     </w:rPr>
   </w:style>
-  <w:style w:type="paragraph" w:styleId="BalloonText">
+  <w:style w:type="paragraph" w:styleId="Ballontekst">
     <w:name w:val="Balloon Text"/>
-    <w:basedOn w:val="Normal"/>
-    <w:link w:val="BalloonTextChar"/>
+    <w:basedOn w:val="Standaard"/>
+    <w:link w:val="BallontekstChar"/>
     <w:uiPriority w:val="99"/>
     <w:semiHidden/>
     <w:unhideWhenUsed/>
@@ -15604,10 +17164,10 @@
       <w:szCs w:val="16"/>
     </w:rPr>
   </w:style>
-  <w:style w:type="character" w:customStyle="1" w:styleId="BalloonTextChar">
-    <w:name w:val="Balloon Text Char"/>
-    <w:basedOn w:val="DefaultParagraphFont"/>
-    <w:link w:val="BalloonText"/>
+  <w:style w:type="character" w:customStyle="1" w:styleId="BallontekstChar">
+    <w:name w:val="Ballontekst Char"/>
+    <w:basedOn w:val="Standaardalinea-lettertype"/>
+    <w:link w:val="Ballontekst"/>
     <w:uiPriority w:val="99"/>
     <w:semiHidden/>
     <w:rsid w:val="00756DEF"/>
@@ -15617,10 +17177,10 @@
       <w:szCs w:val="16"/>
     </w:rPr>
   </w:style>
-  <w:style w:type="paragraph" w:styleId="TOCHeading">
+  <w:style w:type="paragraph" w:styleId="Kopvaninhoudsopgave">
     <w:name w:val="TOC Heading"/>
-    <w:basedOn w:val="Heading1"/>
-    <w:next w:val="Normal"/>
+    <w:basedOn w:val="Kop1"/>
+    <w:next w:val="Standaard"/>
     <w:uiPriority w:val="39"/>
     <w:unhideWhenUsed/>
     <w:qFormat/>
@@ -15640,10 +17200,10 @@
       <w:lang w:eastAsia="nl-NL"/>
     </w:rPr>
   </w:style>
-  <w:style w:type="paragraph" w:styleId="TOC1">
+  <w:style w:type="paragraph" w:styleId="Inhopg1">
     <w:name w:val="toc 1"/>
-    <w:basedOn w:val="Normal"/>
-    <w:next w:val="Normal"/>
+    <w:basedOn w:val="Standaard"/>
+    <w:next w:val="Standaard"/>
     <w:autoRedefine/>
     <w:uiPriority w:val="39"/>
     <w:unhideWhenUsed/>
@@ -15657,7 +17217,7 @@
   </w:style>
   <w:style w:type="character" w:styleId="Hyperlink">
     <w:name w:val="Hyperlink"/>
-    <w:basedOn w:val="DefaultParagraphFont"/>
+    <w:basedOn w:val="Standaardalinea-lettertype"/>
     <w:uiPriority w:val="99"/>
     <w:unhideWhenUsed/>
     <w:rsid w:val="00DD7202"/>
@@ -15666,11 +17226,11 @@
       <w:u w:val="single"/>
     </w:rPr>
   </w:style>
-  <w:style w:type="paragraph" w:styleId="Title">
+  <w:style w:type="paragraph" w:styleId="Titel">
     <w:name w:val="Title"/>
-    <w:basedOn w:val="Normal"/>
-    <w:next w:val="Normal"/>
-    <w:link w:val="TitleChar"/>
+    <w:basedOn w:val="Standaard"/>
+    <w:next w:val="Standaard"/>
+    <w:link w:val="TitelChar"/>
     <w:uiPriority w:val="10"/>
     <w:qFormat/>
     <w:rsid w:val="00DD7202"/>
@@ -15690,10 +17250,10 @@
       <w:szCs w:val="52"/>
     </w:rPr>
   </w:style>
-  <w:style w:type="character" w:customStyle="1" w:styleId="TitleChar">
-    <w:name w:val="Title Char"/>
-    <w:basedOn w:val="DefaultParagraphFont"/>
-    <w:link w:val="Title"/>
+  <w:style w:type="character" w:customStyle="1" w:styleId="TitelChar">
+    <w:name w:val="Titel Char"/>
+    <w:basedOn w:val="Standaardalinea-lettertype"/>
+    <w:link w:val="Titel"/>
     <w:uiPriority w:val="10"/>
     <w:rsid w:val="00DD7202"/>
     <w:rPr>
@@ -15705,11 +17265,11 @@
       <w:szCs w:val="52"/>
     </w:rPr>
   </w:style>
-  <w:style w:type="paragraph" w:styleId="Subtitle">
+  <w:style w:type="paragraph" w:styleId="Ondertitel">
     <w:name w:val="Subtitle"/>
-    <w:basedOn w:val="Normal"/>
-    <w:next w:val="Normal"/>
-    <w:link w:val="SubtitleChar"/>
+    <w:basedOn w:val="Standaard"/>
+    <w:next w:val="Standaard"/>
+    <w:link w:val="OndertitelChar"/>
     <w:uiPriority w:val="11"/>
     <w:qFormat/>
     <w:rsid w:val="00DD7202"/>
@@ -15728,10 +17288,10 @@
       <w:szCs w:val="24"/>
     </w:rPr>
   </w:style>
-  <w:style w:type="character" w:customStyle="1" w:styleId="SubtitleChar">
-    <w:name w:val="Subtitle Char"/>
-    <w:basedOn w:val="DefaultParagraphFont"/>
-    <w:link w:val="Subtitle"/>
+  <w:style w:type="character" w:customStyle="1" w:styleId="OndertitelChar">
+    <w:name w:val="Ondertitel Char"/>
+    <w:basedOn w:val="Standaardalinea-lettertype"/>
+    <w:link w:val="Ondertitel"/>
     <w:uiPriority w:val="11"/>
     <w:rsid w:val="00DD7202"/>
     <w:rPr>
@@ -15744,9 +17304,9 @@
       <w:szCs w:val="24"/>
     </w:rPr>
   </w:style>
-  <w:style w:type="character" w:styleId="CommentReference">
+  <w:style w:type="character" w:styleId="Verwijzingopmerking">
     <w:name w:val="annotation reference"/>
-    <w:basedOn w:val="DefaultParagraphFont"/>
+    <w:basedOn w:val="Standaardalinea-lettertype"/>
     <w:uiPriority w:val="99"/>
     <w:semiHidden/>
     <w:unhideWhenUsed/>
@@ -15756,10 +17316,10 @@
       <w:szCs w:val="18"/>
     </w:rPr>
   </w:style>
-  <w:style w:type="paragraph" w:styleId="CommentText">
+  <w:style w:type="paragraph" w:styleId="Tekstopmerking">
     <w:name w:val="annotation text"/>
-    <w:basedOn w:val="Normal"/>
-    <w:link w:val="CommentTextChar"/>
+    <w:basedOn w:val="Standaard"/>
+    <w:link w:val="TekstopmerkingChar"/>
     <w:uiPriority w:val="99"/>
     <w:semiHidden/>
     <w:unhideWhenUsed/>
@@ -15772,10 +17332,10 @@
       <w:szCs w:val="24"/>
     </w:rPr>
   </w:style>
-  <w:style w:type="character" w:customStyle="1" w:styleId="CommentTextChar">
-    <w:name w:val="Comment Text Char"/>
-    <w:basedOn w:val="DefaultParagraphFont"/>
-    <w:link w:val="CommentText"/>
+  <w:style w:type="character" w:customStyle="1" w:styleId="TekstopmerkingChar">
+    <w:name w:val="Tekst opmerking Char"/>
+    <w:basedOn w:val="Standaardalinea-lettertype"/>
+    <w:link w:val="Tekstopmerking"/>
     <w:uiPriority w:val="99"/>
     <w:semiHidden/>
     <w:rsid w:val="001F68CA"/>
@@ -15784,11 +17344,11 @@
       <w:szCs w:val="24"/>
     </w:rPr>
   </w:style>
-  <w:style w:type="paragraph" w:styleId="CommentSubject">
+  <w:style w:type="paragraph" w:styleId="Onderwerpvanopmerking">
     <w:name w:val="annotation subject"/>
-    <w:basedOn w:val="CommentText"/>
-    <w:next w:val="CommentText"/>
-    <w:link w:val="CommentSubjectChar"/>
+    <w:basedOn w:val="Tekstopmerking"/>
+    <w:next w:val="Tekstopmerking"/>
+    <w:link w:val="OnderwerpvanopmerkingChar"/>
     <w:uiPriority w:val="99"/>
     <w:semiHidden/>
     <w:unhideWhenUsed/>
@@ -15800,10 +17360,10 @@
       <w:szCs w:val="20"/>
     </w:rPr>
   </w:style>
-  <w:style w:type="character" w:customStyle="1" w:styleId="CommentSubjectChar">
-    <w:name w:val="Comment Subject Char"/>
-    <w:basedOn w:val="CommentTextChar"/>
-    <w:link w:val="CommentSubject"/>
+  <w:style w:type="character" w:customStyle="1" w:styleId="OnderwerpvanopmerkingChar">
+    <w:name w:val="Onderwerp van opmerking Char"/>
+    <w:basedOn w:val="TekstopmerkingChar"/>
+    <w:link w:val="Onderwerpvanopmerking"/>
     <w:uiPriority w:val="99"/>
     <w:semiHidden/>
     <w:rsid w:val="001F68CA"/>
@@ -15816,12 +17376,12 @@
   </w:style>
   <w:style w:type="character" w:customStyle="1" w:styleId="lewnzc">
     <w:name w:val="lewnzc"/>
-    <w:basedOn w:val="DefaultParagraphFont"/>
+    <w:basedOn w:val="Standaardalinea-lettertype"/>
     <w:rsid w:val="003A1469"/>
   </w:style>
-  <w:style w:type="character" w:styleId="Emphasis">
+  <w:style w:type="character" w:styleId="Nadruk">
     <w:name w:val="Emphasis"/>
-    <w:basedOn w:val="DefaultParagraphFont"/>
+    <w:basedOn w:val="Standaardalinea-lettertype"/>
     <w:uiPriority w:val="20"/>
     <w:qFormat/>
     <w:rsid w:val="003A1469"/>
@@ -15832,10 +17392,10 @@
   </w:style>
   <w:style w:type="character" w:customStyle="1" w:styleId="tlssbb">
     <w:name w:val="tlssbb"/>
-    <w:basedOn w:val="DefaultParagraphFont"/>
+    <w:basedOn w:val="Standaardalinea-lettertype"/>
     <w:rsid w:val="00B2286A"/>
   </w:style>
-  <w:style w:type="paragraph" w:styleId="NoSpacing">
+  <w:style w:type="paragraph" w:styleId="Geenafstand">
     <w:name w:val="No Spacing"/>
     <w:uiPriority w:val="1"/>
     <w:qFormat/>
@@ -15844,10 +17404,10 @@
       <w:spacing w:after="0" w:line="240" w:lineRule="auto"/>
     </w:pPr>
   </w:style>
-  <w:style w:type="character" w:customStyle="1" w:styleId="Heading6Char">
-    <w:name w:val="Heading 6 Char"/>
-    <w:basedOn w:val="DefaultParagraphFont"/>
-    <w:link w:val="Heading6"/>
+  <w:style w:type="character" w:customStyle="1" w:styleId="Kop6Char">
+    <w:name w:val="Kop 6 Char"/>
+    <w:basedOn w:val="Standaardalinea-lettertype"/>
+    <w:link w:val="Kop6"/>
     <w:uiPriority w:val="9"/>
     <w:semiHidden/>
     <w:rsid w:val="00710649"/>
@@ -15856,10 +17416,10 @@
       <w:color w:val="1F4D78" w:themeColor="accent1" w:themeShade="7F"/>
     </w:rPr>
   </w:style>
-  <w:style w:type="paragraph" w:styleId="TOC3">
+  <w:style w:type="paragraph" w:styleId="Inhopg3">
     <w:name w:val="toc 3"/>
-    <w:basedOn w:val="Normal"/>
-    <w:next w:val="Normal"/>
+    <w:basedOn w:val="Standaard"/>
+    <w:next w:val="Standaard"/>
     <w:autoRedefine/>
     <w:uiPriority w:val="39"/>
     <w:unhideWhenUsed/>
@@ -15869,10 +17429,10 @@
       <w:ind w:left="440"/>
     </w:pPr>
   </w:style>
-  <w:style w:type="paragraph" w:styleId="TOC2">
+  <w:style w:type="paragraph" w:styleId="Inhopg2">
     <w:name w:val="toc 2"/>
-    <w:basedOn w:val="Normal"/>
-    <w:next w:val="Normal"/>
+    <w:basedOn w:val="Standaard"/>
+    <w:next w:val="Standaard"/>
     <w:autoRedefine/>
     <w:uiPriority w:val="39"/>
     <w:unhideWhenUsed/>
@@ -16147,6 +17707,15 @@
 </file>
 
 <file path=customXml/item1.xml><?xml version="1.0" encoding="utf-8"?>
+<?mso-contentType ?>
+<FormTemplates xmlns="http://schemas.microsoft.com/sharepoint/v3/contenttype/forms">
+  <Display>DocumentLibraryForm</Display>
+  <Edit>DocumentLibraryForm</Edit>
+  <New>DocumentLibraryForm</New>
+</FormTemplates>
+</file>
+
+<file path=customXml/item2.xml><?xml version="1.0" encoding="utf-8"?>
 <ct:contentTypeSchema xmlns:ct="http://schemas.microsoft.com/office/2006/metadata/contentType" xmlns:ma="http://schemas.microsoft.com/office/2006/metadata/properties/metaAttributes" ct:_="" ma:_="" ma:contentTypeName="Document" ma:contentTypeID="0x010100D5188FA4F7421B4A93E65E307A769E27" ma:contentTypeVersion="15" ma:contentTypeDescription="Een nieuw document maken." ma:contentTypeScope="" ma:versionID="9bfd002f47f5f7e7b2724518f3fad1a5">
   <xsd:schema xmlns:xsd="http://www.w3.org/2001/XMLSchema" xmlns:xs="http://www.w3.org/2001/XMLSchema" xmlns:p="http://schemas.microsoft.com/office/2006/metadata/properties" xmlns:ns2="094ecc41-7a37-40c9-8390-f18431712098" xmlns:ns3="32dd6115-ce5d-46b4-b638-9e7d5ca6cbee" targetNamespace="http://schemas.microsoft.com/office/2006/metadata/properties" ma:root="true" ma:fieldsID="e2c1118370456e9a6d2939e9bd0f2e89" ns2:_="" ns3:_="">
     <xsd:import namespace="094ecc41-7a37-40c9-8390-f18431712098"/>
@@ -16381,20 +17950,7 @@
 </ct:contentTypeSchema>
 </file>
 
-<file path=customXml/item2.xml><?xml version="1.0" encoding="utf-8"?>
-<?mso-contentType ?>
-<FormTemplates xmlns="http://schemas.microsoft.com/sharepoint/v3/contenttype/forms">
-  <Display>DocumentLibraryForm</Display>
-  <Edit>DocumentLibraryForm</Edit>
-  <New>DocumentLibraryForm</New>
-</FormTemplates>
-</file>
-
 <file path=customXml/item3.xml><?xml version="1.0" encoding="utf-8"?>
-<b:Sources xmlns:b="http://schemas.openxmlformats.org/officeDocument/2006/bibliography" xmlns="http://schemas.openxmlformats.org/officeDocument/2006/bibliography" SelectedStyle="\APASixthEditionOfficeOnline.xsl" StyleName="APA" Version="6"/>
-</file>
-
-<file path=customXml/item4.xml><?xml version="1.0" encoding="utf-8"?>
 <p:properties xmlns:p="http://schemas.microsoft.com/office/2006/metadata/properties" xmlns:xsi="http://www.w3.org/2001/XMLSchema-instance" xmlns:pc="http://schemas.microsoft.com/office/infopath/2007/PartnerControls">
   <documentManagement>
     <TaxCatchAll xmlns="32dd6115-ce5d-46b4-b638-9e7d5ca6cbee" xsi:nil="true"/>
@@ -16405,7 +17961,19 @@
 </p:properties>
 </file>
 
+<file path=customXml/item4.xml><?xml version="1.0" encoding="utf-8"?>
+<b:Sources xmlns:b="http://schemas.openxmlformats.org/officeDocument/2006/bibliography" xmlns="http://schemas.openxmlformats.org/officeDocument/2006/bibliography" SelectedStyle="\APASixthEditionOfficeOnline.xsl" StyleName="APA" Version="6"/>
+</file>
+
 <file path=customXml/itemProps1.xml><?xml version="1.0" encoding="utf-8"?>
+<ds:datastoreItem xmlns:ds="http://schemas.openxmlformats.org/officeDocument/2006/customXml" ds:itemID="{C6916C6B-E06E-47CD-A094-BBBE44C5EA8C}">
+  <ds:schemaRefs>
+    <ds:schemaRef ds:uri="http://schemas.microsoft.com/sharepoint/v3/contenttype/forms"/>
+  </ds:schemaRefs>
+</ds:datastoreItem>
+</file>
+
+<file path=customXml/itemProps2.xml><?xml version="1.0" encoding="utf-8"?>
 <ds:datastoreItem xmlns:ds="http://schemas.openxmlformats.org/officeDocument/2006/customXml" ds:itemID="{6D953465-DEAC-453F-952B-2BF171A6BD1D}">
   <ds:schemaRefs>
     <ds:schemaRef ds:uri="http://schemas.microsoft.com/office/2006/metadata/contentType"/>
@@ -16424,23 +17992,7 @@
 </ds:datastoreItem>
 </file>
 
-<file path=customXml/itemProps2.xml><?xml version="1.0" encoding="utf-8"?>
-<ds:datastoreItem xmlns:ds="http://schemas.openxmlformats.org/officeDocument/2006/customXml" ds:itemID="{C6916C6B-E06E-47CD-A094-BBBE44C5EA8C}">
-  <ds:schemaRefs>
-    <ds:schemaRef ds:uri="http://schemas.microsoft.com/sharepoint/v3/contenttype/forms"/>
-  </ds:schemaRefs>
-</ds:datastoreItem>
-</file>
-
 <file path=customXml/itemProps3.xml><?xml version="1.0" encoding="utf-8"?>
-<ds:datastoreItem xmlns:ds="http://schemas.openxmlformats.org/officeDocument/2006/customXml" ds:itemID="{72B7D650-2FAA-4D72-B587-235E59E6AC26}">
-  <ds:schemaRefs>
-    <ds:schemaRef ds:uri="http://schemas.openxmlformats.org/officeDocument/2006/bibliography"/>
-  </ds:schemaRefs>
-</ds:datastoreItem>
-</file>
-
-<file path=customXml/itemProps4.xml><?xml version="1.0" encoding="utf-8"?>
 <ds:datastoreItem xmlns:ds="http://schemas.openxmlformats.org/officeDocument/2006/customXml" ds:itemID="{846B1C81-E993-40E7-BCC5-DA63F0CD945C}">
   <ds:schemaRefs>
     <ds:schemaRef ds:uri="http://schemas.microsoft.com/office/2006/metadata/properties"/>
@@ -16449,4 +18001,12 @@
     <ds:schemaRef ds:uri="094ecc41-7a37-40c9-8390-f18431712098"/>
   </ds:schemaRefs>
 </ds:datastoreItem>
+</file>
+
+<file path=customXml/itemProps4.xml><?xml version="1.0" encoding="utf-8"?>
+<ds:datastoreItem xmlns:ds="http://schemas.openxmlformats.org/officeDocument/2006/customXml" ds:itemID="{72B7D650-2FAA-4D72-B587-235E59E6AC26}">
+  <ds:schemaRefs>
+    <ds:schemaRef ds:uri="http://schemas.openxmlformats.org/officeDocument/2006/bibliography"/>
+  </ds:schemaRefs>
+</ds:datastoreItem>
 </file>